--- a/docs/Vector-Manual.docx
+++ b/docs/Vector-Manual.docx
@@ -12,7 +12,7 @@
           <w:sz w:val="40"/>
           <w:szCs w:val="40"/>
         </w:rPr>
-        <w:t xml:space="preserve">VECTOR ÃƒÆ’Ã†â€™Ãƒâ€ Ã¢â‚¬â„¢ÃƒÆ’Ã¢â‚¬Â ÃƒÂ¢Ã¢â€šÂ¬Ã¢â€žÂ¢ÃƒÆ’Ã†â€™ÃƒÂ¢Ã¢â€šÂ¬Ã…Â¡ÃƒÆ’Ã¢â‚¬Å¡Ãƒâ€šÃ‚Â¢ÃƒÆ’Ã†â€™Ãƒâ€ Ã¢â‚¬â„¢ÃƒÆ’Ã¢â‚¬Å¡Ãƒâ€šÃ‚Â¢ÃƒÆ’Ã†â€™Ãƒâ€šÃ‚Â¢ÃƒÆ’Ã‚Â¢ÃƒÂ¢Ã¢â€šÂ¬Ã…Â¡Ãƒâ€šÃ‚Â¬ÃƒÆ’Ã¢â‚¬Â¦Ãƒâ€šÃ‚Â¡ÃƒÆ’Ã†â€™ÃƒÂ¢Ã¢â€šÂ¬Ã…Â¡ÃƒÆ’Ã¢â‚¬Å¡Ãƒâ€šÃ‚Â¬ÃƒÆ’Ã†â€™Ãƒâ€ Ã¢â‚¬â„¢ÃƒÆ’Ã¢â‚¬Å¡Ãƒâ€šÃ‚Â¢ÃƒÆ’Ã†â€™Ãƒâ€šÃ‚Â¢ÃƒÆ’Ã‚Â¢ÃƒÂ¢Ã¢â‚¬Å¡Ã‚Â¬Ãƒâ€¦Ã‚Â¡ÃƒÆ’Ã¢â‚¬Å¡Ãƒâ€šÃ‚Â¬ÃƒÆ’Ã†â€™ÃƒÂ¢Ã¢â€šÂ¬Ã…Â¡ÃƒÆ’Ã¢â‚¬Å¡Ãƒâ€šÃ‚Â Complete Build &amp; Usage Manual</w:t>
+        <w:t xml:space="preserve">VECTOR ÃƒÆ’Ã†â€™Ãƒâ€ Ã¢â‚¬â„¢ÃƒÆ’Ã¢â‚¬Â ÃƒÂ¢Ã¢â€šÂ¬Ã¢â€žÂ¢ÃƒÆ’Ã†â€™ÃƒÂ¢Ã¢â€šÂ¬Ã‚Â ÃƒÆ’Ã‚Â¢ÃƒÂ¢Ã¢â‚¬Å¡Ã‚Â¬ÃƒÂ¢Ã¢â‚¬Å¾Ã‚Â¢ÃƒÆ’Ã†â€™Ãƒâ€ Ã¢â‚¬â„¢ÃƒÆ’Ã‚Â¢ÃƒÂ¢Ã¢â‚¬Å¡Ã‚Â¬Ãƒâ€¦Ã‚Â¡ÃƒÆ’Ã†â€™ÃƒÂ¢Ã¢â€šÂ¬Ã…Â¡ÃƒÆ’Ã¢â‚¬Å¡Ãƒâ€šÃ‚Â¢ÃƒÆ’Ã†â€™Ãƒâ€ Ã¢â‚¬â„¢ÃƒÆ’Ã¢â‚¬Â ÃƒÂ¢Ã¢â€šÂ¬Ã¢â€žÂ¢ÃƒÆ’Ã†â€™ÃƒÂ¢Ã¢â€šÂ¬Ã…Â¡ÃƒÆ’Ã¢â‚¬Å¡Ãƒâ€šÃ‚Â¢ÃƒÆ’Ã†â€™Ãƒâ€ Ã¢â‚¬â„¢ÃƒÆ’Ã¢â‚¬Å¡Ãƒâ€šÃ‚Â¢ÃƒÆ’Ã†â€™Ãƒâ€šÃ‚Â¢ÃƒÆ’Ã‚Â¢ÃƒÂ¢Ã¢â‚¬Å¡Ã‚Â¬Ãƒâ€¦Ã‚Â¡ÃƒÆ’Ã¢â‚¬Å¡Ãƒâ€šÃ‚Â¬ÃƒÆ’Ã†â€™ÃƒÂ¢Ã¢â€šÂ¬Ã‚Â¦ÃƒÆ’Ã¢â‚¬Å¡Ãƒâ€šÃ‚Â¡ÃƒÆ’Ã†â€™Ãƒâ€ Ã¢â‚¬â„¢ÃƒÆ’Ã‚Â¢ÃƒÂ¢Ã¢â‚¬Å¡Ã‚Â¬Ãƒâ€¦Ã‚Â¡ÃƒÆ’Ã†â€™ÃƒÂ¢Ã¢â€šÂ¬Ã…Â¡ÃƒÆ’Ã¢â‚¬Å¡Ãƒâ€šÃ‚Â¬ÃƒÆ’Ã†â€™Ãƒâ€ Ã¢â‚¬â„¢ÃƒÆ’Ã¢â‚¬Â ÃƒÂ¢Ã¢â€šÂ¬Ã¢â€žÂ¢ÃƒÆ’Ã†â€™ÃƒÂ¢Ã¢â€šÂ¬Ã…Â¡ÃƒÆ’Ã¢â‚¬Å¡Ãƒâ€šÃ‚Â¢ÃƒÆ’Ã†â€™Ãƒâ€ Ã¢â‚¬â„¢ÃƒÆ’Ã¢â‚¬Å¡Ãƒâ€šÃ‚Â¢ÃƒÆ’Ã†â€™Ãƒâ€šÃ‚Â¢ÃƒÆ’Ã‚Â¢ÃƒÂ¢Ã¢â€šÂ¬Ã…Â¡Ãƒâ€šÃ‚Â¬ÃƒÆ’Ã¢â‚¬Â¦Ãƒâ€šÃ‚Â¡ÃƒÆ’Ã†â€™ÃƒÂ¢Ã¢â€šÂ¬Ã…Â¡ÃƒÆ’Ã¢â‚¬Å¡Ãƒâ€šÃ‚Â¬ÃƒÆ’Ã†â€™Ãƒâ€ Ã¢â‚¬â„¢ÃƒÆ’Ã‚Â¢ÃƒÂ¢Ã¢â‚¬Å¡Ã‚Â¬Ãƒâ€¦Ã‚Â¡ÃƒÆ’Ã†â€™ÃƒÂ¢Ã¢â€šÂ¬Ã…Â¡ÃƒÆ’Ã¢â‚¬Å¡Ãƒâ€šÃ‚Â Complete Build &amp; Usage Manual</w:t>
       </w:r>
     </w:p>
     <w:p>
@@ -566,7 +566,7 @@
           <w:szCs w:val="18"/>
           <w:color w:val="333333"/>
         </w:rPr>
-        <w:t xml:space="preserve">+-- src/                         SHARED ENGINE (the product)</w:t>
+        <w:t xml:space="preserve">+-- engine/src/                         SHARED ENGINE (the product)</w:t>
       </w:r>
     </w:p>
     <w:p>
@@ -622,7 +622,7 @@
           <w:szCs w:val="18"/>
           <w:color w:val="333333"/>
         </w:rPr>
-        <w:t xml:space="preserve">+-- extension/                   BROWSER EXTENSION CLIENT</w:t>
+        <w:t xml:space="preserve">+-- ui/extension/                   BROWSER EXTENSION CLIENT</w:t>
       </w:r>
     </w:p>
     <w:p>
@@ -664,49 +664,49 @@
           <w:szCs w:val="18"/>
           <w:color w:val="333333"/>
         </w:rPr>
-        <w:t xml:space="preserve">+-- cli/vector-cli.js            COMMAND-LINE CLIENT</w:t>
-      </w:r>
-    </w:p>
-    <w:p>
-      <w:pPr>
-        <w:spacing w:before="0" w:after="0"/>
-      </w:pPr>
-      <w:r>
-        <w:rPr>
-          <w:rFonts w:ascii="Consolas" w:hAnsi="Consolas"/>
-          <w:sz w:val="18"/>
-          <w:szCs w:val="18"/>
-          <w:color w:val="333333"/>
-        </w:rPr>
-        <w:t xml:space="preserve">+-- mobile-expo/                 REACT NATIVE (iOS + Android) CLIENT</w:t>
-      </w:r>
-    </w:p>
-    <w:p>
-      <w:pPr>
-        <w:spacing w:before="0" w:after="0"/>
-      </w:pPr>
-      <w:r>
-        <w:rPr>
-          <w:rFonts w:ascii="Consolas" w:hAnsi="Consolas"/>
-          <w:sz w:val="18"/>
-          <w:szCs w:val="18"/>
-          <w:color w:val="333333"/>
-        </w:rPr>
-        <w:t xml:space="preserve">+-- mobile-native/               CAPACITOR (Android) CLIENT   [folder: mobile/]</w:t>
-      </w:r>
-    </w:p>
-    <w:p>
-      <w:pPr>
-        <w:spacing w:before="0" w:after="0"/>
-      </w:pPr>
-      <w:r>
-        <w:rPr>
-          <w:rFonts w:ascii="Consolas" w:hAnsi="Consolas"/>
-          <w:sz w:val="18"/>
-          <w:szCs w:val="18"/>
-          <w:color w:val="333333"/>
-        </w:rPr>
-        <w:t xml:space="preserve">+-- web/                         PUBLIC DEMO CLIENT           [folder: demo/]</w:t>
+        <w:t xml:space="preserve">+-- engine/cli/vector-cli.js            COMMAND-LINE CLIENT</w:t>
+      </w:r>
+    </w:p>
+    <w:p>
+      <w:pPr>
+        <w:spacing w:before="0" w:after="0"/>
+      </w:pPr>
+      <w:r>
+        <w:rPr>
+          <w:rFonts w:ascii="Consolas" w:hAnsi="Consolas"/>
+          <w:sz w:val="18"/>
+          <w:szCs w:val="18"/>
+          <w:color w:val="333333"/>
+        </w:rPr>
+        <w:t xml:space="preserve">+-- ui/mobile-expo/                 REACT NATIVE (iOS + Android) CLIENT</w:t>
+      </w:r>
+    </w:p>
+    <w:p>
+      <w:pPr>
+        <w:spacing w:before="0" w:after="0"/>
+      </w:pPr>
+      <w:r>
+        <w:rPr>
+          <w:rFonts w:ascii="Consolas" w:hAnsi="Consolas"/>
+          <w:sz w:val="18"/>
+          <w:szCs w:val="18"/>
+          <w:color w:val="333333"/>
+        </w:rPr>
+        <w:t xml:space="preserve">+-- ui/mobile-native/               CAPACITOR (Android) CLIENT   </w:t>
+      </w:r>
+    </w:p>
+    <w:p>
+      <w:pPr>
+        <w:spacing w:before="0" w:after="0"/>
+      </w:pPr>
+      <w:r>
+        <w:rPr>
+          <w:rFonts w:ascii="Consolas" w:hAnsi="Consolas"/>
+          <w:sz w:val="18"/>
+          <w:szCs w:val="18"/>
+          <w:color w:val="333333"/>
+        </w:rPr>
+        <w:t xml:space="preserve">+-- ui/web/                         PUBLIC DEMO CLIENT           [folder: ui/web/]</w:t>
       </w:r>
     </w:p>
     <w:p>
@@ -734,21 +734,21 @@
           <w:szCs w:val="18"/>
           <w:color w:val="333333"/>
         </w:rPr>
-        <w:t xml:space="preserve">+-- eval/                        EVIDENCE (datasets, harnesses, downstream/)</w:t>
-      </w:r>
-    </w:p>
-    <w:p>
-      <w:pPr>
-        <w:spacing w:before="0" w:after="0"/>
-      </w:pPr>
-      <w:r>
-        <w:rPr>
-          <w:rFonts w:ascii="Consolas" w:hAnsi="Consolas"/>
-          <w:sz w:val="18"/>
-          <w:szCs w:val="18"/>
-          <w:color w:val="333333"/>
-        </w:rPr>
-        <w:t xml:space="preserve">+-- test/run-tests.js            UNIT TESTS</w:t>
+        <w:t xml:space="preserve">+-- engine/eval/                        EVIDENCE (datasets, harnesses, downstream/)</w:t>
+      </w:r>
+    </w:p>
+    <w:p>
+      <w:pPr>
+        <w:spacing w:before="0" w:after="0"/>
+      </w:pPr>
+      <w:r>
+        <w:rPr>
+          <w:rFonts w:ascii="Consolas" w:hAnsi="Consolas"/>
+          <w:sz w:val="18"/>
+          <w:szCs w:val="18"/>
+          <w:color w:val="333333"/>
+        </w:rPr>
+        <w:t xml:space="preserve">+-- engine/test/run-tests.js            UNIT TESTS</w:t>
       </w:r>
     </w:p>
     <w:p>
@@ -776,35 +776,35 @@
           <w:szCs w:val="18"/>
           <w:color w:val="333333"/>
         </w:rPr>
-        <w:t xml:space="preserve">+-- store/                       PUBLISHING (Edge listing, privacy, steps)</w:t>
-      </w:r>
-    </w:p>
-    <w:p>
-      <w:pPr>
-        <w:spacing w:before="0" w:after="0"/>
-      </w:pPr>
-      <w:r>
-        <w:rPr>
-          <w:rFonts w:ascii="Consolas" w:hAnsi="Consolas"/>
-          <w:sz w:val="18"/>
-          <w:szCs w:val="18"/>
-          <w:color w:val="333333"/>
-        </w:rPr>
-        <w:t xml:space="preserve">+-- references/                  LITERATURE</w:t>
-      </w:r>
-    </w:p>
-    <w:p>
-      <w:pPr>
-        <w:spacing w:before="0" w:after="0"/>
-      </w:pPr>
-      <w:r>
-        <w:rPr>
-          <w:rFonts w:ascii="Consolas" w:hAnsi="Consolas"/>
-          <w:sz w:val="18"/>
-          <w:szCs w:val="18"/>
-          <w:color w:val="333333"/>
-        </w:rPr>
-        <w:t xml:space="preserve">+-- examples/                    SAMPLE POLICY PACKS</w:t>
+        <w:t xml:space="preserve">+-- ui/store/                       PUBLISHING (Edge listing, privacy, steps)</w:t>
+      </w:r>
+    </w:p>
+    <w:p>
+      <w:pPr>
+        <w:spacing w:before="0" w:after="0"/>
+      </w:pPr>
+      <w:r>
+        <w:rPr>
+          <w:rFonts w:ascii="Consolas" w:hAnsi="Consolas"/>
+          <w:sz w:val="18"/>
+          <w:szCs w:val="18"/>
+          <w:color w:val="333333"/>
+        </w:rPr>
+        <w:t xml:space="preserve">+-- docs/references/                  LITERATURE</w:t>
+      </w:r>
+    </w:p>
+    <w:p>
+      <w:pPr>
+        <w:spacing w:before="0" w:after="0"/>
+      </w:pPr>
+      <w:r>
+        <w:rPr>
+          <w:rFonts w:ascii="Consolas" w:hAnsi="Consolas"/>
+          <w:sz w:val="18"/>
+          <w:szCs w:val="18"/>
+          <w:color w:val="333333"/>
+        </w:rPr>
+        <w:t xml:space="preserve">+-- docs/examples/                    SAMPLE POLICY PACKS</w:t>
       </w:r>
     </w:p>
     <w:p>
@@ -958,7 +958,7 @@
           <w:szCs w:val="18"/>
           <w:color w:val="333333"/>
         </w:rPr>
-        <w:t xml:space="preserve">## 3. Recreate from scratch ÃƒÆ’Ã†â€™Ãƒâ€ Ã¢â‚¬â„¢ÃƒÆ’Ã¢â‚¬Â ÃƒÂ¢Ã¢â€šÂ¬Ã¢â€žÂ¢ÃƒÆ’Ã†â€™ÃƒÂ¢Ã¢â€šÂ¬Ã…Â¡ÃƒÆ’Ã¢â‚¬Å¡Ãƒâ€šÃ‚Â¢ÃƒÆ’Ã†â€™Ãƒâ€ Ã¢â‚¬â„¢ÃƒÆ’Ã¢â‚¬Å¡Ãƒâ€šÃ‚Â¢ÃƒÆ’Ã†â€™Ãƒâ€šÃ‚Â¢ÃƒÆ’Ã‚Â¢ÃƒÂ¢Ã¢â€šÂ¬Ã…Â¡Ãƒâ€šÃ‚Â¬ÃƒÆ’Ã¢â‚¬Â¦Ãƒâ€šÃ‚Â¡ÃƒÆ’Ã†â€™ÃƒÂ¢Ã¢â€šÂ¬Ã…Â¡ÃƒÆ’Ã¢â‚¬Å¡Ãƒâ€šÃ‚Â¬ÃƒÆ’Ã†â€™Ãƒâ€ Ã¢â‚¬â„¢ÃƒÆ’Ã¢â‚¬Å¡Ãƒâ€šÃ‚Â¢ÃƒÆ’Ã†â€™Ãƒâ€šÃ‚Â¢ÃƒÆ’Ã‚Â¢ÃƒÂ¢Ã¢â‚¬Å¡Ã‚Â¬Ãƒâ€¦Ã‚Â¡ÃƒÆ’Ã¢â‚¬Å¡Ãƒâ€šÃ‚Â¬ÃƒÆ’Ã†â€™ÃƒÂ¢Ã¢â€šÂ¬Ã…Â¡ÃƒÆ’Ã¢â‚¬Å¡Ãƒâ€šÃ‚Â the 10-minute path</w:t>
+        <w:t xml:space="preserve">## 3. Recreate from scratch ÃƒÆ’Ã†â€™Ãƒâ€ Ã¢â‚¬â„¢ÃƒÆ’Ã¢â‚¬Â ÃƒÂ¢Ã¢â€šÂ¬Ã¢â€žÂ¢ÃƒÆ’Ã†â€™ÃƒÂ¢Ã¢â€šÂ¬Ã‚Â ÃƒÆ’Ã‚Â¢ÃƒÂ¢Ã¢â‚¬Å¡Ã‚Â¬ÃƒÂ¢Ã¢â‚¬Å¾Ã‚Â¢ÃƒÆ’Ã†â€™Ãƒâ€ Ã¢â‚¬â„¢ÃƒÆ’Ã‚Â¢ÃƒÂ¢Ã¢â‚¬Å¡Ã‚Â¬Ãƒâ€¦Ã‚Â¡ÃƒÆ’Ã†â€™ÃƒÂ¢Ã¢â€šÂ¬Ã…Â¡ÃƒÆ’Ã¢â‚¬Å¡Ãƒâ€šÃ‚Â¢ÃƒÆ’Ã†â€™Ãƒâ€ Ã¢â‚¬â„¢ÃƒÆ’Ã¢â‚¬Â ÃƒÂ¢Ã¢â€šÂ¬Ã¢â€žÂ¢ÃƒÆ’Ã†â€™ÃƒÂ¢Ã¢â€šÂ¬Ã…Â¡ÃƒÆ’Ã¢â‚¬Å¡Ãƒâ€šÃ‚Â¢ÃƒÆ’Ã†â€™Ãƒâ€ Ã¢â‚¬â„¢ÃƒÆ’Ã¢â‚¬Å¡Ãƒâ€šÃ‚Â¢ÃƒÆ’Ã†â€™Ãƒâ€šÃ‚Â¢ÃƒÆ’Ã‚Â¢ÃƒÂ¢Ã¢â‚¬Å¡Ã‚Â¬Ãƒâ€¦Ã‚Â¡ÃƒÆ’Ã¢â‚¬Å¡Ãƒâ€šÃ‚Â¬ÃƒÆ’Ã†â€™ÃƒÂ¢Ã¢â€šÂ¬Ã‚Â¦ÃƒÆ’Ã¢â‚¬Å¡Ãƒâ€šÃ‚Â¡ÃƒÆ’Ã†â€™Ãƒâ€ Ã¢â‚¬â„¢ÃƒÆ’Ã‚Â¢ÃƒÂ¢Ã¢â‚¬Å¡Ã‚Â¬Ãƒâ€¦Ã‚Â¡ÃƒÆ’Ã†â€™ÃƒÂ¢Ã¢â€šÂ¬Ã…Â¡ÃƒÆ’Ã¢â‚¬Å¡Ãƒâ€šÃ‚Â¬ÃƒÆ’Ã†â€™Ãƒâ€ Ã¢â‚¬â„¢ÃƒÆ’Ã¢â‚¬Â ÃƒÂ¢Ã¢â€šÂ¬Ã¢â€žÂ¢ÃƒÆ’Ã†â€™ÃƒÂ¢Ã¢â€šÂ¬Ã…Â¡ÃƒÆ’Ã¢â‚¬Å¡Ãƒâ€šÃ‚Â¢ÃƒÆ’Ã†â€™Ãƒâ€ Ã¢â‚¬â„¢ÃƒÆ’Ã¢â‚¬Å¡Ãƒâ€šÃ‚Â¢ÃƒÆ’Ã†â€™Ãƒâ€šÃ‚Â¢ÃƒÆ’Ã‚Â¢ÃƒÂ¢Ã¢â€šÂ¬Ã…Â¡Ãƒâ€šÃ‚Â¬ÃƒÆ’Ã¢â‚¬Â¦Ãƒâ€šÃ‚Â¡ÃƒÆ’Ã†â€™ÃƒÂ¢Ã¢â€šÂ¬Ã…Â¡ÃƒÆ’Ã¢â‚¬Å¡Ãƒâ€šÃ‚Â¬ÃƒÆ’Ã†â€™Ãƒâ€ Ã¢â‚¬â„¢ÃƒÆ’Ã‚Â¢ÃƒÂ¢Ã¢â‚¬Å¡Ã‚Â¬Ãƒâ€¦Ã‚Â¡ÃƒÆ’Ã†â€™ÃƒÂ¢Ã¢â€šÂ¬Ã…Â¡ÃƒÆ’Ã¢â‚¬Å¡Ãƒâ€šÃ‚Â the 10-minute path</w:t>
       </w:r>
     </w:p>
     <w:p>
@@ -1135,7 +1135,7 @@
           <w:szCs w:val="18"/>
           <w:color w:val="333333"/>
         </w:rPr>
-        <w:t xml:space="preserve">No `npm install` is needed for the core ÃƒÆ’Ã†â€™Ãƒâ€ Ã¢â‚¬â„¢ÃƒÆ’Ã¢â‚¬Â ÃƒÂ¢Ã¢â€šÂ¬Ã¢â€žÂ¢ÃƒÆ’Ã†â€™ÃƒÂ¢Ã¢â€šÂ¬Ã…Â¡ÃƒÆ’Ã¢â‚¬Å¡Ãƒâ€šÃ‚Â¢ÃƒÆ’Ã†â€™Ãƒâ€ Ã¢â‚¬â„¢ÃƒÆ’Ã¢â‚¬Å¡Ãƒâ€šÃ‚Â¢ÃƒÆ’Ã†â€™Ãƒâ€šÃ‚Â¢ÃƒÆ’Ã‚Â¢ÃƒÂ¢Ã¢â€šÂ¬Ã…Â¡Ãƒâ€šÃ‚Â¬ÃƒÆ’Ã¢â‚¬Â¦Ãƒâ€šÃ‚Â¡ÃƒÆ’Ã†â€™ÃƒÂ¢Ã¢â€šÂ¬Ã…Â¡ÃƒÆ’Ã¢â‚¬Å¡Ãƒâ€šÃ‚Â¬ÃƒÆ’Ã†â€™Ãƒâ€ Ã¢â‚¬â„¢ÃƒÆ’Ã¢â‚¬Å¡Ãƒâ€šÃ‚Â¢ÃƒÆ’Ã†â€™Ãƒâ€šÃ‚Â¢ÃƒÆ’Ã‚Â¢ÃƒÂ¢Ã¢â‚¬Å¡Ã‚Â¬Ãƒâ€¦Ã‚Â¡ÃƒÆ’Ã¢â‚¬Å¡Ãƒâ€šÃ‚Â¬ÃƒÆ’Ã†â€™ÃƒÂ¢Ã¢â€šÂ¬Ã…Â¡ÃƒÆ’Ã¢â‚¬Å¡Ãƒâ€šÃ‚Â the engine has zero dependencies.</w:t>
+        <w:t xml:space="preserve">No `npm install` is needed for the core ÃƒÆ’Ã†â€™Ãƒâ€ Ã¢â‚¬â„¢ÃƒÆ’Ã¢â‚¬Â ÃƒÂ¢Ã¢â€šÂ¬Ã¢â€žÂ¢ÃƒÆ’Ã†â€™ÃƒÂ¢Ã¢â€šÂ¬Ã‚Â ÃƒÆ’Ã‚Â¢ÃƒÂ¢Ã¢â‚¬Å¡Ã‚Â¬ÃƒÂ¢Ã¢â‚¬Å¾Ã‚Â¢ÃƒÆ’Ã†â€™Ãƒâ€ Ã¢â‚¬â„¢ÃƒÆ’Ã‚Â¢ÃƒÂ¢Ã¢â‚¬Å¡Ã‚Â¬Ãƒâ€¦Ã‚Â¡ÃƒÆ’Ã†â€™ÃƒÂ¢Ã¢â€šÂ¬Ã…Â¡ÃƒÆ’Ã¢â‚¬Å¡Ãƒâ€šÃ‚Â¢ÃƒÆ’Ã†â€™Ãƒâ€ Ã¢â‚¬â„¢ÃƒÆ’Ã¢â‚¬Â ÃƒÂ¢Ã¢â€šÂ¬Ã¢â€žÂ¢ÃƒÆ’Ã†â€™ÃƒÂ¢Ã¢â€šÂ¬Ã…Â¡ÃƒÆ’Ã¢â‚¬Å¡Ãƒâ€šÃ‚Â¢ÃƒÆ’Ã†â€™Ãƒâ€ Ã¢â‚¬â„¢ÃƒÆ’Ã¢â‚¬Å¡Ãƒâ€šÃ‚Â¢ÃƒÆ’Ã†â€™Ãƒâ€šÃ‚Â¢ÃƒÆ’Ã‚Â¢ÃƒÂ¢Ã¢â‚¬Å¡Ã‚Â¬Ãƒâ€¦Ã‚Â¡ÃƒÆ’Ã¢â‚¬Å¡Ãƒâ€šÃ‚Â¬ÃƒÆ’Ã†â€™ÃƒÂ¢Ã¢â€šÂ¬Ã‚Â¦ÃƒÆ’Ã¢â‚¬Å¡Ãƒâ€šÃ‚Â¡ÃƒÆ’Ã†â€™Ãƒâ€ Ã¢â‚¬â„¢ÃƒÆ’Ã‚Â¢ÃƒÂ¢Ã¢â‚¬Å¡Ã‚Â¬Ãƒâ€¦Ã‚Â¡ÃƒÆ’Ã†â€™ÃƒÂ¢Ã¢â€šÂ¬Ã…Â¡ÃƒÆ’Ã¢â‚¬Å¡Ãƒâ€šÃ‚Â¬ÃƒÆ’Ã†â€™Ãƒâ€ Ã¢â‚¬â„¢ÃƒÆ’Ã¢â‚¬Â ÃƒÂ¢Ã¢â€šÂ¬Ã¢â€žÂ¢ÃƒÆ’Ã†â€™ÃƒÂ¢Ã¢â€šÂ¬Ã…Â¡ÃƒÆ’Ã¢â‚¬Å¡Ãƒâ€šÃ‚Â¢ÃƒÆ’Ã†â€™Ãƒâ€ Ã¢â‚¬â„¢ÃƒÆ’Ã¢â‚¬Å¡Ãƒâ€šÃ‚Â¢ÃƒÆ’Ã†â€™Ãƒâ€šÃ‚Â¢ÃƒÆ’Ã‚Â¢ÃƒÂ¢Ã¢â€šÂ¬Ã…Â¡Ãƒâ€šÃ‚Â¬ÃƒÆ’Ã¢â‚¬Â¦Ãƒâ€šÃ‚Â¡ÃƒÆ’Ã†â€™ÃƒÂ¢Ã¢â€šÂ¬Ã…Â¡ÃƒÆ’Ã¢â‚¬Å¡Ãƒâ€šÃ‚Â¬ÃƒÆ’Ã†â€™Ãƒâ€ Ã¢â‚¬â„¢ÃƒÆ’Ã‚Â¢ÃƒÂ¢Ã¢â‚¬Å¡Ã‚Â¬Ãƒâ€¦Ã‚Â¡ÃƒÆ’Ã†â€™ÃƒÂ¢Ã¢â€šÂ¬Ã…Â¡ÃƒÆ’Ã¢â‚¬Å¡Ãƒâ€šÃ‚Â the engine has zero dependencies.</w:t>
       </w:r>
     </w:p>
     <w:p>
@@ -1191,7 +1191,7 @@
           <w:szCs w:val="18"/>
           <w:color w:val="333333"/>
         </w:rPr>
-        <w:t xml:space="preserve">## 4. Part A ÃƒÆ’Ã†â€™Ãƒâ€ Ã¢â‚¬â„¢ÃƒÆ’Ã¢â‚¬Â ÃƒÂ¢Ã¢â€šÂ¬Ã¢â€žÂ¢ÃƒÆ’Ã†â€™ÃƒÂ¢Ã¢â€šÂ¬Ã…Â¡ÃƒÆ’Ã¢â‚¬Å¡Ãƒâ€šÃ‚Â¢ÃƒÆ’Ã†â€™Ãƒâ€ Ã¢â‚¬â„¢ÃƒÆ’Ã¢â‚¬Å¡Ãƒâ€šÃ‚Â¢ÃƒÆ’Ã†â€™Ãƒâ€šÃ‚Â¢ÃƒÆ’Ã‚Â¢ÃƒÂ¢Ã¢â€šÂ¬Ã…Â¡Ãƒâ€šÃ‚Â¬ÃƒÆ’Ã¢â‚¬Â¦Ãƒâ€šÃ‚Â¡ÃƒÆ’Ã†â€™ÃƒÂ¢Ã¢â€šÂ¬Ã…Â¡ÃƒÆ’Ã¢â‚¬Å¡Ãƒâ€šÃ‚Â¬ÃƒÆ’Ã†â€™Ãƒâ€ Ã¢â‚¬â„¢ÃƒÆ’Ã¢â‚¬Å¡Ãƒâ€šÃ‚Â¢ÃƒÆ’Ã†â€™Ãƒâ€šÃ‚Â¢ÃƒÆ’Ã‚Â¢ÃƒÂ¢Ã¢â‚¬Å¡Ã‚Â¬Ãƒâ€¦Ã‚Â¡ÃƒÆ’Ã¢â‚¬Å¡Ãƒâ€šÃ‚Â¬ÃƒÆ’Ã†â€™ÃƒÂ¢Ã¢â€šÂ¬Ã…Â¡ÃƒÆ’Ã¢â‚¬Å¡Ãƒâ€šÃ‚Â The engine</w:t>
+        <w:t xml:space="preserve">## 4. Part A ÃƒÆ’Ã†â€™Ãƒâ€ Ã¢â‚¬â„¢ÃƒÆ’Ã¢â‚¬Â ÃƒÂ¢Ã¢â€šÂ¬Ã¢â€žÂ¢ÃƒÆ’Ã†â€™ÃƒÂ¢Ã¢â€šÂ¬Ã‚Â ÃƒÆ’Ã‚Â¢ÃƒÂ¢Ã¢â‚¬Å¡Ã‚Â¬ÃƒÂ¢Ã¢â‚¬Å¾Ã‚Â¢ÃƒÆ’Ã†â€™Ãƒâ€ Ã¢â‚¬â„¢ÃƒÆ’Ã‚Â¢ÃƒÂ¢Ã¢â‚¬Å¡Ã‚Â¬Ãƒâ€¦Ã‚Â¡ÃƒÆ’Ã†â€™ÃƒÂ¢Ã¢â€šÂ¬Ã…Â¡ÃƒÆ’Ã¢â‚¬Å¡Ãƒâ€šÃ‚Â¢ÃƒÆ’Ã†â€™Ãƒâ€ Ã¢â‚¬â„¢ÃƒÆ’Ã¢â‚¬Â ÃƒÂ¢Ã¢â€šÂ¬Ã¢â€žÂ¢ÃƒÆ’Ã†â€™ÃƒÂ¢Ã¢â€šÂ¬Ã…Â¡ÃƒÆ’Ã¢â‚¬Å¡Ãƒâ€šÃ‚Â¢ÃƒÆ’Ã†â€™Ãƒâ€ Ã¢â‚¬â„¢ÃƒÆ’Ã¢â‚¬Å¡Ãƒâ€šÃ‚Â¢ÃƒÆ’Ã†â€™Ãƒâ€šÃ‚Â¢ÃƒÆ’Ã‚Â¢ÃƒÂ¢Ã¢â‚¬Å¡Ã‚Â¬Ãƒâ€¦Ã‚Â¡ÃƒÆ’Ã¢â‚¬Å¡Ãƒâ€šÃ‚Â¬ÃƒÆ’Ã†â€™ÃƒÂ¢Ã¢â€šÂ¬Ã‚Â¦ÃƒÆ’Ã¢â‚¬Å¡Ãƒâ€šÃ‚Â¡ÃƒÆ’Ã†â€™Ãƒâ€ Ã¢â‚¬â„¢ÃƒÆ’Ã‚Â¢ÃƒÂ¢Ã¢â‚¬Å¡Ã‚Â¬Ãƒâ€¦Ã‚Â¡ÃƒÆ’Ã†â€™ÃƒÂ¢Ã¢â€šÂ¬Ã…Â¡ÃƒÆ’Ã¢â‚¬Å¡Ãƒâ€šÃ‚Â¬ÃƒÆ’Ã†â€™Ãƒâ€ Ã¢â‚¬â„¢ÃƒÆ’Ã¢â‚¬Â ÃƒÂ¢Ã¢â€šÂ¬Ã¢â€žÂ¢ÃƒÆ’Ã†â€™ÃƒÂ¢Ã¢â€šÂ¬Ã…Â¡ÃƒÆ’Ã¢â‚¬Å¡Ãƒâ€šÃ‚Â¢ÃƒÆ’Ã†â€™Ãƒâ€ Ã¢â‚¬â„¢ÃƒÆ’Ã¢â‚¬Å¡Ãƒâ€šÃ‚Â¢ÃƒÆ’Ã†â€™Ãƒâ€šÃ‚Â¢ÃƒÆ’Ã‚Â¢ÃƒÂ¢Ã¢â€šÂ¬Ã…Â¡Ãƒâ€šÃ‚Â¬ÃƒÆ’Ã¢â‚¬Â¦Ãƒâ€šÃ‚Â¡ÃƒÆ’Ã†â€™ÃƒÂ¢Ã¢â€šÂ¬Ã…Â¡ÃƒÆ’Ã¢â‚¬Å¡Ãƒâ€šÃ‚Â¬ÃƒÆ’Ã†â€™Ãƒâ€ Ã¢â‚¬â„¢ÃƒÆ’Ã‚Â¢ÃƒÂ¢Ã¢â‚¬Å¡Ã‚Â¬Ãƒâ€¦Ã‚Â¡ÃƒÆ’Ã†â€™ÃƒÂ¢Ã¢â€šÂ¬Ã…Â¡ÃƒÆ’Ã¢â‚¬Å¡Ãƒâ€šÃ‚Â The engine</w:t>
       </w:r>
     </w:p>
     <w:p>
@@ -1233,63 +1233,63 @@
           <w:szCs w:val="18"/>
           <w:color w:val="333333"/>
         </w:rPr>
-        <w:t xml:space="preserve">- `src/taxonomy.js` ÃƒÆ’Ã†â€™Ãƒâ€ Ã¢â‚¬â„¢ÃƒÆ’Ã¢â‚¬Â ÃƒÂ¢Ã¢â€šÂ¬Ã¢â€žÂ¢ÃƒÆ’Ã†â€™ÃƒÂ¢Ã¢â€šÂ¬Ã…Â¡ÃƒÆ’Ã¢â‚¬Å¡Ãƒâ€šÃ‚Â¢ÃƒÆ’Ã†â€™Ãƒâ€ Ã¢â‚¬â„¢ÃƒÆ’Ã¢â‚¬Å¡Ãƒâ€šÃ‚Â¢ÃƒÆ’Ã†â€™Ãƒâ€šÃ‚Â¢ÃƒÆ’Ã‚Â¢ÃƒÂ¢Ã¢â€šÂ¬Ã…Â¡Ãƒâ€šÃ‚Â¬ÃƒÆ’Ã¢â‚¬Â¦Ãƒâ€šÃ‚Â¡ÃƒÆ’Ã†â€™ÃƒÂ¢Ã¢â€šÂ¬Ã…Â¡ÃƒÆ’Ã¢â‚¬Å¡Ãƒâ€šÃ‚Â¬ÃƒÆ’Ã†â€™Ãƒâ€ Ã¢â‚¬â„¢ÃƒÆ’Ã¢â‚¬Å¡Ãƒâ€šÃ‚Â¢ÃƒÆ’Ã†â€™Ãƒâ€šÃ‚Â¢ÃƒÆ’Ã‚Â¢ÃƒÂ¢Ã¢â‚¬Å¡Ã‚Â¬Ãƒâ€¦Ã‚Â¡ÃƒÆ’Ã¢â‚¬Å¡Ãƒâ€šÃ‚Â¬ÃƒÆ’Ã†â€™ÃƒÂ¢Ã¢â€šÂ¬Ã…Â¡ÃƒÆ’Ã¢â‚¬Å¡Ãƒâ€šÃ‚Â the knowledge base.</w:t>
-      </w:r>
-    </w:p>
-    <w:p>
-      <w:pPr>
-        <w:spacing w:before="0" w:after="0"/>
-      </w:pPr>
-      <w:r>
-        <w:rPr>
-          <w:rFonts w:ascii="Consolas" w:hAnsi="Consolas"/>
-          <w:sz w:val="18"/>
-          <w:szCs w:val="18"/>
-          <w:color w:val="333333"/>
-        </w:rPr>
-        <w:t xml:space="preserve">- `src/analyzer.js` ÃƒÆ’Ã†â€™Ãƒâ€ Ã¢â‚¬â„¢ÃƒÆ’Ã¢â‚¬Â ÃƒÂ¢Ã¢â€šÂ¬Ã¢â€žÂ¢ÃƒÆ’Ã†â€™ÃƒÂ¢Ã¢â€šÂ¬Ã…Â¡ÃƒÆ’Ã¢â‚¬Å¡Ãƒâ€šÃ‚Â¢ÃƒÆ’Ã†â€™Ãƒâ€ Ã¢â‚¬â„¢ÃƒÆ’Ã¢â‚¬Å¡Ãƒâ€šÃ‚Â¢ÃƒÆ’Ã†â€™Ãƒâ€šÃ‚Â¢ÃƒÆ’Ã‚Â¢ÃƒÂ¢Ã¢â€šÂ¬Ã…Â¡Ãƒâ€šÃ‚Â¬ÃƒÆ’Ã¢â‚¬Â¦Ãƒâ€šÃ‚Â¡ÃƒÆ’Ã†â€™ÃƒÂ¢Ã¢â€šÂ¬Ã…Â¡ÃƒÆ’Ã¢â‚¬Å¡Ãƒâ€šÃ‚Â¬ÃƒÆ’Ã†â€™Ãƒâ€ Ã¢â‚¬â„¢ÃƒÆ’Ã¢â‚¬Å¡Ãƒâ€šÃ‚Â¢ÃƒÆ’Ã†â€™Ãƒâ€šÃ‚Â¢ÃƒÆ’Ã‚Â¢ÃƒÂ¢Ã¢â‚¬Å¡Ã‚Â¬Ãƒâ€¦Ã‚Â¡ÃƒÆ’Ã¢â‚¬Å¡Ãƒâ€šÃ‚Â¬ÃƒÆ’Ã†â€™ÃƒÂ¢Ã¢â€šÂ¬Ã…Â¡ÃƒÆ’Ã¢â‚¬Å¡Ãƒâ€šÃ‚Â the pipeline.</w:t>
-      </w:r>
-    </w:p>
-    <w:p>
-      <w:pPr>
-        <w:spacing w:before="0" w:after="0"/>
-      </w:pPr>
-      <w:r>
-        <w:rPr>
-          <w:rFonts w:ascii="Consolas" w:hAnsi="Consolas"/>
-          <w:sz w:val="18"/>
-          <w:szCs w:val="18"/>
-          <w:color w:val="333333"/>
-        </w:rPr>
-        <w:t xml:space="preserve">- `src/semantic.js` ÃƒÆ’Ã†â€™Ãƒâ€ Ã¢â‚¬â„¢ÃƒÆ’Ã¢â‚¬Â ÃƒÂ¢Ã¢â€šÂ¬Ã¢â€žÂ¢ÃƒÆ’Ã†â€™ÃƒÂ¢Ã¢â€šÂ¬Ã…Â¡ÃƒÆ’Ã¢â‚¬Å¡Ãƒâ€šÃ‚Â¢ÃƒÆ’Ã†â€™Ãƒâ€ Ã¢â‚¬â„¢ÃƒÆ’Ã¢â‚¬Å¡Ãƒâ€šÃ‚Â¢ÃƒÆ’Ã†â€™Ãƒâ€šÃ‚Â¢ÃƒÆ’Ã‚Â¢ÃƒÂ¢Ã¢â€šÂ¬Ã…Â¡Ãƒâ€šÃ‚Â¬ÃƒÆ’Ã¢â‚¬Â¦Ãƒâ€šÃ‚Â¡ÃƒÆ’Ã†â€™ÃƒÂ¢Ã¢â€šÂ¬Ã…Â¡ÃƒÆ’Ã¢â‚¬Å¡Ãƒâ€šÃ‚Â¬ÃƒÆ’Ã†â€™Ãƒâ€ Ã¢â‚¬â„¢ÃƒÆ’Ã¢â‚¬Å¡Ãƒâ€šÃ‚Â¢ÃƒÆ’Ã†â€™Ãƒâ€šÃ‚Â¢ÃƒÆ’Ã‚Â¢ÃƒÂ¢Ã¢â‚¬Å¡Ã‚Â¬Ãƒâ€¦Ã‚Â¡ÃƒÆ’Ã¢â‚¬Å¡Ãƒâ€šÃ‚Â¬ÃƒÆ’Ã†â€™ÃƒÂ¢Ã¢â€šÂ¬Ã…Â¡ÃƒÆ’Ã¢â‚¬Å¡Ãƒâ€šÃ‚Â TF-IDF relevance (advisory only).</w:t>
-      </w:r>
-    </w:p>
-    <w:p>
-      <w:pPr>
-        <w:spacing w:before="0" w:after="0"/>
-      </w:pPr>
-      <w:r>
-        <w:rPr>
-          <w:rFonts w:ascii="Consolas" w:hAnsi="Consolas"/>
-          <w:sz w:val="18"/>
-          <w:szCs w:val="18"/>
-          <w:color w:val="333333"/>
-        </w:rPr>
-        <w:t xml:space="preserve">- `src/ui.js` + `src/ui.css` ÃƒÆ’Ã†â€™Ãƒâ€ Ã¢â‚¬â„¢ÃƒÆ’Ã¢â‚¬Â ÃƒÂ¢Ã¢â€šÂ¬Ã¢â€žÂ¢ÃƒÆ’Ã†â€™ÃƒÂ¢Ã¢â€šÂ¬Ã…Â¡ÃƒÆ’Ã¢â‚¬Å¡Ãƒâ€šÃ‚Â¢ÃƒÆ’Ã†â€™Ãƒâ€ Ã¢â‚¬â„¢ÃƒÆ’Ã¢â‚¬Å¡Ãƒâ€šÃ‚Â¢ÃƒÆ’Ã†â€™Ãƒâ€šÃ‚Â¢ÃƒÆ’Ã‚Â¢ÃƒÂ¢Ã¢â€šÂ¬Ã…Â¡Ãƒâ€šÃ‚Â¬ÃƒÆ’Ã¢â‚¬Â¦Ãƒâ€šÃ‚Â¡ÃƒÆ’Ã†â€™ÃƒÂ¢Ã¢â€šÂ¬Ã…Â¡ÃƒÆ’Ã¢â‚¬Å¡Ãƒâ€šÃ‚Â¬ÃƒÆ’Ã†â€™Ãƒâ€ Ã¢â‚¬â„¢ÃƒÆ’Ã¢â‚¬Å¡Ãƒâ€šÃ‚Â¢ÃƒÆ’Ã†â€™Ãƒâ€šÃ‚Â¢ÃƒÆ’Ã‚Â¢ÃƒÂ¢Ã¢â‚¬Å¡Ã‚Â¬Ãƒâ€¦Ã‚Â¡ÃƒÆ’Ã¢â‚¬Å¡Ãƒâ€šÃ‚Â¬ÃƒÆ’Ã†â€™ÃƒÂ¢Ã¢â€šÂ¬Ã…Â¡ÃƒÆ’Ã¢â‚¬Å¡Ãƒâ€šÃ‚Â DOM renderer (browser/extension).</w:t>
-      </w:r>
-    </w:p>
-    <w:p>
-      <w:pPr>
-        <w:spacing w:before="0" w:after="0"/>
-      </w:pPr>
-      <w:r>
-        <w:rPr>
-          <w:rFonts w:ascii="Consolas" w:hAnsi="Consolas"/>
-          <w:sz w:val="18"/>
-          <w:szCs w:val="18"/>
-          <w:color w:val="333333"/>
-        </w:rPr>
-        <w:t xml:space="preserve">- `src/tfcheck.js` ÃƒÆ’Ã†â€™Ãƒâ€ Ã¢â‚¬â„¢ÃƒÆ’Ã¢â‚¬Â ÃƒÂ¢Ã¢â€šÂ¬Ã¢â€žÂ¢ÃƒÆ’Ã†â€™ÃƒÂ¢Ã¢â€šÂ¬Ã…Â¡ÃƒÆ’Ã¢â‚¬Å¡Ãƒâ€šÃ‚Â¢ÃƒÆ’Ã†â€™Ãƒâ€ Ã¢â‚¬â„¢ÃƒÆ’Ã¢â‚¬Å¡Ãƒâ€šÃ‚Â¢ÃƒÆ’Ã†â€™Ãƒâ€šÃ‚Â¢ÃƒÆ’Ã‚Â¢ÃƒÂ¢Ã¢â€šÂ¬Ã…Â¡Ãƒâ€šÃ‚Â¬ÃƒÆ’Ã¢â‚¬Â¦Ãƒâ€šÃ‚Â¡ÃƒÆ’Ã†â€™ÃƒÂ¢Ã¢â€šÂ¬Ã…Â¡ÃƒÆ’Ã¢â‚¬Å¡Ãƒâ€šÃ‚Â¬ÃƒÆ’Ã†â€™Ãƒâ€ Ã¢â‚¬â„¢ÃƒÆ’Ã¢â‚¬Å¡Ãƒâ€šÃ‚Â¢ÃƒÆ’Ã†â€™Ãƒâ€šÃ‚Â¢ÃƒÆ’Ã‚Â¢ÃƒÂ¢Ã¢â‚¬Å¡Ã‚Â¬Ãƒâ€¦Ã‚Â¡ÃƒÆ’Ã¢â‚¬Å¡Ãƒâ€šÃ‚Â¬ÃƒÆ’Ã†â€™ÃƒÂ¢Ã¢â€šÂ¬Ã…Â¡ÃƒÆ’Ã¢â‚¬Å¡Ãƒâ€šÃ‚Â post-generation Terraform verifier (used by `vector verify`).</w:t>
+        <w:t xml:space="preserve">- `engine/src/taxonomy.js` ÃƒÆ’Ã†â€™Ãƒâ€ Ã¢â‚¬â„¢ÃƒÆ’Ã¢â‚¬Â ÃƒÂ¢Ã¢â€šÂ¬Ã¢â€žÂ¢ÃƒÆ’Ã†â€™ÃƒÂ¢Ã¢â€šÂ¬Ã‚Â ÃƒÆ’Ã‚Â¢ÃƒÂ¢Ã¢â‚¬Å¡Ã‚Â¬ÃƒÂ¢Ã¢â‚¬Å¾Ã‚Â¢ÃƒÆ’Ã†â€™Ãƒâ€ Ã¢â‚¬â„¢ÃƒÆ’Ã‚Â¢ÃƒÂ¢Ã¢â‚¬Å¡Ã‚Â¬Ãƒâ€¦Ã‚Â¡ÃƒÆ’Ã†â€™ÃƒÂ¢Ã¢â€šÂ¬Ã…Â¡ÃƒÆ’Ã¢â‚¬Å¡Ãƒâ€šÃ‚Â¢ÃƒÆ’Ã†â€™Ãƒâ€ Ã¢â‚¬â„¢ÃƒÆ’Ã¢â‚¬Â ÃƒÂ¢Ã¢â€šÂ¬Ã¢â€žÂ¢ÃƒÆ’Ã†â€™ÃƒÂ¢Ã¢â€šÂ¬Ã…Â¡ÃƒÆ’Ã¢â‚¬Å¡Ãƒâ€šÃ‚Â¢ÃƒÆ’Ã†â€™Ãƒâ€ Ã¢â‚¬â„¢ÃƒÆ’Ã¢â‚¬Å¡Ãƒâ€šÃ‚Â¢ÃƒÆ’Ã†â€™Ãƒâ€šÃ‚Â¢ÃƒÆ’Ã‚Â¢ÃƒÂ¢Ã¢â‚¬Å¡Ã‚Â¬Ãƒâ€¦Ã‚Â¡ÃƒÆ’Ã¢â‚¬Å¡Ãƒâ€šÃ‚Â¬ÃƒÆ’Ã†â€™ÃƒÂ¢Ã¢â€šÂ¬Ã‚Â¦ÃƒÆ’Ã¢â‚¬Å¡Ãƒâ€šÃ‚Â¡ÃƒÆ’Ã†â€™Ãƒâ€ Ã¢â‚¬â„¢ÃƒÆ’Ã‚Â¢ÃƒÂ¢Ã¢â‚¬Å¡Ã‚Â¬Ãƒâ€¦Ã‚Â¡ÃƒÆ’Ã†â€™ÃƒÂ¢Ã¢â€šÂ¬Ã…Â¡ÃƒÆ’Ã¢â‚¬Å¡Ãƒâ€šÃ‚Â¬ÃƒÆ’Ã†â€™Ãƒâ€ Ã¢â‚¬â„¢ÃƒÆ’Ã¢â‚¬Â ÃƒÂ¢Ã¢â€šÂ¬Ã¢â€žÂ¢ÃƒÆ’Ã†â€™ÃƒÂ¢Ã¢â€šÂ¬Ã…Â¡ÃƒÆ’Ã¢â‚¬Å¡Ãƒâ€šÃ‚Â¢ÃƒÆ’Ã†â€™Ãƒâ€ Ã¢â‚¬â„¢ÃƒÆ’Ã¢â‚¬Å¡Ãƒâ€šÃ‚Â¢ÃƒÆ’Ã†â€™Ãƒâ€šÃ‚Â¢ÃƒÆ’Ã‚Â¢ÃƒÂ¢Ã¢â€šÂ¬Ã…Â¡Ãƒâ€šÃ‚Â¬ÃƒÆ’Ã¢â‚¬Â¦Ãƒâ€šÃ‚Â¡ÃƒÆ’Ã†â€™ÃƒÂ¢Ã¢â€šÂ¬Ã…Â¡ÃƒÆ’Ã¢â‚¬Å¡Ãƒâ€šÃ‚Â¬ÃƒÆ’Ã†â€™Ãƒâ€ Ã¢â‚¬â„¢ÃƒÆ’Ã‚Â¢ÃƒÂ¢Ã¢â‚¬Å¡Ã‚Â¬Ãƒâ€¦Ã‚Â¡ÃƒÆ’Ã†â€™ÃƒÂ¢Ã¢â€šÂ¬Ã…Â¡ÃƒÆ’Ã¢â‚¬Å¡Ãƒâ€šÃ‚Â the knowledge base.</w:t>
+      </w:r>
+    </w:p>
+    <w:p>
+      <w:pPr>
+        <w:spacing w:before="0" w:after="0"/>
+      </w:pPr>
+      <w:r>
+        <w:rPr>
+          <w:rFonts w:ascii="Consolas" w:hAnsi="Consolas"/>
+          <w:sz w:val="18"/>
+          <w:szCs w:val="18"/>
+          <w:color w:val="333333"/>
+        </w:rPr>
+        <w:t xml:space="preserve">- `engine/src/analyzer.js` ÃƒÆ’Ã†â€™Ãƒâ€ Ã¢â‚¬â„¢ÃƒÆ’Ã¢â‚¬Â ÃƒÂ¢Ã¢â€šÂ¬Ã¢â€žÂ¢ÃƒÆ’Ã†â€™ÃƒÂ¢Ã¢â€šÂ¬Ã‚Â ÃƒÆ’Ã‚Â¢ÃƒÂ¢Ã¢â‚¬Å¡Ã‚Â¬ÃƒÂ¢Ã¢â‚¬Å¾Ã‚Â¢ÃƒÆ’Ã†â€™Ãƒâ€ Ã¢â‚¬â„¢ÃƒÆ’Ã‚Â¢ÃƒÂ¢Ã¢â‚¬Å¡Ã‚Â¬Ãƒâ€¦Ã‚Â¡ÃƒÆ’Ã†â€™ÃƒÂ¢Ã¢â€šÂ¬Ã…Â¡ÃƒÆ’Ã¢â‚¬Å¡Ãƒâ€šÃ‚Â¢ÃƒÆ’Ã†â€™Ãƒâ€ Ã¢â‚¬â„¢ÃƒÆ’Ã¢â‚¬Â ÃƒÂ¢Ã¢â€šÂ¬Ã¢â€žÂ¢ÃƒÆ’Ã†â€™ÃƒÂ¢Ã¢â€šÂ¬Ã…Â¡ÃƒÆ’Ã¢â‚¬Å¡Ãƒâ€šÃ‚Â¢ÃƒÆ’Ã†â€™Ãƒâ€ Ã¢â‚¬â„¢ÃƒÆ’Ã¢â‚¬Å¡Ãƒâ€šÃ‚Â¢ÃƒÆ’Ã†â€™Ãƒâ€šÃ‚Â¢ÃƒÆ’Ã‚Â¢ÃƒÂ¢Ã¢â‚¬Å¡Ã‚Â¬Ãƒâ€¦Ã‚Â¡ÃƒÆ’Ã¢â‚¬Å¡Ãƒâ€šÃ‚Â¬ÃƒÆ’Ã†â€™ÃƒÂ¢Ã¢â€šÂ¬Ã‚Â¦ÃƒÆ’Ã¢â‚¬Å¡Ãƒâ€šÃ‚Â¡ÃƒÆ’Ã†â€™Ãƒâ€ Ã¢â‚¬â„¢ÃƒÆ’Ã‚Â¢ÃƒÂ¢Ã¢â‚¬Å¡Ã‚Â¬Ãƒâ€¦Ã‚Â¡ÃƒÆ’Ã†â€™ÃƒÂ¢Ã¢â€šÂ¬Ã…Â¡ÃƒÆ’Ã¢â‚¬Å¡Ãƒâ€šÃ‚Â¬ÃƒÆ’Ã†â€™Ãƒâ€ Ã¢â‚¬â„¢ÃƒÆ’Ã¢â‚¬Â ÃƒÂ¢Ã¢â€šÂ¬Ã¢â€žÂ¢ÃƒÆ’Ã†â€™ÃƒÂ¢Ã¢â€šÂ¬Ã…Â¡ÃƒÆ’Ã¢â‚¬Å¡Ãƒâ€šÃ‚Â¢ÃƒÆ’Ã†â€™Ãƒâ€ Ã¢â‚¬â„¢ÃƒÆ’Ã¢â‚¬Å¡Ãƒâ€šÃ‚Â¢ÃƒÆ’Ã†â€™Ãƒâ€šÃ‚Â¢ÃƒÆ’Ã‚Â¢ÃƒÂ¢Ã¢â€šÂ¬Ã…Â¡Ãƒâ€šÃ‚Â¬ÃƒÆ’Ã¢â‚¬Â¦Ãƒâ€šÃ‚Â¡ÃƒÆ’Ã†â€™ÃƒÂ¢Ã¢â€šÂ¬Ã…Â¡ÃƒÆ’Ã¢â‚¬Å¡Ãƒâ€šÃ‚Â¬ÃƒÆ’Ã†â€™Ãƒâ€ Ã¢â‚¬â„¢ÃƒÆ’Ã‚Â¢ÃƒÂ¢Ã¢â‚¬Å¡Ã‚Â¬Ãƒâ€¦Ã‚Â¡ÃƒÆ’Ã†â€™ÃƒÂ¢Ã¢â€šÂ¬Ã…Â¡ÃƒÆ’Ã¢â‚¬Å¡Ãƒâ€šÃ‚Â the pipeline.</w:t>
+      </w:r>
+    </w:p>
+    <w:p>
+      <w:pPr>
+        <w:spacing w:before="0" w:after="0"/>
+      </w:pPr>
+      <w:r>
+        <w:rPr>
+          <w:rFonts w:ascii="Consolas" w:hAnsi="Consolas"/>
+          <w:sz w:val="18"/>
+          <w:szCs w:val="18"/>
+          <w:color w:val="333333"/>
+        </w:rPr>
+        <w:t xml:space="preserve">- `engine/src/semantic.js` ÃƒÆ’Ã†â€™Ãƒâ€ Ã¢â‚¬â„¢ÃƒÆ’Ã¢â‚¬Â ÃƒÂ¢Ã¢â€šÂ¬Ã¢â€žÂ¢ÃƒÆ’Ã†â€™ÃƒÂ¢Ã¢â€šÂ¬Ã‚Â ÃƒÆ’Ã‚Â¢ÃƒÂ¢Ã¢â‚¬Å¡Ã‚Â¬ÃƒÂ¢Ã¢â‚¬Å¾Ã‚Â¢ÃƒÆ’Ã†â€™Ãƒâ€ Ã¢â‚¬â„¢ÃƒÆ’Ã‚Â¢ÃƒÂ¢Ã¢â‚¬Å¡Ã‚Â¬Ãƒâ€¦Ã‚Â¡ÃƒÆ’Ã†â€™ÃƒÂ¢Ã¢â€šÂ¬Ã…Â¡ÃƒÆ’Ã¢â‚¬Å¡Ãƒâ€šÃ‚Â¢ÃƒÆ’Ã†â€™Ãƒâ€ Ã¢â‚¬â„¢ÃƒÆ’Ã¢â‚¬Â ÃƒÂ¢Ã¢â€šÂ¬Ã¢â€žÂ¢ÃƒÆ’Ã†â€™ÃƒÂ¢Ã¢â€šÂ¬Ã…Â¡ÃƒÆ’Ã¢â‚¬Å¡Ãƒâ€šÃ‚Â¢ÃƒÆ’Ã†â€™Ãƒâ€ Ã¢â‚¬â„¢ÃƒÆ’Ã¢â‚¬Å¡Ãƒâ€šÃ‚Â¢ÃƒÆ’Ã†â€™Ãƒâ€šÃ‚Â¢ÃƒÆ’Ã‚Â¢ÃƒÂ¢Ã¢â‚¬Å¡Ã‚Â¬Ãƒâ€¦Ã‚Â¡ÃƒÆ’Ã¢â‚¬Å¡Ãƒâ€šÃ‚Â¬ÃƒÆ’Ã†â€™ÃƒÂ¢Ã¢â€šÂ¬Ã‚Â¦ÃƒÆ’Ã¢â‚¬Å¡Ãƒâ€šÃ‚Â¡ÃƒÆ’Ã†â€™Ãƒâ€ Ã¢â‚¬â„¢ÃƒÆ’Ã‚Â¢ÃƒÂ¢Ã¢â‚¬Å¡Ã‚Â¬Ãƒâ€¦Ã‚Â¡ÃƒÆ’Ã†â€™ÃƒÂ¢Ã¢â€šÂ¬Ã…Â¡ÃƒÆ’Ã¢â‚¬Å¡Ãƒâ€šÃ‚Â¬ÃƒÆ’Ã†â€™Ãƒâ€ Ã¢â‚¬â„¢ÃƒÆ’Ã¢â‚¬Â ÃƒÂ¢Ã¢â€šÂ¬Ã¢â€žÂ¢ÃƒÆ’Ã†â€™ÃƒÂ¢Ã¢â€šÂ¬Ã…Â¡ÃƒÆ’Ã¢â‚¬Å¡Ãƒâ€šÃ‚Â¢ÃƒÆ’Ã†â€™Ãƒâ€ Ã¢â‚¬â„¢ÃƒÆ’Ã¢â‚¬Å¡Ãƒâ€šÃ‚Â¢ÃƒÆ’Ã†â€™Ãƒâ€šÃ‚Â¢ÃƒÆ’Ã‚Â¢ÃƒÂ¢Ã¢â€šÂ¬Ã…Â¡Ãƒâ€šÃ‚Â¬ÃƒÆ’Ã¢â‚¬Â¦Ãƒâ€šÃ‚Â¡ÃƒÆ’Ã†â€™ÃƒÂ¢Ã¢â€šÂ¬Ã…Â¡ÃƒÆ’Ã¢â‚¬Å¡Ãƒâ€šÃ‚Â¬ÃƒÆ’Ã†â€™Ãƒâ€ Ã¢â‚¬â„¢ÃƒÆ’Ã‚Â¢ÃƒÂ¢Ã¢â‚¬Å¡Ã‚Â¬Ãƒâ€¦Ã‚Â¡ÃƒÆ’Ã†â€™ÃƒÂ¢Ã¢â€šÂ¬Ã…Â¡ÃƒÆ’Ã¢â‚¬Å¡Ãƒâ€šÃ‚Â TF-IDF relevance (advisory only).</w:t>
+      </w:r>
+    </w:p>
+    <w:p>
+      <w:pPr>
+        <w:spacing w:before="0" w:after="0"/>
+      </w:pPr>
+      <w:r>
+        <w:rPr>
+          <w:rFonts w:ascii="Consolas" w:hAnsi="Consolas"/>
+          <w:sz w:val="18"/>
+          <w:szCs w:val="18"/>
+          <w:color w:val="333333"/>
+        </w:rPr>
+        <w:t xml:space="preserve">- `engine/src/ui.js` + `engine/src/ui.css` ÃƒÆ’Ã†â€™Ãƒâ€ Ã¢â‚¬â„¢ÃƒÆ’Ã¢â‚¬Â ÃƒÂ¢Ã¢â€šÂ¬Ã¢â€žÂ¢ÃƒÆ’Ã†â€™ÃƒÂ¢Ã¢â€šÂ¬Ã‚Â ÃƒÆ’Ã‚Â¢ÃƒÂ¢Ã¢â‚¬Å¡Ã‚Â¬ÃƒÂ¢Ã¢â‚¬Å¾Ã‚Â¢ÃƒÆ’Ã†â€™Ãƒâ€ Ã¢â‚¬â„¢ÃƒÆ’Ã‚Â¢ÃƒÂ¢Ã¢â‚¬Å¡Ã‚Â¬Ãƒâ€¦Ã‚Â¡ÃƒÆ’Ã†â€™ÃƒÂ¢Ã¢â€šÂ¬Ã…Â¡ÃƒÆ’Ã¢â‚¬Å¡Ãƒâ€šÃ‚Â¢ÃƒÆ’Ã†â€™Ãƒâ€ Ã¢â‚¬â„¢ÃƒÆ’Ã¢â‚¬Â ÃƒÂ¢Ã¢â€šÂ¬Ã¢â€žÂ¢ÃƒÆ’Ã†â€™ÃƒÂ¢Ã¢â€šÂ¬Ã…Â¡ÃƒÆ’Ã¢â‚¬Å¡Ãƒâ€šÃ‚Â¢ÃƒÆ’Ã†â€™Ãƒâ€ Ã¢â‚¬â„¢ÃƒÆ’Ã¢â‚¬Å¡Ãƒâ€šÃ‚Â¢ÃƒÆ’Ã†â€™Ãƒâ€šÃ‚Â¢ÃƒÆ’Ã‚Â¢ÃƒÂ¢Ã¢â‚¬Å¡Ã‚Â¬Ãƒâ€¦Ã‚Â¡ÃƒÆ’Ã¢â‚¬Å¡Ãƒâ€šÃ‚Â¬ÃƒÆ’Ã†â€™ÃƒÂ¢Ã¢â€šÂ¬Ã‚Â¦ÃƒÆ’Ã¢â‚¬Å¡Ãƒâ€šÃ‚Â¡ÃƒÆ’Ã†â€™Ãƒâ€ Ã¢â‚¬â„¢ÃƒÆ’Ã‚Â¢ÃƒÂ¢Ã¢â‚¬Å¡Ã‚Â¬Ãƒâ€¦Ã‚Â¡ÃƒÆ’Ã†â€™ÃƒÂ¢Ã¢â€šÂ¬Ã…Â¡ÃƒÆ’Ã¢â‚¬Å¡Ãƒâ€šÃ‚Â¬ÃƒÆ’Ã†â€™Ãƒâ€ Ã¢â‚¬â„¢ÃƒÆ’Ã¢â‚¬Â ÃƒÂ¢Ã¢â€šÂ¬Ã¢â€žÂ¢ÃƒÆ’Ã†â€™ÃƒÂ¢Ã¢â€šÂ¬Ã…Â¡ÃƒÆ’Ã¢â‚¬Å¡Ãƒâ€šÃ‚Â¢ÃƒÆ’Ã†â€™Ãƒâ€ Ã¢â‚¬â„¢ÃƒÆ’Ã¢â‚¬Å¡Ãƒâ€šÃ‚Â¢ÃƒÆ’Ã†â€™Ãƒâ€šÃ‚Â¢ÃƒÆ’Ã‚Â¢ÃƒÂ¢Ã¢â€šÂ¬Ã…Â¡Ãƒâ€šÃ‚Â¬ÃƒÆ’Ã¢â‚¬Â¦Ãƒâ€šÃ‚Â¡ÃƒÆ’Ã†â€™ÃƒÂ¢Ã¢â€šÂ¬Ã…Â¡ÃƒÆ’Ã¢â‚¬Å¡Ãƒâ€šÃ‚Â¬ÃƒÆ’Ã†â€™Ãƒâ€ Ã¢â‚¬â„¢ÃƒÆ’Ã‚Â¢ÃƒÂ¢Ã¢â‚¬Å¡Ã‚Â¬Ãƒâ€¦Ã‚Â¡ÃƒÆ’Ã†â€™ÃƒÂ¢Ã¢â€šÂ¬Ã…Â¡ÃƒÆ’Ã¢â‚¬Å¡Ãƒâ€šÃ‚Â DOM renderer (browser/extension).</w:t>
+      </w:r>
+    </w:p>
+    <w:p>
+      <w:pPr>
+        <w:spacing w:before="0" w:after="0"/>
+      </w:pPr>
+      <w:r>
+        <w:rPr>
+          <w:rFonts w:ascii="Consolas" w:hAnsi="Consolas"/>
+          <w:sz w:val="18"/>
+          <w:szCs w:val="18"/>
+          <w:color w:val="333333"/>
+        </w:rPr>
+        <w:t xml:space="preserve">- `engine/src/tfcheck.js` ÃƒÆ’Ã†â€™Ãƒâ€ Ã¢â‚¬â„¢ÃƒÆ’Ã¢â‚¬Â ÃƒÂ¢Ã¢â€šÂ¬Ã¢â€žÂ¢ÃƒÆ’Ã†â€™ÃƒÂ¢Ã¢â€šÂ¬Ã‚Â ÃƒÆ’Ã‚Â¢ÃƒÂ¢Ã¢â‚¬Å¡Ã‚Â¬ÃƒÂ¢Ã¢â‚¬Å¾Ã‚Â¢ÃƒÆ’Ã†â€™Ãƒâ€ Ã¢â‚¬â„¢ÃƒÆ’Ã‚Â¢ÃƒÂ¢Ã¢â‚¬Å¡Ã‚Â¬Ãƒâ€¦Ã‚Â¡ÃƒÆ’Ã†â€™ÃƒÂ¢Ã¢â€šÂ¬Ã…Â¡ÃƒÆ’Ã¢â‚¬Å¡Ãƒâ€šÃ‚Â¢ÃƒÆ’Ã†â€™Ãƒâ€ Ã¢â‚¬â„¢ÃƒÆ’Ã¢â‚¬Â ÃƒÂ¢Ã¢â€šÂ¬Ã¢â€žÂ¢ÃƒÆ’Ã†â€™ÃƒÂ¢Ã¢â€šÂ¬Ã…Â¡ÃƒÆ’Ã¢â‚¬Å¡Ãƒâ€šÃ‚Â¢ÃƒÆ’Ã†â€™Ãƒâ€ Ã¢â‚¬â„¢ÃƒÆ’Ã¢â‚¬Å¡Ãƒâ€šÃ‚Â¢ÃƒÆ’Ã†â€™Ãƒâ€šÃ‚Â¢ÃƒÆ’Ã‚Â¢ÃƒÂ¢Ã¢â‚¬Å¡Ã‚Â¬Ãƒâ€¦Ã‚Â¡ÃƒÆ’Ã¢â‚¬Å¡Ãƒâ€šÃ‚Â¬ÃƒÆ’Ã†â€™ÃƒÂ¢Ã¢â€šÂ¬Ã‚Â¦ÃƒÆ’Ã¢â‚¬Å¡Ãƒâ€šÃ‚Â¡ÃƒÆ’Ã†â€™Ãƒâ€ Ã¢â‚¬â„¢ÃƒÆ’Ã‚Â¢ÃƒÂ¢Ã¢â‚¬Å¡Ã‚Â¬Ãƒâ€¦Ã‚Â¡ÃƒÆ’Ã†â€™ÃƒÂ¢Ã¢â€šÂ¬Ã…Â¡ÃƒÆ’Ã¢â‚¬Å¡Ãƒâ€šÃ‚Â¬ÃƒÆ’Ã†â€™Ãƒâ€ Ã¢â‚¬â„¢ÃƒÆ’Ã¢â‚¬Â ÃƒÂ¢Ã¢â€šÂ¬Ã¢â€žÂ¢ÃƒÆ’Ã†â€™ÃƒÂ¢Ã¢â€šÂ¬Ã…Â¡ÃƒÆ’Ã¢â‚¬Å¡Ãƒâ€šÃ‚Â¢ÃƒÆ’Ã†â€™Ãƒâ€ Ã¢â‚¬â„¢ÃƒÆ’Ã¢â‚¬Å¡Ãƒâ€šÃ‚Â¢ÃƒÆ’Ã†â€™Ãƒâ€šÃ‚Â¢ÃƒÆ’Ã‚Â¢ÃƒÂ¢Ã¢â€šÂ¬Ã…Â¡Ãƒâ€šÃ‚Â¬ÃƒÆ’Ã¢â‚¬Â¦Ãƒâ€šÃ‚Â¡ÃƒÆ’Ã†â€™ÃƒÂ¢Ã¢â€šÂ¬Ã…Â¡ÃƒÆ’Ã¢â‚¬Å¡Ãƒâ€šÃ‚Â¬ÃƒÆ’Ã†â€™Ãƒâ€ Ã¢â‚¬â„¢ÃƒÆ’Ã‚Â¢ÃƒÂ¢Ã¢â‚¬Å¡Ã‚Â¬Ãƒâ€¦Ã‚Â¡ÃƒÆ’Ã†â€™ÃƒÂ¢Ã¢â€šÂ¬Ã…Â¡ÃƒÆ’Ã¢â‚¬Å¡Ãƒâ€šÃ‚Â post-generation Terraform verifier (used by `vector verify`).</w:t>
       </w:r>
     </w:p>
     <w:p>
@@ -1649,7 +1649,7 @@
           <w:szCs w:val="18"/>
           <w:color w:val="333333"/>
         </w:rPr>
-        <w:t xml:space="preserve">  SQS, SNS, Redshift, OpenSearch, SageMaker, ÃƒÆ’Ã†â€™Ãƒâ€ Ã¢â‚¬â„¢ÃƒÆ’Ã¢â‚¬Â ÃƒÂ¢Ã¢â€šÂ¬Ã¢â€žÂ¢ÃƒÆ’Ã†â€™ÃƒÂ¢Ã¢â€šÂ¬Ã…Â¡ÃƒÆ’Ã¢â‚¬Å¡Ãƒâ€šÃ‚Â¢ÃƒÆ’Ã†â€™Ãƒâ€ Ã¢â‚¬â„¢ÃƒÆ’Ã¢â‚¬Å¡Ãƒâ€šÃ‚Â¢ÃƒÆ’Ã†â€™Ãƒâ€šÃ‚Â¢ÃƒÆ’Ã‚Â¢ÃƒÂ¢Ã¢â€šÂ¬Ã…Â¡Ãƒâ€šÃ‚Â¬ÃƒÆ’Ã¢â‚¬Â¦Ãƒâ€šÃ‚Â¡ÃƒÆ’Ã†â€™ÃƒÂ¢Ã¢â€šÂ¬Ã…Â¡ÃƒÆ’Ã¢â‚¬Å¡Ãƒâ€šÃ‚Â¬ÃƒÆ’Ã†â€™Ãƒâ€ Ã¢â‚¬â„¢ÃƒÆ’Ã‚Â¢ÃƒÂ¢Ã¢â‚¬Å¡Ã‚Â¬Ãƒâ€¦Ã‚Â¡ÃƒÆ’Ã†â€™ÃƒÂ¢Ã¢â€šÂ¬Ã…Â¡ÃƒÆ’Ã¢â‚¬Å¡Ãƒâ€šÃ‚Â¦</w:t>
+        <w:t xml:space="preserve">  SQS, SNS, Redshift, OpenSearch, SageMaker, ÃƒÆ’Ã†â€™Ãƒâ€ Ã¢â‚¬â„¢ÃƒÆ’Ã¢â‚¬Â ÃƒÂ¢Ã¢â€šÂ¬Ã¢â€žÂ¢ÃƒÆ’Ã†â€™ÃƒÂ¢Ã¢â€šÂ¬Ã‚Â ÃƒÆ’Ã‚Â¢ÃƒÂ¢Ã¢â‚¬Å¡Ã‚Â¬ÃƒÂ¢Ã¢â‚¬Å¾Ã‚Â¢ÃƒÆ’Ã†â€™Ãƒâ€ Ã¢â‚¬â„¢ÃƒÆ’Ã‚Â¢ÃƒÂ¢Ã¢â‚¬Å¡Ã‚Â¬Ãƒâ€¦Ã‚Â¡ÃƒÆ’Ã†â€™ÃƒÂ¢Ã¢â€šÂ¬Ã…Â¡ÃƒÆ’Ã¢â‚¬Å¡Ãƒâ€šÃ‚Â¢ÃƒÆ’Ã†â€™Ãƒâ€ Ã¢â‚¬â„¢ÃƒÆ’Ã¢â‚¬Â ÃƒÂ¢Ã¢â€šÂ¬Ã¢â€žÂ¢ÃƒÆ’Ã†â€™ÃƒÂ¢Ã¢â€šÂ¬Ã…Â¡ÃƒÆ’Ã¢â‚¬Å¡Ãƒâ€šÃ‚Â¢ÃƒÆ’Ã†â€™Ãƒâ€ Ã¢â‚¬â„¢ÃƒÆ’Ã¢â‚¬Å¡Ãƒâ€šÃ‚Â¢ÃƒÆ’Ã†â€™Ãƒâ€šÃ‚Â¢ÃƒÆ’Ã‚Â¢ÃƒÂ¢Ã¢â‚¬Å¡Ã‚Â¬Ãƒâ€¦Ã‚Â¡ÃƒÆ’Ã¢â‚¬Å¡Ãƒâ€šÃ‚Â¬ÃƒÆ’Ã†â€™ÃƒÂ¢Ã¢â€šÂ¬Ã‚Â¦ÃƒÆ’Ã¢â‚¬Å¡Ãƒâ€šÃ‚Â¡ÃƒÆ’Ã†â€™Ãƒâ€ Ã¢â‚¬â„¢ÃƒÆ’Ã‚Â¢ÃƒÂ¢Ã¢â‚¬Å¡Ã‚Â¬Ãƒâ€¦Ã‚Â¡ÃƒÆ’Ã†â€™ÃƒÂ¢Ã¢â€šÂ¬Ã…Â¡ÃƒÆ’Ã¢â‚¬Å¡Ãƒâ€šÃ‚Â¬ÃƒÆ’Ã†â€™Ãƒâ€ Ã¢â‚¬â„¢ÃƒÆ’Ã¢â‚¬Â ÃƒÂ¢Ã¢â€šÂ¬Ã¢â€žÂ¢ÃƒÆ’Ã†â€™Ãƒâ€šÃ‚Â¢ÃƒÆ’Ã‚Â¢ÃƒÂ¢Ã¢â€šÂ¬Ã…Â¡Ãƒâ€šÃ‚Â¬ÃƒÆ’Ã¢â‚¬Â¦Ãƒâ€šÃ‚Â¡ÃƒÆ’Ã†â€™Ãƒâ€ Ã¢â‚¬â„¢ÃƒÆ’Ã‚Â¢ÃƒÂ¢Ã¢â‚¬Å¡Ã‚Â¬Ãƒâ€¦Ã‚Â¡ÃƒÆ’Ã†â€™ÃƒÂ¢Ã¢â€šÂ¬Ã…Â¡ÃƒÆ’Ã¢â‚¬Å¡Ãƒâ€šÃ‚Â¦</w:t>
       </w:r>
     </w:p>
     <w:p>
@@ -1955,7 +1955,7 @@
           <w:sz w:val="22"/>
           <w:szCs w:val="22"/>
         </w:rPr>
-        <w:t xml:space="preserve">node -e "const {analyze}=require('./src/analyzer'); console.log(analyze('Create an S3 bucket and make it public').riskyFindings.map(f=&gt;f.id));"</w:t>
+        <w:t xml:space="preserve">node -e "const {analyze}=require('./engine/src/analyzer'); console.log(analyze('Create an S3 bucket and make it public').riskyFindings.map(f=&gt;f.id));"</w:t>
       </w:r>
     </w:p>
     <w:p>
@@ -2011,121 +2011,121 @@
           <w:szCs w:val="18"/>
           <w:color w:val="333333"/>
         </w:rPr>
-        <w:t xml:space="preserve">## 5. Part B ÃƒÆ’Ã†â€™Ãƒâ€ Ã¢â‚¬â„¢ÃƒÆ’Ã¢â‚¬Â ÃƒÂ¢Ã¢â€šÂ¬Ã¢â€žÂ¢ÃƒÆ’Ã†â€™ÃƒÂ¢Ã¢â€šÂ¬Ã…Â¡ÃƒÆ’Ã¢â‚¬Å¡Ãƒâ€šÃ‚Â¢ÃƒÆ’Ã†â€™Ãƒâ€ Ã¢â‚¬â„¢ÃƒÆ’Ã¢â‚¬Å¡Ãƒâ€šÃ‚Â¢ÃƒÆ’Ã†â€™Ãƒâ€šÃ‚Â¢ÃƒÆ’Ã‚Â¢ÃƒÂ¢Ã¢â€šÂ¬Ã…Â¡Ãƒâ€šÃ‚Â¬ÃƒÆ’Ã¢â‚¬Â¦Ãƒâ€šÃ‚Â¡ÃƒÆ’Ã†â€™ÃƒÂ¢Ã¢â€šÂ¬Ã…Â¡ÃƒÆ’Ã¢â‚¬Å¡Ãƒâ€šÃ‚Â¬ÃƒÆ’Ã†â€™Ãƒâ€ Ã¢â‚¬â„¢ÃƒÆ’Ã¢â‚¬Å¡Ãƒâ€šÃ‚Â¢ÃƒÆ’Ã†â€™Ãƒâ€šÃ‚Â¢ÃƒÆ’Ã‚Â¢ÃƒÂ¢Ã¢â‚¬Å¡Ã‚Â¬Ãƒâ€¦Ã‚Â¡ÃƒÆ’Ã¢â‚¬Å¡Ãƒâ€šÃ‚Â¬ÃƒÆ’Ã†â€™ÃƒÂ¢Ã¢â€šÂ¬Ã…Â¡ÃƒÆ’Ã¢â‚¬Å¡Ãƒâ€šÃ‚Â CLI</w:t>
-      </w:r>
-    </w:p>
-    <w:p>
-      <w:pPr>
-        <w:spacing w:before="0" w:after="0"/>
-      </w:pPr>
-      <w:r>
-        <w:rPr>
-          <w:rFonts w:ascii="Consolas" w:hAnsi="Consolas"/>
-          <w:sz w:val="18"/>
-          <w:szCs w:val="18"/>
-          <w:color w:val="333333"/>
-        </w:rPr>
-        <w:t xml:space="preserve"/>
-      </w:r>
-    </w:p>
-    <w:p>
-      <w:pPr>
-        <w:spacing w:before="0" w:after="0"/>
-      </w:pPr>
-      <w:r>
-        <w:rPr>
-          <w:rFonts w:ascii="Consolas" w:hAnsi="Consolas"/>
-          <w:sz w:val="18"/>
-          <w:szCs w:val="18"/>
-          <w:color w:val="333333"/>
-        </w:rPr>
-        <w:t xml:space="preserve">`cli/vector-cli.js`:</w:t>
-      </w:r>
-    </w:p>
-    <w:p>
-      <w:pPr>
-        <w:spacing w:before="0" w:after="0"/>
-      </w:pPr>
-      <w:r>
-        <w:rPr>
-          <w:rFonts w:ascii="Consolas" w:hAnsi="Consolas"/>
-          <w:sz w:val="18"/>
-          <w:szCs w:val="18"/>
-          <w:color w:val="333333"/>
-        </w:rPr>
-        <w:t xml:space="preserve"/>
-      </w:r>
-    </w:p>
-    <w:p>
-      <w:pPr>
-        <w:spacing w:before="0" w:after="100"/>
-      </w:pPr>
-      <w:r>
-        <w:rPr>
-          <w:sz w:val="22"/>
-          <w:szCs w:val="22"/>
-        </w:rPr>
-        <w:t xml:space="preserve">node cli/vector-cli.js analyze "Create an S3 bucket and an EC2 instance"</w:t>
-      </w:r>
-    </w:p>
-    <w:p>
-      <w:pPr>
-        <w:spacing w:before="0" w:after="100"/>
-      </w:pPr>
-      <w:r>
-        <w:rPr>
-          <w:sz w:val="22"/>
-          <w:szCs w:val="22"/>
-        </w:rPr>
-        <w:t xml:space="preserve">node cli/vector-cli.js analyze --json "Create an S3 bucket for user documents"</w:t>
-      </w:r>
-    </w:p>
-    <w:p>
-      <w:pPr>
-        <w:spacing w:before="0" w:after="100"/>
-      </w:pPr>
-      <w:r>
-        <w:rPr>
-          <w:sz w:val="22"/>
-          <w:szCs w:val="22"/>
-        </w:rPr>
-        <w:t xml:space="preserve">node cli/vector-cli.js improved "Create an S3 bucket"</w:t>
-      </w:r>
-    </w:p>
-    <w:p>
-      <w:pPr>
-        <w:spacing w:before="0" w:after="100"/>
-      </w:pPr>
-      <w:r>
-        <w:rPr>
-          <w:sz w:val="22"/>
-          <w:szCs w:val="22"/>
-        </w:rPr>
-        <w:t xml:space="preserve">node cli/vector-cli.js hook "Deploy an S3 bucket open to the public"   # exit 2 CRITICAL / 1 HIGH</w:t>
-      </w:r>
-    </w:p>
-    <w:p>
-      <w:pPr>
-        <w:spacing w:before="0" w:after="100"/>
-      </w:pPr>
-      <w:r>
-        <w:rPr>
-          <w:sz w:val="22"/>
-          <w:szCs w:val="22"/>
-        </w:rPr>
-        <w:t xml:space="preserve">node cli/vector-cli.js analyze --policy examples/policy.example.json "Deploy in us-east-1"</w:t>
-      </w:r>
-    </w:p>
-    <w:p>
-      <w:pPr>
-        <w:spacing w:before="0" w:after="100"/>
-      </w:pPr>
-      <w:r>
-        <w:rPr>
-          <w:sz w:val="22"/>
-          <w:szCs w:val="22"/>
-        </w:rPr>
-        <w:t xml:space="preserve">node cli/vector-cli.js verify "eval/downstream/insecure.tf"   # post-generation check, exit 2/1/0</w:t>
+        <w:t xml:space="preserve">## 5. Part B ÃƒÆ’Ã†â€™Ãƒâ€ Ã¢â‚¬â„¢ÃƒÆ’Ã¢â‚¬Â ÃƒÂ¢Ã¢â€šÂ¬Ã¢â€žÂ¢ÃƒÆ’Ã†â€™ÃƒÂ¢Ã¢â€šÂ¬Ã‚Â ÃƒÆ’Ã‚Â¢ÃƒÂ¢Ã¢â‚¬Å¡Ã‚Â¬ÃƒÂ¢Ã¢â‚¬Å¾Ã‚Â¢ÃƒÆ’Ã†â€™Ãƒâ€ Ã¢â‚¬â„¢ÃƒÆ’Ã‚Â¢ÃƒÂ¢Ã¢â‚¬Å¡Ã‚Â¬Ãƒâ€¦Ã‚Â¡ÃƒÆ’Ã†â€™ÃƒÂ¢Ã¢â€šÂ¬Ã…Â¡ÃƒÆ’Ã¢â‚¬Å¡Ãƒâ€šÃ‚Â¢ÃƒÆ’Ã†â€™Ãƒâ€ Ã¢â‚¬â„¢ÃƒÆ’Ã¢â‚¬Â ÃƒÂ¢Ã¢â€šÂ¬Ã¢â€žÂ¢ÃƒÆ’Ã†â€™ÃƒÂ¢Ã¢â€šÂ¬Ã…Â¡ÃƒÆ’Ã¢â‚¬Å¡Ãƒâ€šÃ‚Â¢ÃƒÆ’Ã†â€™Ãƒâ€ Ã¢â‚¬â„¢ÃƒÆ’Ã¢â‚¬Å¡Ãƒâ€šÃ‚Â¢ÃƒÆ’Ã†â€™Ãƒâ€šÃ‚Â¢ÃƒÆ’Ã‚Â¢ÃƒÂ¢Ã¢â‚¬Å¡Ã‚Â¬Ãƒâ€¦Ã‚Â¡ÃƒÆ’Ã¢â‚¬Å¡Ãƒâ€šÃ‚Â¬ÃƒÆ’Ã†â€™ÃƒÂ¢Ã¢â€šÂ¬Ã‚Â¦ÃƒÆ’Ã¢â‚¬Å¡Ãƒâ€šÃ‚Â¡ÃƒÆ’Ã†â€™Ãƒâ€ Ã¢â‚¬â„¢ÃƒÆ’Ã‚Â¢ÃƒÂ¢Ã¢â‚¬Å¡Ã‚Â¬Ãƒâ€¦Ã‚Â¡ÃƒÆ’Ã†â€™ÃƒÂ¢Ã¢â€šÂ¬Ã…Â¡ÃƒÆ’Ã¢â‚¬Å¡Ãƒâ€šÃ‚Â¬ÃƒÆ’Ã†â€™Ãƒâ€ Ã¢â‚¬â„¢ÃƒÆ’Ã¢â‚¬Â ÃƒÂ¢Ã¢â€šÂ¬Ã¢â€žÂ¢ÃƒÆ’Ã†â€™ÃƒÂ¢Ã¢â€šÂ¬Ã…Â¡ÃƒÆ’Ã¢â‚¬Å¡Ãƒâ€šÃ‚Â¢ÃƒÆ’Ã†â€™Ãƒâ€ Ã¢â‚¬â„¢ÃƒÆ’Ã¢â‚¬Å¡Ãƒâ€šÃ‚Â¢ÃƒÆ’Ã†â€™Ãƒâ€šÃ‚Â¢ÃƒÆ’Ã‚Â¢ÃƒÂ¢Ã¢â€šÂ¬Ã…Â¡Ãƒâ€šÃ‚Â¬ÃƒÆ’Ã¢â‚¬Â¦Ãƒâ€šÃ‚Â¡ÃƒÆ’Ã†â€™ÃƒÂ¢Ã¢â€šÂ¬Ã…Â¡ÃƒÆ’Ã¢â‚¬Å¡Ãƒâ€šÃ‚Â¬ÃƒÆ’Ã†â€™Ãƒâ€ Ã¢â‚¬â„¢ÃƒÆ’Ã‚Â¢ÃƒÂ¢Ã¢â‚¬Å¡Ã‚Â¬Ãƒâ€¦Ã‚Â¡ÃƒÆ’Ã†â€™ÃƒÂ¢Ã¢â€šÂ¬Ã…Â¡ÃƒÆ’Ã¢â‚¬Å¡Ãƒâ€šÃ‚Â CLI</w:t>
+      </w:r>
+    </w:p>
+    <w:p>
+      <w:pPr>
+        <w:spacing w:before="0" w:after="0"/>
+      </w:pPr>
+      <w:r>
+        <w:rPr>
+          <w:rFonts w:ascii="Consolas" w:hAnsi="Consolas"/>
+          <w:sz w:val="18"/>
+          <w:szCs w:val="18"/>
+          <w:color w:val="333333"/>
+        </w:rPr>
+        <w:t xml:space="preserve"/>
+      </w:r>
+    </w:p>
+    <w:p>
+      <w:pPr>
+        <w:spacing w:before="0" w:after="0"/>
+      </w:pPr>
+      <w:r>
+        <w:rPr>
+          <w:rFonts w:ascii="Consolas" w:hAnsi="Consolas"/>
+          <w:sz w:val="18"/>
+          <w:szCs w:val="18"/>
+          <w:color w:val="333333"/>
+        </w:rPr>
+        <w:t xml:space="preserve">`engine/cli/vector-cli.js`:</w:t>
+      </w:r>
+    </w:p>
+    <w:p>
+      <w:pPr>
+        <w:spacing w:before="0" w:after="0"/>
+      </w:pPr>
+      <w:r>
+        <w:rPr>
+          <w:rFonts w:ascii="Consolas" w:hAnsi="Consolas"/>
+          <w:sz w:val="18"/>
+          <w:szCs w:val="18"/>
+          <w:color w:val="333333"/>
+        </w:rPr>
+        <w:t xml:space="preserve"/>
+      </w:r>
+    </w:p>
+    <w:p>
+      <w:pPr>
+        <w:spacing w:before="0" w:after="100"/>
+      </w:pPr>
+      <w:r>
+        <w:rPr>
+          <w:sz w:val="22"/>
+          <w:szCs w:val="22"/>
+        </w:rPr>
+        <w:t xml:space="preserve">node engine/cli/vector-cli.js analyze "Create an S3 bucket and an EC2 instance"</w:t>
+      </w:r>
+    </w:p>
+    <w:p>
+      <w:pPr>
+        <w:spacing w:before="0" w:after="100"/>
+      </w:pPr>
+      <w:r>
+        <w:rPr>
+          <w:sz w:val="22"/>
+          <w:szCs w:val="22"/>
+        </w:rPr>
+        <w:t xml:space="preserve">node engine/cli/vector-cli.js analyze --json "Create an S3 bucket for user documents"</w:t>
+      </w:r>
+    </w:p>
+    <w:p>
+      <w:pPr>
+        <w:spacing w:before="0" w:after="100"/>
+      </w:pPr>
+      <w:r>
+        <w:rPr>
+          <w:sz w:val="22"/>
+          <w:szCs w:val="22"/>
+        </w:rPr>
+        <w:t xml:space="preserve">node engine/cli/vector-cli.js improved "Create an S3 bucket"</w:t>
+      </w:r>
+    </w:p>
+    <w:p>
+      <w:pPr>
+        <w:spacing w:before="0" w:after="100"/>
+      </w:pPr>
+      <w:r>
+        <w:rPr>
+          <w:sz w:val="22"/>
+          <w:szCs w:val="22"/>
+        </w:rPr>
+        <w:t xml:space="preserve">node engine/cli/vector-cli.js hook "Deploy an S3 bucket open to the public"   # exit 2 CRITICAL / 1 HIGH</w:t>
+      </w:r>
+    </w:p>
+    <w:p>
+      <w:pPr>
+        <w:spacing w:before="0" w:after="100"/>
+      </w:pPr>
+      <w:r>
+        <w:rPr>
+          <w:sz w:val="22"/>
+          <w:szCs w:val="22"/>
+        </w:rPr>
+        <w:t xml:space="preserve">node engine/cli/vector-cli.js analyze --policy docs/examples/policy.example.json "Deploy in us-east-1"</w:t>
+      </w:r>
+    </w:p>
+    <w:p>
+      <w:pPr>
+        <w:spacing w:before="0" w:after="100"/>
+      </w:pPr>
+      <w:r>
+        <w:rPr>
+          <w:sz w:val="22"/>
+          <w:szCs w:val="22"/>
+        </w:rPr>
+        <w:t xml:space="preserve">node engine/cli/vector-cli.js verify "engine/eval/downstream/insecure.tf"   # post-generation check, exit 2/1/0</w:t>
       </w:r>
     </w:p>
     <w:p>
@@ -2209,7 +2209,7 @@
           <w:szCs w:val="18"/>
           <w:color w:val="333333"/>
         </w:rPr>
-        <w:t xml:space="preserve">## 6. Part C ÃƒÆ’Ã†â€™Ãƒâ€ Ã¢â‚¬â„¢ÃƒÆ’Ã¢â‚¬Â ÃƒÂ¢Ã¢â€šÂ¬Ã¢â€žÂ¢ÃƒÆ’Ã†â€™ÃƒÂ¢Ã¢â€šÂ¬Ã…Â¡ÃƒÆ’Ã¢â‚¬Å¡Ãƒâ€šÃ‚Â¢ÃƒÆ’Ã†â€™Ãƒâ€ Ã¢â‚¬â„¢ÃƒÆ’Ã¢â‚¬Å¡Ãƒâ€šÃ‚Â¢ÃƒÆ’Ã†â€™Ãƒâ€šÃ‚Â¢ÃƒÆ’Ã‚Â¢ÃƒÂ¢Ã¢â€šÂ¬Ã…Â¡Ãƒâ€šÃ‚Â¬ÃƒÆ’Ã¢â‚¬Â¦Ãƒâ€šÃ‚Â¡ÃƒÆ’Ã†â€™ÃƒÂ¢Ã¢â€šÂ¬Ã…Â¡ÃƒÆ’Ã¢â‚¬Å¡Ãƒâ€šÃ‚Â¬ÃƒÆ’Ã†â€™Ãƒâ€ Ã¢â‚¬â„¢ÃƒÆ’Ã¢â‚¬Å¡Ãƒâ€šÃ‚Â¢ÃƒÆ’Ã†â€™Ãƒâ€šÃ‚Â¢ÃƒÆ’Ã‚Â¢ÃƒÂ¢Ã¢â‚¬Å¡Ã‚Â¬Ãƒâ€¦Ã‚Â¡ÃƒÆ’Ã¢â‚¬Å¡Ãƒâ€šÃ‚Â¬ÃƒÆ’Ã†â€™ÃƒÂ¢Ã¢â€šÂ¬Ã…Â¡ÃƒÆ’Ã¢â‚¬Å¡Ãƒâ€šÃ‚Â The browser extension</w:t>
+        <w:t xml:space="preserve">## 6. Part C ÃƒÆ’Ã†â€™Ãƒâ€ Ã¢â‚¬â„¢ÃƒÆ’Ã¢â‚¬Â ÃƒÂ¢Ã¢â€šÂ¬Ã¢â€žÂ¢ÃƒÆ’Ã†â€™ÃƒÂ¢Ã¢â€šÂ¬Ã‚Â ÃƒÆ’Ã‚Â¢ÃƒÂ¢Ã¢â‚¬Å¡Ã‚Â¬ÃƒÂ¢Ã¢â‚¬Å¾Ã‚Â¢ÃƒÆ’Ã†â€™Ãƒâ€ Ã¢â‚¬â„¢ÃƒÆ’Ã‚Â¢ÃƒÂ¢Ã¢â‚¬Å¡Ã‚Â¬Ãƒâ€¦Ã‚Â¡ÃƒÆ’Ã†â€™ÃƒÂ¢Ã¢â€šÂ¬Ã…Â¡ÃƒÆ’Ã¢â‚¬Å¡Ãƒâ€šÃ‚Â¢ÃƒÆ’Ã†â€™Ãƒâ€ Ã¢â‚¬â„¢ÃƒÆ’Ã¢â‚¬Â ÃƒÂ¢Ã¢â€šÂ¬Ã¢â€žÂ¢ÃƒÆ’Ã†â€™ÃƒÂ¢Ã¢â€šÂ¬Ã…Â¡ÃƒÆ’Ã¢â‚¬Å¡Ãƒâ€šÃ‚Â¢ÃƒÆ’Ã†â€™Ãƒâ€ Ã¢â‚¬â„¢ÃƒÆ’Ã¢â‚¬Å¡Ãƒâ€šÃ‚Â¢ÃƒÆ’Ã†â€™Ãƒâ€šÃ‚Â¢ÃƒÆ’Ã‚Â¢ÃƒÂ¢Ã¢â‚¬Å¡Ã‚Â¬Ãƒâ€¦Ã‚Â¡ÃƒÆ’Ã¢â‚¬Å¡Ãƒâ€šÃ‚Â¬ÃƒÆ’Ã†â€™ÃƒÂ¢Ã¢â€šÂ¬Ã‚Â¦ÃƒÆ’Ã¢â‚¬Å¡Ãƒâ€šÃ‚Â¡ÃƒÆ’Ã†â€™Ãƒâ€ Ã¢â‚¬â„¢ÃƒÆ’Ã‚Â¢ÃƒÂ¢Ã¢â‚¬Å¡Ã‚Â¬Ãƒâ€¦Ã‚Â¡ÃƒÆ’Ã†â€™ÃƒÂ¢Ã¢â€šÂ¬Ã…Â¡ÃƒÆ’Ã¢â‚¬Å¡Ãƒâ€šÃ‚Â¬ÃƒÆ’Ã†â€™Ãƒâ€ Ã¢â‚¬â„¢ÃƒÆ’Ã¢â‚¬Â ÃƒÂ¢Ã¢â€šÂ¬Ã¢â€žÂ¢ÃƒÆ’Ã†â€™ÃƒÂ¢Ã¢â€šÂ¬Ã…Â¡ÃƒÆ’Ã¢â‚¬Å¡Ãƒâ€šÃ‚Â¢ÃƒÆ’Ã†â€™Ãƒâ€ Ã¢â‚¬â„¢ÃƒÆ’Ã¢â‚¬Å¡Ãƒâ€šÃ‚Â¢ÃƒÆ’Ã†â€™Ãƒâ€šÃ‚Â¢ÃƒÆ’Ã‚Â¢ÃƒÂ¢Ã¢â€šÂ¬Ã…Â¡Ãƒâ€šÃ‚Â¬ÃƒÆ’Ã¢â‚¬Â¦Ãƒâ€šÃ‚Â¡ÃƒÆ’Ã†â€™ÃƒÂ¢Ã¢â€šÂ¬Ã…Â¡ÃƒÆ’Ã¢â‚¬Å¡Ãƒâ€šÃ‚Â¬ÃƒÆ’Ã†â€™Ãƒâ€ Ã¢â‚¬â„¢ÃƒÆ’Ã‚Â¢ÃƒÂ¢Ã¢â‚¬Å¡Ã‚Â¬Ãƒâ€¦Ã‚Â¡ÃƒÆ’Ã†â€™ÃƒÂ¢Ã¢â€šÂ¬Ã…Â¡ÃƒÆ’Ã¢â‚¬Å¡Ãƒâ€šÃ‚Â The browser extension</w:t>
       </w:r>
     </w:p>
     <w:p>
@@ -2279,7 +2279,7 @@
           <w:szCs w:val="18"/>
           <w:color w:val="333333"/>
         </w:rPr>
-        <w:t xml:space="preserve">3. **Load unpacked** ÃƒÆ’Ã†â€™Ãƒâ€ Ã¢â‚¬â„¢ÃƒÆ’Ã¢â‚¬Â ÃƒÂ¢Ã¢â€šÂ¬Ã¢â€žÂ¢ÃƒÆ’Ã†â€™ÃƒÂ¢Ã¢â€šÂ¬Ã…Â¡ÃƒÆ’Ã¢â‚¬Å¡Ãƒâ€šÃ‚Â¢ÃƒÆ’Ã†â€™Ãƒâ€ Ã¢â‚¬â„¢ÃƒÆ’Ã¢â‚¬Å¡Ãƒâ€šÃ‚Â¢ÃƒÆ’Ã†â€™Ãƒâ€šÃ‚Â¢ÃƒÆ’Ã‚Â¢ÃƒÂ¢Ã¢â‚¬Å¡Ã‚Â¬Ãƒâ€¦Ã‚Â¡ÃƒÆ’Ã¢â‚¬Å¡Ãƒâ€šÃ‚Â¬ÃƒÆ’Ã†â€™ÃƒÂ¢Ã¢â€šÂ¬Ã…Â¡ÃƒÆ’Ã¢â‚¬Å¡Ãƒâ€šÃ‚Â ÃƒÆ’Ã†â€™Ãƒâ€ Ã¢â‚¬â„¢ÃƒÆ’Ã¢â‚¬Å¡Ãƒâ€šÃ‚Â¢ÃƒÆ’Ã†â€™Ãƒâ€šÃ‚Â¢ÃƒÆ’Ã‚Â¢ÃƒÂ¢Ã¢â‚¬Å¡Ã‚Â¬Ãƒâ€¦Ã‚Â¡ÃƒÆ’Ã¢â‚¬Å¡Ãƒâ€šÃ‚Â¬ÃƒÆ’Ã†â€™Ãƒâ€šÃ‚Â¢ÃƒÆ’Ã‚Â¢ÃƒÂ¢Ã¢â‚¬Å¡Ã‚Â¬Ãƒâ€¦Ã‚Â¾ÃƒÆ’Ã¢â‚¬Å¡Ãƒâ€šÃ‚Â¢ select the project folder.</w:t>
+        <w:t xml:space="preserve">3. **Load unpacked** ÃƒÆ’Ã†â€™Ãƒâ€ Ã¢â‚¬â„¢ÃƒÆ’Ã¢â‚¬Â ÃƒÂ¢Ã¢â€šÂ¬Ã¢â€žÂ¢ÃƒÆ’Ã†â€™ÃƒÂ¢Ã¢â€šÂ¬Ã‚Â ÃƒÆ’Ã‚Â¢ÃƒÂ¢Ã¢â‚¬Å¡Ã‚Â¬ÃƒÂ¢Ã¢â‚¬Å¾Ã‚Â¢ÃƒÆ’Ã†â€™Ãƒâ€ Ã¢â‚¬â„¢ÃƒÆ’Ã‚Â¢ÃƒÂ¢Ã¢â‚¬Å¡Ã‚Â¬Ãƒâ€¦Ã‚Â¡ÃƒÆ’Ã†â€™ÃƒÂ¢Ã¢â€šÂ¬Ã…Â¡ÃƒÆ’Ã¢â‚¬Å¡Ãƒâ€šÃ‚Â¢ÃƒÆ’Ã†â€™Ãƒâ€ Ã¢â‚¬â„¢ÃƒÆ’Ã¢â‚¬Â ÃƒÂ¢Ã¢â€šÂ¬Ã¢â€žÂ¢ÃƒÆ’Ã†â€™ÃƒÂ¢Ã¢â€šÂ¬Ã…Â¡ÃƒÆ’Ã¢â‚¬Å¡Ãƒâ€šÃ‚Â¢ÃƒÆ’Ã†â€™Ãƒâ€ Ã¢â‚¬â„¢ÃƒÆ’Ã¢â‚¬Å¡Ãƒâ€šÃ‚Â¢ÃƒÆ’Ã†â€™Ãƒâ€šÃ‚Â¢ÃƒÆ’Ã‚Â¢ÃƒÂ¢Ã¢â€šÂ¬Ã…Â¡Ãƒâ€šÃ‚Â¬ÃƒÆ’Ã¢â‚¬Â¦Ãƒâ€šÃ‚Â¡ÃƒÆ’Ã†â€™ÃƒÂ¢Ã¢â€šÂ¬Ã…Â¡ÃƒÆ’Ã¢â‚¬Å¡Ãƒâ€šÃ‚Â¬ÃƒÆ’Ã†â€™Ãƒâ€ Ã¢â‚¬â„¢ÃƒÆ’Ã‚Â¢ÃƒÂ¢Ã¢â‚¬Å¡Ã‚Â¬Ãƒâ€¦Ã‚Â¡ÃƒÆ’Ã†â€™ÃƒÂ¢Ã¢â€šÂ¬Ã…Â¡ÃƒÆ’Ã¢â‚¬Å¡Ãƒâ€šÃ‚Â ÃƒÆ’Ã†â€™Ãƒâ€ Ã¢â‚¬â„¢ÃƒÆ’Ã¢â‚¬Â ÃƒÂ¢Ã¢â€šÂ¬Ã¢â€žÂ¢ÃƒÆ’Ã†â€™ÃƒÂ¢Ã¢â€šÂ¬Ã…Â¡ÃƒÆ’Ã¢â‚¬Å¡Ãƒâ€šÃ‚Â¢ÃƒÆ’Ã†â€™Ãƒâ€ Ã¢â‚¬â„¢ÃƒÆ’Ã¢â‚¬Å¡Ãƒâ€šÃ‚Â¢ÃƒÆ’Ã†â€™Ãƒâ€šÃ‚Â¢ÃƒÆ’Ã‚Â¢ÃƒÂ¢Ã¢â€šÂ¬Ã…Â¡Ãƒâ€šÃ‚Â¬ÃƒÆ’Ã¢â‚¬Â¦Ãƒâ€šÃ‚Â¡ÃƒÆ’Ã†â€™ÃƒÂ¢Ã¢â€šÂ¬Ã…Â¡ÃƒÆ’Ã¢â‚¬Å¡Ãƒâ€šÃ‚Â¬ÃƒÆ’Ã†â€™Ãƒâ€ Ã¢â‚¬â„¢ÃƒÆ’Ã¢â‚¬Å¡Ãƒâ€šÃ‚Â¢ÃƒÆ’Ã†â€™Ãƒâ€šÃ‚Â¢ÃƒÆ’Ã‚Â¢ÃƒÂ¢Ã¢â€šÂ¬Ã…Â¡Ãƒâ€šÃ‚Â¬ÃƒÆ’Ã¢â‚¬Â¦Ãƒâ€šÃ‚Â¾ÃƒÆ’Ã†â€™ÃƒÂ¢Ã¢â€šÂ¬Ã…Â¡ÃƒÆ’Ã¢â‚¬Å¡Ãƒâ€šÃ‚Â¢ select the project folder.</w:t>
       </w:r>
     </w:p>
     <w:p>
@@ -2321,7 +2321,7 @@
           <w:szCs w:val="18"/>
           <w:color w:val="333333"/>
         </w:rPr>
-        <w:t xml:space="preserve">- Toolbar icon ÃƒÆ’Ã†â€™Ãƒâ€ Ã¢â‚¬â„¢ÃƒÆ’Ã¢â‚¬Â ÃƒÂ¢Ã¢â€šÂ¬Ã¢â€žÂ¢ÃƒÆ’Ã†â€™ÃƒÂ¢Ã¢â€šÂ¬Ã…Â¡ÃƒÆ’Ã¢â‚¬Å¡Ãƒâ€šÃ‚Â¢ÃƒÆ’Ã†â€™Ãƒâ€ Ã¢â‚¬â„¢ÃƒÆ’Ã¢â‚¬Å¡Ãƒâ€šÃ‚Â¢ÃƒÆ’Ã†â€™Ãƒâ€šÃ‚Â¢ÃƒÆ’Ã‚Â¢ÃƒÂ¢Ã¢â‚¬Å¡Ã‚Â¬Ãƒâ€¦Ã‚Â¡ÃƒÆ’Ã¢â‚¬Å¡Ãƒâ€šÃ‚Â¬ÃƒÆ’Ã†â€™ÃƒÂ¢Ã¢â€šÂ¬Ã…Â¡ÃƒÆ’Ã¢â‚¬Å¡Ãƒâ€šÃ‚Â ÃƒÆ’Ã†â€™Ãƒâ€ Ã¢â‚¬â„¢ÃƒÆ’Ã¢â‚¬Å¡Ãƒâ€šÃ‚Â¢ÃƒÆ’Ã†â€™Ãƒâ€šÃ‚Â¢ÃƒÆ’Ã‚Â¢ÃƒÂ¢Ã¢â‚¬Å¡Ã‚Â¬Ãƒâ€¦Ã‚Â¡ÃƒÆ’Ã¢â‚¬Å¡Ãƒâ€šÃ‚Â¬ÃƒÆ’Ã†â€™Ãƒâ€šÃ‚Â¢ÃƒÆ’Ã‚Â¢ÃƒÂ¢Ã¢â‚¬Å¡Ã‚Â¬Ãƒâ€¦Ã‚Â¾ÃƒÆ’Ã¢â‚¬Å¡Ãƒâ€šÃ‚Â¢ paste a prompt ÃƒÆ’Ã†â€™Ãƒâ€ Ã¢â‚¬â„¢ÃƒÆ’Ã¢â‚¬Â ÃƒÂ¢Ã¢â€šÂ¬Ã¢â€žÂ¢ÃƒÆ’Ã†â€™ÃƒÂ¢Ã¢â€šÂ¬Ã…Â¡ÃƒÆ’Ã¢â‚¬Å¡Ãƒâ€šÃ‚Â¢ÃƒÆ’Ã†â€™Ãƒâ€ Ã¢â‚¬â„¢ÃƒÆ’Ã¢â‚¬Å¡Ãƒâ€šÃ‚Â¢ÃƒÆ’Ã†â€™Ãƒâ€šÃ‚Â¢ÃƒÆ’Ã‚Â¢ÃƒÂ¢Ã¢â‚¬Å¡Ã‚Â¬Ãƒâ€¦Ã‚Â¡ÃƒÆ’Ã¢â‚¬Å¡Ãƒâ€šÃ‚Â¬ÃƒÆ’Ã†â€™ÃƒÂ¢Ã¢â€šÂ¬Ã…Â¡ÃƒÆ’Ã¢â‚¬Å¡Ãƒâ€šÃ‚Â ÃƒÆ’Ã†â€™Ãƒâ€ Ã¢â‚¬â„¢ÃƒÆ’Ã¢â‚¬Å¡Ãƒâ€šÃ‚Â¢ÃƒÆ’Ã†â€™Ãƒâ€šÃ‚Â¢ÃƒÆ’Ã‚Â¢ÃƒÂ¢Ã¢â‚¬Å¡Ã‚Â¬Ãƒâ€¦Ã‚Â¡ÃƒÆ’Ã¢â‚¬Å¡Ãƒâ€šÃ‚Â¬ÃƒÆ’Ã†â€™Ãƒâ€šÃ‚Â¢ÃƒÆ’Ã‚Â¢ÃƒÂ¢Ã¢â‚¬Å¡Ã‚Â¬Ãƒâ€¦Ã‚Â¾ÃƒÆ’Ã¢â‚¬Å¡Ãƒâ€šÃ‚Â¢ **Analyze**.</w:t>
+        <w:t xml:space="preserve">- Toolbar icon ÃƒÆ’Ã†â€™Ãƒâ€ Ã¢â‚¬â„¢ÃƒÆ’Ã¢â‚¬Â ÃƒÂ¢Ã¢â€šÂ¬Ã¢â€žÂ¢ÃƒÆ’Ã†â€™ÃƒÂ¢Ã¢â€šÂ¬Ã‚Â ÃƒÆ’Ã‚Â¢ÃƒÂ¢Ã¢â‚¬Å¡Ã‚Â¬ÃƒÂ¢Ã¢â‚¬Å¾Ã‚Â¢ÃƒÆ’Ã†â€™Ãƒâ€ Ã¢â‚¬â„¢ÃƒÆ’Ã‚Â¢ÃƒÂ¢Ã¢â‚¬Å¡Ã‚Â¬Ãƒâ€¦Ã‚Â¡ÃƒÆ’Ã†â€™ÃƒÂ¢Ã¢â€šÂ¬Ã…Â¡ÃƒÆ’Ã¢â‚¬Å¡Ãƒâ€šÃ‚Â¢ÃƒÆ’Ã†â€™Ãƒâ€ Ã¢â‚¬â„¢ÃƒÆ’Ã¢â‚¬Â ÃƒÂ¢Ã¢â€šÂ¬Ã¢â€žÂ¢ÃƒÆ’Ã†â€™ÃƒÂ¢Ã¢â€šÂ¬Ã…Â¡ÃƒÆ’Ã¢â‚¬Å¡Ãƒâ€šÃ‚Â¢ÃƒÆ’Ã†â€™Ãƒâ€ Ã¢â‚¬â„¢ÃƒÆ’Ã¢â‚¬Å¡Ãƒâ€šÃ‚Â¢ÃƒÆ’Ã†â€™Ãƒâ€šÃ‚Â¢ÃƒÆ’Ã‚Â¢ÃƒÂ¢Ã¢â€šÂ¬Ã…Â¡Ãƒâ€šÃ‚Â¬ÃƒÆ’Ã¢â‚¬Â¦Ãƒâ€šÃ‚Â¡ÃƒÆ’Ã†â€™ÃƒÂ¢Ã¢â€šÂ¬Ã…Â¡ÃƒÆ’Ã¢â‚¬Å¡Ãƒâ€šÃ‚Â¬ÃƒÆ’Ã†â€™Ãƒâ€ Ã¢â‚¬â„¢ÃƒÆ’Ã‚Â¢ÃƒÂ¢Ã¢â‚¬Å¡Ã‚Â¬Ãƒâ€¦Ã‚Â¡ÃƒÆ’Ã†â€™ÃƒÂ¢Ã¢â€šÂ¬Ã…Â¡ÃƒÆ’Ã¢â‚¬Å¡Ãƒâ€šÃ‚Â ÃƒÆ’Ã†â€™Ãƒâ€ Ã¢â‚¬â„¢ÃƒÆ’Ã¢â‚¬Â ÃƒÂ¢Ã¢â€šÂ¬Ã¢â€žÂ¢ÃƒÆ’Ã†â€™ÃƒÂ¢Ã¢â€šÂ¬Ã…Â¡ÃƒÆ’Ã¢â‚¬Å¡Ãƒâ€šÃ‚Â¢ÃƒÆ’Ã†â€™Ãƒâ€ Ã¢â‚¬â„¢ÃƒÆ’Ã¢â‚¬Å¡Ãƒâ€šÃ‚Â¢ÃƒÆ’Ã†â€™Ãƒâ€šÃ‚Â¢ÃƒÆ’Ã‚Â¢ÃƒÂ¢Ã¢â€šÂ¬Ã…Â¡Ãƒâ€šÃ‚Â¬ÃƒÆ’Ã¢â‚¬Â¦Ãƒâ€šÃ‚Â¡ÃƒÆ’Ã†â€™ÃƒÂ¢Ã¢â€šÂ¬Ã…Â¡ÃƒÆ’Ã¢â‚¬Å¡Ãƒâ€šÃ‚Â¬ÃƒÆ’Ã†â€™Ãƒâ€ Ã¢â‚¬â„¢ÃƒÆ’Ã¢â‚¬Å¡Ãƒâ€šÃ‚Â¢ÃƒÆ’Ã†â€™Ãƒâ€šÃ‚Â¢ÃƒÆ’Ã‚Â¢ÃƒÂ¢Ã¢â€šÂ¬Ã…Â¡Ãƒâ€šÃ‚Â¬ÃƒÆ’Ã¢â‚¬Â¦Ãƒâ€šÃ‚Â¾ÃƒÆ’Ã†â€™ÃƒÂ¢Ã¢â€šÂ¬Ã…Â¡ÃƒÆ’Ã¢â‚¬Å¡Ãƒâ€šÃ‚Â¢ paste a prompt ÃƒÆ’Ã†â€™Ãƒâ€ Ã¢â‚¬â„¢ÃƒÆ’Ã¢â‚¬Â ÃƒÂ¢Ã¢â€šÂ¬Ã¢â€žÂ¢ÃƒÆ’Ã†â€™ÃƒÂ¢Ã¢â€šÂ¬Ã‚Â ÃƒÆ’Ã‚Â¢ÃƒÂ¢Ã¢â‚¬Å¡Ã‚Â¬ÃƒÂ¢Ã¢â‚¬Å¾Ã‚Â¢ÃƒÆ’Ã†â€™Ãƒâ€ Ã¢â‚¬â„¢ÃƒÆ’Ã‚Â¢ÃƒÂ¢Ã¢â‚¬Å¡Ã‚Â¬Ãƒâ€¦Ã‚Â¡ÃƒÆ’Ã†â€™ÃƒÂ¢Ã¢â€šÂ¬Ã…Â¡ÃƒÆ’Ã¢â‚¬Å¡Ãƒâ€šÃ‚Â¢ÃƒÆ’Ã†â€™Ãƒâ€ Ã¢â‚¬â„¢ÃƒÆ’Ã¢â‚¬Â ÃƒÂ¢Ã¢â€šÂ¬Ã¢â€žÂ¢ÃƒÆ’Ã†â€™ÃƒÂ¢Ã¢â€šÂ¬Ã…Â¡ÃƒÆ’Ã¢â‚¬Å¡Ãƒâ€šÃ‚Â¢ÃƒÆ’Ã†â€™Ãƒâ€ Ã¢â‚¬â„¢ÃƒÆ’Ã¢â‚¬Å¡Ãƒâ€šÃ‚Â¢ÃƒÆ’Ã†â€™Ãƒâ€šÃ‚Â¢ÃƒÆ’Ã‚Â¢ÃƒÂ¢Ã¢â€šÂ¬Ã…Â¡Ãƒâ€šÃ‚Â¬ÃƒÆ’Ã¢â‚¬Â¦Ãƒâ€šÃ‚Â¡ÃƒÆ’Ã†â€™ÃƒÂ¢Ã¢â€šÂ¬Ã…Â¡ÃƒÆ’Ã¢â‚¬Å¡Ãƒâ€šÃ‚Â¬ÃƒÆ’Ã†â€™Ãƒâ€ Ã¢â‚¬â„¢ÃƒÆ’Ã‚Â¢ÃƒÂ¢Ã¢â‚¬Å¡Ã‚Â¬Ãƒâ€¦Ã‚Â¡ÃƒÆ’Ã†â€™ÃƒÂ¢Ã¢â€šÂ¬Ã…Â¡ÃƒÆ’Ã¢â‚¬Å¡Ãƒâ€šÃ‚Â ÃƒÆ’Ã†â€™Ãƒâ€ Ã¢â‚¬â„¢ÃƒÆ’Ã¢â‚¬Â ÃƒÂ¢Ã¢â€šÂ¬Ã¢â€žÂ¢ÃƒÆ’Ã†â€™ÃƒÂ¢Ã¢â€šÂ¬Ã…Â¡ÃƒÆ’Ã¢â‚¬Å¡Ãƒâ€šÃ‚Â¢ÃƒÆ’Ã†â€™Ãƒâ€ Ã¢â‚¬â„¢ÃƒÆ’Ã¢â‚¬Å¡Ãƒâ€šÃ‚Â¢ÃƒÆ’Ã†â€™Ãƒâ€šÃ‚Â¢ÃƒÆ’Ã‚Â¢ÃƒÂ¢Ã¢â€šÂ¬Ã…Â¡Ãƒâ€šÃ‚Â¬ÃƒÆ’Ã¢â‚¬Â¦Ãƒâ€šÃ‚Â¡ÃƒÆ’Ã†â€™ÃƒÂ¢Ã¢â€šÂ¬Ã…Â¡ÃƒÆ’Ã¢â‚¬Å¡Ãƒâ€šÃ‚Â¬ÃƒÆ’Ã†â€™Ãƒâ€ Ã¢â‚¬â„¢ÃƒÆ’Ã¢â‚¬Å¡Ãƒâ€šÃ‚Â¢ÃƒÆ’Ã†â€™Ãƒâ€šÃ‚Â¢ÃƒÆ’Ã‚Â¢ÃƒÂ¢Ã¢â€šÂ¬Ã…Â¡Ãƒâ€šÃ‚Â¬ÃƒÆ’Ã¢â‚¬Â¦Ãƒâ€šÃ‚Â¾ÃƒÆ’Ã†â€™ÃƒÂ¢Ã¢â€šÂ¬Ã…Â¡ÃƒÆ’Ã¢â‚¬Å¡Ãƒâ€šÃ‚Â¢ **Analyze**.</w:t>
       </w:r>
     </w:p>
     <w:p>
@@ -2445,7 +2445,7 @@
           <w:szCs w:val="18"/>
           <w:color w:val="333333"/>
         </w:rPr>
-        <w:t xml:space="preserve">The version comes from `manifest.json` ÃƒÆ’Ã†â€™Ãƒâ€ Ã¢â‚¬â„¢ÃƒÆ’Ã¢â‚¬Â ÃƒÂ¢Ã¢â€šÂ¬Ã¢â€žÂ¢ÃƒÆ’Ã†â€™ÃƒÂ¢Ã¢â€šÂ¬Ã…Â¡ÃƒÆ’Ã¢â‚¬Å¡Ãƒâ€šÃ‚Â¢ÃƒÆ’Ã†â€™Ãƒâ€ Ã¢â‚¬â„¢ÃƒÆ’Ã¢â‚¬Å¡Ãƒâ€šÃ‚Â¢ÃƒÆ’Ã†â€™Ãƒâ€šÃ‚Â¢ÃƒÆ’Ã‚Â¢ÃƒÂ¢Ã¢â€šÂ¬Ã…Â¡Ãƒâ€šÃ‚Â¬ÃƒÆ’Ã¢â‚¬Â¦Ãƒâ€šÃ‚Â¡ÃƒÆ’Ã†â€™ÃƒÂ¢Ã¢â€šÂ¬Ã…Â¡ÃƒÆ’Ã¢â‚¬Å¡Ãƒâ€šÃ‚Â¬ÃƒÆ’Ã†â€™Ãƒâ€ Ã¢â‚¬â„¢ÃƒÆ’Ã¢â‚¬Å¡Ãƒâ€šÃ‚Â¢ÃƒÆ’Ã†â€™Ãƒâ€šÃ‚Â¢ÃƒÆ’Ã‚Â¢ÃƒÂ¢Ã¢â‚¬Å¡Ã‚Â¬Ãƒâ€¦Ã‚Â¡ÃƒÆ’Ã¢â‚¬Å¡Ãƒâ€šÃ‚Â¬ÃƒÆ’Ã†â€™ÃƒÂ¢Ã¢â€šÂ¬Ã…Â¡ÃƒÆ’Ã¢â‚¬Å¡Ãƒâ€šÃ‚Â **bump it before every upload** (Edge</w:t>
+        <w:t xml:space="preserve">The version comes from `manifest.json` ÃƒÆ’Ã†â€™Ãƒâ€ Ã¢â‚¬â„¢ÃƒÆ’Ã¢â‚¬Â ÃƒÂ¢Ã¢â€šÂ¬Ã¢â€žÂ¢ÃƒÆ’Ã†â€™ÃƒÂ¢Ã¢â€šÂ¬Ã‚Â ÃƒÆ’Ã‚Â¢ÃƒÂ¢Ã¢â‚¬Å¡Ã‚Â¬ÃƒÂ¢Ã¢â‚¬Å¾Ã‚Â¢ÃƒÆ’Ã†â€™Ãƒâ€ Ã¢â‚¬â„¢ÃƒÆ’Ã‚Â¢ÃƒÂ¢Ã¢â‚¬Å¡Ã‚Â¬Ãƒâ€¦Ã‚Â¡ÃƒÆ’Ã†â€™ÃƒÂ¢Ã¢â€šÂ¬Ã…Â¡ÃƒÆ’Ã¢â‚¬Å¡Ãƒâ€šÃ‚Â¢ÃƒÆ’Ã†â€™Ãƒâ€ Ã¢â‚¬â„¢ÃƒÆ’Ã¢â‚¬Â ÃƒÂ¢Ã¢â€šÂ¬Ã¢â€žÂ¢ÃƒÆ’Ã†â€™ÃƒÂ¢Ã¢â€šÂ¬Ã…Â¡ÃƒÆ’Ã¢â‚¬Å¡Ãƒâ€šÃ‚Â¢ÃƒÆ’Ã†â€™Ãƒâ€ Ã¢â‚¬â„¢ÃƒÆ’Ã¢â‚¬Å¡Ãƒâ€šÃ‚Â¢ÃƒÆ’Ã†â€™Ãƒâ€šÃ‚Â¢ÃƒÆ’Ã‚Â¢ÃƒÂ¢Ã¢â‚¬Å¡Ã‚Â¬Ãƒâ€¦Ã‚Â¡ÃƒÆ’Ã¢â‚¬Å¡Ãƒâ€šÃ‚Â¬ÃƒÆ’Ã†â€™ÃƒÂ¢Ã¢â€šÂ¬Ã‚Â¦ÃƒÆ’Ã¢â‚¬Å¡Ãƒâ€šÃ‚Â¡ÃƒÆ’Ã†â€™Ãƒâ€ Ã¢â‚¬â„¢ÃƒÆ’Ã‚Â¢ÃƒÂ¢Ã¢â‚¬Å¡Ã‚Â¬Ãƒâ€¦Ã‚Â¡ÃƒÆ’Ã†â€™ÃƒÂ¢Ã¢â€šÂ¬Ã…Â¡ÃƒÆ’Ã¢â‚¬Å¡Ãƒâ€šÃ‚Â¬ÃƒÆ’Ã†â€™Ãƒâ€ Ã¢â‚¬â„¢ÃƒÆ’Ã¢â‚¬Â ÃƒÂ¢Ã¢â€šÂ¬Ã¢â€žÂ¢ÃƒÆ’Ã†â€™ÃƒÂ¢Ã¢â€šÂ¬Ã…Â¡ÃƒÆ’Ã¢â‚¬Å¡Ãƒâ€šÃ‚Â¢ÃƒÆ’Ã†â€™Ãƒâ€ Ã¢â‚¬â„¢ÃƒÆ’Ã¢â‚¬Å¡Ãƒâ€šÃ‚Â¢ÃƒÆ’Ã†â€™Ãƒâ€šÃ‚Â¢ÃƒÆ’Ã‚Â¢ÃƒÂ¢Ã¢â€šÂ¬Ã…Â¡Ãƒâ€šÃ‚Â¬ÃƒÆ’Ã¢â‚¬Â¦Ãƒâ€šÃ‚Â¡ÃƒÆ’Ã†â€™ÃƒÂ¢Ã¢â€šÂ¬Ã…Â¡ÃƒÆ’Ã¢â‚¬Å¡Ãƒâ€šÃ‚Â¬ÃƒÆ’Ã†â€™Ãƒâ€ Ã¢â‚¬â„¢ÃƒÆ’Ã‚Â¢ÃƒÂ¢Ã¢â‚¬Å¡Ã‚Â¬Ãƒâ€¦Ã‚Â¡ÃƒÆ’Ã†â€™ÃƒÂ¢Ã¢â€šÂ¬Ã…Â¡ÃƒÆ’Ã¢â‚¬Å¡Ãƒâ€šÃ‚Â **bump it before every upload** (Edge</w:t>
       </w:r>
     </w:p>
     <w:p>
@@ -2515,35 +2515,35 @@
           <w:szCs w:val="18"/>
           <w:color w:val="333333"/>
         </w:rPr>
-        <w:t xml:space="preserve">## 7. Part D ÃƒÆ’Ã†â€™Ãƒâ€ Ã¢â‚¬â„¢ÃƒÆ’Ã¢â‚¬Â ÃƒÂ¢Ã¢â€šÂ¬Ã¢â€žÂ¢ÃƒÆ’Ã†â€™ÃƒÂ¢Ã¢â€šÂ¬Ã…Â¡ÃƒÆ’Ã¢â‚¬Å¡Ãƒâ€šÃ‚Â¢ÃƒÆ’Ã†â€™Ãƒâ€ Ã¢â‚¬â„¢ÃƒÆ’Ã¢â‚¬Å¡Ãƒâ€šÃ‚Â¢ÃƒÆ’Ã†â€™Ãƒâ€šÃ‚Â¢ÃƒÆ’Ã‚Â¢ÃƒÂ¢Ã¢â€šÂ¬Ã…Â¡Ãƒâ€šÃ‚Â¬ÃƒÆ’Ã¢â‚¬Â¦Ãƒâ€šÃ‚Â¡ÃƒÆ’Ã†â€™ÃƒÂ¢Ã¢â€šÂ¬Ã…Â¡ÃƒÆ’Ã¢â‚¬Å¡Ãƒâ€šÃ‚Â¬ÃƒÆ’Ã†â€™Ãƒâ€ Ã¢â‚¬â„¢ÃƒÆ’Ã¢â‚¬Å¡Ãƒâ€šÃ‚Â¢ÃƒÆ’Ã†â€™Ãƒâ€šÃ‚Â¢ÃƒÆ’Ã‚Â¢ÃƒÂ¢Ã¢â‚¬Å¡Ã‚Â¬Ãƒâ€¦Ã‚Â¡ÃƒÆ’Ã¢â‚¬Å¡Ãƒâ€šÃ‚Â¬ÃƒÆ’Ã†â€™ÃƒÂ¢Ã¢â€šÂ¬Ã…Â¡ÃƒÆ’Ã¢â‚¬Å¡Ãƒâ€šÃ‚Â Publishing to Microsoft Edge Add-ons</w:t>
-      </w:r>
-    </w:p>
-    <w:p>
-      <w:pPr>
-        <w:spacing w:before="0" w:after="0"/>
-      </w:pPr>
-      <w:r>
-        <w:rPr>
-          <w:rFonts w:ascii="Consolas" w:hAnsi="Consolas"/>
-          <w:sz w:val="18"/>
-          <w:szCs w:val="18"/>
-          <w:color w:val="333333"/>
-        </w:rPr>
-        <w:t xml:space="preserve"/>
-      </w:r>
-    </w:p>
-    <w:p>
-      <w:pPr>
-        <w:spacing w:before="0" w:after="0"/>
-      </w:pPr>
-      <w:r>
-        <w:rPr>
-          <w:rFonts w:ascii="Consolas" w:hAnsi="Consolas"/>
-          <w:sz w:val="18"/>
-          <w:szCs w:val="18"/>
-          <w:color w:val="333333"/>
-        </w:rPr>
-        <w:t xml:space="preserve">Full detail in `store/edge-submission.md`. Summary:</w:t>
+        <w:t xml:space="preserve">## 7. Part D ÃƒÆ’Ã†â€™Ãƒâ€ Ã¢â‚¬â„¢ÃƒÆ’Ã¢â‚¬Â ÃƒÂ¢Ã¢â€šÂ¬Ã¢â€žÂ¢ÃƒÆ’Ã†â€™ÃƒÂ¢Ã¢â€šÂ¬Ã‚Â ÃƒÆ’Ã‚Â¢ÃƒÂ¢Ã¢â‚¬Å¡Ã‚Â¬ÃƒÂ¢Ã¢â‚¬Å¾Ã‚Â¢ÃƒÆ’Ã†â€™Ãƒâ€ Ã¢â‚¬â„¢ÃƒÆ’Ã‚Â¢ÃƒÂ¢Ã¢â‚¬Å¡Ã‚Â¬Ãƒâ€¦Ã‚Â¡ÃƒÆ’Ã†â€™ÃƒÂ¢Ã¢â€šÂ¬Ã…Â¡ÃƒÆ’Ã¢â‚¬Å¡Ãƒâ€šÃ‚Â¢ÃƒÆ’Ã†â€™Ãƒâ€ Ã¢â‚¬â„¢ÃƒÆ’Ã¢â‚¬Â ÃƒÂ¢Ã¢â€šÂ¬Ã¢â€žÂ¢ÃƒÆ’Ã†â€™ÃƒÂ¢Ã¢â€šÂ¬Ã…Â¡ÃƒÆ’Ã¢â‚¬Å¡Ãƒâ€šÃ‚Â¢ÃƒÆ’Ã†â€™Ãƒâ€ Ã¢â‚¬â„¢ÃƒÆ’Ã¢â‚¬Å¡Ãƒâ€šÃ‚Â¢ÃƒÆ’Ã†â€™Ãƒâ€šÃ‚Â¢ÃƒÆ’Ã‚Â¢ÃƒÂ¢Ã¢â‚¬Å¡Ã‚Â¬Ãƒâ€¦Ã‚Â¡ÃƒÆ’Ã¢â‚¬Å¡Ãƒâ€šÃ‚Â¬ÃƒÆ’Ã†â€™ÃƒÂ¢Ã¢â€šÂ¬Ã‚Â¦ÃƒÆ’Ã¢â‚¬Å¡Ãƒâ€šÃ‚Â¡ÃƒÆ’Ã†â€™Ãƒâ€ Ã¢â‚¬â„¢ÃƒÆ’Ã‚Â¢ÃƒÂ¢Ã¢â‚¬Å¡Ã‚Â¬Ãƒâ€¦Ã‚Â¡ÃƒÆ’Ã†â€™ÃƒÂ¢Ã¢â€šÂ¬Ã…Â¡ÃƒÆ’Ã¢â‚¬Å¡Ãƒâ€šÃ‚Â¬ÃƒÆ’Ã†â€™Ãƒâ€ Ã¢â‚¬â„¢ÃƒÆ’Ã¢â‚¬Â ÃƒÂ¢Ã¢â€šÂ¬Ã¢â€žÂ¢ÃƒÆ’Ã†â€™ÃƒÂ¢Ã¢â€šÂ¬Ã…Â¡ÃƒÆ’Ã¢â‚¬Å¡Ãƒâ€šÃ‚Â¢ÃƒÆ’Ã†â€™Ãƒâ€ Ã¢â‚¬â„¢ÃƒÆ’Ã¢â‚¬Å¡Ãƒâ€šÃ‚Â¢ÃƒÆ’Ã†â€™Ãƒâ€šÃ‚Â¢ÃƒÆ’Ã‚Â¢ÃƒÂ¢Ã¢â€šÂ¬Ã…Â¡Ãƒâ€šÃ‚Â¬ÃƒÆ’Ã¢â‚¬Â¦Ãƒâ€šÃ‚Â¡ÃƒÆ’Ã†â€™ÃƒÂ¢Ã¢â€šÂ¬Ã…Â¡ÃƒÆ’Ã¢â‚¬Å¡Ãƒâ€šÃ‚Â¬ÃƒÆ’Ã†â€™Ãƒâ€ Ã¢â‚¬â„¢ÃƒÆ’Ã‚Â¢ÃƒÂ¢Ã¢â‚¬Å¡Ã‚Â¬Ãƒâ€¦Ã‚Â¡ÃƒÆ’Ã†â€™ÃƒÂ¢Ã¢â€šÂ¬Ã…Â¡ÃƒÆ’Ã¢â‚¬Å¡Ãƒâ€šÃ‚Â Publishing to Microsoft Edge Add-ons</w:t>
+      </w:r>
+    </w:p>
+    <w:p>
+      <w:pPr>
+        <w:spacing w:before="0" w:after="0"/>
+      </w:pPr>
+      <w:r>
+        <w:rPr>
+          <w:rFonts w:ascii="Consolas" w:hAnsi="Consolas"/>
+          <w:sz w:val="18"/>
+          <w:szCs w:val="18"/>
+          <w:color w:val="333333"/>
+        </w:rPr>
+        <w:t xml:space="preserve"/>
+      </w:r>
+    </w:p>
+    <w:p>
+      <w:pPr>
+        <w:spacing w:before="0" w:after="0"/>
+      </w:pPr>
+      <w:r>
+        <w:rPr>
+          <w:rFonts w:ascii="Consolas" w:hAnsi="Consolas"/>
+          <w:sz w:val="18"/>
+          <w:szCs w:val="18"/>
+          <w:color w:val="333333"/>
+        </w:rPr>
+        <w:t xml:space="preserve">Full detail in `ui/store/edge-submission.md`. Summary:</w:t>
       </w:r>
     </w:p>
     <w:p>
@@ -2613,35 +2613,35 @@
           <w:szCs w:val="18"/>
           <w:color w:val="333333"/>
         </w:rPr>
-        <w:t xml:space="preserve">2. Create extension ÃƒÆ’Ã†â€™Ãƒâ€ Ã¢â‚¬â„¢ÃƒÆ’Ã¢â‚¬Â ÃƒÂ¢Ã¢â€šÂ¬Ã¢â€žÂ¢ÃƒÆ’Ã†â€™ÃƒÂ¢Ã¢â€šÂ¬Ã…Â¡ÃƒÆ’Ã¢â‚¬Å¡Ãƒâ€šÃ‚Â¢ÃƒÆ’Ã†â€™Ãƒâ€ Ã¢â‚¬â„¢ÃƒÆ’Ã¢â‚¬Å¡Ãƒâ€šÃ‚Â¢ÃƒÆ’Ã†â€™Ãƒâ€šÃ‚Â¢ÃƒÆ’Ã‚Â¢ÃƒÂ¢Ã¢â‚¬Å¡Ã‚Â¬Ãƒâ€¦Ã‚Â¡ÃƒÆ’Ã¢â‚¬Å¡Ãƒâ€šÃ‚Â¬ÃƒÆ’Ã†â€™ÃƒÂ¢Ã¢â€šÂ¬Ã…Â¡ÃƒÆ’Ã¢â‚¬Å¡Ãƒâ€šÃ‚Â ÃƒÆ’Ã†â€™Ãƒâ€ Ã¢â‚¬â„¢ÃƒÆ’Ã¢â‚¬Å¡Ãƒâ€šÃ‚Â¢ÃƒÆ’Ã†â€™Ãƒâ€šÃ‚Â¢ÃƒÆ’Ã‚Â¢ÃƒÂ¢Ã¢â‚¬Å¡Ã‚Â¬Ãƒâ€¦Ã‚Â¡ÃƒÆ’Ã¢â‚¬Å¡Ãƒâ€šÃ‚Â¬ÃƒÆ’Ã†â€™Ãƒâ€šÃ‚Â¢ÃƒÆ’Ã‚Â¢ÃƒÂ¢Ã¢â‚¬Å¡Ã‚Â¬Ãƒâ€¦Ã‚Â¾ÃƒÆ’Ã¢â‚¬Å¡Ãƒâ€šÃ‚Â¢ upload `dist/vector-extension.zip`.</w:t>
-      </w:r>
-    </w:p>
-    <w:p>
-      <w:pPr>
-        <w:spacing w:before="0" w:after="0"/>
-      </w:pPr>
-      <w:r>
-        <w:rPr>
-          <w:rFonts w:ascii="Consolas" w:hAnsi="Consolas"/>
-          <w:sz w:val="18"/>
-          <w:szCs w:val="18"/>
-          <w:color w:val="333333"/>
-        </w:rPr>
-        <w:t xml:space="preserve">3. Availability ÃƒÆ’Ã†â€™Ãƒâ€ Ã¢â‚¬â„¢ÃƒÆ’Ã¢â‚¬Â ÃƒÂ¢Ã¢â€šÂ¬Ã¢â€žÂ¢ÃƒÆ’Ã†â€™ÃƒÂ¢Ã¢â€šÂ¬Ã…Â¡ÃƒÆ’Ã¢â‚¬Å¡Ãƒâ€šÃ‚Â¢ÃƒÆ’Ã†â€™Ãƒâ€ Ã¢â‚¬â„¢ÃƒÆ’Ã¢â‚¬Å¡Ãƒâ€šÃ‚Â¢ÃƒÆ’Ã†â€™Ãƒâ€šÃ‚Â¢ÃƒÆ’Ã‚Â¢ÃƒÂ¢Ã¢â‚¬Å¡Ã‚Â¬Ãƒâ€¦Ã‚Â¡ÃƒÆ’Ã¢â‚¬Å¡Ãƒâ€šÃ‚Â¬ÃƒÆ’Ã†â€™ÃƒÂ¢Ã¢â€šÂ¬Ã…Â¡ÃƒÆ’Ã¢â‚¬Å¡Ãƒâ€šÃ‚Â ÃƒÆ’Ã†â€™Ãƒâ€ Ã¢â‚¬â„¢ÃƒÆ’Ã¢â‚¬Å¡Ãƒâ€šÃ‚Â¢ÃƒÆ’Ã†â€™Ãƒâ€šÃ‚Â¢ÃƒÆ’Ã‚Â¢ÃƒÂ¢Ã¢â‚¬Å¡Ã‚Â¬Ãƒâ€¦Ã‚Â¡ÃƒÆ’Ã¢â‚¬Å¡Ãƒâ€šÃ‚Â¬ÃƒÆ’Ã†â€™Ãƒâ€šÃ‚Â¢ÃƒÆ’Ã‚Â¢ÃƒÂ¢Ã¢â‚¬Å¡Ã‚Â¬Ãƒâ€¦Ã‚Â¾ÃƒÆ’Ã¢â‚¬Å¡Ãƒâ€šÃ‚Â¢ Public. Properties ÃƒÆ’Ã†â€™Ãƒâ€ Ã¢â‚¬â„¢ÃƒÆ’Ã¢â‚¬Â ÃƒÂ¢Ã¢â€šÂ¬Ã¢â€žÂ¢ÃƒÆ’Ã†â€™ÃƒÂ¢Ã¢â€šÂ¬Ã…Â¡ÃƒÆ’Ã¢â‚¬Å¡Ãƒâ€šÃ‚Â¢ÃƒÆ’Ã†â€™Ãƒâ€ Ã¢â‚¬â„¢ÃƒÆ’Ã¢â‚¬Å¡Ãƒâ€šÃ‚Â¢ÃƒÆ’Ã†â€™Ãƒâ€šÃ‚Â¢ÃƒÆ’Ã‚Â¢ÃƒÂ¢Ã¢â‚¬Å¡Ã‚Â¬Ãƒâ€¦Ã‚Â¡ÃƒÆ’Ã¢â‚¬Å¡Ãƒâ€šÃ‚Â¬ÃƒÆ’Ã†â€™ÃƒÂ¢Ã¢â€šÂ¬Ã…Â¡ÃƒÆ’Ã¢â‚¬Å¡Ãƒâ€šÃ‚Â ÃƒÆ’Ã†â€™Ãƒâ€ Ã¢â‚¬â„¢ÃƒÆ’Ã¢â‚¬Å¡Ãƒâ€šÃ‚Â¢ÃƒÆ’Ã†â€™Ãƒâ€šÃ‚Â¢ÃƒÆ’Ã‚Â¢ÃƒÂ¢Ã¢â‚¬Å¡Ã‚Â¬Ãƒâ€¦Ã‚Â¡ÃƒÆ’Ã¢â‚¬Å¡Ãƒâ€šÃ‚Â¬ÃƒÆ’Ã†â€™Ãƒâ€šÃ‚Â¢ÃƒÆ’Ã‚Â¢ÃƒÂ¢Ã¢â‚¬Å¡Ã‚Â¬Ãƒâ€¦Ã‚Â¾ÃƒÆ’Ã¢â‚¬Å¡Ãƒâ€šÃ‚Â¢ Category **Developer tools**.</w:t>
-      </w:r>
-    </w:p>
-    <w:p>
-      <w:pPr>
-        <w:spacing w:before="0" w:after="0"/>
-      </w:pPr>
-      <w:r>
-        <w:rPr>
-          <w:rFonts w:ascii="Consolas" w:hAnsi="Consolas"/>
-          <w:sz w:val="18"/>
-          <w:szCs w:val="18"/>
-          <w:color w:val="333333"/>
-        </w:rPr>
-        <w:t xml:space="preserve">4. Privacy tab ÃƒÆ’Ã†â€™Ãƒâ€ Ã¢â‚¬â„¢ÃƒÆ’Ã¢â‚¬Â ÃƒÂ¢Ã¢â€šÂ¬Ã¢â€žÂ¢ÃƒÆ’Ã†â€™ÃƒÂ¢Ã¢â€šÂ¬Ã…Â¡ÃƒÆ’Ã¢â‚¬Å¡Ãƒâ€šÃ‚Â¢ÃƒÆ’Ã†â€™Ãƒâ€ Ã¢â‚¬â„¢ÃƒÆ’Ã¢â‚¬Å¡Ãƒâ€šÃ‚Â¢ÃƒÆ’Ã†â€™Ãƒâ€šÃ‚Â¢ÃƒÆ’Ã‚Â¢ÃƒÂ¢Ã¢â‚¬Å¡Ã‚Â¬Ãƒâ€¦Ã‚Â¡ÃƒÆ’Ã¢â‚¬Å¡Ãƒâ€šÃ‚Â¬ÃƒÆ’Ã†â€™ÃƒÂ¢Ã¢â€šÂ¬Ã…Â¡ÃƒÆ’Ã¢â‚¬Å¡Ãƒâ€šÃ‚Â ÃƒÆ’Ã†â€™Ãƒâ€ Ã¢â‚¬â„¢ÃƒÆ’Ã¢â‚¬Å¡Ãƒâ€šÃ‚Â¢ÃƒÆ’Ã†â€™Ãƒâ€šÃ‚Â¢ÃƒÆ’Ã‚Â¢ÃƒÂ¢Ã¢â‚¬Å¡Ã‚Â¬Ãƒâ€¦Ã‚Â¡ÃƒÆ’Ã¢â‚¬Å¡Ãƒâ€šÃ‚Â¬ÃƒÆ’Ã†â€™Ãƒâ€šÃ‚Â¢ÃƒÆ’Ã‚Â¢ÃƒÂ¢Ã¢â‚¬Å¡Ã‚Â¬Ãƒâ€¦Ã‚Â¾ÃƒÆ’Ã¢â‚¬Å¡Ãƒâ€šÃ‚Â¢ paste from `store/permissions-and-privacy.md`:</w:t>
+        <w:t xml:space="preserve">2. Create extension ÃƒÆ’Ã†â€™Ãƒâ€ Ã¢â‚¬â„¢ÃƒÆ’Ã¢â‚¬Â ÃƒÂ¢Ã¢â€šÂ¬Ã¢â€žÂ¢ÃƒÆ’Ã†â€™ÃƒÂ¢Ã¢â€šÂ¬Ã‚Â ÃƒÆ’Ã‚Â¢ÃƒÂ¢Ã¢â‚¬Å¡Ã‚Â¬ÃƒÂ¢Ã¢â‚¬Å¾Ã‚Â¢ÃƒÆ’Ã†â€™Ãƒâ€ Ã¢â‚¬â„¢ÃƒÆ’Ã‚Â¢ÃƒÂ¢Ã¢â‚¬Å¡Ã‚Â¬Ãƒâ€¦Ã‚Â¡ÃƒÆ’Ã†â€™ÃƒÂ¢Ã¢â€šÂ¬Ã…Â¡ÃƒÆ’Ã¢â‚¬Å¡Ãƒâ€šÃ‚Â¢ÃƒÆ’Ã†â€™Ãƒâ€ Ã¢â‚¬â„¢ÃƒÆ’Ã¢â‚¬Â ÃƒÂ¢Ã¢â€šÂ¬Ã¢â€žÂ¢ÃƒÆ’Ã†â€™ÃƒÂ¢Ã¢â€šÂ¬Ã…Â¡ÃƒÆ’Ã¢â‚¬Å¡Ãƒâ€šÃ‚Â¢ÃƒÆ’Ã†â€™Ãƒâ€ Ã¢â‚¬â„¢ÃƒÆ’Ã¢â‚¬Å¡Ãƒâ€šÃ‚Â¢ÃƒÆ’Ã†â€™Ãƒâ€šÃ‚Â¢ÃƒÆ’Ã‚Â¢ÃƒÂ¢Ã¢â€šÂ¬Ã…Â¡Ãƒâ€šÃ‚Â¬ÃƒÆ’Ã¢â‚¬Â¦Ãƒâ€šÃ‚Â¡ÃƒÆ’Ã†â€™ÃƒÂ¢Ã¢â€šÂ¬Ã…Â¡ÃƒÆ’Ã¢â‚¬Å¡Ãƒâ€šÃ‚Â¬ÃƒÆ’Ã†â€™Ãƒâ€ Ã¢â‚¬â„¢ÃƒÆ’Ã‚Â¢ÃƒÂ¢Ã¢â‚¬Å¡Ã‚Â¬Ãƒâ€¦Ã‚Â¡ÃƒÆ’Ã†â€™ÃƒÂ¢Ã¢â€šÂ¬Ã…Â¡ÃƒÆ’Ã¢â‚¬Å¡Ãƒâ€šÃ‚Â ÃƒÆ’Ã†â€™Ãƒâ€ Ã¢â‚¬â„¢ÃƒÆ’Ã¢â‚¬Â ÃƒÂ¢Ã¢â€šÂ¬Ã¢â€žÂ¢ÃƒÆ’Ã†â€™ÃƒÂ¢Ã¢â€šÂ¬Ã…Â¡ÃƒÆ’Ã¢â‚¬Å¡Ãƒâ€šÃ‚Â¢ÃƒÆ’Ã†â€™Ãƒâ€ Ã¢â‚¬â„¢ÃƒÆ’Ã¢â‚¬Å¡Ãƒâ€šÃ‚Â¢ÃƒÆ’Ã†â€™Ãƒâ€šÃ‚Â¢ÃƒÆ’Ã‚Â¢ÃƒÂ¢Ã¢â€šÂ¬Ã…Â¡Ãƒâ€šÃ‚Â¬ÃƒÆ’Ã¢â‚¬Â¦Ãƒâ€šÃ‚Â¡ÃƒÆ’Ã†â€™ÃƒÂ¢Ã¢â€šÂ¬Ã…Â¡ÃƒÆ’Ã¢â‚¬Å¡Ãƒâ€šÃ‚Â¬ÃƒÆ’Ã†â€™Ãƒâ€ Ã¢â‚¬â„¢ÃƒÆ’Ã¢â‚¬Å¡Ãƒâ€šÃ‚Â¢ÃƒÆ’Ã†â€™Ãƒâ€šÃ‚Â¢ÃƒÆ’Ã‚Â¢ÃƒÂ¢Ã¢â€šÂ¬Ã…Â¡Ãƒâ€šÃ‚Â¬ÃƒÆ’Ã¢â‚¬Â¦Ãƒâ€šÃ‚Â¾ÃƒÆ’Ã†â€™ÃƒÂ¢Ã¢â€šÂ¬Ã…Â¡ÃƒÆ’Ã¢â‚¬Å¡Ãƒâ€šÃ‚Â¢ upload `dist/vector-extension.zip`.</w:t>
+      </w:r>
+    </w:p>
+    <w:p>
+      <w:pPr>
+        <w:spacing w:before="0" w:after="0"/>
+      </w:pPr>
+      <w:r>
+        <w:rPr>
+          <w:rFonts w:ascii="Consolas" w:hAnsi="Consolas"/>
+          <w:sz w:val="18"/>
+          <w:szCs w:val="18"/>
+          <w:color w:val="333333"/>
+        </w:rPr>
+        <w:t xml:space="preserve">3. Availability ÃƒÆ’Ã†â€™Ãƒâ€ Ã¢â‚¬â„¢ÃƒÆ’Ã¢â‚¬Â ÃƒÂ¢Ã¢â€šÂ¬Ã¢â€žÂ¢ÃƒÆ’Ã†â€™ÃƒÂ¢Ã¢â€šÂ¬Ã‚Â ÃƒÆ’Ã‚Â¢ÃƒÂ¢Ã¢â‚¬Å¡Ã‚Â¬ÃƒÂ¢Ã¢â‚¬Å¾Ã‚Â¢ÃƒÆ’Ã†â€™Ãƒâ€ Ã¢â‚¬â„¢ÃƒÆ’Ã‚Â¢ÃƒÂ¢Ã¢â‚¬Å¡Ã‚Â¬Ãƒâ€¦Ã‚Â¡ÃƒÆ’Ã†â€™ÃƒÂ¢Ã¢â€šÂ¬Ã…Â¡ÃƒÆ’Ã¢â‚¬Å¡Ãƒâ€šÃ‚Â¢ÃƒÆ’Ã†â€™Ãƒâ€ Ã¢â‚¬â„¢ÃƒÆ’Ã¢â‚¬Â ÃƒÂ¢Ã¢â€šÂ¬Ã¢â€žÂ¢ÃƒÆ’Ã†â€™ÃƒÂ¢Ã¢â€šÂ¬Ã…Â¡ÃƒÆ’Ã¢â‚¬Å¡Ãƒâ€šÃ‚Â¢ÃƒÆ’Ã†â€™Ãƒâ€ Ã¢â‚¬â„¢ÃƒÆ’Ã¢â‚¬Å¡Ãƒâ€šÃ‚Â¢ÃƒÆ’Ã†â€™Ãƒâ€šÃ‚Â¢ÃƒÆ’Ã‚Â¢ÃƒÂ¢Ã¢â€šÂ¬Ã…Â¡Ãƒâ€šÃ‚Â¬ÃƒÆ’Ã¢â‚¬Â¦Ãƒâ€šÃ‚Â¡ÃƒÆ’Ã†â€™ÃƒÂ¢Ã¢â€šÂ¬Ã…Â¡ÃƒÆ’Ã¢â‚¬Å¡Ãƒâ€šÃ‚Â¬ÃƒÆ’Ã†â€™Ãƒâ€ Ã¢â‚¬â„¢ÃƒÆ’Ã‚Â¢ÃƒÂ¢Ã¢â‚¬Å¡Ã‚Â¬Ãƒâ€¦Ã‚Â¡ÃƒÆ’Ã†â€™ÃƒÂ¢Ã¢â€šÂ¬Ã…Â¡ÃƒÆ’Ã¢â‚¬Å¡Ãƒâ€šÃ‚Â ÃƒÆ’Ã†â€™Ãƒâ€ Ã¢â‚¬â„¢ÃƒÆ’Ã¢â‚¬Â ÃƒÂ¢Ã¢â€šÂ¬Ã¢â€žÂ¢ÃƒÆ’Ã†â€™ÃƒÂ¢Ã¢â€šÂ¬Ã…Â¡ÃƒÆ’Ã¢â‚¬Å¡Ãƒâ€šÃ‚Â¢ÃƒÆ’Ã†â€™Ãƒâ€ Ã¢â‚¬â„¢ÃƒÆ’Ã¢â‚¬Å¡Ãƒâ€šÃ‚Â¢ÃƒÆ’Ã†â€™Ãƒâ€šÃ‚Â¢ÃƒÆ’Ã‚Â¢ÃƒÂ¢Ã¢â€šÂ¬Ã…Â¡Ãƒâ€šÃ‚Â¬ÃƒÆ’Ã¢â‚¬Â¦Ãƒâ€šÃ‚Â¡ÃƒÆ’Ã†â€™ÃƒÂ¢Ã¢â€šÂ¬Ã…Â¡ÃƒÆ’Ã¢â‚¬Å¡Ãƒâ€šÃ‚Â¬ÃƒÆ’Ã†â€™Ãƒâ€ Ã¢â‚¬â„¢ÃƒÆ’Ã¢â‚¬Å¡Ãƒâ€šÃ‚Â¢ÃƒÆ’Ã†â€™Ãƒâ€šÃ‚Â¢ÃƒÆ’Ã‚Â¢ÃƒÂ¢Ã¢â€šÂ¬Ã…Â¡Ãƒâ€šÃ‚Â¬ÃƒÆ’Ã¢â‚¬Â¦Ãƒâ€šÃ‚Â¾ÃƒÆ’Ã†â€™ÃƒÂ¢Ã¢â€šÂ¬Ã…Â¡ÃƒÆ’Ã¢â‚¬Å¡Ãƒâ€šÃ‚Â¢ Public. Properties ÃƒÆ’Ã†â€™Ãƒâ€ Ã¢â‚¬â„¢ÃƒÆ’Ã¢â‚¬Â ÃƒÂ¢Ã¢â€šÂ¬Ã¢â€žÂ¢ÃƒÆ’Ã†â€™ÃƒÂ¢Ã¢â€šÂ¬Ã‚Â ÃƒÆ’Ã‚Â¢ÃƒÂ¢Ã¢â‚¬Å¡Ã‚Â¬ÃƒÂ¢Ã¢â‚¬Å¾Ã‚Â¢ÃƒÆ’Ã†â€™Ãƒâ€ Ã¢â‚¬â„¢ÃƒÆ’Ã‚Â¢ÃƒÂ¢Ã¢â‚¬Å¡Ã‚Â¬Ãƒâ€¦Ã‚Â¡ÃƒÆ’Ã†â€™ÃƒÂ¢Ã¢â€šÂ¬Ã…Â¡ÃƒÆ’Ã¢â‚¬Å¡Ãƒâ€šÃ‚Â¢ÃƒÆ’Ã†â€™Ãƒâ€ Ã¢â‚¬â„¢ÃƒÆ’Ã¢â‚¬Â ÃƒÂ¢Ã¢â€šÂ¬Ã¢â€žÂ¢ÃƒÆ’Ã†â€™ÃƒÂ¢Ã¢â€šÂ¬Ã…Â¡ÃƒÆ’Ã¢â‚¬Å¡Ãƒâ€šÃ‚Â¢ÃƒÆ’Ã†â€™Ãƒâ€ Ã¢â‚¬â„¢ÃƒÆ’Ã¢â‚¬Å¡Ãƒâ€šÃ‚Â¢ÃƒÆ’Ã†â€™Ãƒâ€šÃ‚Â¢ÃƒÆ’Ã‚Â¢ÃƒÂ¢Ã¢â€šÂ¬Ã…Â¡Ãƒâ€šÃ‚Â¬ÃƒÆ’Ã¢â‚¬Â¦Ãƒâ€šÃ‚Â¡ÃƒÆ’Ã†â€™ÃƒÂ¢Ã¢â€šÂ¬Ã…Â¡ÃƒÆ’Ã¢â‚¬Å¡Ãƒâ€šÃ‚Â¬ÃƒÆ’Ã†â€™Ãƒâ€ Ã¢â‚¬â„¢ÃƒÆ’Ã‚Â¢ÃƒÂ¢Ã¢â‚¬Å¡Ã‚Â¬Ãƒâ€¦Ã‚Â¡ÃƒÆ’Ã†â€™ÃƒÂ¢Ã¢â€šÂ¬Ã…Â¡ÃƒÆ’Ã¢â‚¬Å¡Ãƒâ€šÃ‚Â ÃƒÆ’Ã†â€™Ãƒâ€ Ã¢â‚¬â„¢ÃƒÆ’Ã¢â‚¬Â ÃƒÂ¢Ã¢â€šÂ¬Ã¢â€žÂ¢ÃƒÆ’Ã†â€™ÃƒÂ¢Ã¢â€šÂ¬Ã…Â¡ÃƒÆ’Ã¢â‚¬Å¡Ãƒâ€šÃ‚Â¢ÃƒÆ’Ã†â€™Ãƒâ€ Ã¢â‚¬â„¢ÃƒÆ’Ã¢â‚¬Å¡Ãƒâ€šÃ‚Â¢ÃƒÆ’Ã†â€™Ãƒâ€šÃ‚Â¢ÃƒÆ’Ã‚Â¢ÃƒÂ¢Ã¢â€šÂ¬Ã…Â¡Ãƒâ€šÃ‚Â¬ÃƒÆ’Ã¢â‚¬Â¦Ãƒâ€šÃ‚Â¡ÃƒÆ’Ã†â€™ÃƒÂ¢Ã¢â€šÂ¬Ã…Â¡ÃƒÆ’Ã¢â‚¬Å¡Ãƒâ€šÃ‚Â¬ÃƒÆ’Ã†â€™Ãƒâ€ Ã¢â‚¬â„¢ÃƒÆ’Ã¢â‚¬Å¡Ãƒâ€šÃ‚Â¢ÃƒÆ’Ã†â€™Ãƒâ€šÃ‚Â¢ÃƒÆ’Ã‚Â¢ÃƒÂ¢Ã¢â€šÂ¬Ã…Â¡Ãƒâ€šÃ‚Â¬ÃƒÆ’Ã¢â‚¬Â¦Ãƒâ€šÃ‚Â¾ÃƒÆ’Ã†â€™ÃƒÂ¢Ã¢â€šÂ¬Ã…Â¡ÃƒÆ’Ã¢â‚¬Å¡Ãƒâ€šÃ‚Â¢ Category **Developer tools**.</w:t>
+      </w:r>
+    </w:p>
+    <w:p>
+      <w:pPr>
+        <w:spacing w:before="0" w:after="0"/>
+      </w:pPr>
+      <w:r>
+        <w:rPr>
+          <w:rFonts w:ascii="Consolas" w:hAnsi="Consolas"/>
+          <w:sz w:val="18"/>
+          <w:szCs w:val="18"/>
+          <w:color w:val="333333"/>
+        </w:rPr>
+        <w:t xml:space="preserve">4. Privacy tab ÃƒÆ’Ã†â€™Ãƒâ€ Ã¢â‚¬â„¢ÃƒÆ’Ã¢â‚¬Â ÃƒÂ¢Ã¢â€šÂ¬Ã¢â€žÂ¢ÃƒÆ’Ã†â€™ÃƒÂ¢Ã¢â€šÂ¬Ã‚Â ÃƒÆ’Ã‚Â¢ÃƒÂ¢Ã¢â‚¬Å¡Ã‚Â¬ÃƒÂ¢Ã¢â‚¬Å¾Ã‚Â¢ÃƒÆ’Ã†â€™Ãƒâ€ Ã¢â‚¬â„¢ÃƒÆ’Ã‚Â¢ÃƒÂ¢Ã¢â‚¬Å¡Ã‚Â¬Ãƒâ€¦Ã‚Â¡ÃƒÆ’Ã†â€™ÃƒÂ¢Ã¢â€šÂ¬Ã…Â¡ÃƒÆ’Ã¢â‚¬Å¡Ãƒâ€šÃ‚Â¢ÃƒÆ’Ã†â€™Ãƒâ€ Ã¢â‚¬â„¢ÃƒÆ’Ã¢â‚¬Â ÃƒÂ¢Ã¢â€šÂ¬Ã¢â€žÂ¢ÃƒÆ’Ã†â€™ÃƒÂ¢Ã¢â€šÂ¬Ã…Â¡ÃƒÆ’Ã¢â‚¬Å¡Ãƒâ€šÃ‚Â¢ÃƒÆ’Ã†â€™Ãƒâ€ Ã¢â‚¬â„¢ÃƒÆ’Ã¢â‚¬Å¡Ãƒâ€šÃ‚Â¢ÃƒÆ’Ã†â€™Ãƒâ€šÃ‚Â¢ÃƒÆ’Ã‚Â¢ÃƒÂ¢Ã¢â€šÂ¬Ã…Â¡Ãƒâ€šÃ‚Â¬ÃƒÆ’Ã¢â‚¬Â¦Ãƒâ€šÃ‚Â¡ÃƒÆ’Ã†â€™ÃƒÂ¢Ã¢â€šÂ¬Ã…Â¡ÃƒÆ’Ã¢â‚¬Å¡Ãƒâ€šÃ‚Â¬ÃƒÆ’Ã†â€™Ãƒâ€ Ã¢â‚¬â„¢ÃƒÆ’Ã‚Â¢ÃƒÂ¢Ã¢â‚¬Å¡Ã‚Â¬Ãƒâ€¦Ã‚Â¡ÃƒÆ’Ã†â€™ÃƒÂ¢Ã¢â€šÂ¬Ã…Â¡ÃƒÆ’Ã¢â‚¬Å¡Ãƒâ€šÃ‚Â ÃƒÆ’Ã†â€™Ãƒâ€ Ã¢â‚¬â„¢ÃƒÆ’Ã¢â‚¬Â ÃƒÂ¢Ã¢â€šÂ¬Ã¢â€žÂ¢ÃƒÆ’Ã†â€™ÃƒÂ¢Ã¢â€šÂ¬Ã…Â¡ÃƒÆ’Ã¢â‚¬Å¡Ãƒâ€šÃ‚Â¢ÃƒÆ’Ã†â€™Ãƒâ€ Ã¢â‚¬â„¢ÃƒÆ’Ã¢â‚¬Å¡Ãƒâ€šÃ‚Â¢ÃƒÆ’Ã†â€™Ãƒâ€šÃ‚Â¢ÃƒÆ’Ã‚Â¢ÃƒÂ¢Ã¢â€šÂ¬Ã…Â¡Ãƒâ€šÃ‚Â¬ÃƒÆ’Ã¢â‚¬Â¦Ãƒâ€šÃ‚Â¡ÃƒÆ’Ã†â€™ÃƒÂ¢Ã¢â€šÂ¬Ã…Â¡ÃƒÆ’Ã¢â‚¬Å¡Ãƒâ€šÃ‚Â¬ÃƒÆ’Ã†â€™Ãƒâ€ Ã¢â‚¬â„¢ÃƒÆ’Ã¢â‚¬Å¡Ãƒâ€šÃ‚Â¢ÃƒÆ’Ã†â€™Ãƒâ€šÃ‚Â¢ÃƒÆ’Ã‚Â¢ÃƒÂ¢Ã¢â€šÂ¬Ã…Â¡Ãƒâ€šÃ‚Â¬ÃƒÆ’Ã¢â‚¬Â¦Ãƒâ€šÃ‚Â¾ÃƒÆ’Ã†â€™ÃƒÂ¢Ã¢â€šÂ¬Ã…Â¡ÃƒÆ’Ã¢â‚¬Å¡Ãƒâ€šÃ‚Â¢ paste from `ui/store/permissions-and-privacy.md`:</w:t>
       </w:r>
     </w:p>
     <w:p>
@@ -2683,63 +2683,63 @@
           <w:szCs w:val="18"/>
           <w:color w:val="333333"/>
         </w:rPr>
-        <w:t xml:space="preserve">5. Store listing ÃƒÆ’Ã†â€™Ãƒâ€ Ã¢â‚¬â„¢ÃƒÆ’Ã¢â‚¬Â ÃƒÂ¢Ã¢â€šÂ¬Ã¢â€žÂ¢ÃƒÆ’Ã†â€™ÃƒÂ¢Ã¢â€šÂ¬Ã…Â¡ÃƒÆ’Ã¢â‚¬Å¡Ãƒâ€šÃ‚Â¢ÃƒÆ’Ã†â€™Ãƒâ€ Ã¢â‚¬â„¢ÃƒÆ’Ã¢â‚¬Å¡Ãƒâ€šÃ‚Â¢ÃƒÆ’Ã†â€™Ãƒâ€šÃ‚Â¢ÃƒÆ’Ã‚Â¢ÃƒÂ¢Ã¢â‚¬Å¡Ã‚Â¬Ãƒâ€¦Ã‚Â¡ÃƒÆ’Ã¢â‚¬Å¡Ãƒâ€šÃ‚Â¬ÃƒÆ’Ã†â€™ÃƒÂ¢Ã¢â€šÂ¬Ã…Â¡ÃƒÆ’Ã¢â‚¬Å¡Ãƒâ€šÃ‚Â ÃƒÆ’Ã†â€™Ãƒâ€ Ã¢â‚¬â„¢ÃƒÆ’Ã¢â‚¬Å¡Ãƒâ€šÃ‚Â¢ÃƒÆ’Ã†â€™Ãƒâ€šÃ‚Â¢ÃƒÆ’Ã‚Â¢ÃƒÂ¢Ã¢â‚¬Å¡Ã‚Â¬Ãƒâ€¦Ã‚Â¡ÃƒÆ’Ã¢â‚¬Å¡Ãƒâ€šÃ‚Â¬ÃƒÆ’Ã†â€™Ãƒâ€šÃ‚Â¢ÃƒÆ’Ã‚Â¢ÃƒÂ¢Ã¢â‚¬Å¡Ã‚Â¬Ãƒâ€¦Ã‚Â¾ÃƒÆ’Ã¢â‚¬Å¡Ãƒâ€šÃ‚Â¢ description from `store/listing.md`, logo</w:t>
-      </w:r>
-    </w:p>
-    <w:p>
-      <w:pPr>
-        <w:spacing w:before="0" w:after="0"/>
-      </w:pPr>
-      <w:r>
-        <w:rPr>
-          <w:rFonts w:ascii="Consolas" w:hAnsi="Consolas"/>
-          <w:sz w:val="18"/>
-          <w:szCs w:val="18"/>
-          <w:color w:val="333333"/>
-        </w:rPr>
-        <w:t xml:space="preserve">   `media/store-logo-300.png`.</w:t>
-      </w:r>
-    </w:p>
-    <w:p>
-      <w:pPr>
-        <w:spacing w:before="0" w:after="0"/>
-      </w:pPr>
-      <w:r>
-        <w:rPr>
-          <w:rFonts w:ascii="Consolas" w:hAnsi="Consolas"/>
-          <w:sz w:val="18"/>
-          <w:szCs w:val="18"/>
-          <w:color w:val="333333"/>
-        </w:rPr>
-        <w:t xml:space="preserve">6. Notes for certification ÃƒÆ’Ã†â€™Ãƒâ€ Ã¢â‚¬â„¢ÃƒÆ’Ã¢â‚¬Â ÃƒÂ¢Ã¢â€šÂ¬Ã¢â€žÂ¢ÃƒÆ’Ã†â€™ÃƒÂ¢Ã¢â€šÂ¬Ã…Â¡ÃƒÆ’Ã¢â‚¬Å¡Ãƒâ€šÃ‚Â¢ÃƒÆ’Ã†â€™Ãƒâ€ Ã¢â‚¬â„¢ÃƒÆ’Ã¢â‚¬Å¡Ãƒâ€šÃ‚Â¢ÃƒÆ’Ã†â€™Ãƒâ€šÃ‚Â¢ÃƒÆ’Ã‚Â¢ÃƒÂ¢Ã¢â‚¬Å¡Ã‚Â¬Ãƒâ€¦Ã‚Â¡ÃƒÆ’Ã¢â‚¬Å¡Ãƒâ€šÃ‚Â¬ÃƒÆ’Ã†â€™ÃƒÂ¢Ã¢â€šÂ¬Ã…Â¡ÃƒÆ’Ã¢â‚¬Å¡Ãƒâ€šÃ‚Â ÃƒÆ’Ã†â€™Ãƒâ€ Ã¢â‚¬â„¢ÃƒÆ’Ã¢â‚¬Å¡Ãƒâ€šÃ‚Â¢ÃƒÆ’Ã†â€™Ãƒâ€šÃ‚Â¢ÃƒÆ’Ã‚Â¢ÃƒÂ¢Ã¢â‚¬Å¡Ã‚Â¬Ãƒâ€¦Ã‚Â¡ÃƒÆ’Ã¢â‚¬Å¡Ãƒâ€šÃ‚Â¬ÃƒÆ’Ã†â€™Ãƒâ€šÃ‚Â¢ÃƒÆ’Ã‚Â¢ÃƒÂ¢Ã¢â‚¬Å¡Ã‚Â¬Ãƒâ€¦Ã‚Â¾ÃƒÆ’Ã¢â‚¬Å¡Ãƒâ€šÃ‚Â¢ see the prepared text in</w:t>
-      </w:r>
-    </w:p>
-    <w:p>
-      <w:pPr>
-        <w:spacing w:before="0" w:after="0"/>
-      </w:pPr>
-      <w:r>
-        <w:rPr>
-          <w:rFonts w:ascii="Consolas" w:hAnsi="Consolas"/>
-          <w:sz w:val="18"/>
-          <w:szCs w:val="18"/>
-          <w:color w:val="333333"/>
-        </w:rPr>
-        <w:t xml:space="preserve">   `store/edge-submission.md`.</w:t>
-      </w:r>
-    </w:p>
-    <w:p>
-      <w:pPr>
-        <w:spacing w:before="0" w:after="0"/>
-      </w:pPr>
-      <w:r>
-        <w:rPr>
-          <w:rFonts w:ascii="Consolas" w:hAnsi="Consolas"/>
-          <w:sz w:val="18"/>
-          <w:szCs w:val="18"/>
-          <w:color w:val="333333"/>
-        </w:rPr>
-        <w:t xml:space="preserve">7. Publish ÃƒÆ’Ã†â€™Ãƒâ€ Ã¢â‚¬â„¢ÃƒÆ’Ã¢â‚¬Â ÃƒÂ¢Ã¢â€šÂ¬Ã¢â€žÂ¢ÃƒÆ’Ã†â€™ÃƒÂ¢Ã¢â€šÂ¬Ã…Â¡ÃƒÆ’Ã¢â‚¬Å¡Ãƒâ€šÃ‚Â¢ÃƒÆ’Ã†â€™Ãƒâ€ Ã¢â‚¬â„¢ÃƒÆ’Ã¢â‚¬Å¡Ãƒâ€šÃ‚Â¢ÃƒÆ’Ã†â€™Ãƒâ€šÃ‚Â¢ÃƒÆ’Ã‚Â¢ÃƒÂ¢Ã¢â‚¬Å¡Ã‚Â¬Ãƒâ€¦Ã‚Â¡ÃƒÆ’Ã¢â‚¬Å¡Ãƒâ€šÃ‚Â¬ÃƒÆ’Ã†â€™ÃƒÂ¢Ã¢â€šÂ¬Ã…Â¡ÃƒÆ’Ã¢â‚¬Å¡Ãƒâ€šÃ‚Â ÃƒÆ’Ã†â€™Ãƒâ€ Ã¢â‚¬â„¢ÃƒÆ’Ã¢â‚¬Å¡Ãƒâ€šÃ‚Â¢ÃƒÆ’Ã†â€™Ãƒâ€šÃ‚Â¢ÃƒÆ’Ã‚Â¢ÃƒÂ¢Ã¢â‚¬Å¡Ã‚Â¬Ãƒâ€¦Ã‚Â¡ÃƒÆ’Ã¢â‚¬Å¡Ãƒâ€šÃ‚Â¬ÃƒÆ’Ã†â€™Ãƒâ€šÃ‚Â¢ÃƒÆ’Ã‚Â¢ÃƒÂ¢Ã¢â‚¬Å¡Ã‚Â¬Ãƒâ€¦Ã‚Â¾ÃƒÆ’Ã¢â‚¬Å¡Ãƒâ€šÃ‚Â¢ review (up to ~7 business days).</w:t>
+        <w:t xml:space="preserve">5. Store listing ÃƒÆ’Ã†â€™Ãƒâ€ Ã¢â‚¬â„¢ÃƒÆ’Ã¢â‚¬Â ÃƒÂ¢Ã¢â€šÂ¬Ã¢â€žÂ¢ÃƒÆ’Ã†â€™ÃƒÂ¢Ã¢â€šÂ¬Ã‚Â ÃƒÆ’Ã‚Â¢ÃƒÂ¢Ã¢â‚¬Å¡Ã‚Â¬ÃƒÂ¢Ã¢â‚¬Å¾Ã‚Â¢ÃƒÆ’Ã†â€™Ãƒâ€ Ã¢â‚¬â„¢ÃƒÆ’Ã‚Â¢ÃƒÂ¢Ã¢â‚¬Å¡Ã‚Â¬Ãƒâ€¦Ã‚Â¡ÃƒÆ’Ã†â€™ÃƒÂ¢Ã¢â€šÂ¬Ã…Â¡ÃƒÆ’Ã¢â‚¬Å¡Ãƒâ€šÃ‚Â¢ÃƒÆ’Ã†â€™Ãƒâ€ Ã¢â‚¬â„¢ÃƒÆ’Ã¢â‚¬Â ÃƒÂ¢Ã¢â€šÂ¬Ã¢â€žÂ¢ÃƒÆ’Ã†â€™ÃƒÂ¢Ã¢â€šÂ¬Ã…Â¡ÃƒÆ’Ã¢â‚¬Å¡Ãƒâ€šÃ‚Â¢ÃƒÆ’Ã†â€™Ãƒâ€ Ã¢â‚¬â„¢ÃƒÆ’Ã¢â‚¬Å¡Ãƒâ€šÃ‚Â¢ÃƒÆ’Ã†â€™Ãƒâ€šÃ‚Â¢ÃƒÆ’Ã‚Â¢ÃƒÂ¢Ã¢â€šÂ¬Ã…Â¡Ãƒâ€šÃ‚Â¬ÃƒÆ’Ã¢â‚¬Â¦Ãƒâ€šÃ‚Â¡ÃƒÆ’Ã†â€™ÃƒÂ¢Ã¢â€šÂ¬Ã…Â¡ÃƒÆ’Ã¢â‚¬Å¡Ãƒâ€šÃ‚Â¬ÃƒÆ’Ã†â€™Ãƒâ€ Ã¢â‚¬â„¢ÃƒÆ’Ã‚Â¢ÃƒÂ¢Ã¢â‚¬Å¡Ã‚Â¬Ãƒâ€¦Ã‚Â¡ÃƒÆ’Ã†â€™ÃƒÂ¢Ã¢â€šÂ¬Ã…Â¡ÃƒÆ’Ã¢â‚¬Å¡Ãƒâ€šÃ‚Â ÃƒÆ’Ã†â€™Ãƒâ€ Ã¢â‚¬â„¢ÃƒÆ’Ã¢â‚¬Â ÃƒÂ¢Ã¢â€šÂ¬Ã¢â€žÂ¢ÃƒÆ’Ã†â€™ÃƒÂ¢Ã¢â€šÂ¬Ã…Â¡ÃƒÆ’Ã¢â‚¬Å¡Ãƒâ€šÃ‚Â¢ÃƒÆ’Ã†â€™Ãƒâ€ Ã¢â‚¬â„¢ÃƒÆ’Ã¢â‚¬Å¡Ãƒâ€šÃ‚Â¢ÃƒÆ’Ã†â€™Ãƒâ€šÃ‚Â¢ÃƒÆ’Ã‚Â¢ÃƒÂ¢Ã¢â€šÂ¬Ã…Â¡Ãƒâ€šÃ‚Â¬ÃƒÆ’Ã¢â‚¬Â¦Ãƒâ€šÃ‚Â¡ÃƒÆ’Ã†â€™ÃƒÂ¢Ã¢â€šÂ¬Ã…Â¡ÃƒÆ’Ã¢â‚¬Å¡Ãƒâ€šÃ‚Â¬ÃƒÆ’Ã†â€™Ãƒâ€ Ã¢â‚¬â„¢ÃƒÆ’Ã¢â‚¬Å¡Ãƒâ€šÃ‚Â¢ÃƒÆ’Ã†â€™Ãƒâ€šÃ‚Â¢ÃƒÆ’Ã‚Â¢ÃƒÂ¢Ã¢â€šÂ¬Ã…Â¡Ãƒâ€šÃ‚Â¬ÃƒÆ’Ã¢â‚¬Â¦Ãƒâ€šÃ‚Â¾ÃƒÆ’Ã†â€™ÃƒÂ¢Ã¢â€šÂ¬Ã…Â¡ÃƒÆ’Ã¢â‚¬Å¡Ãƒâ€šÃ‚Â¢ description from `ui/store/listing.md`, logo</w:t>
+      </w:r>
+    </w:p>
+    <w:p>
+      <w:pPr>
+        <w:spacing w:before="0" w:after="0"/>
+      </w:pPr>
+      <w:r>
+        <w:rPr>
+          <w:rFonts w:ascii="Consolas" w:hAnsi="Consolas"/>
+          <w:sz w:val="18"/>
+          <w:szCs w:val="18"/>
+          <w:color w:val="333333"/>
+        </w:rPr>
+        <w:t xml:space="preserve">   `ui/media/store-logo-300.png`.</w:t>
+      </w:r>
+    </w:p>
+    <w:p>
+      <w:pPr>
+        <w:spacing w:before="0" w:after="0"/>
+      </w:pPr>
+      <w:r>
+        <w:rPr>
+          <w:rFonts w:ascii="Consolas" w:hAnsi="Consolas"/>
+          <w:sz w:val="18"/>
+          <w:szCs w:val="18"/>
+          <w:color w:val="333333"/>
+        </w:rPr>
+        <w:t xml:space="preserve">6. Notes for certification ÃƒÆ’Ã†â€™Ãƒâ€ Ã¢â‚¬â„¢ÃƒÆ’Ã¢â‚¬Â ÃƒÂ¢Ã¢â€šÂ¬Ã¢â€žÂ¢ÃƒÆ’Ã†â€™ÃƒÂ¢Ã¢â€šÂ¬Ã‚Â ÃƒÆ’Ã‚Â¢ÃƒÂ¢Ã¢â‚¬Å¡Ã‚Â¬ÃƒÂ¢Ã¢â‚¬Å¾Ã‚Â¢ÃƒÆ’Ã†â€™Ãƒâ€ Ã¢â‚¬â„¢ÃƒÆ’Ã‚Â¢ÃƒÂ¢Ã¢â‚¬Å¡Ã‚Â¬Ãƒâ€¦Ã‚Â¡ÃƒÆ’Ã†â€™ÃƒÂ¢Ã¢â€šÂ¬Ã…Â¡ÃƒÆ’Ã¢â‚¬Å¡Ãƒâ€šÃ‚Â¢ÃƒÆ’Ã†â€™Ãƒâ€ Ã¢â‚¬â„¢ÃƒÆ’Ã¢â‚¬Â ÃƒÂ¢Ã¢â€šÂ¬Ã¢â€žÂ¢ÃƒÆ’Ã†â€™ÃƒÂ¢Ã¢â€šÂ¬Ã…Â¡ÃƒÆ’Ã¢â‚¬Å¡Ãƒâ€šÃ‚Â¢ÃƒÆ’Ã†â€™Ãƒâ€ Ã¢â‚¬â„¢ÃƒÆ’Ã¢â‚¬Å¡Ãƒâ€šÃ‚Â¢ÃƒÆ’Ã†â€™Ãƒâ€šÃ‚Â¢ÃƒÆ’Ã‚Â¢ÃƒÂ¢Ã¢â€šÂ¬Ã…Â¡Ãƒâ€šÃ‚Â¬ÃƒÆ’Ã¢â‚¬Â¦Ãƒâ€šÃ‚Â¡ÃƒÆ’Ã†â€™ÃƒÂ¢Ã¢â€šÂ¬Ã…Â¡ÃƒÆ’Ã¢â‚¬Å¡Ãƒâ€šÃ‚Â¬ÃƒÆ’Ã†â€™Ãƒâ€ Ã¢â‚¬â„¢ÃƒÆ’Ã‚Â¢ÃƒÂ¢Ã¢â‚¬Å¡Ã‚Â¬Ãƒâ€¦Ã‚Â¡ÃƒÆ’Ã†â€™ÃƒÂ¢Ã¢â€šÂ¬Ã…Â¡ÃƒÆ’Ã¢â‚¬Å¡Ãƒâ€šÃ‚Â ÃƒÆ’Ã†â€™Ãƒâ€ Ã¢â‚¬â„¢ÃƒÆ’Ã¢â‚¬Â ÃƒÂ¢Ã¢â€šÂ¬Ã¢â€žÂ¢ÃƒÆ’Ã†â€™ÃƒÂ¢Ã¢â€šÂ¬Ã…Â¡ÃƒÆ’Ã¢â‚¬Å¡Ãƒâ€šÃ‚Â¢ÃƒÆ’Ã†â€™Ãƒâ€ Ã¢â‚¬â„¢ÃƒÆ’Ã¢â‚¬Å¡Ãƒâ€šÃ‚Â¢ÃƒÆ’Ã†â€™Ãƒâ€šÃ‚Â¢ÃƒÆ’Ã‚Â¢ÃƒÂ¢Ã¢â€šÂ¬Ã…Â¡Ãƒâ€šÃ‚Â¬ÃƒÆ’Ã¢â‚¬Â¦Ãƒâ€šÃ‚Â¡ÃƒÆ’Ã†â€™ÃƒÂ¢Ã¢â€šÂ¬Ã…Â¡ÃƒÆ’Ã¢â‚¬Å¡Ãƒâ€šÃ‚Â¬ÃƒÆ’Ã†â€™Ãƒâ€ Ã¢â‚¬â„¢ÃƒÆ’Ã¢â‚¬Å¡Ãƒâ€šÃ‚Â¢ÃƒÆ’Ã†â€™Ãƒâ€šÃ‚Â¢ÃƒÆ’Ã‚Â¢ÃƒÂ¢Ã¢â€šÂ¬Ã…Â¡Ãƒâ€šÃ‚Â¬ÃƒÆ’Ã¢â‚¬Â¦Ãƒâ€šÃ‚Â¾ÃƒÆ’Ã†â€™ÃƒÂ¢Ã¢â€šÂ¬Ã…Â¡ÃƒÆ’Ã¢â‚¬Å¡Ãƒâ€šÃ‚Â¢ see the prepared text in</w:t>
+      </w:r>
+    </w:p>
+    <w:p>
+      <w:pPr>
+        <w:spacing w:before="0" w:after="0"/>
+      </w:pPr>
+      <w:r>
+        <w:rPr>
+          <w:rFonts w:ascii="Consolas" w:hAnsi="Consolas"/>
+          <w:sz w:val="18"/>
+          <w:szCs w:val="18"/>
+          <w:color w:val="333333"/>
+        </w:rPr>
+        <w:t xml:space="preserve">   `ui/store/edge-submission.md`.</w:t>
+      </w:r>
+    </w:p>
+    <w:p>
+      <w:pPr>
+        <w:spacing w:before="0" w:after="0"/>
+      </w:pPr>
+      <w:r>
+        <w:rPr>
+          <w:rFonts w:ascii="Consolas" w:hAnsi="Consolas"/>
+          <w:sz w:val="18"/>
+          <w:szCs w:val="18"/>
+          <w:color w:val="333333"/>
+        </w:rPr>
+        <w:t xml:space="preserve">7. Publish ÃƒÆ’Ã†â€™Ãƒâ€ Ã¢â‚¬â„¢ÃƒÆ’Ã¢â‚¬Â ÃƒÂ¢Ã¢â€šÂ¬Ã¢â€žÂ¢ÃƒÆ’Ã†â€™ÃƒÂ¢Ã¢â€šÂ¬Ã‚Â ÃƒÆ’Ã‚Â¢ÃƒÂ¢Ã¢â‚¬Å¡Ã‚Â¬ÃƒÂ¢Ã¢â‚¬Å¾Ã‚Â¢ÃƒÆ’Ã†â€™Ãƒâ€ Ã¢â‚¬â„¢ÃƒÆ’Ã‚Â¢ÃƒÂ¢Ã¢â‚¬Å¡Ã‚Â¬Ãƒâ€¦Ã‚Â¡ÃƒÆ’Ã†â€™ÃƒÂ¢Ã¢â€šÂ¬Ã…Â¡ÃƒÆ’Ã¢â‚¬Å¡Ãƒâ€šÃ‚Â¢ÃƒÆ’Ã†â€™Ãƒâ€ Ã¢â‚¬â„¢ÃƒÆ’Ã¢â‚¬Â ÃƒÂ¢Ã¢â€šÂ¬Ã¢â€žÂ¢ÃƒÆ’Ã†â€™ÃƒÂ¢Ã¢â€šÂ¬Ã…Â¡ÃƒÆ’Ã¢â‚¬Å¡Ãƒâ€šÃ‚Â¢ÃƒÆ’Ã†â€™Ãƒâ€ Ã¢â‚¬â„¢ÃƒÆ’Ã¢â‚¬Å¡Ãƒâ€šÃ‚Â¢ÃƒÆ’Ã†â€™Ãƒâ€šÃ‚Â¢ÃƒÆ’Ã‚Â¢ÃƒÂ¢Ã¢â€šÂ¬Ã…Â¡Ãƒâ€šÃ‚Â¬ÃƒÆ’Ã¢â‚¬Â¦Ãƒâ€šÃ‚Â¡ÃƒÆ’Ã†â€™ÃƒÂ¢Ã¢â€šÂ¬Ã…Â¡ÃƒÆ’Ã¢â‚¬Å¡Ãƒâ€šÃ‚Â¬ÃƒÆ’Ã†â€™Ãƒâ€ Ã¢â‚¬â„¢ÃƒÆ’Ã‚Â¢ÃƒÂ¢Ã¢â‚¬Å¡Ã‚Â¬Ãƒâ€¦Ã‚Â¡ÃƒÆ’Ã†â€™ÃƒÂ¢Ã¢â€šÂ¬Ã…Â¡ÃƒÆ’Ã¢â‚¬Å¡Ãƒâ€šÃ‚Â ÃƒÆ’Ã†â€™Ãƒâ€ Ã¢â‚¬â„¢ÃƒÆ’Ã¢â‚¬Â ÃƒÂ¢Ã¢â€šÂ¬Ã¢â€žÂ¢ÃƒÆ’Ã†â€™ÃƒÂ¢Ã¢â€šÂ¬Ã…Â¡ÃƒÆ’Ã¢â‚¬Å¡Ãƒâ€šÃ‚Â¢ÃƒÆ’Ã†â€™Ãƒâ€ Ã¢â‚¬â„¢ÃƒÆ’Ã¢â‚¬Å¡Ãƒâ€šÃ‚Â¢ÃƒÆ’Ã†â€™Ãƒâ€šÃ‚Â¢ÃƒÆ’Ã‚Â¢ÃƒÂ¢Ã¢â€šÂ¬Ã…Â¡Ãƒâ€šÃ‚Â¬ÃƒÆ’Ã¢â‚¬Â¦Ãƒâ€šÃ‚Â¡ÃƒÆ’Ã†â€™ÃƒÂ¢Ã¢â€šÂ¬Ã…Â¡ÃƒÆ’Ã¢â‚¬Å¡Ãƒâ€šÃ‚Â¬ÃƒÆ’Ã†â€™Ãƒâ€ Ã¢â‚¬â„¢ÃƒÆ’Ã¢â‚¬Å¡Ãƒâ€šÃ‚Â¢ÃƒÆ’Ã†â€™Ãƒâ€šÃ‚Â¢ÃƒÆ’Ã‚Â¢ÃƒÂ¢Ã¢â€šÂ¬Ã…Â¡Ãƒâ€šÃ‚Â¬ÃƒÆ’Ã¢â‚¬Â¦Ãƒâ€šÃ‚Â¾ÃƒÆ’Ã†â€™ÃƒÂ¢Ã¢â€šÂ¬Ã…Â¡ÃƒÆ’Ã¢â‚¬Å¡Ãƒâ€šÃ‚Â¢ review (up to ~7 business days).</w:t>
       </w:r>
     </w:p>
     <w:p>
@@ -2781,7 +2781,7 @@
           <w:szCs w:val="18"/>
           <w:color w:val="333333"/>
         </w:rPr>
-        <w:t xml:space="preserve">`https://ejajaka.github.io/vector/store/privacy-policy.html`.</w:t>
+        <w:t xml:space="preserve">`https://ejajaka.github.io/vector/ui/store/privacy-policy.html`.</w:t>
       </w:r>
     </w:p>
     <w:p>
@@ -2893,7 +2893,7 @@
           <w:szCs w:val="18"/>
           <w:color w:val="333333"/>
         </w:rPr>
-        <w:t xml:space="preserve">## 8. Part E ÃƒÆ’Ã†â€™Ãƒâ€ Ã¢â‚¬â„¢ÃƒÆ’Ã¢â‚¬Â ÃƒÂ¢Ã¢â€šÂ¬Ã¢â€žÂ¢ÃƒÆ’Ã†â€™ÃƒÂ¢Ã¢â€šÂ¬Ã…Â¡ÃƒÆ’Ã¢â‚¬Å¡Ãƒâ€šÃ‚Â¢ÃƒÆ’Ã†â€™Ãƒâ€ Ã¢â‚¬â„¢ÃƒÆ’Ã¢â‚¬Å¡Ãƒâ€šÃ‚Â¢ÃƒÆ’Ã†â€™Ãƒâ€šÃ‚Â¢ÃƒÆ’Ã‚Â¢ÃƒÂ¢Ã¢â€šÂ¬Ã…Â¡Ãƒâ€šÃ‚Â¬ÃƒÆ’Ã¢â‚¬Â¦Ãƒâ€šÃ‚Â¡ÃƒÆ’Ã†â€™ÃƒÂ¢Ã¢â€šÂ¬Ã…Â¡ÃƒÆ’Ã¢â‚¬Å¡Ãƒâ€šÃ‚Â¬ÃƒÆ’Ã†â€™Ãƒâ€ Ã¢â‚¬â„¢ÃƒÆ’Ã¢â‚¬Å¡Ãƒâ€šÃ‚Â¢ÃƒÆ’Ã†â€™Ãƒâ€šÃ‚Â¢ÃƒÆ’Ã‚Â¢ÃƒÂ¢Ã¢â‚¬Å¡Ã‚Â¬Ãƒâ€¦Ã‚Â¡ÃƒÆ’Ã¢â‚¬Å¡Ãƒâ€šÃ‚Â¬ÃƒÆ’Ã†â€™ÃƒÂ¢Ã¢â€šÂ¬Ã…Â¡ÃƒÆ’Ã¢â‚¬Å¡Ãƒâ€šÃ‚Â Mobile app (Capacitor) ÃƒÆ’Ã†â€™Ãƒâ€ Ã¢â‚¬â„¢ÃƒÆ’Ã¢â‚¬Â ÃƒÂ¢Ã¢â€šÂ¬Ã¢â€žÂ¢ÃƒÆ’Ã†â€™ÃƒÂ¢Ã¢â€šÂ¬Ã…Â¡ÃƒÆ’Ã¢â‚¬Å¡Ãƒâ€šÃ‚Â¢ÃƒÆ’Ã†â€™Ãƒâ€ Ã¢â‚¬â„¢ÃƒÆ’Ã¢â‚¬Å¡Ãƒâ€šÃ‚Â¢ÃƒÆ’Ã†â€™Ãƒâ€šÃ‚Â¢ÃƒÆ’Ã‚Â¢ÃƒÂ¢Ã¢â€šÂ¬Ã…Â¡Ãƒâ€šÃ‚Â¬ÃƒÆ’Ã¢â‚¬Â¦Ãƒâ€šÃ‚Â¡ÃƒÆ’Ã†â€™ÃƒÂ¢Ã¢â€šÂ¬Ã…Â¡ÃƒÆ’Ã¢â‚¬Å¡Ãƒâ€šÃ‚Â¬ÃƒÆ’Ã†â€™Ãƒâ€ Ã¢â‚¬â„¢ÃƒÆ’Ã¢â‚¬Å¡Ãƒâ€šÃ‚Â¢ÃƒÆ’Ã†â€™Ãƒâ€šÃ‚Â¢ÃƒÆ’Ã‚Â¢ÃƒÂ¢Ã¢â‚¬Å¡Ã‚Â¬Ãƒâ€¦Ã‚Â¡ÃƒÆ’Ã¢â‚¬Å¡Ãƒâ€šÃ‚Â¬ÃƒÆ’Ã†â€™ÃƒÂ¢Ã¢â€šÂ¬Ã…Â¡ÃƒÆ’Ã¢â‚¬Å¡Ãƒâ€šÃ‚Â Android verified</w:t>
+        <w:t xml:space="preserve">## 8. Part E ÃƒÆ’Ã†â€™Ãƒâ€ Ã¢â‚¬â„¢ÃƒÆ’Ã¢â‚¬Â ÃƒÂ¢Ã¢â€šÂ¬Ã¢â€žÂ¢ÃƒÆ’Ã†â€™ÃƒÂ¢Ã¢â€šÂ¬Ã‚Â ÃƒÆ’Ã‚Â¢ÃƒÂ¢Ã¢â‚¬Å¡Ã‚Â¬ÃƒÂ¢Ã¢â‚¬Å¾Ã‚Â¢ÃƒÆ’Ã†â€™Ãƒâ€ Ã¢â‚¬â„¢ÃƒÆ’Ã‚Â¢ÃƒÂ¢Ã¢â‚¬Å¡Ã‚Â¬Ãƒâ€¦Ã‚Â¡ÃƒÆ’Ã†â€™ÃƒÂ¢Ã¢â€šÂ¬Ã…Â¡ÃƒÆ’Ã¢â‚¬Å¡Ãƒâ€šÃ‚Â¢ÃƒÆ’Ã†â€™Ãƒâ€ Ã¢â‚¬â„¢ÃƒÆ’Ã¢â‚¬Â ÃƒÂ¢Ã¢â€šÂ¬Ã¢â€žÂ¢ÃƒÆ’Ã†â€™ÃƒÂ¢Ã¢â€šÂ¬Ã…Â¡ÃƒÆ’Ã¢â‚¬Å¡Ãƒâ€šÃ‚Â¢ÃƒÆ’Ã†â€™Ãƒâ€ Ã¢â‚¬â„¢ÃƒÆ’Ã¢â‚¬Å¡Ãƒâ€šÃ‚Â¢ÃƒÆ’Ã†â€™Ãƒâ€šÃ‚Â¢ÃƒÆ’Ã‚Â¢ÃƒÂ¢Ã¢â‚¬Å¡Ã‚Â¬Ãƒâ€¦Ã‚Â¡ÃƒÆ’Ã¢â‚¬Å¡Ãƒâ€šÃ‚Â¬ÃƒÆ’Ã†â€™ÃƒÂ¢Ã¢â€šÂ¬Ã‚Â¦ÃƒÆ’Ã¢â‚¬Å¡Ãƒâ€šÃ‚Â¡ÃƒÆ’Ã†â€™Ãƒâ€ Ã¢â‚¬â„¢ÃƒÆ’Ã‚Â¢ÃƒÂ¢Ã¢â‚¬Å¡Ã‚Â¬Ãƒâ€¦Ã‚Â¡ÃƒÆ’Ã†â€™ÃƒÂ¢Ã¢â€šÂ¬Ã…Â¡ÃƒÆ’Ã¢â‚¬Å¡Ãƒâ€šÃ‚Â¬ÃƒÆ’Ã†â€™Ãƒâ€ Ã¢â‚¬â„¢ÃƒÆ’Ã¢â‚¬Â ÃƒÂ¢Ã¢â€šÂ¬Ã¢â€žÂ¢ÃƒÆ’Ã†â€™ÃƒÂ¢Ã¢â€šÂ¬Ã…Â¡ÃƒÆ’Ã¢â‚¬Å¡Ãƒâ€šÃ‚Â¢ÃƒÆ’Ã†â€™Ãƒâ€ Ã¢â‚¬â„¢ÃƒÆ’Ã¢â‚¬Å¡Ãƒâ€šÃ‚Â¢ÃƒÆ’Ã†â€™Ãƒâ€šÃ‚Â¢ÃƒÆ’Ã‚Â¢ÃƒÂ¢Ã¢â€šÂ¬Ã…Â¡Ãƒâ€šÃ‚Â¬ÃƒÆ’Ã¢â‚¬Â¦Ãƒâ€šÃ‚Â¡ÃƒÆ’Ã†â€™ÃƒÂ¢Ã¢â€šÂ¬Ã…Â¡ÃƒÆ’Ã¢â‚¬Å¡Ãƒâ€šÃ‚Â¬ÃƒÆ’Ã†â€™Ãƒâ€ Ã¢â‚¬â„¢ÃƒÆ’Ã‚Â¢ÃƒÂ¢Ã¢â‚¬Å¡Ã‚Â¬Ãƒâ€¦Ã‚Â¡ÃƒÆ’Ã†â€™ÃƒÂ¢Ã¢â€šÂ¬Ã…Â¡ÃƒÆ’Ã¢â‚¬Å¡Ãƒâ€šÃ‚Â Mobile app (Capacitor) ÃƒÆ’Ã†â€™Ãƒâ€ Ã¢â‚¬â„¢ÃƒÆ’Ã¢â‚¬Â ÃƒÂ¢Ã¢â€šÂ¬Ã¢â€žÂ¢ÃƒÆ’Ã†â€™ÃƒÂ¢Ã¢â€šÂ¬Ã‚Â ÃƒÆ’Ã‚Â¢ÃƒÂ¢Ã¢â‚¬Å¡Ã‚Â¬ÃƒÂ¢Ã¢â‚¬Å¾Ã‚Â¢ÃƒÆ’Ã†â€™Ãƒâ€ Ã¢â‚¬â„¢ÃƒÆ’Ã‚Â¢ÃƒÂ¢Ã¢â‚¬Å¡Ã‚Â¬Ãƒâ€¦Ã‚Â¡ÃƒÆ’Ã†â€™ÃƒÂ¢Ã¢â€šÂ¬Ã…Â¡ÃƒÆ’Ã¢â‚¬Å¡Ãƒâ€šÃ‚Â¢ÃƒÆ’Ã†â€™Ãƒâ€ Ã¢â‚¬â„¢ÃƒÆ’Ã¢â‚¬Â ÃƒÂ¢Ã¢â€šÂ¬Ã¢â€žÂ¢ÃƒÆ’Ã†â€™ÃƒÂ¢Ã¢â€šÂ¬Ã…Â¡ÃƒÆ’Ã¢â‚¬Å¡Ãƒâ€šÃ‚Â¢ÃƒÆ’Ã†â€™Ãƒâ€ Ã¢â‚¬â„¢ÃƒÆ’Ã¢â‚¬Å¡Ãƒâ€šÃ‚Â¢ÃƒÆ’Ã†â€™Ãƒâ€šÃ‚Â¢ÃƒÆ’Ã‚Â¢ÃƒÂ¢Ã¢â‚¬Å¡Ã‚Â¬Ãƒâ€¦Ã‚Â¡ÃƒÆ’Ã¢â‚¬Å¡Ãƒâ€šÃ‚Â¬ÃƒÆ’Ã†â€™ÃƒÂ¢Ã¢â€šÂ¬Ã‚Â¦ÃƒÆ’Ã¢â‚¬Å¡Ãƒâ€šÃ‚Â¡ÃƒÆ’Ã†â€™Ãƒâ€ Ã¢â‚¬â„¢ÃƒÆ’Ã‚Â¢ÃƒÂ¢Ã¢â‚¬Å¡Ã‚Â¬Ãƒâ€¦Ã‚Â¡ÃƒÆ’Ã†â€™ÃƒÂ¢Ã¢â€šÂ¬Ã…Â¡ÃƒÆ’Ã¢â‚¬Å¡Ãƒâ€šÃ‚Â¬ÃƒÆ’Ã†â€™Ãƒâ€ Ã¢â‚¬â„¢ÃƒÆ’Ã¢â‚¬Â ÃƒÂ¢Ã¢â€šÂ¬Ã¢â€žÂ¢ÃƒÆ’Ã†â€™ÃƒÂ¢Ã¢â€šÂ¬Ã…Â¡ÃƒÆ’Ã¢â‚¬Å¡Ãƒâ€šÃ‚Â¢ÃƒÆ’Ã†â€™Ãƒâ€ Ã¢â‚¬â„¢ÃƒÆ’Ã¢â‚¬Å¡Ãƒâ€šÃ‚Â¢ÃƒÆ’Ã†â€™Ãƒâ€šÃ‚Â¢ÃƒÆ’Ã‚Â¢ÃƒÂ¢Ã¢â€šÂ¬Ã…Â¡Ãƒâ€šÃ‚Â¬ÃƒÆ’Ã¢â‚¬Â¦Ãƒâ€šÃ‚Â¡ÃƒÆ’Ã†â€™ÃƒÂ¢Ã¢â€šÂ¬Ã…Â¡ÃƒÆ’Ã¢â‚¬Å¡Ãƒâ€šÃ‚Â¬ÃƒÆ’Ã†â€™Ãƒâ€ Ã¢â‚¬â„¢ÃƒÆ’Ã‚Â¢ÃƒÂ¢Ã¢â‚¬Å¡Ã‚Â¬Ãƒâ€¦Ã‚Â¡ÃƒÆ’Ã†â€™ÃƒÂ¢Ã¢â€šÂ¬Ã…Â¡ÃƒÆ’Ã¢â‚¬Å¡Ãƒâ€šÃ‚Â Android verified</w:t>
       </w:r>
     </w:p>
     <w:p>
@@ -3048,7 +3048,7 @@
           <w:szCs w:val="18"/>
           <w:color w:val="333333"/>
         </w:rPr>
-        <w:t xml:space="preserve">Result: `mobile/android/app/build/outputs/apk/debug/app-debug.apk` (~3.7 MB).</w:t>
+        <w:t xml:space="preserve">Result: `ui/mobile-native/android/app/build/outputs/apk/debug/app-debug.apk` (~3.7 MB).</w:t>
       </w:r>
     </w:p>
     <w:p>
@@ -3186,7 +3186,7 @@
           <w:szCs w:val="18"/>
           <w:color w:val="333333"/>
         </w:rPr>
-        <w:t xml:space="preserve">## 9. Part F ÃƒÆ’Ã†â€™Ãƒâ€ Ã¢â‚¬â„¢ÃƒÆ’Ã¢â‚¬Â ÃƒÂ¢Ã¢â€šÂ¬Ã¢â€žÂ¢ÃƒÆ’Ã†â€™ÃƒÂ¢Ã¢â€šÂ¬Ã…Â¡ÃƒÆ’Ã¢â‚¬Å¡Ãƒâ€šÃ‚Â¢ÃƒÆ’Ã†â€™Ãƒâ€ Ã¢â‚¬â„¢ÃƒÆ’Ã¢â‚¬Å¡Ãƒâ€šÃ‚Â¢ÃƒÆ’Ã†â€™Ãƒâ€šÃ‚Â¢ÃƒÆ’Ã‚Â¢ÃƒÂ¢Ã¢â€šÂ¬Ã…Â¡Ãƒâ€šÃ‚Â¬ÃƒÆ’Ã¢â‚¬Â¦Ãƒâ€šÃ‚Â¡ÃƒÆ’Ã†â€™ÃƒÂ¢Ã¢â€šÂ¬Ã…Â¡ÃƒÆ’Ã¢â‚¬Å¡Ãƒâ€šÃ‚Â¬ÃƒÆ’Ã†â€™Ãƒâ€ Ã¢â‚¬â„¢ÃƒÆ’Ã¢â‚¬Å¡Ãƒâ€šÃ‚Â¢ÃƒÆ’Ã†â€™Ãƒâ€šÃ‚Â¢ÃƒÆ’Ã‚Â¢ÃƒÂ¢Ã¢â‚¬Å¡Ã‚Â¬Ãƒâ€¦Ã‚Â¡ÃƒÆ’Ã¢â‚¬Å¡Ãƒâ€šÃ‚Â¬ÃƒÆ’Ã†â€™ÃƒÂ¢Ã¢â€šÂ¬Ã…Â¡ÃƒÆ’Ã¢â‚¬Å¡Ãƒâ€šÃ‚Â Mobile app (React Native / Expo) ÃƒÆ’Ã†â€™Ãƒâ€ Ã¢â‚¬â„¢ÃƒÆ’Ã¢â‚¬Â ÃƒÂ¢Ã¢â€šÂ¬Ã¢â€žÂ¢ÃƒÆ’Ã†â€™ÃƒÂ¢Ã¢â€šÂ¬Ã…Â¡ÃƒÆ’Ã¢â‚¬Å¡Ãƒâ€šÃ‚Â¢ÃƒÆ’Ã†â€™Ãƒâ€ Ã¢â‚¬â„¢ÃƒÆ’Ã¢â‚¬Å¡Ãƒâ€šÃ‚Â¢ÃƒÆ’Ã†â€™Ãƒâ€šÃ‚Â¢ÃƒÆ’Ã‚Â¢ÃƒÂ¢Ã¢â€šÂ¬Ã…Â¡Ãƒâ€šÃ‚Â¬ÃƒÆ’Ã¢â‚¬Â¦Ãƒâ€šÃ‚Â¡ÃƒÆ’Ã†â€™ÃƒÂ¢Ã¢â€šÂ¬Ã…Â¡ÃƒÆ’Ã¢â‚¬Å¡Ãƒâ€šÃ‚Â¬ÃƒÆ’Ã†â€™Ãƒâ€ Ã¢â‚¬â„¢ÃƒÆ’Ã¢â‚¬Å¡Ãƒâ€šÃ‚Â¢ÃƒÆ’Ã†â€™Ãƒâ€šÃ‚Â¢ÃƒÆ’Ã‚Â¢ÃƒÂ¢Ã¢â‚¬Å¡Ã‚Â¬Ãƒâ€¦Ã‚Â¡ÃƒÆ’Ã¢â‚¬Å¡Ãƒâ€šÃ‚Â¬ÃƒÆ’Ã†â€™ÃƒÂ¢Ã¢â€šÂ¬Ã…Â¡ÃƒÆ’Ã¢â‚¬Å¡Ãƒâ€šÃ‚Â iOS + Android bundles verified</w:t>
+        <w:t xml:space="preserve">## 9. Part F ÃƒÆ’Ã†â€™Ãƒâ€ Ã¢â‚¬â„¢ÃƒÆ’Ã¢â‚¬Â ÃƒÂ¢Ã¢â€šÂ¬Ã¢â€žÂ¢ÃƒÆ’Ã†â€™ÃƒÂ¢Ã¢â€šÂ¬Ã‚Â ÃƒÆ’Ã‚Â¢ÃƒÂ¢Ã¢â‚¬Å¡Ã‚Â¬ÃƒÂ¢Ã¢â‚¬Å¾Ã‚Â¢ÃƒÆ’Ã†â€™Ãƒâ€ Ã¢â‚¬â„¢ÃƒÆ’Ã‚Â¢ÃƒÂ¢Ã¢â‚¬Å¡Ã‚Â¬Ãƒâ€¦Ã‚Â¡ÃƒÆ’Ã†â€™ÃƒÂ¢Ã¢â€šÂ¬Ã…Â¡ÃƒÆ’Ã¢â‚¬Å¡Ãƒâ€šÃ‚Â¢ÃƒÆ’Ã†â€™Ãƒâ€ Ã¢â‚¬â„¢ÃƒÆ’Ã¢â‚¬Â ÃƒÂ¢Ã¢â€šÂ¬Ã¢â€žÂ¢ÃƒÆ’Ã†â€™ÃƒÂ¢Ã¢â€šÂ¬Ã…Â¡ÃƒÆ’Ã¢â‚¬Å¡Ãƒâ€šÃ‚Â¢ÃƒÆ’Ã†â€™Ãƒâ€ Ã¢â‚¬â„¢ÃƒÆ’Ã¢â‚¬Å¡Ãƒâ€šÃ‚Â¢ÃƒÆ’Ã†â€™Ãƒâ€šÃ‚Â¢ÃƒÆ’Ã‚Â¢ÃƒÂ¢Ã¢â‚¬Å¡Ã‚Â¬Ãƒâ€¦Ã‚Â¡ÃƒÆ’Ã¢â‚¬Å¡Ãƒâ€šÃ‚Â¬ÃƒÆ’Ã†â€™ÃƒÂ¢Ã¢â€šÂ¬Ã‚Â¦ÃƒÆ’Ã¢â‚¬Å¡Ãƒâ€šÃ‚Â¡ÃƒÆ’Ã†â€™Ãƒâ€ Ã¢â‚¬â„¢ÃƒÆ’Ã‚Â¢ÃƒÂ¢Ã¢â‚¬Å¡Ã‚Â¬Ãƒâ€¦Ã‚Â¡ÃƒÆ’Ã†â€™ÃƒÂ¢Ã¢â€šÂ¬Ã…Â¡ÃƒÆ’Ã¢â‚¬Å¡Ãƒâ€šÃ‚Â¬ÃƒÆ’Ã†â€™Ãƒâ€ Ã¢â‚¬â„¢ÃƒÆ’Ã¢â‚¬Â ÃƒÂ¢Ã¢â€šÂ¬Ã¢â€žÂ¢ÃƒÆ’Ã†â€™ÃƒÂ¢Ã¢â€šÂ¬Ã…Â¡ÃƒÆ’Ã¢â‚¬Å¡Ãƒâ€šÃ‚Â¢ÃƒÆ’Ã†â€™Ãƒâ€ Ã¢â‚¬â„¢ÃƒÆ’Ã¢â‚¬Å¡Ãƒâ€šÃ‚Â¢ÃƒÆ’Ã†â€™Ãƒâ€šÃ‚Â¢ÃƒÆ’Ã‚Â¢ÃƒÂ¢Ã¢â€šÂ¬Ã…Â¡Ãƒâ€šÃ‚Â¬ÃƒÆ’Ã¢â‚¬Â¦Ãƒâ€šÃ‚Â¡ÃƒÆ’Ã†â€™ÃƒÂ¢Ã¢â€šÂ¬Ã…Â¡ÃƒÆ’Ã¢â‚¬Å¡Ãƒâ€šÃ‚Â¬ÃƒÆ’Ã†â€™Ãƒâ€ Ã¢â‚¬â„¢ÃƒÆ’Ã‚Â¢ÃƒÂ¢Ã¢â‚¬Å¡Ã‚Â¬Ãƒâ€¦Ã‚Â¡ÃƒÆ’Ã†â€™ÃƒÂ¢Ã¢â€šÂ¬Ã…Â¡ÃƒÆ’Ã¢â‚¬Å¡Ãƒâ€šÃ‚Â Mobile app (React Native / Expo) ÃƒÆ’Ã†â€™Ãƒâ€ Ã¢â‚¬â„¢ÃƒÆ’Ã¢â‚¬Â ÃƒÂ¢Ã¢â€šÂ¬Ã¢â€žÂ¢ÃƒÆ’Ã†â€™ÃƒÂ¢Ã¢â€šÂ¬Ã‚Â ÃƒÆ’Ã‚Â¢ÃƒÂ¢Ã¢â‚¬Å¡Ã‚Â¬ÃƒÂ¢Ã¢â‚¬Å¾Ã‚Â¢ÃƒÆ’Ã†â€™Ãƒâ€ Ã¢â‚¬â„¢ÃƒÆ’Ã‚Â¢ÃƒÂ¢Ã¢â‚¬Å¡Ã‚Â¬Ãƒâ€¦Ã‚Â¡ÃƒÆ’Ã†â€™ÃƒÂ¢Ã¢â€šÂ¬Ã…Â¡ÃƒÆ’Ã¢â‚¬Å¡Ãƒâ€šÃ‚Â¢ÃƒÆ’Ã†â€™Ãƒâ€ Ã¢â‚¬â„¢ÃƒÆ’Ã¢â‚¬Â ÃƒÂ¢Ã¢â€šÂ¬Ã¢â€žÂ¢ÃƒÆ’Ã†â€™ÃƒÂ¢Ã¢â€šÂ¬Ã…Â¡ÃƒÆ’Ã¢â‚¬Å¡Ãƒâ€šÃ‚Â¢ÃƒÆ’Ã†â€™Ãƒâ€ Ã¢â‚¬â„¢ÃƒÆ’Ã¢â‚¬Å¡Ãƒâ€šÃ‚Â¢ÃƒÆ’Ã†â€™Ãƒâ€šÃ‚Â¢ÃƒÆ’Ã‚Â¢ÃƒÂ¢Ã¢â‚¬Å¡Ã‚Â¬Ãƒâ€¦Ã‚Â¡ÃƒÆ’Ã¢â‚¬Å¡Ãƒâ€šÃ‚Â¬ÃƒÆ’Ã†â€™ÃƒÂ¢Ã¢â€šÂ¬Ã‚Â¦ÃƒÆ’Ã¢â‚¬Å¡Ãƒâ€šÃ‚Â¡ÃƒÆ’Ã†â€™Ãƒâ€ Ã¢â‚¬â„¢ÃƒÆ’Ã‚Â¢ÃƒÂ¢Ã¢â‚¬Å¡Ã‚Â¬Ãƒâ€¦Ã‚Â¡ÃƒÆ’Ã†â€™ÃƒÂ¢Ã¢â€šÂ¬Ã…Â¡ÃƒÆ’Ã¢â‚¬Å¡Ãƒâ€šÃ‚Â¬ÃƒÆ’Ã†â€™Ãƒâ€ Ã¢â‚¬â„¢ÃƒÆ’Ã¢â‚¬Â ÃƒÂ¢Ã¢â€šÂ¬Ã¢â€žÂ¢ÃƒÆ’Ã†â€™ÃƒÂ¢Ã¢â€šÂ¬Ã…Â¡ÃƒÆ’Ã¢â‚¬Å¡Ãƒâ€šÃ‚Â¢ÃƒÆ’Ã†â€™Ãƒâ€ Ã¢â‚¬â„¢ÃƒÆ’Ã¢â‚¬Å¡Ãƒâ€šÃ‚Â¢ÃƒÆ’Ã†â€™Ãƒâ€šÃ‚Â¢ÃƒÆ’Ã‚Â¢ÃƒÂ¢Ã¢â€šÂ¬Ã…Â¡Ãƒâ€šÃ‚Â¬ÃƒÆ’Ã¢â‚¬Â¦Ãƒâ€šÃ‚Â¡ÃƒÆ’Ã†â€™ÃƒÂ¢Ã¢â€šÂ¬Ã…Â¡ÃƒÆ’Ã¢â‚¬Å¡Ãƒâ€šÃ‚Â¬ÃƒÆ’Ã†â€™Ãƒâ€ Ã¢â‚¬â„¢ÃƒÆ’Ã‚Â¢ÃƒÂ¢Ã¢â‚¬Å¡Ã‚Â¬Ãƒâ€¦Ã‚Â¡ÃƒÆ’Ã†â€™ÃƒÂ¢Ã¢â€šÂ¬Ã…Â¡ÃƒÆ’Ã¢â‚¬Å¡Ãƒâ€šÃ‚Â iOS + Android bundles verified</w:t>
       </w:r>
     </w:p>
     <w:p>
@@ -3236,7 +3236,7 @@
           <w:sz w:val="22"/>
           <w:szCs w:val="22"/>
         </w:rPr>
-        <w:t xml:space="preserve">npm run sync                 # copies engine files into src/</w:t>
+        <w:t xml:space="preserve">npm run sync                 # copies engine files into engine/src/</w:t>
       </w:r>
     </w:p>
     <w:p>
@@ -3640,7 +3640,7 @@
           <w:szCs w:val="18"/>
           <w:color w:val="333333"/>
         </w:rPr>
-        <w:t xml:space="preserve">&gt; Build plus the $99/year Apple Developer Program ÃƒÆ’Ã†â€™Ãƒâ€ Ã¢â‚¬â„¢ÃƒÆ’Ã¢â‚¬Â ÃƒÂ¢Ã¢â€šÂ¬Ã¢â€žÂ¢ÃƒÆ’Ã†â€™ÃƒÂ¢Ã¢â€šÂ¬Ã…Â¡ÃƒÆ’Ã¢â‚¬Å¡Ãƒâ€šÃ‚Â¢ÃƒÆ’Ã†â€™Ãƒâ€ Ã¢â‚¬â„¢ÃƒÆ’Ã¢â‚¬Å¡Ãƒâ€šÃ‚Â¢ÃƒÆ’Ã†â€™Ãƒâ€šÃ‚Â¢ÃƒÆ’Ã‚Â¢ÃƒÂ¢Ã¢â€šÂ¬Ã…Â¡Ãƒâ€šÃ‚Â¬ÃƒÆ’Ã¢â‚¬Â¦Ãƒâ€šÃ‚Â¡ÃƒÆ’Ã†â€™ÃƒÂ¢Ã¢â€šÂ¬Ã…Â¡ÃƒÆ’Ã¢â‚¬Å¡Ãƒâ€šÃ‚Â¬ÃƒÆ’Ã†â€™Ãƒâ€ Ã¢â‚¬â„¢ÃƒÆ’Ã¢â‚¬Å¡Ãƒâ€šÃ‚Â¢ÃƒÆ’Ã†â€™Ãƒâ€šÃ‚Â¢ÃƒÆ’Ã‚Â¢ÃƒÂ¢Ã¢â‚¬Å¡Ã‚Â¬Ãƒâ€¦Ã‚Â¡ÃƒÆ’Ã¢â‚¬Å¡Ãƒâ€šÃ‚Â¬ÃƒÆ’Ã†â€™ÃƒÂ¢Ã¢â€šÂ¬Ã…Â¡ÃƒÆ’Ã¢â‚¬Å¡Ãƒâ€šÃ‚Â see below.</w:t>
+        <w:t xml:space="preserve">&gt; Build plus the $99/year Apple Developer Program ÃƒÆ’Ã†â€™Ãƒâ€ Ã¢â‚¬â„¢ÃƒÆ’Ã¢â‚¬Â ÃƒÂ¢Ã¢â€šÂ¬Ã¢â€žÂ¢ÃƒÆ’Ã†â€™ÃƒÂ¢Ã¢â€šÂ¬Ã‚Â ÃƒÆ’Ã‚Â¢ÃƒÂ¢Ã¢â‚¬Å¡Ã‚Â¬ÃƒÂ¢Ã¢â‚¬Å¾Ã‚Â¢ÃƒÆ’Ã†â€™Ãƒâ€ Ã¢â‚¬â„¢ÃƒÆ’Ã‚Â¢ÃƒÂ¢Ã¢â‚¬Å¡Ã‚Â¬Ãƒâ€¦Ã‚Â¡ÃƒÆ’Ã†â€™ÃƒÂ¢Ã¢â€šÂ¬Ã…Â¡ÃƒÆ’Ã¢â‚¬Å¡Ãƒâ€šÃ‚Â¢ÃƒÆ’Ã†â€™Ãƒâ€ Ã¢â‚¬â„¢ÃƒÆ’Ã¢â‚¬Â ÃƒÂ¢Ã¢â€šÂ¬Ã¢â€žÂ¢ÃƒÆ’Ã†â€™ÃƒÂ¢Ã¢â€šÂ¬Ã…Â¡ÃƒÆ’Ã¢â‚¬Å¡Ãƒâ€šÃ‚Â¢ÃƒÆ’Ã†â€™Ãƒâ€ Ã¢â‚¬â„¢ÃƒÆ’Ã¢â‚¬Å¡Ãƒâ€šÃ‚Â¢ÃƒÆ’Ã†â€™Ãƒâ€šÃ‚Â¢ÃƒÆ’Ã‚Â¢ÃƒÂ¢Ã¢â‚¬Å¡Ã‚Â¬Ãƒâ€¦Ã‚Â¡ÃƒÆ’Ã¢â‚¬Å¡Ãƒâ€šÃ‚Â¬ÃƒÆ’Ã†â€™ÃƒÂ¢Ã¢â€šÂ¬Ã‚Â¦ÃƒÆ’Ã¢â‚¬Å¡Ãƒâ€šÃ‚Â¡ÃƒÆ’Ã†â€™Ãƒâ€ Ã¢â‚¬â„¢ÃƒÆ’Ã‚Â¢ÃƒÂ¢Ã¢â‚¬Å¡Ã‚Â¬Ãƒâ€¦Ã‚Â¡ÃƒÆ’Ã†â€™ÃƒÂ¢Ã¢â€šÂ¬Ã…Â¡ÃƒÆ’Ã¢â‚¬Å¡Ãƒâ€šÃ‚Â¬ÃƒÆ’Ã†â€™Ãƒâ€ Ã¢â‚¬â„¢ÃƒÆ’Ã¢â‚¬Â ÃƒÂ¢Ã¢â€šÂ¬Ã¢â€žÂ¢ÃƒÆ’Ã†â€™ÃƒÂ¢Ã¢â€šÂ¬Ã…Â¡ÃƒÆ’Ã¢â‚¬Å¡Ãƒâ€šÃ‚Â¢ÃƒÆ’Ã†â€™Ãƒâ€ Ã¢â‚¬â„¢ÃƒÆ’Ã¢â‚¬Å¡Ãƒâ€šÃ‚Â¢ÃƒÆ’Ã†â€™Ãƒâ€šÃ‚Â¢ÃƒÆ’Ã‚Â¢ÃƒÂ¢Ã¢â€šÂ¬Ã…Â¡Ãƒâ€šÃ‚Â¬ÃƒÆ’Ã¢â‚¬Â¦Ãƒâ€šÃ‚Â¡ÃƒÆ’Ã†â€™ÃƒÂ¢Ã¢â€šÂ¬Ã…Â¡ÃƒÆ’Ã¢â‚¬Å¡Ãƒâ€šÃ‚Â¬ÃƒÆ’Ã†â€™Ãƒâ€ Ã¢â‚¬â„¢ÃƒÆ’Ã‚Â¢ÃƒÂ¢Ã¢â‚¬Å¡Ã‚Â¬Ãƒâ€¦Ã‚Â¡ÃƒÆ’Ã†â€™ÃƒÂ¢Ã¢â€šÂ¬Ã…Â¡ÃƒÆ’Ã¢â‚¬Å¡Ãƒâ€šÃ‚Â see below.</w:t>
       </w:r>
     </w:p>
     <w:p>
@@ -3876,7 +3876,7 @@
           <w:szCs w:val="18"/>
           <w:color w:val="333333"/>
         </w:rPr>
-        <w:t xml:space="preserve">## 10. Part G ÃƒÆ’Ã†â€™Ãƒâ€ Ã¢â‚¬â„¢ÃƒÆ’Ã¢â‚¬Â ÃƒÂ¢Ã¢â€šÂ¬Ã¢â€žÂ¢ÃƒÆ’Ã†â€™ÃƒÂ¢Ã¢â€šÂ¬Ã…Â¡ÃƒÆ’Ã¢â‚¬Å¡Ãƒâ€šÃ‚Â¢ÃƒÆ’Ã†â€™Ãƒâ€ Ã¢â‚¬â„¢ÃƒÆ’Ã¢â‚¬Å¡Ãƒâ€šÃ‚Â¢ÃƒÆ’Ã†â€™Ãƒâ€šÃ‚Â¢ÃƒÆ’Ã‚Â¢ÃƒÂ¢Ã¢â€šÂ¬Ã…Â¡Ãƒâ€šÃ‚Â¬ÃƒÆ’Ã¢â‚¬Â¦Ãƒâ€šÃ‚Â¡ÃƒÆ’Ã†â€™ÃƒÂ¢Ã¢â€šÂ¬Ã…Â¡ÃƒÆ’Ã¢â‚¬Å¡Ãƒâ€šÃ‚Â¬ÃƒÆ’Ã†â€™Ãƒâ€ Ã¢â‚¬â„¢ÃƒÆ’Ã¢â‚¬Å¡Ãƒâ€šÃ‚Â¢ÃƒÆ’Ã†â€™Ãƒâ€šÃ‚Â¢ÃƒÆ’Ã‚Â¢ÃƒÂ¢Ã¢â‚¬Å¡Ã‚Â¬Ãƒâ€¦Ã‚Â¡ÃƒÆ’Ã¢â‚¬Å¡Ãƒâ€šÃ‚Â¬ÃƒÆ’Ã†â€™ÃƒÂ¢Ã¢â€šÂ¬Ã…Â¡ÃƒÆ’Ã¢â‚¬Å¡Ãƒâ€šÃ‚Â Evaluation and tools</w:t>
+        <w:t xml:space="preserve">## 10. Part G ÃƒÆ’Ã†â€™Ãƒâ€ Ã¢â‚¬â„¢ÃƒÆ’Ã¢â‚¬Â ÃƒÂ¢Ã¢â€šÂ¬Ã¢â€žÂ¢ÃƒÆ’Ã†â€™ÃƒÂ¢Ã¢â€šÂ¬Ã‚Â ÃƒÆ’Ã‚Â¢ÃƒÂ¢Ã¢â‚¬Å¡Ã‚Â¬ÃƒÂ¢Ã¢â‚¬Å¾Ã‚Â¢ÃƒÆ’Ã†â€™Ãƒâ€ Ã¢â‚¬â„¢ÃƒÆ’Ã‚Â¢ÃƒÂ¢Ã¢â‚¬Å¡Ã‚Â¬Ãƒâ€¦Ã‚Â¡ÃƒÆ’Ã†â€™ÃƒÂ¢Ã¢â€šÂ¬Ã…Â¡ÃƒÆ’Ã¢â‚¬Å¡Ãƒâ€šÃ‚Â¢ÃƒÆ’Ã†â€™Ãƒâ€ Ã¢â‚¬â„¢ÃƒÆ’Ã¢â‚¬Â ÃƒÂ¢Ã¢â€šÂ¬Ã¢â€žÂ¢ÃƒÆ’Ã†â€™ÃƒÂ¢Ã¢â€šÂ¬Ã…Â¡ÃƒÆ’Ã¢â‚¬Å¡Ãƒâ€šÃ‚Â¢ÃƒÆ’Ã†â€™Ãƒâ€ Ã¢â‚¬â„¢ÃƒÆ’Ã¢â‚¬Å¡Ãƒâ€šÃ‚Â¢ÃƒÆ’Ã†â€™Ãƒâ€šÃ‚Â¢ÃƒÆ’Ã‚Â¢ÃƒÂ¢Ã¢â‚¬Å¡Ã‚Â¬Ãƒâ€¦Ã‚Â¡ÃƒÆ’Ã¢â‚¬Å¡Ãƒâ€šÃ‚Â¬ÃƒÆ’Ã†â€™ÃƒÂ¢Ã¢â€šÂ¬Ã‚Â¦ÃƒÆ’Ã¢â‚¬Å¡Ãƒâ€šÃ‚Â¡ÃƒÆ’Ã†â€™Ãƒâ€ Ã¢â‚¬â„¢ÃƒÆ’Ã‚Â¢ÃƒÂ¢Ã¢â‚¬Å¡Ã‚Â¬Ãƒâ€¦Ã‚Â¡ÃƒÆ’Ã†â€™ÃƒÂ¢Ã¢â€šÂ¬Ã…Â¡ÃƒÆ’Ã¢â‚¬Å¡Ãƒâ€šÃ‚Â¬ÃƒÆ’Ã†â€™Ãƒâ€ Ã¢â‚¬â„¢ÃƒÆ’Ã¢â‚¬Â ÃƒÂ¢Ã¢â€šÂ¬Ã¢â€žÂ¢ÃƒÆ’Ã†â€™ÃƒÂ¢Ã¢â€šÂ¬Ã…Â¡ÃƒÆ’Ã¢â‚¬Å¡Ãƒâ€šÃ‚Â¢ÃƒÆ’Ã†â€™Ãƒâ€ Ã¢â‚¬â„¢ÃƒÆ’Ã¢â‚¬Å¡Ãƒâ€šÃ‚Â¢ÃƒÆ’Ã†â€™Ãƒâ€šÃ‚Â¢ÃƒÆ’Ã‚Â¢ÃƒÂ¢Ã¢â€šÂ¬Ã…Â¡Ãƒâ€šÃ‚Â¬ÃƒÆ’Ã¢â‚¬Â¦Ãƒâ€šÃ‚Â¡ÃƒÆ’Ã†â€™ÃƒÂ¢Ã¢â€šÂ¬Ã…Â¡ÃƒÆ’Ã¢â‚¬Å¡Ãƒâ€šÃ‚Â¬ÃƒÆ’Ã†â€™Ãƒâ€ Ã¢â‚¬â„¢ÃƒÆ’Ã‚Â¢ÃƒÂ¢Ã¢â‚¬Å¡Ã‚Â¬Ãƒâ€¦Ã‚Â¡ÃƒÆ’Ã†â€™ÃƒÂ¢Ã¢â€šÂ¬Ã…Â¡ÃƒÆ’Ã¢â‚¬Å¡Ãƒâ€šÃ‚Â Evaluation and tools</w:t>
       </w:r>
     </w:p>
     <w:p>
@@ -3974,7 +3974,7 @@
           <w:sz w:val="22"/>
           <w:szCs w:val="22"/>
         </w:rPr>
-        <w:t xml:space="preserve">npm run icons         # regenerate media/icon*.png + store-logo-300.png</w:t>
+        <w:t xml:space="preserve">npm run icons         # regenerate ui/media/icon*.png + store-logo-300.png</w:t>
       </w:r>
     </w:p>
     <w:p>

--- a/docs/Vector-Manual.docx
+++ b/docs/Vector-Manual.docx
@@ -12,7 +12,7 @@
           <w:sz w:val="40"/>
           <w:szCs w:val="40"/>
         </w:rPr>
-        <w:t xml:space="preserve">VECTOR ÃƒÆ’Ã†â€™Ãƒâ€ Ã¢â‚¬â„¢ÃƒÆ’Ã¢â‚¬Â ÃƒÂ¢Ã¢â€šÂ¬Ã¢â€žÂ¢ÃƒÆ’Ã†â€™ÃƒÂ¢Ã¢â€šÂ¬Ã‚Â ÃƒÆ’Ã‚Â¢ÃƒÂ¢Ã¢â‚¬Å¡Ã‚Â¬ÃƒÂ¢Ã¢â‚¬Å¾Ã‚Â¢ÃƒÆ’Ã†â€™Ãƒâ€ Ã¢â‚¬â„¢ÃƒÆ’Ã‚Â¢ÃƒÂ¢Ã¢â‚¬Å¡Ã‚Â¬Ãƒâ€¦Ã‚Â¡ÃƒÆ’Ã†â€™ÃƒÂ¢Ã¢â€šÂ¬Ã…Â¡ÃƒÆ’Ã¢â‚¬Å¡Ãƒâ€šÃ‚Â¢ÃƒÆ’Ã†â€™Ãƒâ€ Ã¢â‚¬â„¢ÃƒÆ’Ã¢â‚¬Â ÃƒÂ¢Ã¢â€šÂ¬Ã¢â€žÂ¢ÃƒÆ’Ã†â€™ÃƒÂ¢Ã¢â€šÂ¬Ã…Â¡ÃƒÆ’Ã¢â‚¬Å¡Ãƒâ€šÃ‚Â¢ÃƒÆ’Ã†â€™Ãƒâ€ Ã¢â‚¬â„¢ÃƒÆ’Ã¢â‚¬Å¡Ãƒâ€šÃ‚Â¢ÃƒÆ’Ã†â€™Ãƒâ€šÃ‚Â¢ÃƒÆ’Ã‚Â¢ÃƒÂ¢Ã¢â‚¬Å¡Ã‚Â¬Ãƒâ€¦Ã‚Â¡ÃƒÆ’Ã¢â‚¬Å¡Ãƒâ€šÃ‚Â¬ÃƒÆ’Ã†â€™ÃƒÂ¢Ã¢â€šÂ¬Ã‚Â¦ÃƒÆ’Ã¢â‚¬Å¡Ãƒâ€šÃ‚Â¡ÃƒÆ’Ã†â€™Ãƒâ€ Ã¢â‚¬â„¢ÃƒÆ’Ã‚Â¢ÃƒÂ¢Ã¢â‚¬Å¡Ã‚Â¬Ãƒâ€¦Ã‚Â¡ÃƒÆ’Ã†â€™ÃƒÂ¢Ã¢â€šÂ¬Ã…Â¡ÃƒÆ’Ã¢â‚¬Å¡Ãƒâ€šÃ‚Â¬ÃƒÆ’Ã†â€™Ãƒâ€ Ã¢â‚¬â„¢ÃƒÆ’Ã¢â‚¬Â ÃƒÂ¢Ã¢â€šÂ¬Ã¢â€žÂ¢ÃƒÆ’Ã†â€™ÃƒÂ¢Ã¢â€šÂ¬Ã…Â¡ÃƒÆ’Ã¢â‚¬Å¡Ãƒâ€šÃ‚Â¢ÃƒÆ’Ã†â€™Ãƒâ€ Ã¢â‚¬â„¢ÃƒÆ’Ã¢â‚¬Å¡Ãƒâ€šÃ‚Â¢ÃƒÆ’Ã†â€™Ãƒâ€šÃ‚Â¢ÃƒÆ’Ã‚Â¢ÃƒÂ¢Ã¢â€šÂ¬Ã…Â¡Ãƒâ€šÃ‚Â¬ÃƒÆ’Ã¢â‚¬Â¦Ãƒâ€šÃ‚Â¡ÃƒÆ’Ã†â€™ÃƒÂ¢Ã¢â€šÂ¬Ã…Â¡ÃƒÆ’Ã¢â‚¬Å¡Ãƒâ€šÃ‚Â¬ÃƒÆ’Ã†â€™Ãƒâ€ Ã¢â‚¬â„¢ÃƒÆ’Ã‚Â¢ÃƒÂ¢Ã¢â‚¬Å¡Ã‚Â¬Ãƒâ€¦Ã‚Â¡ÃƒÆ’Ã†â€™ÃƒÂ¢Ã¢â€šÂ¬Ã…Â¡ÃƒÆ’Ã¢â‚¬Å¡Ãƒâ€šÃ‚Â Complete Build &amp; Usage Manual</w:t>
+        <w:t xml:space="preserve">VECTOR ÃƒÆ’Ã†â€™Ãƒâ€ Ã¢â‚¬â„¢ÃƒÆ’Ã¢â‚¬Â ÃƒÂ¢Ã¢â€šÂ¬Ã¢â€žÂ¢ÃƒÆ’Ã†â€™ÃƒÂ¢Ã¢â€šÂ¬Ã‚Â ÃƒÆ’Ã‚Â¢ÃƒÂ¢Ã¢â‚¬Å¡Ã‚Â¬ÃƒÂ¢Ã¢â‚¬Å¾Ã‚Â¢ÃƒÆ’Ã†â€™Ãƒâ€ Ã¢â‚¬â„¢ÃƒÆ’Ã‚Â¢ÃƒÂ¢Ã¢â‚¬Å¡Ã‚Â¬Ãƒâ€šÃ‚Â ÃƒÆ’Ã†â€™Ãƒâ€šÃ‚Â¢ÃƒÆ’Ã‚Â¢ÃƒÂ¢Ã¢â€šÂ¬Ã…Â¡Ãƒâ€šÃ‚Â¬ÃƒÆ’Ã‚Â¢ÃƒÂ¢Ã¢â€šÂ¬Ã…Â¾Ãƒâ€šÃ‚Â¢ÃƒÆ’Ã†â€™Ãƒâ€ Ã¢â‚¬â„¢ÃƒÆ’Ã¢â‚¬Â ÃƒÂ¢Ã¢â€šÂ¬Ã¢â€žÂ¢ÃƒÆ’Ã†â€™Ãƒâ€šÃ‚Â¢ÃƒÆ’Ã‚Â¢ÃƒÂ¢Ã¢â€šÂ¬Ã…Â¡Ãƒâ€šÃ‚Â¬ÃƒÆ’Ã¢â‚¬Â¦Ãƒâ€šÃ‚Â¡ÃƒÆ’Ã†â€™Ãƒâ€ Ã¢â‚¬â„¢ÃƒÆ’Ã‚Â¢ÃƒÂ¢Ã¢â‚¬Å¡Ã‚Â¬Ãƒâ€¦Ã‚Â¡ÃƒÆ’Ã†â€™ÃƒÂ¢Ã¢â€šÂ¬Ã…Â¡ÃƒÆ’Ã¢â‚¬Å¡Ãƒâ€šÃ‚Â¢ÃƒÆ’Ã†â€™Ãƒâ€ Ã¢â‚¬â„¢ÃƒÆ’Ã¢â‚¬Â ÃƒÂ¢Ã¢â€šÂ¬Ã¢â€žÂ¢ÃƒÆ’Ã†â€™ÃƒÂ¢Ã¢â€šÂ¬Ã‚Â ÃƒÆ’Ã‚Â¢ÃƒÂ¢Ã¢â‚¬Å¡Ã‚Â¬ÃƒÂ¢Ã¢â‚¬Å¾Ã‚Â¢ÃƒÆ’Ã†â€™Ãƒâ€ Ã¢â‚¬â„¢ÃƒÆ’Ã‚Â¢ÃƒÂ¢Ã¢â‚¬Å¡Ã‚Â¬Ãƒâ€¦Ã‚Â¡ÃƒÆ’Ã†â€™ÃƒÂ¢Ã¢â€šÂ¬Ã…Â¡ÃƒÆ’Ã¢â‚¬Å¡Ãƒâ€šÃ‚Â¢ÃƒÆ’Ã†â€™Ãƒâ€ Ã¢â‚¬â„¢ÃƒÆ’Ã¢â‚¬Â ÃƒÂ¢Ã¢â€šÂ¬Ã¢â€žÂ¢ÃƒÆ’Ã†â€™ÃƒÂ¢Ã¢â€šÂ¬Ã…Â¡ÃƒÆ’Ã¢â‚¬Å¡Ãƒâ€šÃ‚Â¢ÃƒÆ’Ã†â€™Ãƒâ€ Ã¢â‚¬â„¢ÃƒÆ’Ã¢â‚¬Å¡Ãƒâ€šÃ‚Â¢ÃƒÆ’Ã†â€™Ãƒâ€šÃ‚Â¢ÃƒÆ’Ã‚Â¢ÃƒÂ¢Ã¢â€šÂ¬Ã…Â¡Ãƒâ€šÃ‚Â¬ÃƒÆ’Ã¢â‚¬Â¦Ãƒâ€šÃ‚Â¡ÃƒÆ’Ã†â€™ÃƒÂ¢Ã¢â€šÂ¬Ã…Â¡ÃƒÆ’Ã¢â‚¬Å¡Ãƒâ€šÃ‚Â¬ÃƒÆ’Ã†â€™Ãƒâ€ Ã¢â‚¬â„¢ÃƒÆ’Ã‚Â¢ÃƒÂ¢Ã¢â‚¬Å¡Ã‚Â¬Ãƒâ€šÃ‚Â¦ÃƒÆ’Ã†â€™ÃƒÂ¢Ã¢â€šÂ¬Ã…Â¡ÃƒÆ’Ã¢â‚¬Å¡Ãƒâ€šÃ‚Â¡ÃƒÆ’Ã†â€™Ãƒâ€ Ã¢â‚¬â„¢ÃƒÆ’Ã¢â‚¬Â ÃƒÂ¢Ã¢â€šÂ¬Ã¢â€žÂ¢ÃƒÆ’Ã†â€™Ãƒâ€šÃ‚Â¢ÃƒÆ’Ã‚Â¢ÃƒÂ¢Ã¢â€šÂ¬Ã…Â¡Ãƒâ€šÃ‚Â¬ÃƒÆ’Ã¢â‚¬Â¦Ãƒâ€šÃ‚Â¡ÃƒÆ’Ã†â€™Ãƒâ€ Ã¢â‚¬â„¢ÃƒÆ’Ã‚Â¢ÃƒÂ¢Ã¢â‚¬Å¡Ã‚Â¬Ãƒâ€¦Ã‚Â¡ÃƒÆ’Ã†â€™ÃƒÂ¢Ã¢â€šÂ¬Ã…Â¡ÃƒÆ’Ã¢â‚¬Å¡Ãƒâ€šÃ‚Â¬ÃƒÆ’Ã†â€™Ãƒâ€ Ã¢â‚¬â„¢ÃƒÆ’Ã¢â‚¬Â ÃƒÂ¢Ã¢â€šÂ¬Ã¢â€žÂ¢ÃƒÆ’Ã†â€™ÃƒÂ¢Ã¢â€šÂ¬Ã‚Â ÃƒÆ’Ã‚Â¢ÃƒÂ¢Ã¢â‚¬Å¡Ã‚Â¬ÃƒÂ¢Ã¢â‚¬Å¾Ã‚Â¢ÃƒÆ’Ã†â€™Ãƒâ€ Ã¢â‚¬â„¢ÃƒÆ’Ã‚Â¢ÃƒÂ¢Ã¢â‚¬Å¡Ã‚Â¬Ãƒâ€¦Ã‚Â¡ÃƒÆ’Ã†â€™ÃƒÂ¢Ã¢â€šÂ¬Ã…Â¡ÃƒÆ’Ã¢â‚¬Å¡Ãƒâ€šÃ‚Â¢ÃƒÆ’Ã†â€™Ãƒâ€ Ã¢â‚¬â„¢ÃƒÆ’Ã¢â‚¬Â ÃƒÂ¢Ã¢â€šÂ¬Ã¢â€žÂ¢ÃƒÆ’Ã†â€™ÃƒÂ¢Ã¢â€šÂ¬Ã…Â¡ÃƒÆ’Ã¢â‚¬Å¡Ãƒâ€šÃ‚Â¢ÃƒÆ’Ã†â€™Ãƒâ€ Ã¢â‚¬â„¢ÃƒÆ’Ã¢â‚¬Å¡Ãƒâ€šÃ‚Â¢ÃƒÆ’Ã†â€™Ãƒâ€šÃ‚Â¢ÃƒÆ’Ã‚Â¢ÃƒÂ¢Ã¢â‚¬Å¡Ã‚Â¬Ãƒâ€¦Ã‚Â¡ÃƒÆ’Ã¢â‚¬Å¡Ãƒâ€šÃ‚Â¬ÃƒÆ’Ã†â€™ÃƒÂ¢Ã¢â€šÂ¬Ã‚Â¦ÃƒÆ’Ã¢â‚¬Å¡Ãƒâ€šÃ‚Â¡ÃƒÆ’Ã†â€™Ãƒâ€ Ã¢â‚¬â„¢ÃƒÆ’Ã‚Â¢ÃƒÂ¢Ã¢â‚¬Å¡Ã‚Â¬Ãƒâ€¦Ã‚Â¡ÃƒÆ’Ã†â€™ÃƒÂ¢Ã¢â€šÂ¬Ã…Â¡ÃƒÆ’Ã¢â‚¬Å¡Ãƒâ€šÃ‚Â¬ÃƒÆ’Ã†â€™Ãƒâ€ Ã¢â‚¬â„¢ÃƒÆ’Ã¢â‚¬Â ÃƒÂ¢Ã¢â€šÂ¬Ã¢â€žÂ¢ÃƒÆ’Ã†â€™Ãƒâ€šÃ‚Â¢ÃƒÆ’Ã‚Â¢ÃƒÂ¢Ã¢â€šÂ¬Ã…Â¡Ãƒâ€šÃ‚Â¬ÃƒÆ’Ã¢â‚¬Â¦Ãƒâ€šÃ‚Â¡ÃƒÆ’Ã†â€™Ãƒâ€ Ã¢â‚¬â„¢ÃƒÆ’Ã‚Â¢ÃƒÂ¢Ã¢â‚¬Å¡Ã‚Â¬Ãƒâ€¦Ã‚Â¡ÃƒÆ’Ã†â€™ÃƒÂ¢Ã¢â€šÂ¬Ã…Â¡ÃƒÆ’Ã¢â‚¬Å¡Ãƒâ€šÃ‚Â Complete Build &amp; Usage Manual</w:t>
       </w:r>
     </w:p>
     <w:p>
@@ -958,7 +958,7 @@
           <w:szCs w:val="18"/>
           <w:color w:val="333333"/>
         </w:rPr>
-        <w:t xml:space="preserve">## 3. Recreate from scratch ÃƒÆ’Ã†â€™Ãƒâ€ Ã¢â‚¬â„¢ÃƒÆ’Ã¢â‚¬Â ÃƒÂ¢Ã¢â€šÂ¬Ã¢â€žÂ¢ÃƒÆ’Ã†â€™ÃƒÂ¢Ã¢â€šÂ¬Ã‚Â ÃƒÆ’Ã‚Â¢ÃƒÂ¢Ã¢â‚¬Å¡Ã‚Â¬ÃƒÂ¢Ã¢â‚¬Å¾Ã‚Â¢ÃƒÆ’Ã†â€™Ãƒâ€ Ã¢â‚¬â„¢ÃƒÆ’Ã‚Â¢ÃƒÂ¢Ã¢â‚¬Å¡Ã‚Â¬Ãƒâ€¦Ã‚Â¡ÃƒÆ’Ã†â€™ÃƒÂ¢Ã¢â€šÂ¬Ã…Â¡ÃƒÆ’Ã¢â‚¬Å¡Ãƒâ€šÃ‚Â¢ÃƒÆ’Ã†â€™Ãƒâ€ Ã¢â‚¬â„¢ÃƒÆ’Ã¢â‚¬Â ÃƒÂ¢Ã¢â€šÂ¬Ã¢â€žÂ¢ÃƒÆ’Ã†â€™ÃƒÂ¢Ã¢â€šÂ¬Ã…Â¡ÃƒÆ’Ã¢â‚¬Å¡Ãƒâ€šÃ‚Â¢ÃƒÆ’Ã†â€™Ãƒâ€ Ã¢â‚¬â„¢ÃƒÆ’Ã¢â‚¬Å¡Ãƒâ€šÃ‚Â¢ÃƒÆ’Ã†â€™Ãƒâ€šÃ‚Â¢ÃƒÆ’Ã‚Â¢ÃƒÂ¢Ã¢â‚¬Å¡Ã‚Â¬Ãƒâ€¦Ã‚Â¡ÃƒÆ’Ã¢â‚¬Å¡Ãƒâ€šÃ‚Â¬ÃƒÆ’Ã†â€™ÃƒÂ¢Ã¢â€šÂ¬Ã‚Â¦ÃƒÆ’Ã¢â‚¬Å¡Ãƒâ€šÃ‚Â¡ÃƒÆ’Ã†â€™Ãƒâ€ Ã¢â‚¬â„¢ÃƒÆ’Ã‚Â¢ÃƒÂ¢Ã¢â‚¬Å¡Ã‚Â¬Ãƒâ€¦Ã‚Â¡ÃƒÆ’Ã†â€™ÃƒÂ¢Ã¢â€šÂ¬Ã…Â¡ÃƒÆ’Ã¢â‚¬Å¡Ãƒâ€šÃ‚Â¬ÃƒÆ’Ã†â€™Ãƒâ€ Ã¢â‚¬â„¢ÃƒÆ’Ã¢â‚¬Â ÃƒÂ¢Ã¢â€šÂ¬Ã¢â€žÂ¢ÃƒÆ’Ã†â€™ÃƒÂ¢Ã¢â€šÂ¬Ã…Â¡ÃƒÆ’Ã¢â‚¬Å¡Ãƒâ€šÃ‚Â¢ÃƒÆ’Ã†â€™Ãƒâ€ Ã¢â‚¬â„¢ÃƒÆ’Ã¢â‚¬Å¡Ãƒâ€šÃ‚Â¢ÃƒÆ’Ã†â€™Ãƒâ€šÃ‚Â¢ÃƒÆ’Ã‚Â¢ÃƒÂ¢Ã¢â€šÂ¬Ã…Â¡Ãƒâ€šÃ‚Â¬ÃƒÆ’Ã¢â‚¬Â¦Ãƒâ€šÃ‚Â¡ÃƒÆ’Ã†â€™ÃƒÂ¢Ã¢â€šÂ¬Ã…Â¡ÃƒÆ’Ã¢â‚¬Å¡Ãƒâ€šÃ‚Â¬ÃƒÆ’Ã†â€™Ãƒâ€ Ã¢â‚¬â„¢ÃƒÆ’Ã‚Â¢ÃƒÂ¢Ã¢â‚¬Å¡Ã‚Â¬Ãƒâ€¦Ã‚Â¡ÃƒÆ’Ã†â€™ÃƒÂ¢Ã¢â€šÂ¬Ã…Â¡ÃƒÆ’Ã¢â‚¬Å¡Ãƒâ€šÃ‚Â the 10-minute path</w:t>
+        <w:t xml:space="preserve">## 3. Recreate from scratch ÃƒÆ’Ã†â€™Ãƒâ€ Ã¢â‚¬â„¢ÃƒÆ’Ã¢â‚¬Â ÃƒÂ¢Ã¢â€šÂ¬Ã¢â€žÂ¢ÃƒÆ’Ã†â€™ÃƒÂ¢Ã¢â€šÂ¬Ã‚Â ÃƒÆ’Ã‚Â¢ÃƒÂ¢Ã¢â‚¬Å¡Ã‚Â¬ÃƒÂ¢Ã¢â‚¬Å¾Ã‚Â¢ÃƒÆ’Ã†â€™Ãƒâ€ Ã¢â‚¬â„¢ÃƒÆ’Ã‚Â¢ÃƒÂ¢Ã¢â‚¬Å¡Ã‚Â¬Ãƒâ€šÃ‚Â ÃƒÆ’Ã†â€™Ãƒâ€šÃ‚Â¢ÃƒÆ’Ã‚Â¢ÃƒÂ¢Ã¢â€šÂ¬Ã…Â¡Ãƒâ€šÃ‚Â¬ÃƒÆ’Ã‚Â¢ÃƒÂ¢Ã¢â€šÂ¬Ã…Â¾Ãƒâ€šÃ‚Â¢ÃƒÆ’Ã†â€™Ãƒâ€ Ã¢â‚¬â„¢ÃƒÆ’Ã¢â‚¬Â ÃƒÂ¢Ã¢â€šÂ¬Ã¢â€žÂ¢ÃƒÆ’Ã†â€™Ãƒâ€šÃ‚Â¢ÃƒÆ’Ã‚Â¢ÃƒÂ¢Ã¢â€šÂ¬Ã…Â¡Ãƒâ€šÃ‚Â¬ÃƒÆ’Ã¢â‚¬Â¦Ãƒâ€šÃ‚Â¡ÃƒÆ’Ã†â€™Ãƒâ€ Ã¢â‚¬â„¢ÃƒÆ’Ã‚Â¢ÃƒÂ¢Ã¢â‚¬Å¡Ã‚Â¬Ãƒâ€¦Ã‚Â¡ÃƒÆ’Ã†â€™ÃƒÂ¢Ã¢â€šÂ¬Ã…Â¡ÃƒÆ’Ã¢â‚¬Å¡Ãƒâ€šÃ‚Â¢ÃƒÆ’Ã†â€™Ãƒâ€ Ã¢â‚¬â„¢ÃƒÆ’Ã¢â‚¬Â ÃƒÂ¢Ã¢â€šÂ¬Ã¢â€žÂ¢ÃƒÆ’Ã†â€™ÃƒÂ¢Ã¢â€šÂ¬Ã‚Â ÃƒÆ’Ã‚Â¢ÃƒÂ¢Ã¢â‚¬Å¡Ã‚Â¬ÃƒÂ¢Ã¢â‚¬Å¾Ã‚Â¢ÃƒÆ’Ã†â€™Ãƒâ€ Ã¢â‚¬â„¢ÃƒÆ’Ã‚Â¢ÃƒÂ¢Ã¢â‚¬Å¡Ã‚Â¬Ãƒâ€¦Ã‚Â¡ÃƒÆ’Ã†â€™ÃƒÂ¢Ã¢â€šÂ¬Ã…Â¡ÃƒÆ’Ã¢â‚¬Å¡Ãƒâ€šÃ‚Â¢ÃƒÆ’Ã†â€™Ãƒâ€ Ã¢â‚¬â„¢ÃƒÆ’Ã¢â‚¬Â ÃƒÂ¢Ã¢â€šÂ¬Ã¢â€žÂ¢ÃƒÆ’Ã†â€™ÃƒÂ¢Ã¢â€šÂ¬Ã…Â¡ÃƒÆ’Ã¢â‚¬Å¡Ãƒâ€šÃ‚Â¢ÃƒÆ’Ã†â€™Ãƒâ€ Ã¢â‚¬â„¢ÃƒÆ’Ã¢â‚¬Å¡Ãƒâ€šÃ‚Â¢ÃƒÆ’Ã†â€™Ãƒâ€šÃ‚Â¢ÃƒÆ’Ã‚Â¢ÃƒÂ¢Ã¢â€šÂ¬Ã…Â¡Ãƒâ€šÃ‚Â¬ÃƒÆ’Ã¢â‚¬Â¦Ãƒâ€šÃ‚Â¡ÃƒÆ’Ã†â€™ÃƒÂ¢Ã¢â€šÂ¬Ã…Â¡ÃƒÆ’Ã¢â‚¬Å¡Ãƒâ€šÃ‚Â¬ÃƒÆ’Ã†â€™Ãƒâ€ Ã¢â‚¬â„¢ÃƒÆ’Ã‚Â¢ÃƒÂ¢Ã¢â‚¬Å¡Ã‚Â¬Ãƒâ€šÃ‚Â¦ÃƒÆ’Ã†â€™ÃƒÂ¢Ã¢â€šÂ¬Ã…Â¡ÃƒÆ’Ã¢â‚¬Å¡Ãƒâ€šÃ‚Â¡ÃƒÆ’Ã†â€™Ãƒâ€ Ã¢â‚¬â„¢ÃƒÆ’Ã¢â‚¬Â ÃƒÂ¢Ã¢â€šÂ¬Ã¢â€žÂ¢ÃƒÆ’Ã†â€™Ãƒâ€šÃ‚Â¢ÃƒÆ’Ã‚Â¢ÃƒÂ¢Ã¢â€šÂ¬Ã…Â¡Ãƒâ€šÃ‚Â¬ÃƒÆ’Ã¢â‚¬Â¦Ãƒâ€šÃ‚Â¡ÃƒÆ’Ã†â€™Ãƒâ€ Ã¢â‚¬â„¢ÃƒÆ’Ã‚Â¢ÃƒÂ¢Ã¢â‚¬Å¡Ã‚Â¬Ãƒâ€¦Ã‚Â¡ÃƒÆ’Ã†â€™ÃƒÂ¢Ã¢â€šÂ¬Ã…Â¡ÃƒÆ’Ã¢â‚¬Å¡Ãƒâ€šÃ‚Â¬ÃƒÆ’Ã†â€™Ãƒâ€ Ã¢â‚¬â„¢ÃƒÆ’Ã¢â‚¬Â ÃƒÂ¢Ã¢â€šÂ¬Ã¢â€žÂ¢ÃƒÆ’Ã†â€™ÃƒÂ¢Ã¢â€šÂ¬Ã‚Â ÃƒÆ’Ã‚Â¢ÃƒÂ¢Ã¢â‚¬Å¡Ã‚Â¬ÃƒÂ¢Ã¢â‚¬Å¾Ã‚Â¢ÃƒÆ’Ã†â€™Ãƒâ€ Ã¢â‚¬â„¢ÃƒÆ’Ã‚Â¢ÃƒÂ¢Ã¢â‚¬Å¡Ã‚Â¬Ãƒâ€¦Ã‚Â¡ÃƒÆ’Ã†â€™ÃƒÂ¢Ã¢â€šÂ¬Ã…Â¡ÃƒÆ’Ã¢â‚¬Å¡Ãƒâ€šÃ‚Â¢ÃƒÆ’Ã†â€™Ãƒâ€ Ã¢â‚¬â„¢ÃƒÆ’Ã¢â‚¬Â ÃƒÂ¢Ã¢â€šÂ¬Ã¢â€žÂ¢ÃƒÆ’Ã†â€™ÃƒÂ¢Ã¢â€šÂ¬Ã…Â¡ÃƒÆ’Ã¢â‚¬Å¡Ãƒâ€šÃ‚Â¢ÃƒÆ’Ã†â€™Ãƒâ€ Ã¢â‚¬â„¢ÃƒÆ’Ã¢â‚¬Å¡Ãƒâ€šÃ‚Â¢ÃƒÆ’Ã†â€™Ãƒâ€šÃ‚Â¢ÃƒÆ’Ã‚Â¢ÃƒÂ¢Ã¢â‚¬Å¡Ã‚Â¬Ãƒâ€¦Ã‚Â¡ÃƒÆ’Ã¢â‚¬Å¡Ãƒâ€šÃ‚Â¬ÃƒÆ’Ã†â€™ÃƒÂ¢Ã¢â€šÂ¬Ã‚Â¦ÃƒÆ’Ã¢â‚¬Å¡Ãƒâ€šÃ‚Â¡ÃƒÆ’Ã†â€™Ãƒâ€ Ã¢â‚¬â„¢ÃƒÆ’Ã‚Â¢ÃƒÂ¢Ã¢â‚¬Å¡Ã‚Â¬Ãƒâ€¦Ã‚Â¡ÃƒÆ’Ã†â€™ÃƒÂ¢Ã¢â€šÂ¬Ã…Â¡ÃƒÆ’Ã¢â‚¬Å¡Ãƒâ€šÃ‚Â¬ÃƒÆ’Ã†â€™Ãƒâ€ Ã¢â‚¬â„¢ÃƒÆ’Ã¢â‚¬Â ÃƒÂ¢Ã¢â€šÂ¬Ã¢â€žÂ¢ÃƒÆ’Ã†â€™Ãƒâ€šÃ‚Â¢ÃƒÆ’Ã‚Â¢ÃƒÂ¢Ã¢â€šÂ¬Ã…Â¡Ãƒâ€šÃ‚Â¬ÃƒÆ’Ã¢â‚¬Â¦Ãƒâ€šÃ‚Â¡ÃƒÆ’Ã†â€™Ãƒâ€ Ã¢â‚¬â„¢ÃƒÆ’Ã‚Â¢ÃƒÂ¢Ã¢â‚¬Å¡Ã‚Â¬Ãƒâ€¦Ã‚Â¡ÃƒÆ’Ã†â€™ÃƒÂ¢Ã¢â€šÂ¬Ã…Â¡ÃƒÆ’Ã¢â‚¬Å¡Ãƒâ€šÃ‚Â the 10-minute path</w:t>
       </w:r>
     </w:p>
     <w:p>
@@ -1135,7 +1135,7 @@
           <w:szCs w:val="18"/>
           <w:color w:val="333333"/>
         </w:rPr>
-        <w:t xml:space="preserve">No `npm install` is needed for the core ÃƒÆ’Ã†â€™Ãƒâ€ Ã¢â‚¬â„¢ÃƒÆ’Ã¢â‚¬Â ÃƒÂ¢Ã¢â€šÂ¬Ã¢â€žÂ¢ÃƒÆ’Ã†â€™ÃƒÂ¢Ã¢â€šÂ¬Ã‚Â ÃƒÆ’Ã‚Â¢ÃƒÂ¢Ã¢â‚¬Å¡Ã‚Â¬ÃƒÂ¢Ã¢â‚¬Å¾Ã‚Â¢ÃƒÆ’Ã†â€™Ãƒâ€ Ã¢â‚¬â„¢ÃƒÆ’Ã‚Â¢ÃƒÂ¢Ã¢â‚¬Å¡Ã‚Â¬Ãƒâ€¦Ã‚Â¡ÃƒÆ’Ã†â€™ÃƒÂ¢Ã¢â€šÂ¬Ã…Â¡ÃƒÆ’Ã¢â‚¬Å¡Ãƒâ€šÃ‚Â¢ÃƒÆ’Ã†â€™Ãƒâ€ Ã¢â‚¬â„¢ÃƒÆ’Ã¢â‚¬Â ÃƒÂ¢Ã¢â€šÂ¬Ã¢â€žÂ¢ÃƒÆ’Ã†â€™ÃƒÂ¢Ã¢â€šÂ¬Ã…Â¡ÃƒÆ’Ã¢â‚¬Å¡Ãƒâ€šÃ‚Â¢ÃƒÆ’Ã†â€™Ãƒâ€ Ã¢â‚¬â„¢ÃƒÆ’Ã¢â‚¬Å¡Ãƒâ€šÃ‚Â¢ÃƒÆ’Ã†â€™Ãƒâ€šÃ‚Â¢ÃƒÆ’Ã‚Â¢ÃƒÂ¢Ã¢â‚¬Å¡Ã‚Â¬Ãƒâ€¦Ã‚Â¡ÃƒÆ’Ã¢â‚¬Å¡Ãƒâ€šÃ‚Â¬ÃƒÆ’Ã†â€™ÃƒÂ¢Ã¢â€šÂ¬Ã‚Â¦ÃƒÆ’Ã¢â‚¬Å¡Ãƒâ€šÃ‚Â¡ÃƒÆ’Ã†â€™Ãƒâ€ Ã¢â‚¬â„¢ÃƒÆ’Ã‚Â¢ÃƒÂ¢Ã¢â‚¬Å¡Ã‚Â¬Ãƒâ€¦Ã‚Â¡ÃƒÆ’Ã†â€™ÃƒÂ¢Ã¢â€šÂ¬Ã…Â¡ÃƒÆ’Ã¢â‚¬Å¡Ãƒâ€šÃ‚Â¬ÃƒÆ’Ã†â€™Ãƒâ€ Ã¢â‚¬â„¢ÃƒÆ’Ã¢â‚¬Â ÃƒÂ¢Ã¢â€šÂ¬Ã¢â€žÂ¢ÃƒÆ’Ã†â€™ÃƒÂ¢Ã¢â€šÂ¬Ã…Â¡ÃƒÆ’Ã¢â‚¬Å¡Ãƒâ€šÃ‚Â¢ÃƒÆ’Ã†â€™Ãƒâ€ Ã¢â‚¬â„¢ÃƒÆ’Ã¢â‚¬Å¡Ãƒâ€šÃ‚Â¢ÃƒÆ’Ã†â€™Ãƒâ€šÃ‚Â¢ÃƒÆ’Ã‚Â¢ÃƒÂ¢Ã¢â€šÂ¬Ã…Â¡Ãƒâ€šÃ‚Â¬ÃƒÆ’Ã¢â‚¬Â¦Ãƒâ€šÃ‚Â¡ÃƒÆ’Ã†â€™ÃƒÂ¢Ã¢â€šÂ¬Ã…Â¡ÃƒÆ’Ã¢â‚¬Å¡Ãƒâ€šÃ‚Â¬ÃƒÆ’Ã†â€™Ãƒâ€ Ã¢â‚¬â„¢ÃƒÆ’Ã‚Â¢ÃƒÂ¢Ã¢â‚¬Å¡Ã‚Â¬Ãƒâ€¦Ã‚Â¡ÃƒÆ’Ã†â€™ÃƒÂ¢Ã¢â€šÂ¬Ã…Â¡ÃƒÆ’Ã¢â‚¬Å¡Ãƒâ€šÃ‚Â the engine has zero dependencies.</w:t>
+        <w:t xml:space="preserve">No `npm install` is needed for the core ÃƒÆ’Ã†â€™Ãƒâ€ Ã¢â‚¬â„¢ÃƒÆ’Ã¢â‚¬Â ÃƒÂ¢Ã¢â€šÂ¬Ã¢â€žÂ¢ÃƒÆ’Ã†â€™ÃƒÂ¢Ã¢â€šÂ¬Ã‚Â ÃƒÆ’Ã‚Â¢ÃƒÂ¢Ã¢â‚¬Å¡Ã‚Â¬ÃƒÂ¢Ã¢â‚¬Å¾Ã‚Â¢ÃƒÆ’Ã†â€™Ãƒâ€ Ã¢â‚¬â„¢ÃƒÆ’Ã‚Â¢ÃƒÂ¢Ã¢â‚¬Å¡Ã‚Â¬Ãƒâ€šÃ‚Â ÃƒÆ’Ã†â€™Ãƒâ€šÃ‚Â¢ÃƒÆ’Ã‚Â¢ÃƒÂ¢Ã¢â€šÂ¬Ã…Â¡Ãƒâ€šÃ‚Â¬ÃƒÆ’Ã‚Â¢ÃƒÂ¢Ã¢â€šÂ¬Ã…Â¾Ãƒâ€šÃ‚Â¢ÃƒÆ’Ã†â€™Ãƒâ€ Ã¢â‚¬â„¢ÃƒÆ’Ã¢â‚¬Â ÃƒÂ¢Ã¢â€šÂ¬Ã¢â€žÂ¢ÃƒÆ’Ã†â€™Ãƒâ€šÃ‚Â¢ÃƒÆ’Ã‚Â¢ÃƒÂ¢Ã¢â€šÂ¬Ã…Â¡Ãƒâ€šÃ‚Â¬ÃƒÆ’Ã¢â‚¬Â¦Ãƒâ€šÃ‚Â¡ÃƒÆ’Ã†â€™Ãƒâ€ Ã¢â‚¬â„¢ÃƒÆ’Ã‚Â¢ÃƒÂ¢Ã¢â‚¬Å¡Ã‚Â¬Ãƒâ€¦Ã‚Â¡ÃƒÆ’Ã†â€™ÃƒÂ¢Ã¢â€šÂ¬Ã…Â¡ÃƒÆ’Ã¢â‚¬Å¡Ãƒâ€šÃ‚Â¢ÃƒÆ’Ã†â€™Ãƒâ€ Ã¢â‚¬â„¢ÃƒÆ’Ã¢â‚¬Â ÃƒÂ¢Ã¢â€šÂ¬Ã¢â€žÂ¢ÃƒÆ’Ã†â€™ÃƒÂ¢Ã¢â€šÂ¬Ã‚Â ÃƒÆ’Ã‚Â¢ÃƒÂ¢Ã¢â‚¬Å¡Ã‚Â¬ÃƒÂ¢Ã¢â‚¬Å¾Ã‚Â¢ÃƒÆ’Ã†â€™Ãƒâ€ Ã¢â‚¬â„¢ÃƒÆ’Ã‚Â¢ÃƒÂ¢Ã¢â‚¬Å¡Ã‚Â¬Ãƒâ€¦Ã‚Â¡ÃƒÆ’Ã†â€™ÃƒÂ¢Ã¢â€šÂ¬Ã…Â¡ÃƒÆ’Ã¢â‚¬Å¡Ãƒâ€šÃ‚Â¢ÃƒÆ’Ã†â€™Ãƒâ€ Ã¢â‚¬â„¢ÃƒÆ’Ã¢â‚¬Â ÃƒÂ¢Ã¢â€šÂ¬Ã¢â€žÂ¢ÃƒÆ’Ã†â€™ÃƒÂ¢Ã¢â€šÂ¬Ã…Â¡ÃƒÆ’Ã¢â‚¬Å¡Ãƒâ€šÃ‚Â¢ÃƒÆ’Ã†â€™Ãƒâ€ Ã¢â‚¬â„¢ÃƒÆ’Ã¢â‚¬Å¡Ãƒâ€šÃ‚Â¢ÃƒÆ’Ã†â€™Ãƒâ€šÃ‚Â¢ÃƒÆ’Ã‚Â¢ÃƒÂ¢Ã¢â€šÂ¬Ã…Â¡Ãƒâ€šÃ‚Â¬ÃƒÆ’Ã¢â‚¬Â¦Ãƒâ€šÃ‚Â¡ÃƒÆ’Ã†â€™ÃƒÂ¢Ã¢â€šÂ¬Ã…Â¡ÃƒÆ’Ã¢â‚¬Å¡Ãƒâ€šÃ‚Â¬ÃƒÆ’Ã†â€™Ãƒâ€ Ã¢â‚¬â„¢ÃƒÆ’Ã‚Â¢ÃƒÂ¢Ã¢â‚¬Å¡Ã‚Â¬Ãƒâ€šÃ‚Â¦ÃƒÆ’Ã†â€™ÃƒÂ¢Ã¢â€šÂ¬Ã…Â¡ÃƒÆ’Ã¢â‚¬Å¡Ãƒâ€šÃ‚Â¡ÃƒÆ’Ã†â€™Ãƒâ€ Ã¢â‚¬â„¢ÃƒÆ’Ã¢â‚¬Â ÃƒÂ¢Ã¢â€šÂ¬Ã¢â€žÂ¢ÃƒÆ’Ã†â€™Ãƒâ€šÃ‚Â¢ÃƒÆ’Ã‚Â¢ÃƒÂ¢Ã¢â€šÂ¬Ã…Â¡Ãƒâ€šÃ‚Â¬ÃƒÆ’Ã¢â‚¬Â¦Ãƒâ€šÃ‚Â¡ÃƒÆ’Ã†â€™Ãƒâ€ Ã¢â‚¬â„¢ÃƒÆ’Ã‚Â¢ÃƒÂ¢Ã¢â‚¬Å¡Ã‚Â¬Ãƒâ€¦Ã‚Â¡ÃƒÆ’Ã†â€™ÃƒÂ¢Ã¢â€šÂ¬Ã…Â¡ÃƒÆ’Ã¢â‚¬Å¡Ãƒâ€šÃ‚Â¬ÃƒÆ’Ã†â€™Ãƒâ€ Ã¢â‚¬â„¢ÃƒÆ’Ã¢â‚¬Â ÃƒÂ¢Ã¢â€šÂ¬Ã¢â€žÂ¢ÃƒÆ’Ã†â€™ÃƒÂ¢Ã¢â€šÂ¬Ã‚Â ÃƒÆ’Ã‚Â¢ÃƒÂ¢Ã¢â‚¬Å¡Ã‚Â¬ÃƒÂ¢Ã¢â‚¬Å¾Ã‚Â¢ÃƒÆ’Ã†â€™Ãƒâ€ Ã¢â‚¬â„¢ÃƒÆ’Ã‚Â¢ÃƒÂ¢Ã¢â‚¬Å¡Ã‚Â¬Ãƒâ€¦Ã‚Â¡ÃƒÆ’Ã†â€™ÃƒÂ¢Ã¢â€šÂ¬Ã…Â¡ÃƒÆ’Ã¢â‚¬Å¡Ãƒâ€šÃ‚Â¢ÃƒÆ’Ã†â€™Ãƒâ€ Ã¢â‚¬â„¢ÃƒÆ’Ã¢â‚¬Â ÃƒÂ¢Ã¢â€šÂ¬Ã¢â€žÂ¢ÃƒÆ’Ã†â€™ÃƒÂ¢Ã¢â€šÂ¬Ã…Â¡ÃƒÆ’Ã¢â‚¬Å¡Ãƒâ€šÃ‚Â¢ÃƒÆ’Ã†â€™Ãƒâ€ Ã¢â‚¬â„¢ÃƒÆ’Ã¢â‚¬Å¡Ãƒâ€šÃ‚Â¢ÃƒÆ’Ã†â€™Ãƒâ€šÃ‚Â¢ÃƒÆ’Ã‚Â¢ÃƒÂ¢Ã¢â‚¬Å¡Ã‚Â¬Ãƒâ€¦Ã‚Â¡ÃƒÆ’Ã¢â‚¬Å¡Ãƒâ€šÃ‚Â¬ÃƒÆ’Ã†â€™ÃƒÂ¢Ã¢â€šÂ¬Ã‚Â¦ÃƒÆ’Ã¢â‚¬Å¡Ãƒâ€šÃ‚Â¡ÃƒÆ’Ã†â€™Ãƒâ€ Ã¢â‚¬â„¢ÃƒÆ’Ã‚Â¢ÃƒÂ¢Ã¢â‚¬Å¡Ã‚Â¬Ãƒâ€¦Ã‚Â¡ÃƒÆ’Ã†â€™ÃƒÂ¢Ã¢â€šÂ¬Ã…Â¡ÃƒÆ’Ã¢â‚¬Å¡Ãƒâ€šÃ‚Â¬ÃƒÆ’Ã†â€™Ãƒâ€ Ã¢â‚¬â„¢ÃƒÆ’Ã¢â‚¬Â ÃƒÂ¢Ã¢â€šÂ¬Ã¢â€žÂ¢ÃƒÆ’Ã†â€™Ãƒâ€šÃ‚Â¢ÃƒÆ’Ã‚Â¢ÃƒÂ¢Ã¢â€šÂ¬Ã…Â¡Ãƒâ€šÃ‚Â¬ÃƒÆ’Ã¢â‚¬Â¦Ãƒâ€šÃ‚Â¡ÃƒÆ’Ã†â€™Ãƒâ€ Ã¢â‚¬â„¢ÃƒÆ’Ã‚Â¢ÃƒÂ¢Ã¢â‚¬Å¡Ã‚Â¬Ãƒâ€¦Ã‚Â¡ÃƒÆ’Ã†â€™ÃƒÂ¢Ã¢â€šÂ¬Ã…Â¡ÃƒÆ’Ã¢â‚¬Å¡Ãƒâ€šÃ‚Â the engine has zero dependencies.</w:t>
       </w:r>
     </w:p>
     <w:p>
@@ -1191,7 +1191,7 @@
           <w:szCs w:val="18"/>
           <w:color w:val="333333"/>
         </w:rPr>
-        <w:t xml:space="preserve">## 4. Part A ÃƒÆ’Ã†â€™Ãƒâ€ Ã¢â‚¬â„¢ÃƒÆ’Ã¢â‚¬Â ÃƒÂ¢Ã¢â€šÂ¬Ã¢â€žÂ¢ÃƒÆ’Ã†â€™ÃƒÂ¢Ã¢â€šÂ¬Ã‚Â ÃƒÆ’Ã‚Â¢ÃƒÂ¢Ã¢â‚¬Å¡Ã‚Â¬ÃƒÂ¢Ã¢â‚¬Å¾Ã‚Â¢ÃƒÆ’Ã†â€™Ãƒâ€ Ã¢â‚¬â„¢ÃƒÆ’Ã‚Â¢ÃƒÂ¢Ã¢â‚¬Å¡Ã‚Â¬Ãƒâ€¦Ã‚Â¡ÃƒÆ’Ã†â€™ÃƒÂ¢Ã¢â€šÂ¬Ã…Â¡ÃƒÆ’Ã¢â‚¬Å¡Ãƒâ€šÃ‚Â¢ÃƒÆ’Ã†â€™Ãƒâ€ Ã¢â‚¬â„¢ÃƒÆ’Ã¢â‚¬Â ÃƒÂ¢Ã¢â€šÂ¬Ã¢â€žÂ¢ÃƒÆ’Ã†â€™ÃƒÂ¢Ã¢â€šÂ¬Ã…Â¡ÃƒÆ’Ã¢â‚¬Å¡Ãƒâ€šÃ‚Â¢ÃƒÆ’Ã†â€™Ãƒâ€ Ã¢â‚¬â„¢ÃƒÆ’Ã¢â‚¬Å¡Ãƒâ€šÃ‚Â¢ÃƒÆ’Ã†â€™Ãƒâ€šÃ‚Â¢ÃƒÆ’Ã‚Â¢ÃƒÂ¢Ã¢â‚¬Å¡Ã‚Â¬Ãƒâ€¦Ã‚Â¡ÃƒÆ’Ã¢â‚¬Å¡Ãƒâ€šÃ‚Â¬ÃƒÆ’Ã†â€™ÃƒÂ¢Ã¢â€šÂ¬Ã‚Â¦ÃƒÆ’Ã¢â‚¬Å¡Ãƒâ€šÃ‚Â¡ÃƒÆ’Ã†â€™Ãƒâ€ Ã¢â‚¬â„¢ÃƒÆ’Ã‚Â¢ÃƒÂ¢Ã¢â‚¬Å¡Ã‚Â¬Ãƒâ€¦Ã‚Â¡ÃƒÆ’Ã†â€™ÃƒÂ¢Ã¢â€šÂ¬Ã…Â¡ÃƒÆ’Ã¢â‚¬Å¡Ãƒâ€šÃ‚Â¬ÃƒÆ’Ã†â€™Ãƒâ€ Ã¢â‚¬â„¢ÃƒÆ’Ã¢â‚¬Â ÃƒÂ¢Ã¢â€šÂ¬Ã¢â€žÂ¢ÃƒÆ’Ã†â€™ÃƒÂ¢Ã¢â€šÂ¬Ã…Â¡ÃƒÆ’Ã¢â‚¬Å¡Ãƒâ€šÃ‚Â¢ÃƒÆ’Ã†â€™Ãƒâ€ Ã¢â‚¬â„¢ÃƒÆ’Ã¢â‚¬Å¡Ãƒâ€šÃ‚Â¢ÃƒÆ’Ã†â€™Ãƒâ€šÃ‚Â¢ÃƒÆ’Ã‚Â¢ÃƒÂ¢Ã¢â€šÂ¬Ã…Â¡Ãƒâ€šÃ‚Â¬ÃƒÆ’Ã¢â‚¬Â¦Ãƒâ€šÃ‚Â¡ÃƒÆ’Ã†â€™ÃƒÂ¢Ã¢â€šÂ¬Ã…Â¡ÃƒÆ’Ã¢â‚¬Å¡Ãƒâ€šÃ‚Â¬ÃƒÆ’Ã†â€™Ãƒâ€ Ã¢â‚¬â„¢ÃƒÆ’Ã‚Â¢ÃƒÂ¢Ã¢â‚¬Å¡Ã‚Â¬Ãƒâ€¦Ã‚Â¡ÃƒÆ’Ã†â€™ÃƒÂ¢Ã¢â€šÂ¬Ã…Â¡ÃƒÆ’Ã¢â‚¬Å¡Ãƒâ€šÃ‚Â The engine</w:t>
+        <w:t xml:space="preserve">## 4. Part A ÃƒÆ’Ã†â€™Ãƒâ€ Ã¢â‚¬â„¢ÃƒÆ’Ã¢â‚¬Â ÃƒÂ¢Ã¢â€šÂ¬Ã¢â€žÂ¢ÃƒÆ’Ã†â€™ÃƒÂ¢Ã¢â€šÂ¬Ã‚Â ÃƒÆ’Ã‚Â¢ÃƒÂ¢Ã¢â‚¬Å¡Ã‚Â¬ÃƒÂ¢Ã¢â‚¬Å¾Ã‚Â¢ÃƒÆ’Ã†â€™Ãƒâ€ Ã¢â‚¬â„¢ÃƒÆ’Ã‚Â¢ÃƒÂ¢Ã¢â‚¬Å¡Ã‚Â¬Ãƒâ€šÃ‚Â ÃƒÆ’Ã†â€™Ãƒâ€šÃ‚Â¢ÃƒÆ’Ã‚Â¢ÃƒÂ¢Ã¢â€šÂ¬Ã…Â¡Ãƒâ€šÃ‚Â¬ÃƒÆ’Ã‚Â¢ÃƒÂ¢Ã¢â€šÂ¬Ã…Â¾Ãƒâ€šÃ‚Â¢ÃƒÆ’Ã†â€™Ãƒâ€ Ã¢â‚¬â„¢ÃƒÆ’Ã¢â‚¬Â ÃƒÂ¢Ã¢â€šÂ¬Ã¢â€žÂ¢ÃƒÆ’Ã†â€™Ãƒâ€šÃ‚Â¢ÃƒÆ’Ã‚Â¢ÃƒÂ¢Ã¢â€šÂ¬Ã…Â¡Ãƒâ€šÃ‚Â¬ÃƒÆ’Ã¢â‚¬Â¦Ãƒâ€šÃ‚Â¡ÃƒÆ’Ã†â€™Ãƒâ€ Ã¢â‚¬â„¢ÃƒÆ’Ã‚Â¢ÃƒÂ¢Ã¢â‚¬Å¡Ã‚Â¬Ãƒâ€¦Ã‚Â¡ÃƒÆ’Ã†â€™ÃƒÂ¢Ã¢â€šÂ¬Ã…Â¡ÃƒÆ’Ã¢â‚¬Å¡Ãƒâ€šÃ‚Â¢ÃƒÆ’Ã†â€™Ãƒâ€ Ã¢â‚¬â„¢ÃƒÆ’Ã¢â‚¬Â ÃƒÂ¢Ã¢â€šÂ¬Ã¢â€žÂ¢ÃƒÆ’Ã†â€™ÃƒÂ¢Ã¢â€šÂ¬Ã‚Â ÃƒÆ’Ã‚Â¢ÃƒÂ¢Ã¢â‚¬Å¡Ã‚Â¬ÃƒÂ¢Ã¢â‚¬Å¾Ã‚Â¢ÃƒÆ’Ã†â€™Ãƒâ€ Ã¢â‚¬â„¢ÃƒÆ’Ã‚Â¢ÃƒÂ¢Ã¢â‚¬Å¡Ã‚Â¬Ãƒâ€¦Ã‚Â¡ÃƒÆ’Ã†â€™ÃƒÂ¢Ã¢â€šÂ¬Ã…Â¡ÃƒÆ’Ã¢â‚¬Å¡Ãƒâ€šÃ‚Â¢ÃƒÆ’Ã†â€™Ãƒâ€ Ã¢â‚¬â„¢ÃƒÆ’Ã¢â‚¬Â ÃƒÂ¢Ã¢â€šÂ¬Ã¢â€žÂ¢ÃƒÆ’Ã†â€™ÃƒÂ¢Ã¢â€šÂ¬Ã…Â¡ÃƒÆ’Ã¢â‚¬Å¡Ãƒâ€šÃ‚Â¢ÃƒÆ’Ã†â€™Ãƒâ€ Ã¢â‚¬â„¢ÃƒÆ’Ã¢â‚¬Å¡Ãƒâ€šÃ‚Â¢ÃƒÆ’Ã†â€™Ãƒâ€šÃ‚Â¢ÃƒÆ’Ã‚Â¢ÃƒÂ¢Ã¢â€šÂ¬Ã…Â¡Ãƒâ€šÃ‚Â¬ÃƒÆ’Ã¢â‚¬Â¦Ãƒâ€šÃ‚Â¡ÃƒÆ’Ã†â€™ÃƒÂ¢Ã¢â€šÂ¬Ã…Â¡ÃƒÆ’Ã¢â‚¬Å¡Ãƒâ€šÃ‚Â¬ÃƒÆ’Ã†â€™Ãƒâ€ Ã¢â‚¬â„¢ÃƒÆ’Ã‚Â¢ÃƒÂ¢Ã¢â‚¬Å¡Ã‚Â¬Ãƒâ€šÃ‚Â¦ÃƒÆ’Ã†â€™ÃƒÂ¢Ã¢â€šÂ¬Ã…Â¡ÃƒÆ’Ã¢â‚¬Å¡Ãƒâ€šÃ‚Â¡ÃƒÆ’Ã†â€™Ãƒâ€ Ã¢â‚¬â„¢ÃƒÆ’Ã¢â‚¬Â ÃƒÂ¢Ã¢â€šÂ¬Ã¢â€žÂ¢ÃƒÆ’Ã†â€™Ãƒâ€šÃ‚Â¢ÃƒÆ’Ã‚Â¢ÃƒÂ¢Ã¢â€šÂ¬Ã…Â¡Ãƒâ€šÃ‚Â¬ÃƒÆ’Ã¢â‚¬Â¦Ãƒâ€šÃ‚Â¡ÃƒÆ’Ã†â€™Ãƒâ€ Ã¢â‚¬â„¢ÃƒÆ’Ã‚Â¢ÃƒÂ¢Ã¢â‚¬Å¡Ã‚Â¬Ãƒâ€¦Ã‚Â¡ÃƒÆ’Ã†â€™ÃƒÂ¢Ã¢â€šÂ¬Ã…Â¡ÃƒÆ’Ã¢â‚¬Å¡Ãƒâ€šÃ‚Â¬ÃƒÆ’Ã†â€™Ãƒâ€ Ã¢â‚¬â„¢ÃƒÆ’Ã¢â‚¬Â ÃƒÂ¢Ã¢â€šÂ¬Ã¢â€žÂ¢ÃƒÆ’Ã†â€™ÃƒÂ¢Ã¢â€šÂ¬Ã‚Â ÃƒÆ’Ã‚Â¢ÃƒÂ¢Ã¢â‚¬Å¡Ã‚Â¬ÃƒÂ¢Ã¢â‚¬Å¾Ã‚Â¢ÃƒÆ’Ã†â€™Ãƒâ€ Ã¢â‚¬â„¢ÃƒÆ’Ã‚Â¢ÃƒÂ¢Ã¢â‚¬Å¡Ã‚Â¬Ãƒâ€¦Ã‚Â¡ÃƒÆ’Ã†â€™ÃƒÂ¢Ã¢â€šÂ¬Ã…Â¡ÃƒÆ’Ã¢â‚¬Å¡Ãƒâ€šÃ‚Â¢ÃƒÆ’Ã†â€™Ãƒâ€ Ã¢â‚¬â„¢ÃƒÆ’Ã¢â‚¬Â ÃƒÂ¢Ã¢â€šÂ¬Ã¢â€žÂ¢ÃƒÆ’Ã†â€™ÃƒÂ¢Ã¢â€šÂ¬Ã…Â¡ÃƒÆ’Ã¢â‚¬Å¡Ãƒâ€šÃ‚Â¢ÃƒÆ’Ã†â€™Ãƒâ€ Ã¢â‚¬â„¢ÃƒÆ’Ã¢â‚¬Å¡Ãƒâ€šÃ‚Â¢ÃƒÆ’Ã†â€™Ãƒâ€šÃ‚Â¢ÃƒÆ’Ã‚Â¢ÃƒÂ¢Ã¢â‚¬Å¡Ã‚Â¬Ãƒâ€¦Ã‚Â¡ÃƒÆ’Ã¢â‚¬Å¡Ãƒâ€šÃ‚Â¬ÃƒÆ’Ã†â€™ÃƒÂ¢Ã¢â€šÂ¬Ã‚Â¦ÃƒÆ’Ã¢â‚¬Å¡Ãƒâ€šÃ‚Â¡ÃƒÆ’Ã†â€™Ãƒâ€ Ã¢â‚¬â„¢ÃƒÆ’Ã‚Â¢ÃƒÂ¢Ã¢â‚¬Å¡Ã‚Â¬Ãƒâ€¦Ã‚Â¡ÃƒÆ’Ã†â€™ÃƒÂ¢Ã¢â€šÂ¬Ã…Â¡ÃƒÆ’Ã¢â‚¬Å¡Ãƒâ€šÃ‚Â¬ÃƒÆ’Ã†â€™Ãƒâ€ Ã¢â‚¬â„¢ÃƒÆ’Ã¢â‚¬Â ÃƒÂ¢Ã¢â€šÂ¬Ã¢â€žÂ¢ÃƒÆ’Ã†â€™Ãƒâ€šÃ‚Â¢ÃƒÆ’Ã‚Â¢ÃƒÂ¢Ã¢â€šÂ¬Ã…Â¡Ãƒâ€šÃ‚Â¬ÃƒÆ’Ã¢â‚¬Â¦Ãƒâ€šÃ‚Â¡ÃƒÆ’Ã†â€™Ãƒâ€ Ã¢â‚¬â„¢ÃƒÆ’Ã‚Â¢ÃƒÂ¢Ã¢â‚¬Å¡Ã‚Â¬Ãƒâ€¦Ã‚Â¡ÃƒÆ’Ã†â€™ÃƒÂ¢Ã¢â€šÂ¬Ã…Â¡ÃƒÆ’Ã¢â‚¬Å¡Ãƒâ€šÃ‚Â The engine</w:t>
       </w:r>
     </w:p>
     <w:p>
@@ -1233,63 +1233,63 @@
           <w:szCs w:val="18"/>
           <w:color w:val="333333"/>
         </w:rPr>
-        <w:t xml:space="preserve">- `engine/src/taxonomy.js` ÃƒÆ’Ã†â€™Ãƒâ€ Ã¢â‚¬â„¢ÃƒÆ’Ã¢â‚¬Â ÃƒÂ¢Ã¢â€šÂ¬Ã¢â€žÂ¢ÃƒÆ’Ã†â€™ÃƒÂ¢Ã¢â€šÂ¬Ã‚Â ÃƒÆ’Ã‚Â¢ÃƒÂ¢Ã¢â‚¬Å¡Ã‚Â¬ÃƒÂ¢Ã¢â‚¬Å¾Ã‚Â¢ÃƒÆ’Ã†â€™Ãƒâ€ Ã¢â‚¬â„¢ÃƒÆ’Ã‚Â¢ÃƒÂ¢Ã¢â‚¬Å¡Ã‚Â¬Ãƒâ€¦Ã‚Â¡ÃƒÆ’Ã†â€™ÃƒÂ¢Ã¢â€šÂ¬Ã…Â¡ÃƒÆ’Ã¢â‚¬Å¡Ãƒâ€šÃ‚Â¢ÃƒÆ’Ã†â€™Ãƒâ€ Ã¢â‚¬â„¢ÃƒÆ’Ã¢â‚¬Â ÃƒÂ¢Ã¢â€šÂ¬Ã¢â€žÂ¢ÃƒÆ’Ã†â€™ÃƒÂ¢Ã¢â€šÂ¬Ã…Â¡ÃƒÆ’Ã¢â‚¬Å¡Ãƒâ€šÃ‚Â¢ÃƒÆ’Ã†â€™Ãƒâ€ Ã¢â‚¬â„¢ÃƒÆ’Ã¢â‚¬Å¡Ãƒâ€šÃ‚Â¢ÃƒÆ’Ã†â€™Ãƒâ€šÃ‚Â¢ÃƒÆ’Ã‚Â¢ÃƒÂ¢Ã¢â‚¬Å¡Ã‚Â¬Ãƒâ€¦Ã‚Â¡ÃƒÆ’Ã¢â‚¬Å¡Ãƒâ€šÃ‚Â¬ÃƒÆ’Ã†â€™ÃƒÂ¢Ã¢â€šÂ¬Ã‚Â¦ÃƒÆ’Ã¢â‚¬Å¡Ãƒâ€šÃ‚Â¡ÃƒÆ’Ã†â€™Ãƒâ€ Ã¢â‚¬â„¢ÃƒÆ’Ã‚Â¢ÃƒÂ¢Ã¢â‚¬Å¡Ã‚Â¬Ãƒâ€¦Ã‚Â¡ÃƒÆ’Ã†â€™ÃƒÂ¢Ã¢â€šÂ¬Ã…Â¡ÃƒÆ’Ã¢â‚¬Å¡Ãƒâ€šÃ‚Â¬ÃƒÆ’Ã†â€™Ãƒâ€ Ã¢â‚¬â„¢ÃƒÆ’Ã¢â‚¬Â ÃƒÂ¢Ã¢â€šÂ¬Ã¢â€žÂ¢ÃƒÆ’Ã†â€™ÃƒÂ¢Ã¢â€šÂ¬Ã…Â¡ÃƒÆ’Ã¢â‚¬Å¡Ãƒâ€šÃ‚Â¢ÃƒÆ’Ã†â€™Ãƒâ€ Ã¢â‚¬â„¢ÃƒÆ’Ã¢â‚¬Å¡Ãƒâ€šÃ‚Â¢ÃƒÆ’Ã†â€™Ãƒâ€šÃ‚Â¢ÃƒÆ’Ã‚Â¢ÃƒÂ¢Ã¢â€šÂ¬Ã…Â¡Ãƒâ€šÃ‚Â¬ÃƒÆ’Ã¢â‚¬Â¦Ãƒâ€šÃ‚Â¡ÃƒÆ’Ã†â€™ÃƒÂ¢Ã¢â€šÂ¬Ã…Â¡ÃƒÆ’Ã¢â‚¬Å¡Ãƒâ€šÃ‚Â¬ÃƒÆ’Ã†â€™Ãƒâ€ Ã¢â‚¬â„¢ÃƒÆ’Ã‚Â¢ÃƒÂ¢Ã¢â‚¬Å¡Ã‚Â¬Ãƒâ€¦Ã‚Â¡ÃƒÆ’Ã†â€™ÃƒÂ¢Ã¢â€šÂ¬Ã…Â¡ÃƒÆ’Ã¢â‚¬Å¡Ãƒâ€šÃ‚Â the knowledge base.</w:t>
-      </w:r>
-    </w:p>
-    <w:p>
-      <w:pPr>
-        <w:spacing w:before="0" w:after="0"/>
-      </w:pPr>
-      <w:r>
-        <w:rPr>
-          <w:rFonts w:ascii="Consolas" w:hAnsi="Consolas"/>
-          <w:sz w:val="18"/>
-          <w:szCs w:val="18"/>
-          <w:color w:val="333333"/>
-        </w:rPr>
-        <w:t xml:space="preserve">- `engine/src/analyzer.js` ÃƒÆ’Ã†â€™Ãƒâ€ Ã¢â‚¬â„¢ÃƒÆ’Ã¢â‚¬Â ÃƒÂ¢Ã¢â€šÂ¬Ã¢â€žÂ¢ÃƒÆ’Ã†â€™ÃƒÂ¢Ã¢â€šÂ¬Ã‚Â ÃƒÆ’Ã‚Â¢ÃƒÂ¢Ã¢â‚¬Å¡Ã‚Â¬ÃƒÂ¢Ã¢â‚¬Å¾Ã‚Â¢ÃƒÆ’Ã†â€™Ãƒâ€ Ã¢â‚¬â„¢ÃƒÆ’Ã‚Â¢ÃƒÂ¢Ã¢â‚¬Å¡Ã‚Â¬Ãƒâ€¦Ã‚Â¡ÃƒÆ’Ã†â€™ÃƒÂ¢Ã¢â€šÂ¬Ã…Â¡ÃƒÆ’Ã¢â‚¬Å¡Ãƒâ€šÃ‚Â¢ÃƒÆ’Ã†â€™Ãƒâ€ Ã¢â‚¬â„¢ÃƒÆ’Ã¢â‚¬Â ÃƒÂ¢Ã¢â€šÂ¬Ã¢â€žÂ¢ÃƒÆ’Ã†â€™ÃƒÂ¢Ã¢â€šÂ¬Ã…Â¡ÃƒÆ’Ã¢â‚¬Å¡Ãƒâ€šÃ‚Â¢ÃƒÆ’Ã†â€™Ãƒâ€ Ã¢â‚¬â„¢ÃƒÆ’Ã¢â‚¬Å¡Ãƒâ€šÃ‚Â¢ÃƒÆ’Ã†â€™Ãƒâ€šÃ‚Â¢ÃƒÆ’Ã‚Â¢ÃƒÂ¢Ã¢â‚¬Å¡Ã‚Â¬Ãƒâ€¦Ã‚Â¡ÃƒÆ’Ã¢â‚¬Å¡Ãƒâ€šÃ‚Â¬ÃƒÆ’Ã†â€™ÃƒÂ¢Ã¢â€šÂ¬Ã‚Â¦ÃƒÆ’Ã¢â‚¬Å¡Ãƒâ€šÃ‚Â¡ÃƒÆ’Ã†â€™Ãƒâ€ Ã¢â‚¬â„¢ÃƒÆ’Ã‚Â¢ÃƒÂ¢Ã¢â‚¬Å¡Ã‚Â¬Ãƒâ€¦Ã‚Â¡ÃƒÆ’Ã†â€™ÃƒÂ¢Ã¢â€šÂ¬Ã…Â¡ÃƒÆ’Ã¢â‚¬Å¡Ãƒâ€šÃ‚Â¬ÃƒÆ’Ã†â€™Ãƒâ€ Ã¢â‚¬â„¢ÃƒÆ’Ã¢â‚¬Â ÃƒÂ¢Ã¢â€šÂ¬Ã¢â€žÂ¢ÃƒÆ’Ã†â€™ÃƒÂ¢Ã¢â€šÂ¬Ã…Â¡ÃƒÆ’Ã¢â‚¬Å¡Ãƒâ€šÃ‚Â¢ÃƒÆ’Ã†â€™Ãƒâ€ Ã¢â‚¬â„¢ÃƒÆ’Ã¢â‚¬Å¡Ãƒâ€šÃ‚Â¢ÃƒÆ’Ã†â€™Ãƒâ€šÃ‚Â¢ÃƒÆ’Ã‚Â¢ÃƒÂ¢Ã¢â€šÂ¬Ã…Â¡Ãƒâ€šÃ‚Â¬ÃƒÆ’Ã¢â‚¬Â¦Ãƒâ€šÃ‚Â¡ÃƒÆ’Ã†â€™ÃƒÂ¢Ã¢â€šÂ¬Ã…Â¡ÃƒÆ’Ã¢â‚¬Å¡Ãƒâ€šÃ‚Â¬ÃƒÆ’Ã†â€™Ãƒâ€ Ã¢â‚¬â„¢ÃƒÆ’Ã‚Â¢ÃƒÂ¢Ã¢â‚¬Å¡Ã‚Â¬Ãƒâ€¦Ã‚Â¡ÃƒÆ’Ã†â€™ÃƒÂ¢Ã¢â€šÂ¬Ã…Â¡ÃƒÆ’Ã¢â‚¬Å¡Ãƒâ€šÃ‚Â the pipeline.</w:t>
-      </w:r>
-    </w:p>
-    <w:p>
-      <w:pPr>
-        <w:spacing w:before="0" w:after="0"/>
-      </w:pPr>
-      <w:r>
-        <w:rPr>
-          <w:rFonts w:ascii="Consolas" w:hAnsi="Consolas"/>
-          <w:sz w:val="18"/>
-          <w:szCs w:val="18"/>
-          <w:color w:val="333333"/>
-        </w:rPr>
-        <w:t xml:space="preserve">- `engine/src/semantic.js` ÃƒÆ’Ã†â€™Ãƒâ€ Ã¢â‚¬â„¢ÃƒÆ’Ã¢â‚¬Â ÃƒÂ¢Ã¢â€šÂ¬Ã¢â€žÂ¢ÃƒÆ’Ã†â€™ÃƒÂ¢Ã¢â€šÂ¬Ã‚Â ÃƒÆ’Ã‚Â¢ÃƒÂ¢Ã¢â‚¬Å¡Ã‚Â¬ÃƒÂ¢Ã¢â‚¬Å¾Ã‚Â¢ÃƒÆ’Ã†â€™Ãƒâ€ Ã¢â‚¬â„¢ÃƒÆ’Ã‚Â¢ÃƒÂ¢Ã¢â‚¬Å¡Ã‚Â¬Ãƒâ€¦Ã‚Â¡ÃƒÆ’Ã†â€™ÃƒÂ¢Ã¢â€šÂ¬Ã…Â¡ÃƒÆ’Ã¢â‚¬Å¡Ãƒâ€šÃ‚Â¢ÃƒÆ’Ã†â€™Ãƒâ€ Ã¢â‚¬â„¢ÃƒÆ’Ã¢â‚¬Â ÃƒÂ¢Ã¢â€šÂ¬Ã¢â€žÂ¢ÃƒÆ’Ã†â€™ÃƒÂ¢Ã¢â€šÂ¬Ã…Â¡ÃƒÆ’Ã¢â‚¬Å¡Ãƒâ€šÃ‚Â¢ÃƒÆ’Ã†â€™Ãƒâ€ Ã¢â‚¬â„¢ÃƒÆ’Ã¢â‚¬Å¡Ãƒâ€šÃ‚Â¢ÃƒÆ’Ã†â€™Ãƒâ€šÃ‚Â¢ÃƒÆ’Ã‚Â¢ÃƒÂ¢Ã¢â‚¬Å¡Ã‚Â¬Ãƒâ€¦Ã‚Â¡ÃƒÆ’Ã¢â‚¬Å¡Ãƒâ€šÃ‚Â¬ÃƒÆ’Ã†â€™ÃƒÂ¢Ã¢â€šÂ¬Ã‚Â¦ÃƒÆ’Ã¢â‚¬Å¡Ãƒâ€šÃ‚Â¡ÃƒÆ’Ã†â€™Ãƒâ€ Ã¢â‚¬â„¢ÃƒÆ’Ã‚Â¢ÃƒÂ¢Ã¢â‚¬Å¡Ã‚Â¬Ãƒâ€¦Ã‚Â¡ÃƒÆ’Ã†â€™ÃƒÂ¢Ã¢â€šÂ¬Ã…Â¡ÃƒÆ’Ã¢â‚¬Å¡Ãƒâ€šÃ‚Â¬ÃƒÆ’Ã†â€™Ãƒâ€ Ã¢â‚¬â„¢ÃƒÆ’Ã¢â‚¬Â ÃƒÂ¢Ã¢â€šÂ¬Ã¢â€žÂ¢ÃƒÆ’Ã†â€™ÃƒÂ¢Ã¢â€šÂ¬Ã…Â¡ÃƒÆ’Ã¢â‚¬Å¡Ãƒâ€šÃ‚Â¢ÃƒÆ’Ã†â€™Ãƒâ€ Ã¢â‚¬â„¢ÃƒÆ’Ã¢â‚¬Å¡Ãƒâ€šÃ‚Â¢ÃƒÆ’Ã†â€™Ãƒâ€šÃ‚Â¢ÃƒÆ’Ã‚Â¢ÃƒÂ¢Ã¢â€šÂ¬Ã…Â¡Ãƒâ€šÃ‚Â¬ÃƒÆ’Ã¢â‚¬Â¦Ãƒâ€šÃ‚Â¡ÃƒÆ’Ã†â€™ÃƒÂ¢Ã¢â€šÂ¬Ã…Â¡ÃƒÆ’Ã¢â‚¬Å¡Ãƒâ€šÃ‚Â¬ÃƒÆ’Ã†â€™Ãƒâ€ Ã¢â‚¬â„¢ÃƒÆ’Ã‚Â¢ÃƒÂ¢Ã¢â‚¬Å¡Ã‚Â¬Ãƒâ€¦Ã‚Â¡ÃƒÆ’Ã†â€™ÃƒÂ¢Ã¢â€šÂ¬Ã…Â¡ÃƒÆ’Ã¢â‚¬Å¡Ãƒâ€šÃ‚Â TF-IDF relevance (advisory only).</w:t>
-      </w:r>
-    </w:p>
-    <w:p>
-      <w:pPr>
-        <w:spacing w:before="0" w:after="0"/>
-      </w:pPr>
-      <w:r>
-        <w:rPr>
-          <w:rFonts w:ascii="Consolas" w:hAnsi="Consolas"/>
-          <w:sz w:val="18"/>
-          <w:szCs w:val="18"/>
-          <w:color w:val="333333"/>
-        </w:rPr>
-        <w:t xml:space="preserve">- `engine/src/ui.js` + `engine/src/ui.css` ÃƒÆ’Ã†â€™Ãƒâ€ Ã¢â‚¬â„¢ÃƒÆ’Ã¢â‚¬Â ÃƒÂ¢Ã¢â€šÂ¬Ã¢â€žÂ¢ÃƒÆ’Ã†â€™ÃƒÂ¢Ã¢â€šÂ¬Ã‚Â ÃƒÆ’Ã‚Â¢ÃƒÂ¢Ã¢â‚¬Å¡Ã‚Â¬ÃƒÂ¢Ã¢â‚¬Å¾Ã‚Â¢ÃƒÆ’Ã†â€™Ãƒâ€ Ã¢â‚¬â„¢ÃƒÆ’Ã‚Â¢ÃƒÂ¢Ã¢â‚¬Å¡Ã‚Â¬Ãƒâ€¦Ã‚Â¡ÃƒÆ’Ã†â€™ÃƒÂ¢Ã¢â€šÂ¬Ã…Â¡ÃƒÆ’Ã¢â‚¬Å¡Ãƒâ€šÃ‚Â¢ÃƒÆ’Ã†â€™Ãƒâ€ Ã¢â‚¬â„¢ÃƒÆ’Ã¢â‚¬Â ÃƒÂ¢Ã¢â€šÂ¬Ã¢â€žÂ¢ÃƒÆ’Ã†â€™ÃƒÂ¢Ã¢â€šÂ¬Ã…Â¡ÃƒÆ’Ã¢â‚¬Å¡Ãƒâ€šÃ‚Â¢ÃƒÆ’Ã†â€™Ãƒâ€ Ã¢â‚¬â„¢ÃƒÆ’Ã¢â‚¬Å¡Ãƒâ€šÃ‚Â¢ÃƒÆ’Ã†â€™Ãƒâ€šÃ‚Â¢ÃƒÆ’Ã‚Â¢ÃƒÂ¢Ã¢â‚¬Å¡Ã‚Â¬Ãƒâ€¦Ã‚Â¡ÃƒÆ’Ã¢â‚¬Å¡Ãƒâ€šÃ‚Â¬ÃƒÆ’Ã†â€™ÃƒÂ¢Ã¢â€šÂ¬Ã‚Â¦ÃƒÆ’Ã¢â‚¬Å¡Ãƒâ€šÃ‚Â¡ÃƒÆ’Ã†â€™Ãƒâ€ Ã¢â‚¬â„¢ÃƒÆ’Ã‚Â¢ÃƒÂ¢Ã¢â‚¬Å¡Ã‚Â¬Ãƒâ€¦Ã‚Â¡ÃƒÆ’Ã†â€™ÃƒÂ¢Ã¢â€šÂ¬Ã…Â¡ÃƒÆ’Ã¢â‚¬Å¡Ãƒâ€šÃ‚Â¬ÃƒÆ’Ã†â€™Ãƒâ€ Ã¢â‚¬â„¢ÃƒÆ’Ã¢â‚¬Â ÃƒÂ¢Ã¢â€šÂ¬Ã¢â€žÂ¢ÃƒÆ’Ã†â€™ÃƒÂ¢Ã¢â€šÂ¬Ã…Â¡ÃƒÆ’Ã¢â‚¬Å¡Ãƒâ€šÃ‚Â¢ÃƒÆ’Ã†â€™Ãƒâ€ Ã¢â‚¬â„¢ÃƒÆ’Ã¢â‚¬Å¡Ãƒâ€šÃ‚Â¢ÃƒÆ’Ã†â€™Ãƒâ€šÃ‚Â¢ÃƒÆ’Ã‚Â¢ÃƒÂ¢Ã¢â€šÂ¬Ã…Â¡Ãƒâ€šÃ‚Â¬ÃƒÆ’Ã¢â‚¬Â¦Ãƒâ€šÃ‚Â¡ÃƒÆ’Ã†â€™ÃƒÂ¢Ã¢â€šÂ¬Ã…Â¡ÃƒÆ’Ã¢â‚¬Å¡Ãƒâ€šÃ‚Â¬ÃƒÆ’Ã†â€™Ãƒâ€ Ã¢â‚¬â„¢ÃƒÆ’Ã‚Â¢ÃƒÂ¢Ã¢â‚¬Å¡Ã‚Â¬Ãƒâ€¦Ã‚Â¡ÃƒÆ’Ã†â€™ÃƒÂ¢Ã¢â€šÂ¬Ã…Â¡ÃƒÆ’Ã¢â‚¬Å¡Ãƒâ€šÃ‚Â DOM renderer (browser/extension).</w:t>
-      </w:r>
-    </w:p>
-    <w:p>
-      <w:pPr>
-        <w:spacing w:before="0" w:after="0"/>
-      </w:pPr>
-      <w:r>
-        <w:rPr>
-          <w:rFonts w:ascii="Consolas" w:hAnsi="Consolas"/>
-          <w:sz w:val="18"/>
-          <w:szCs w:val="18"/>
-          <w:color w:val="333333"/>
-        </w:rPr>
-        <w:t xml:space="preserve">- `engine/src/tfcheck.js` ÃƒÆ’Ã†â€™Ãƒâ€ Ã¢â‚¬â„¢ÃƒÆ’Ã¢â‚¬Â ÃƒÂ¢Ã¢â€šÂ¬Ã¢â€žÂ¢ÃƒÆ’Ã†â€™ÃƒÂ¢Ã¢â€šÂ¬Ã‚Â ÃƒÆ’Ã‚Â¢ÃƒÂ¢Ã¢â‚¬Å¡Ã‚Â¬ÃƒÂ¢Ã¢â‚¬Å¾Ã‚Â¢ÃƒÆ’Ã†â€™Ãƒâ€ Ã¢â‚¬â„¢ÃƒÆ’Ã‚Â¢ÃƒÂ¢Ã¢â‚¬Å¡Ã‚Â¬Ãƒâ€¦Ã‚Â¡ÃƒÆ’Ã†â€™ÃƒÂ¢Ã¢â€šÂ¬Ã…Â¡ÃƒÆ’Ã¢â‚¬Å¡Ãƒâ€šÃ‚Â¢ÃƒÆ’Ã†â€™Ãƒâ€ Ã¢â‚¬â„¢ÃƒÆ’Ã¢â‚¬Â ÃƒÂ¢Ã¢â€šÂ¬Ã¢â€žÂ¢ÃƒÆ’Ã†â€™ÃƒÂ¢Ã¢â€šÂ¬Ã…Â¡ÃƒÆ’Ã¢â‚¬Å¡Ãƒâ€šÃ‚Â¢ÃƒÆ’Ã†â€™Ãƒâ€ Ã¢â‚¬â„¢ÃƒÆ’Ã¢â‚¬Å¡Ãƒâ€šÃ‚Â¢ÃƒÆ’Ã†â€™Ãƒâ€šÃ‚Â¢ÃƒÆ’Ã‚Â¢ÃƒÂ¢Ã¢â‚¬Å¡Ã‚Â¬Ãƒâ€¦Ã‚Â¡ÃƒÆ’Ã¢â‚¬Å¡Ãƒâ€šÃ‚Â¬ÃƒÆ’Ã†â€™ÃƒÂ¢Ã¢â€šÂ¬Ã‚Â¦ÃƒÆ’Ã¢â‚¬Å¡Ãƒâ€šÃ‚Â¡ÃƒÆ’Ã†â€™Ãƒâ€ Ã¢â‚¬â„¢ÃƒÆ’Ã‚Â¢ÃƒÂ¢Ã¢â‚¬Å¡Ã‚Â¬Ãƒâ€¦Ã‚Â¡ÃƒÆ’Ã†â€™ÃƒÂ¢Ã¢â€šÂ¬Ã…Â¡ÃƒÆ’Ã¢â‚¬Å¡Ãƒâ€šÃ‚Â¬ÃƒÆ’Ã†â€™Ãƒâ€ Ã¢â‚¬â„¢ÃƒÆ’Ã¢â‚¬Â ÃƒÂ¢Ã¢â€šÂ¬Ã¢â€žÂ¢ÃƒÆ’Ã†â€™ÃƒÂ¢Ã¢â€šÂ¬Ã…Â¡ÃƒÆ’Ã¢â‚¬Å¡Ãƒâ€šÃ‚Â¢ÃƒÆ’Ã†â€™Ãƒâ€ Ã¢â‚¬â„¢ÃƒÆ’Ã¢â‚¬Å¡Ãƒâ€šÃ‚Â¢ÃƒÆ’Ã†â€™Ãƒâ€šÃ‚Â¢ÃƒÆ’Ã‚Â¢ÃƒÂ¢Ã¢â€šÂ¬Ã…Â¡Ãƒâ€šÃ‚Â¬ÃƒÆ’Ã¢â‚¬Â¦Ãƒâ€šÃ‚Â¡ÃƒÆ’Ã†â€™ÃƒÂ¢Ã¢â€šÂ¬Ã…Â¡ÃƒÆ’Ã¢â‚¬Å¡Ãƒâ€šÃ‚Â¬ÃƒÆ’Ã†â€™Ãƒâ€ Ã¢â‚¬â„¢ÃƒÆ’Ã‚Â¢ÃƒÂ¢Ã¢â‚¬Å¡Ã‚Â¬Ãƒâ€¦Ã‚Â¡ÃƒÆ’Ã†â€™ÃƒÂ¢Ã¢â€šÂ¬Ã…Â¡ÃƒÆ’Ã¢â‚¬Å¡Ãƒâ€šÃ‚Â post-generation Terraform verifier (used by `vector verify`).</w:t>
+        <w:t xml:space="preserve">- `engine/src/taxonomy.js` ÃƒÆ’Ã†â€™Ãƒâ€ Ã¢â‚¬â„¢ÃƒÆ’Ã¢â‚¬Â ÃƒÂ¢Ã¢â€šÂ¬Ã¢â€žÂ¢ÃƒÆ’Ã†â€™ÃƒÂ¢Ã¢â€šÂ¬Ã‚Â ÃƒÆ’Ã‚Â¢ÃƒÂ¢Ã¢â‚¬Å¡Ã‚Â¬ÃƒÂ¢Ã¢â‚¬Å¾Ã‚Â¢ÃƒÆ’Ã†â€™Ãƒâ€ Ã¢â‚¬â„¢ÃƒÆ’Ã‚Â¢ÃƒÂ¢Ã¢â‚¬Å¡Ã‚Â¬Ãƒâ€šÃ‚Â ÃƒÆ’Ã†â€™Ãƒâ€šÃ‚Â¢ÃƒÆ’Ã‚Â¢ÃƒÂ¢Ã¢â€šÂ¬Ã…Â¡Ãƒâ€šÃ‚Â¬ÃƒÆ’Ã‚Â¢ÃƒÂ¢Ã¢â€šÂ¬Ã…Â¾Ãƒâ€šÃ‚Â¢ÃƒÆ’Ã†â€™Ãƒâ€ Ã¢â‚¬â„¢ÃƒÆ’Ã¢â‚¬Â ÃƒÂ¢Ã¢â€šÂ¬Ã¢â€žÂ¢ÃƒÆ’Ã†â€™Ãƒâ€šÃ‚Â¢ÃƒÆ’Ã‚Â¢ÃƒÂ¢Ã¢â€šÂ¬Ã…Â¡Ãƒâ€šÃ‚Â¬ÃƒÆ’Ã¢â‚¬Â¦Ãƒâ€šÃ‚Â¡ÃƒÆ’Ã†â€™Ãƒâ€ Ã¢â‚¬â„¢ÃƒÆ’Ã‚Â¢ÃƒÂ¢Ã¢â‚¬Å¡Ã‚Â¬Ãƒâ€¦Ã‚Â¡ÃƒÆ’Ã†â€™ÃƒÂ¢Ã¢â€šÂ¬Ã…Â¡ÃƒÆ’Ã¢â‚¬Å¡Ãƒâ€šÃ‚Â¢ÃƒÆ’Ã†â€™Ãƒâ€ Ã¢â‚¬â„¢ÃƒÆ’Ã¢â‚¬Â ÃƒÂ¢Ã¢â€šÂ¬Ã¢â€žÂ¢ÃƒÆ’Ã†â€™ÃƒÂ¢Ã¢â€šÂ¬Ã‚Â ÃƒÆ’Ã‚Â¢ÃƒÂ¢Ã¢â‚¬Å¡Ã‚Â¬ÃƒÂ¢Ã¢â‚¬Å¾Ã‚Â¢ÃƒÆ’Ã†â€™Ãƒâ€ Ã¢â‚¬â„¢ÃƒÆ’Ã‚Â¢ÃƒÂ¢Ã¢â‚¬Å¡Ã‚Â¬Ãƒâ€¦Ã‚Â¡ÃƒÆ’Ã†â€™ÃƒÂ¢Ã¢â€šÂ¬Ã…Â¡ÃƒÆ’Ã¢â‚¬Å¡Ãƒâ€šÃ‚Â¢ÃƒÆ’Ã†â€™Ãƒâ€ Ã¢â‚¬â„¢ÃƒÆ’Ã¢â‚¬Â ÃƒÂ¢Ã¢â€šÂ¬Ã¢â€žÂ¢ÃƒÆ’Ã†â€™ÃƒÂ¢Ã¢â€šÂ¬Ã…Â¡ÃƒÆ’Ã¢â‚¬Å¡Ãƒâ€šÃ‚Â¢ÃƒÆ’Ã†â€™Ãƒâ€ Ã¢â‚¬â„¢ÃƒÆ’Ã¢â‚¬Å¡Ãƒâ€šÃ‚Â¢ÃƒÆ’Ã†â€™Ãƒâ€šÃ‚Â¢ÃƒÆ’Ã‚Â¢ÃƒÂ¢Ã¢â€šÂ¬Ã…Â¡Ãƒâ€šÃ‚Â¬ÃƒÆ’Ã¢â‚¬Â¦Ãƒâ€šÃ‚Â¡ÃƒÆ’Ã†â€™ÃƒÂ¢Ã¢â€šÂ¬Ã…Â¡ÃƒÆ’Ã¢â‚¬Å¡Ãƒâ€šÃ‚Â¬ÃƒÆ’Ã†â€™Ãƒâ€ Ã¢â‚¬â„¢ÃƒÆ’Ã‚Â¢ÃƒÂ¢Ã¢â‚¬Å¡Ã‚Â¬Ãƒâ€šÃ‚Â¦ÃƒÆ’Ã†â€™ÃƒÂ¢Ã¢â€šÂ¬Ã…Â¡ÃƒÆ’Ã¢â‚¬Å¡Ãƒâ€šÃ‚Â¡ÃƒÆ’Ã†â€™Ãƒâ€ Ã¢â‚¬â„¢ÃƒÆ’Ã¢â‚¬Â ÃƒÂ¢Ã¢â€šÂ¬Ã¢â€žÂ¢ÃƒÆ’Ã†â€™Ãƒâ€šÃ‚Â¢ÃƒÆ’Ã‚Â¢ÃƒÂ¢Ã¢â€šÂ¬Ã…Â¡Ãƒâ€šÃ‚Â¬ÃƒÆ’Ã¢â‚¬Â¦Ãƒâ€šÃ‚Â¡ÃƒÆ’Ã†â€™Ãƒâ€ Ã¢â‚¬â„¢ÃƒÆ’Ã‚Â¢ÃƒÂ¢Ã¢â‚¬Å¡Ã‚Â¬Ãƒâ€¦Ã‚Â¡ÃƒÆ’Ã†â€™ÃƒÂ¢Ã¢â€šÂ¬Ã…Â¡ÃƒÆ’Ã¢â‚¬Å¡Ãƒâ€šÃ‚Â¬ÃƒÆ’Ã†â€™Ãƒâ€ Ã¢â‚¬â„¢ÃƒÆ’Ã¢â‚¬Â ÃƒÂ¢Ã¢â€šÂ¬Ã¢â€žÂ¢ÃƒÆ’Ã†â€™ÃƒÂ¢Ã¢â€šÂ¬Ã‚Â ÃƒÆ’Ã‚Â¢ÃƒÂ¢Ã¢â‚¬Å¡Ã‚Â¬ÃƒÂ¢Ã¢â‚¬Å¾Ã‚Â¢ÃƒÆ’Ã†â€™Ãƒâ€ Ã¢â‚¬â„¢ÃƒÆ’Ã‚Â¢ÃƒÂ¢Ã¢â‚¬Å¡Ã‚Â¬Ãƒâ€¦Ã‚Â¡ÃƒÆ’Ã†â€™ÃƒÂ¢Ã¢â€šÂ¬Ã…Â¡ÃƒÆ’Ã¢â‚¬Å¡Ãƒâ€šÃ‚Â¢ÃƒÆ’Ã†â€™Ãƒâ€ Ã¢â‚¬â„¢ÃƒÆ’Ã¢â‚¬Â ÃƒÂ¢Ã¢â€šÂ¬Ã¢â€žÂ¢ÃƒÆ’Ã†â€™ÃƒÂ¢Ã¢â€šÂ¬Ã…Â¡ÃƒÆ’Ã¢â‚¬Å¡Ãƒâ€šÃ‚Â¢ÃƒÆ’Ã†â€™Ãƒâ€ Ã¢â‚¬â„¢ÃƒÆ’Ã¢â‚¬Å¡Ãƒâ€šÃ‚Â¢ÃƒÆ’Ã†â€™Ãƒâ€šÃ‚Â¢ÃƒÆ’Ã‚Â¢ÃƒÂ¢Ã¢â‚¬Å¡Ã‚Â¬Ãƒâ€¦Ã‚Â¡ÃƒÆ’Ã¢â‚¬Å¡Ãƒâ€šÃ‚Â¬ÃƒÆ’Ã†â€™ÃƒÂ¢Ã¢â€šÂ¬Ã‚Â¦ÃƒÆ’Ã¢â‚¬Å¡Ãƒâ€šÃ‚Â¡ÃƒÆ’Ã†â€™Ãƒâ€ Ã¢â‚¬â„¢ÃƒÆ’Ã‚Â¢ÃƒÂ¢Ã¢â‚¬Å¡Ã‚Â¬Ãƒâ€¦Ã‚Â¡ÃƒÆ’Ã†â€™ÃƒÂ¢Ã¢â€šÂ¬Ã…Â¡ÃƒÆ’Ã¢â‚¬Å¡Ãƒâ€šÃ‚Â¬ÃƒÆ’Ã†â€™Ãƒâ€ Ã¢â‚¬â„¢ÃƒÆ’Ã¢â‚¬Â ÃƒÂ¢Ã¢â€šÂ¬Ã¢â€žÂ¢ÃƒÆ’Ã†â€™Ãƒâ€šÃ‚Â¢ÃƒÆ’Ã‚Â¢ÃƒÂ¢Ã¢â€šÂ¬Ã…Â¡Ãƒâ€šÃ‚Â¬ÃƒÆ’Ã¢â‚¬Â¦Ãƒâ€šÃ‚Â¡ÃƒÆ’Ã†â€™Ãƒâ€ Ã¢â‚¬â„¢ÃƒÆ’Ã‚Â¢ÃƒÂ¢Ã¢â‚¬Å¡Ã‚Â¬Ãƒâ€¦Ã‚Â¡ÃƒÆ’Ã†â€™ÃƒÂ¢Ã¢â€šÂ¬Ã…Â¡ÃƒÆ’Ã¢â‚¬Å¡Ãƒâ€šÃ‚Â the knowledge base.</w:t>
+      </w:r>
+    </w:p>
+    <w:p>
+      <w:pPr>
+        <w:spacing w:before="0" w:after="0"/>
+      </w:pPr>
+      <w:r>
+        <w:rPr>
+          <w:rFonts w:ascii="Consolas" w:hAnsi="Consolas"/>
+          <w:sz w:val="18"/>
+          <w:szCs w:val="18"/>
+          <w:color w:val="333333"/>
+        </w:rPr>
+        <w:t xml:space="preserve">- `engine/src/analyzer.js` ÃƒÆ’Ã†â€™Ãƒâ€ Ã¢â‚¬â„¢ÃƒÆ’Ã¢â‚¬Â ÃƒÂ¢Ã¢â€šÂ¬Ã¢â€žÂ¢ÃƒÆ’Ã†â€™ÃƒÂ¢Ã¢â€šÂ¬Ã‚Â ÃƒÆ’Ã‚Â¢ÃƒÂ¢Ã¢â‚¬Å¡Ã‚Â¬ÃƒÂ¢Ã¢â‚¬Å¾Ã‚Â¢ÃƒÆ’Ã†â€™Ãƒâ€ Ã¢â‚¬â„¢ÃƒÆ’Ã‚Â¢ÃƒÂ¢Ã¢â‚¬Å¡Ã‚Â¬Ãƒâ€šÃ‚Â ÃƒÆ’Ã†â€™Ãƒâ€šÃ‚Â¢ÃƒÆ’Ã‚Â¢ÃƒÂ¢Ã¢â€šÂ¬Ã…Â¡Ãƒâ€šÃ‚Â¬ÃƒÆ’Ã‚Â¢ÃƒÂ¢Ã¢â€šÂ¬Ã…Â¾Ãƒâ€šÃ‚Â¢ÃƒÆ’Ã†â€™Ãƒâ€ Ã¢â‚¬â„¢ÃƒÆ’Ã¢â‚¬Â ÃƒÂ¢Ã¢â€šÂ¬Ã¢â€žÂ¢ÃƒÆ’Ã†â€™Ãƒâ€šÃ‚Â¢ÃƒÆ’Ã‚Â¢ÃƒÂ¢Ã¢â€šÂ¬Ã…Â¡Ãƒâ€šÃ‚Â¬ÃƒÆ’Ã¢â‚¬Â¦Ãƒâ€šÃ‚Â¡ÃƒÆ’Ã†â€™Ãƒâ€ Ã¢â‚¬â„¢ÃƒÆ’Ã‚Â¢ÃƒÂ¢Ã¢â‚¬Å¡Ã‚Â¬Ãƒâ€¦Ã‚Â¡ÃƒÆ’Ã†â€™ÃƒÂ¢Ã¢â€šÂ¬Ã…Â¡ÃƒÆ’Ã¢â‚¬Å¡Ãƒâ€šÃ‚Â¢ÃƒÆ’Ã†â€™Ãƒâ€ Ã¢â‚¬â„¢ÃƒÆ’Ã¢â‚¬Â ÃƒÂ¢Ã¢â€šÂ¬Ã¢â€žÂ¢ÃƒÆ’Ã†â€™ÃƒÂ¢Ã¢â€šÂ¬Ã‚Â ÃƒÆ’Ã‚Â¢ÃƒÂ¢Ã¢â‚¬Å¡Ã‚Â¬ÃƒÂ¢Ã¢â‚¬Å¾Ã‚Â¢ÃƒÆ’Ã†â€™Ãƒâ€ Ã¢â‚¬â„¢ÃƒÆ’Ã‚Â¢ÃƒÂ¢Ã¢â‚¬Å¡Ã‚Â¬Ãƒâ€¦Ã‚Â¡ÃƒÆ’Ã†â€™ÃƒÂ¢Ã¢â€šÂ¬Ã…Â¡ÃƒÆ’Ã¢â‚¬Å¡Ãƒâ€šÃ‚Â¢ÃƒÆ’Ã†â€™Ãƒâ€ Ã¢â‚¬â„¢ÃƒÆ’Ã¢â‚¬Â ÃƒÂ¢Ã¢â€šÂ¬Ã¢â€žÂ¢ÃƒÆ’Ã†â€™ÃƒÂ¢Ã¢â€šÂ¬Ã…Â¡ÃƒÆ’Ã¢â‚¬Å¡Ãƒâ€šÃ‚Â¢ÃƒÆ’Ã†â€™Ãƒâ€ Ã¢â‚¬â„¢ÃƒÆ’Ã¢â‚¬Å¡Ãƒâ€šÃ‚Â¢ÃƒÆ’Ã†â€™Ãƒâ€šÃ‚Â¢ÃƒÆ’Ã‚Â¢ÃƒÂ¢Ã¢â€šÂ¬Ã…Â¡Ãƒâ€šÃ‚Â¬ÃƒÆ’Ã¢â‚¬Â¦Ãƒâ€šÃ‚Â¡ÃƒÆ’Ã†â€™ÃƒÂ¢Ã¢â€šÂ¬Ã…Â¡ÃƒÆ’Ã¢â‚¬Å¡Ãƒâ€šÃ‚Â¬ÃƒÆ’Ã†â€™Ãƒâ€ Ã¢â‚¬â„¢ÃƒÆ’Ã‚Â¢ÃƒÂ¢Ã¢â‚¬Å¡Ã‚Â¬Ãƒâ€šÃ‚Â¦ÃƒÆ’Ã†â€™ÃƒÂ¢Ã¢â€šÂ¬Ã…Â¡ÃƒÆ’Ã¢â‚¬Å¡Ãƒâ€šÃ‚Â¡ÃƒÆ’Ã†â€™Ãƒâ€ Ã¢â‚¬â„¢ÃƒÆ’Ã¢â‚¬Â ÃƒÂ¢Ã¢â€šÂ¬Ã¢â€žÂ¢ÃƒÆ’Ã†â€™Ãƒâ€šÃ‚Â¢ÃƒÆ’Ã‚Â¢ÃƒÂ¢Ã¢â€šÂ¬Ã…Â¡Ãƒâ€šÃ‚Â¬ÃƒÆ’Ã¢â‚¬Â¦Ãƒâ€šÃ‚Â¡ÃƒÆ’Ã†â€™Ãƒâ€ Ã¢â‚¬â„¢ÃƒÆ’Ã‚Â¢ÃƒÂ¢Ã¢â‚¬Å¡Ã‚Â¬Ãƒâ€¦Ã‚Â¡ÃƒÆ’Ã†â€™ÃƒÂ¢Ã¢â€šÂ¬Ã…Â¡ÃƒÆ’Ã¢â‚¬Å¡Ãƒâ€šÃ‚Â¬ÃƒÆ’Ã†â€™Ãƒâ€ Ã¢â‚¬â„¢ÃƒÆ’Ã¢â‚¬Â ÃƒÂ¢Ã¢â€šÂ¬Ã¢â€žÂ¢ÃƒÆ’Ã†â€™ÃƒÂ¢Ã¢â€šÂ¬Ã‚Â ÃƒÆ’Ã‚Â¢ÃƒÂ¢Ã¢â‚¬Å¡Ã‚Â¬ÃƒÂ¢Ã¢â‚¬Å¾Ã‚Â¢ÃƒÆ’Ã†â€™Ãƒâ€ Ã¢â‚¬â„¢ÃƒÆ’Ã‚Â¢ÃƒÂ¢Ã¢â‚¬Å¡Ã‚Â¬Ãƒâ€¦Ã‚Â¡ÃƒÆ’Ã†â€™ÃƒÂ¢Ã¢â€šÂ¬Ã…Â¡ÃƒÆ’Ã¢â‚¬Å¡Ãƒâ€šÃ‚Â¢ÃƒÆ’Ã†â€™Ãƒâ€ Ã¢â‚¬â„¢ÃƒÆ’Ã¢â‚¬Â ÃƒÂ¢Ã¢â€šÂ¬Ã¢â€žÂ¢ÃƒÆ’Ã†â€™ÃƒÂ¢Ã¢â€šÂ¬Ã…Â¡ÃƒÆ’Ã¢â‚¬Å¡Ãƒâ€šÃ‚Â¢ÃƒÆ’Ã†â€™Ãƒâ€ Ã¢â‚¬â„¢ÃƒÆ’Ã¢â‚¬Å¡Ãƒâ€šÃ‚Â¢ÃƒÆ’Ã†â€™Ãƒâ€šÃ‚Â¢ÃƒÆ’Ã‚Â¢ÃƒÂ¢Ã¢â‚¬Å¡Ã‚Â¬Ãƒâ€¦Ã‚Â¡ÃƒÆ’Ã¢â‚¬Å¡Ãƒâ€šÃ‚Â¬ÃƒÆ’Ã†â€™ÃƒÂ¢Ã¢â€šÂ¬Ã‚Â¦ÃƒÆ’Ã¢â‚¬Å¡Ãƒâ€šÃ‚Â¡ÃƒÆ’Ã†â€™Ãƒâ€ Ã¢â‚¬â„¢ÃƒÆ’Ã‚Â¢ÃƒÂ¢Ã¢â‚¬Å¡Ã‚Â¬Ãƒâ€¦Ã‚Â¡ÃƒÆ’Ã†â€™ÃƒÂ¢Ã¢â€šÂ¬Ã…Â¡ÃƒÆ’Ã¢â‚¬Å¡Ãƒâ€šÃ‚Â¬ÃƒÆ’Ã†â€™Ãƒâ€ Ã¢â‚¬â„¢ÃƒÆ’Ã¢â‚¬Â ÃƒÂ¢Ã¢â€šÂ¬Ã¢â€žÂ¢ÃƒÆ’Ã†â€™Ãƒâ€šÃ‚Â¢ÃƒÆ’Ã‚Â¢ÃƒÂ¢Ã¢â€šÂ¬Ã…Â¡Ãƒâ€šÃ‚Â¬ÃƒÆ’Ã¢â‚¬Â¦Ãƒâ€šÃ‚Â¡ÃƒÆ’Ã†â€™Ãƒâ€ Ã¢â‚¬â„¢ÃƒÆ’Ã‚Â¢ÃƒÂ¢Ã¢â‚¬Å¡Ã‚Â¬Ãƒâ€¦Ã‚Â¡ÃƒÆ’Ã†â€™ÃƒÂ¢Ã¢â€šÂ¬Ã…Â¡ÃƒÆ’Ã¢â‚¬Å¡Ãƒâ€šÃ‚Â the pipeline.</w:t>
+      </w:r>
+    </w:p>
+    <w:p>
+      <w:pPr>
+        <w:spacing w:before="0" w:after="0"/>
+      </w:pPr>
+      <w:r>
+        <w:rPr>
+          <w:rFonts w:ascii="Consolas" w:hAnsi="Consolas"/>
+          <w:sz w:val="18"/>
+          <w:szCs w:val="18"/>
+          <w:color w:val="333333"/>
+        </w:rPr>
+        <w:t xml:space="preserve">- `engine/src/semantic.js` ÃƒÆ’Ã†â€™Ãƒâ€ Ã¢â‚¬â„¢ÃƒÆ’Ã¢â‚¬Â ÃƒÂ¢Ã¢â€šÂ¬Ã¢â€žÂ¢ÃƒÆ’Ã†â€™ÃƒÂ¢Ã¢â€šÂ¬Ã‚Â ÃƒÆ’Ã‚Â¢ÃƒÂ¢Ã¢â‚¬Å¡Ã‚Â¬ÃƒÂ¢Ã¢â‚¬Å¾Ã‚Â¢ÃƒÆ’Ã†â€™Ãƒâ€ Ã¢â‚¬â„¢ÃƒÆ’Ã‚Â¢ÃƒÂ¢Ã¢â‚¬Å¡Ã‚Â¬Ãƒâ€šÃ‚Â ÃƒÆ’Ã†â€™Ãƒâ€šÃ‚Â¢ÃƒÆ’Ã‚Â¢ÃƒÂ¢Ã¢â€šÂ¬Ã…Â¡Ãƒâ€šÃ‚Â¬ÃƒÆ’Ã‚Â¢ÃƒÂ¢Ã¢â€šÂ¬Ã…Â¾Ãƒâ€šÃ‚Â¢ÃƒÆ’Ã†â€™Ãƒâ€ Ã¢â‚¬â„¢ÃƒÆ’Ã¢â‚¬Â ÃƒÂ¢Ã¢â€šÂ¬Ã¢â€žÂ¢ÃƒÆ’Ã†â€™Ãƒâ€šÃ‚Â¢ÃƒÆ’Ã‚Â¢ÃƒÂ¢Ã¢â€šÂ¬Ã…Â¡Ãƒâ€šÃ‚Â¬ÃƒÆ’Ã¢â‚¬Â¦Ãƒâ€šÃ‚Â¡ÃƒÆ’Ã†â€™Ãƒâ€ Ã¢â‚¬â„¢ÃƒÆ’Ã‚Â¢ÃƒÂ¢Ã¢â‚¬Å¡Ã‚Â¬Ãƒâ€¦Ã‚Â¡ÃƒÆ’Ã†â€™ÃƒÂ¢Ã¢â€šÂ¬Ã…Â¡ÃƒÆ’Ã¢â‚¬Å¡Ãƒâ€šÃ‚Â¢ÃƒÆ’Ã†â€™Ãƒâ€ Ã¢â‚¬â„¢ÃƒÆ’Ã¢â‚¬Â ÃƒÂ¢Ã¢â€šÂ¬Ã¢â€žÂ¢ÃƒÆ’Ã†â€™ÃƒÂ¢Ã¢â€šÂ¬Ã‚Â ÃƒÆ’Ã‚Â¢ÃƒÂ¢Ã¢â‚¬Å¡Ã‚Â¬ÃƒÂ¢Ã¢â‚¬Å¾Ã‚Â¢ÃƒÆ’Ã†â€™Ãƒâ€ Ã¢â‚¬â„¢ÃƒÆ’Ã‚Â¢ÃƒÂ¢Ã¢â‚¬Å¡Ã‚Â¬Ãƒâ€¦Ã‚Â¡ÃƒÆ’Ã†â€™ÃƒÂ¢Ã¢â€šÂ¬Ã…Â¡ÃƒÆ’Ã¢â‚¬Å¡Ãƒâ€šÃ‚Â¢ÃƒÆ’Ã†â€™Ãƒâ€ Ã¢â‚¬â„¢ÃƒÆ’Ã¢â‚¬Â ÃƒÂ¢Ã¢â€šÂ¬Ã¢â€žÂ¢ÃƒÆ’Ã†â€™ÃƒÂ¢Ã¢â€šÂ¬Ã…Â¡ÃƒÆ’Ã¢â‚¬Å¡Ãƒâ€šÃ‚Â¢ÃƒÆ’Ã†â€™Ãƒâ€ Ã¢â‚¬â„¢ÃƒÆ’Ã¢â‚¬Å¡Ãƒâ€šÃ‚Â¢ÃƒÆ’Ã†â€™Ãƒâ€šÃ‚Â¢ÃƒÆ’Ã‚Â¢ÃƒÂ¢Ã¢â€šÂ¬Ã…Â¡Ãƒâ€šÃ‚Â¬ÃƒÆ’Ã¢â‚¬Â¦Ãƒâ€šÃ‚Â¡ÃƒÆ’Ã†â€™ÃƒÂ¢Ã¢â€šÂ¬Ã…Â¡ÃƒÆ’Ã¢â‚¬Å¡Ãƒâ€šÃ‚Â¬ÃƒÆ’Ã†â€™Ãƒâ€ Ã¢â‚¬â„¢ÃƒÆ’Ã‚Â¢ÃƒÂ¢Ã¢â‚¬Å¡Ã‚Â¬Ãƒâ€šÃ‚Â¦ÃƒÆ’Ã†â€™ÃƒÂ¢Ã¢â€šÂ¬Ã…Â¡ÃƒÆ’Ã¢â‚¬Å¡Ãƒâ€šÃ‚Â¡ÃƒÆ’Ã†â€™Ãƒâ€ Ã¢â‚¬â„¢ÃƒÆ’Ã¢â‚¬Â ÃƒÂ¢Ã¢â€šÂ¬Ã¢â€žÂ¢ÃƒÆ’Ã†â€™Ãƒâ€šÃ‚Â¢ÃƒÆ’Ã‚Â¢ÃƒÂ¢Ã¢â€šÂ¬Ã…Â¡Ãƒâ€šÃ‚Â¬ÃƒÆ’Ã¢â‚¬Â¦Ãƒâ€šÃ‚Â¡ÃƒÆ’Ã†â€™Ãƒâ€ Ã¢â‚¬â„¢ÃƒÆ’Ã‚Â¢ÃƒÂ¢Ã¢â‚¬Å¡Ã‚Â¬Ãƒâ€¦Ã‚Â¡ÃƒÆ’Ã†â€™ÃƒÂ¢Ã¢â€šÂ¬Ã…Â¡ÃƒÆ’Ã¢â‚¬Å¡Ãƒâ€šÃ‚Â¬ÃƒÆ’Ã†â€™Ãƒâ€ Ã¢â‚¬â„¢ÃƒÆ’Ã¢â‚¬Â ÃƒÂ¢Ã¢â€šÂ¬Ã¢â€žÂ¢ÃƒÆ’Ã†â€™ÃƒÂ¢Ã¢â€šÂ¬Ã‚Â ÃƒÆ’Ã‚Â¢ÃƒÂ¢Ã¢â‚¬Å¡Ã‚Â¬ÃƒÂ¢Ã¢â‚¬Å¾Ã‚Â¢ÃƒÆ’Ã†â€™Ãƒâ€ Ã¢â‚¬â„¢ÃƒÆ’Ã‚Â¢ÃƒÂ¢Ã¢â‚¬Å¡Ã‚Â¬Ãƒâ€¦Ã‚Â¡ÃƒÆ’Ã†â€™ÃƒÂ¢Ã¢â€šÂ¬Ã…Â¡ÃƒÆ’Ã¢â‚¬Å¡Ãƒâ€šÃ‚Â¢ÃƒÆ’Ã†â€™Ãƒâ€ Ã¢â‚¬â„¢ÃƒÆ’Ã¢â‚¬Â ÃƒÂ¢Ã¢â€šÂ¬Ã¢â€žÂ¢ÃƒÆ’Ã†â€™ÃƒÂ¢Ã¢â€šÂ¬Ã…Â¡ÃƒÆ’Ã¢â‚¬Å¡Ãƒâ€šÃ‚Â¢ÃƒÆ’Ã†â€™Ãƒâ€ Ã¢â‚¬â„¢ÃƒÆ’Ã¢â‚¬Å¡Ãƒâ€šÃ‚Â¢ÃƒÆ’Ã†â€™Ãƒâ€šÃ‚Â¢ÃƒÆ’Ã‚Â¢ÃƒÂ¢Ã¢â‚¬Å¡Ã‚Â¬Ãƒâ€¦Ã‚Â¡ÃƒÆ’Ã¢â‚¬Å¡Ãƒâ€šÃ‚Â¬ÃƒÆ’Ã†â€™ÃƒÂ¢Ã¢â€šÂ¬Ã‚Â¦ÃƒÆ’Ã¢â‚¬Å¡Ãƒâ€šÃ‚Â¡ÃƒÆ’Ã†â€™Ãƒâ€ Ã¢â‚¬â„¢ÃƒÆ’Ã‚Â¢ÃƒÂ¢Ã¢â‚¬Å¡Ã‚Â¬Ãƒâ€¦Ã‚Â¡ÃƒÆ’Ã†â€™ÃƒÂ¢Ã¢â€šÂ¬Ã…Â¡ÃƒÆ’Ã¢â‚¬Å¡Ãƒâ€šÃ‚Â¬ÃƒÆ’Ã†â€™Ãƒâ€ Ã¢â‚¬â„¢ÃƒÆ’Ã¢â‚¬Â ÃƒÂ¢Ã¢â€šÂ¬Ã¢â€žÂ¢ÃƒÆ’Ã†â€™Ãƒâ€šÃ‚Â¢ÃƒÆ’Ã‚Â¢ÃƒÂ¢Ã¢â€šÂ¬Ã…Â¡Ãƒâ€šÃ‚Â¬ÃƒÆ’Ã¢â‚¬Â¦Ãƒâ€šÃ‚Â¡ÃƒÆ’Ã†â€™Ãƒâ€ Ã¢â‚¬â„¢ÃƒÆ’Ã‚Â¢ÃƒÂ¢Ã¢â‚¬Å¡Ã‚Â¬Ãƒâ€¦Ã‚Â¡ÃƒÆ’Ã†â€™ÃƒÂ¢Ã¢â€šÂ¬Ã…Â¡ÃƒÆ’Ã¢â‚¬Å¡Ãƒâ€šÃ‚Â TF-IDF relevance (advisory only).</w:t>
+      </w:r>
+    </w:p>
+    <w:p>
+      <w:pPr>
+        <w:spacing w:before="0" w:after="0"/>
+      </w:pPr>
+      <w:r>
+        <w:rPr>
+          <w:rFonts w:ascii="Consolas" w:hAnsi="Consolas"/>
+          <w:sz w:val="18"/>
+          <w:szCs w:val="18"/>
+          <w:color w:val="333333"/>
+        </w:rPr>
+        <w:t xml:space="preserve">- `engine/src/ui.js` + `engine/src/ui.css` ÃƒÆ’Ã†â€™Ãƒâ€ Ã¢â‚¬â„¢ÃƒÆ’Ã¢â‚¬Â ÃƒÂ¢Ã¢â€šÂ¬Ã¢â€žÂ¢ÃƒÆ’Ã†â€™ÃƒÂ¢Ã¢â€šÂ¬Ã‚Â ÃƒÆ’Ã‚Â¢ÃƒÂ¢Ã¢â‚¬Å¡Ã‚Â¬ÃƒÂ¢Ã¢â‚¬Å¾Ã‚Â¢ÃƒÆ’Ã†â€™Ãƒâ€ Ã¢â‚¬â„¢ÃƒÆ’Ã‚Â¢ÃƒÂ¢Ã¢â‚¬Å¡Ã‚Â¬Ãƒâ€šÃ‚Â ÃƒÆ’Ã†â€™Ãƒâ€šÃ‚Â¢ÃƒÆ’Ã‚Â¢ÃƒÂ¢Ã¢â€šÂ¬Ã…Â¡Ãƒâ€šÃ‚Â¬ÃƒÆ’Ã‚Â¢ÃƒÂ¢Ã¢â€šÂ¬Ã…Â¾Ãƒâ€šÃ‚Â¢ÃƒÆ’Ã†â€™Ãƒâ€ Ã¢â‚¬â„¢ÃƒÆ’Ã¢â‚¬Â ÃƒÂ¢Ã¢â€šÂ¬Ã¢â€žÂ¢ÃƒÆ’Ã†â€™Ãƒâ€šÃ‚Â¢ÃƒÆ’Ã‚Â¢ÃƒÂ¢Ã¢â€šÂ¬Ã…Â¡Ãƒâ€šÃ‚Â¬ÃƒÆ’Ã¢â‚¬Â¦Ãƒâ€šÃ‚Â¡ÃƒÆ’Ã†â€™Ãƒâ€ Ã¢â‚¬â„¢ÃƒÆ’Ã‚Â¢ÃƒÂ¢Ã¢â‚¬Å¡Ã‚Â¬Ãƒâ€¦Ã‚Â¡ÃƒÆ’Ã†â€™ÃƒÂ¢Ã¢â€šÂ¬Ã…Â¡ÃƒÆ’Ã¢â‚¬Å¡Ãƒâ€šÃ‚Â¢ÃƒÆ’Ã†â€™Ãƒâ€ Ã¢â‚¬â„¢ÃƒÆ’Ã¢â‚¬Â ÃƒÂ¢Ã¢â€šÂ¬Ã¢â€žÂ¢ÃƒÆ’Ã†â€™ÃƒÂ¢Ã¢â€šÂ¬Ã‚Â ÃƒÆ’Ã‚Â¢ÃƒÂ¢Ã¢â‚¬Å¡Ã‚Â¬ÃƒÂ¢Ã¢â‚¬Å¾Ã‚Â¢ÃƒÆ’Ã†â€™Ãƒâ€ Ã¢â‚¬â„¢ÃƒÆ’Ã‚Â¢ÃƒÂ¢Ã¢â‚¬Å¡Ã‚Â¬Ãƒâ€¦Ã‚Â¡ÃƒÆ’Ã†â€™ÃƒÂ¢Ã¢â€šÂ¬Ã…Â¡ÃƒÆ’Ã¢â‚¬Å¡Ãƒâ€šÃ‚Â¢ÃƒÆ’Ã†â€™Ãƒâ€ Ã¢â‚¬â„¢ÃƒÆ’Ã¢â‚¬Â ÃƒÂ¢Ã¢â€šÂ¬Ã¢â€žÂ¢ÃƒÆ’Ã†â€™ÃƒÂ¢Ã¢â€šÂ¬Ã…Â¡ÃƒÆ’Ã¢â‚¬Å¡Ãƒâ€šÃ‚Â¢ÃƒÆ’Ã†â€™Ãƒâ€ Ã¢â‚¬â„¢ÃƒÆ’Ã¢â‚¬Å¡Ãƒâ€šÃ‚Â¢ÃƒÆ’Ã†â€™Ãƒâ€šÃ‚Â¢ÃƒÆ’Ã‚Â¢ÃƒÂ¢Ã¢â€šÂ¬Ã…Â¡Ãƒâ€šÃ‚Â¬ÃƒÆ’Ã¢â‚¬Â¦Ãƒâ€šÃ‚Â¡ÃƒÆ’Ã†â€™ÃƒÂ¢Ã¢â€šÂ¬Ã…Â¡ÃƒÆ’Ã¢â‚¬Å¡Ãƒâ€šÃ‚Â¬ÃƒÆ’Ã†â€™Ãƒâ€ Ã¢â‚¬â„¢ÃƒÆ’Ã‚Â¢ÃƒÂ¢Ã¢â‚¬Å¡Ã‚Â¬Ãƒâ€šÃ‚Â¦ÃƒÆ’Ã†â€™ÃƒÂ¢Ã¢â€šÂ¬Ã…Â¡ÃƒÆ’Ã¢â‚¬Å¡Ãƒâ€šÃ‚Â¡ÃƒÆ’Ã†â€™Ãƒâ€ Ã¢â‚¬â„¢ÃƒÆ’Ã¢â‚¬Â ÃƒÂ¢Ã¢â€šÂ¬Ã¢â€žÂ¢ÃƒÆ’Ã†â€™Ãƒâ€šÃ‚Â¢ÃƒÆ’Ã‚Â¢ÃƒÂ¢Ã¢â€šÂ¬Ã…Â¡Ãƒâ€šÃ‚Â¬ÃƒÆ’Ã¢â‚¬Â¦Ãƒâ€šÃ‚Â¡ÃƒÆ’Ã†â€™Ãƒâ€ Ã¢â‚¬â„¢ÃƒÆ’Ã‚Â¢ÃƒÂ¢Ã¢â‚¬Å¡Ã‚Â¬Ãƒâ€¦Ã‚Â¡ÃƒÆ’Ã†â€™ÃƒÂ¢Ã¢â€šÂ¬Ã…Â¡ÃƒÆ’Ã¢â‚¬Å¡Ãƒâ€šÃ‚Â¬ÃƒÆ’Ã†â€™Ãƒâ€ Ã¢â‚¬â„¢ÃƒÆ’Ã¢â‚¬Â ÃƒÂ¢Ã¢â€šÂ¬Ã¢â€žÂ¢ÃƒÆ’Ã†â€™ÃƒÂ¢Ã¢â€šÂ¬Ã‚Â ÃƒÆ’Ã‚Â¢ÃƒÂ¢Ã¢â‚¬Å¡Ã‚Â¬ÃƒÂ¢Ã¢â‚¬Å¾Ã‚Â¢ÃƒÆ’Ã†â€™Ãƒâ€ Ã¢â‚¬â„¢ÃƒÆ’Ã‚Â¢ÃƒÂ¢Ã¢â‚¬Å¡Ã‚Â¬Ãƒâ€¦Ã‚Â¡ÃƒÆ’Ã†â€™ÃƒÂ¢Ã¢â€šÂ¬Ã…Â¡ÃƒÆ’Ã¢â‚¬Å¡Ãƒâ€šÃ‚Â¢ÃƒÆ’Ã†â€™Ãƒâ€ Ã¢â‚¬â„¢ÃƒÆ’Ã¢â‚¬Â ÃƒÂ¢Ã¢â€šÂ¬Ã¢â€žÂ¢ÃƒÆ’Ã†â€™ÃƒÂ¢Ã¢â€šÂ¬Ã…Â¡ÃƒÆ’Ã¢â‚¬Å¡Ãƒâ€šÃ‚Â¢ÃƒÆ’Ã†â€™Ãƒâ€ Ã¢â‚¬â„¢ÃƒÆ’Ã¢â‚¬Å¡Ãƒâ€šÃ‚Â¢ÃƒÆ’Ã†â€™Ãƒâ€šÃ‚Â¢ÃƒÆ’Ã‚Â¢ÃƒÂ¢Ã¢â‚¬Å¡Ã‚Â¬Ãƒâ€¦Ã‚Â¡ÃƒÆ’Ã¢â‚¬Å¡Ãƒâ€šÃ‚Â¬ÃƒÆ’Ã†â€™ÃƒÂ¢Ã¢â€šÂ¬Ã‚Â¦ÃƒÆ’Ã¢â‚¬Å¡Ãƒâ€šÃ‚Â¡ÃƒÆ’Ã†â€™Ãƒâ€ Ã¢â‚¬â„¢ÃƒÆ’Ã‚Â¢ÃƒÂ¢Ã¢â‚¬Å¡Ã‚Â¬Ãƒâ€¦Ã‚Â¡ÃƒÆ’Ã†â€™ÃƒÂ¢Ã¢â€šÂ¬Ã…Â¡ÃƒÆ’Ã¢â‚¬Å¡Ãƒâ€šÃ‚Â¬ÃƒÆ’Ã†â€™Ãƒâ€ Ã¢â‚¬â„¢ÃƒÆ’Ã¢â‚¬Â ÃƒÂ¢Ã¢â€šÂ¬Ã¢â€žÂ¢ÃƒÆ’Ã†â€™Ãƒâ€šÃ‚Â¢ÃƒÆ’Ã‚Â¢ÃƒÂ¢Ã¢â€šÂ¬Ã…Â¡Ãƒâ€šÃ‚Â¬ÃƒÆ’Ã¢â‚¬Â¦Ãƒâ€šÃ‚Â¡ÃƒÆ’Ã†â€™Ãƒâ€ Ã¢â‚¬â„¢ÃƒÆ’Ã‚Â¢ÃƒÂ¢Ã¢â‚¬Å¡Ã‚Â¬Ãƒâ€¦Ã‚Â¡ÃƒÆ’Ã†â€™ÃƒÂ¢Ã¢â€šÂ¬Ã…Â¡ÃƒÆ’Ã¢â‚¬Å¡Ãƒâ€šÃ‚Â DOM renderer (browser/extension).</w:t>
+      </w:r>
+    </w:p>
+    <w:p>
+      <w:pPr>
+        <w:spacing w:before="0" w:after="0"/>
+      </w:pPr>
+      <w:r>
+        <w:rPr>
+          <w:rFonts w:ascii="Consolas" w:hAnsi="Consolas"/>
+          <w:sz w:val="18"/>
+          <w:szCs w:val="18"/>
+          <w:color w:val="333333"/>
+        </w:rPr>
+        <w:t xml:space="preserve">- `engine/src/tfcheck.js` ÃƒÆ’Ã†â€™Ãƒâ€ Ã¢â‚¬â„¢ÃƒÆ’Ã¢â‚¬Â ÃƒÂ¢Ã¢â€šÂ¬Ã¢â€žÂ¢ÃƒÆ’Ã†â€™ÃƒÂ¢Ã¢â€šÂ¬Ã‚Â ÃƒÆ’Ã‚Â¢ÃƒÂ¢Ã¢â‚¬Å¡Ã‚Â¬ÃƒÂ¢Ã¢â‚¬Å¾Ã‚Â¢ÃƒÆ’Ã†â€™Ãƒâ€ Ã¢â‚¬â„¢ÃƒÆ’Ã‚Â¢ÃƒÂ¢Ã¢â‚¬Å¡Ã‚Â¬Ãƒâ€šÃ‚Â ÃƒÆ’Ã†â€™Ãƒâ€šÃ‚Â¢ÃƒÆ’Ã‚Â¢ÃƒÂ¢Ã¢â€šÂ¬Ã…Â¡Ãƒâ€šÃ‚Â¬ÃƒÆ’Ã‚Â¢ÃƒÂ¢Ã¢â€šÂ¬Ã…Â¾Ãƒâ€šÃ‚Â¢ÃƒÆ’Ã†â€™Ãƒâ€ Ã¢â‚¬â„¢ÃƒÆ’Ã¢â‚¬Â ÃƒÂ¢Ã¢â€šÂ¬Ã¢â€žÂ¢ÃƒÆ’Ã†â€™Ãƒâ€šÃ‚Â¢ÃƒÆ’Ã‚Â¢ÃƒÂ¢Ã¢â€šÂ¬Ã…Â¡Ãƒâ€šÃ‚Â¬ÃƒÆ’Ã¢â‚¬Â¦Ãƒâ€šÃ‚Â¡ÃƒÆ’Ã†â€™Ãƒâ€ Ã¢â‚¬â„¢ÃƒÆ’Ã‚Â¢ÃƒÂ¢Ã¢â‚¬Å¡Ã‚Â¬Ãƒâ€¦Ã‚Â¡ÃƒÆ’Ã†â€™ÃƒÂ¢Ã¢â€šÂ¬Ã…Â¡ÃƒÆ’Ã¢â‚¬Å¡Ãƒâ€šÃ‚Â¢ÃƒÆ’Ã†â€™Ãƒâ€ Ã¢â‚¬â„¢ÃƒÆ’Ã¢â‚¬Â ÃƒÂ¢Ã¢â€šÂ¬Ã¢â€žÂ¢ÃƒÆ’Ã†â€™ÃƒÂ¢Ã¢â€šÂ¬Ã‚Â ÃƒÆ’Ã‚Â¢ÃƒÂ¢Ã¢â‚¬Å¡Ã‚Â¬ÃƒÂ¢Ã¢â‚¬Å¾Ã‚Â¢ÃƒÆ’Ã†â€™Ãƒâ€ Ã¢â‚¬â„¢ÃƒÆ’Ã‚Â¢ÃƒÂ¢Ã¢â‚¬Å¡Ã‚Â¬Ãƒâ€¦Ã‚Â¡ÃƒÆ’Ã†â€™ÃƒÂ¢Ã¢â€šÂ¬Ã…Â¡ÃƒÆ’Ã¢â‚¬Å¡Ãƒâ€šÃ‚Â¢ÃƒÆ’Ã†â€™Ãƒâ€ Ã¢â‚¬â„¢ÃƒÆ’Ã¢â‚¬Â ÃƒÂ¢Ã¢â€šÂ¬Ã¢â€žÂ¢ÃƒÆ’Ã†â€™ÃƒÂ¢Ã¢â€šÂ¬Ã…Â¡ÃƒÆ’Ã¢â‚¬Å¡Ãƒâ€šÃ‚Â¢ÃƒÆ’Ã†â€™Ãƒâ€ Ã¢â‚¬â„¢ÃƒÆ’Ã¢â‚¬Å¡Ãƒâ€šÃ‚Â¢ÃƒÆ’Ã†â€™Ãƒâ€šÃ‚Â¢ÃƒÆ’Ã‚Â¢ÃƒÂ¢Ã¢â€šÂ¬Ã…Â¡Ãƒâ€šÃ‚Â¬ÃƒÆ’Ã¢â‚¬Â¦Ãƒâ€šÃ‚Â¡ÃƒÆ’Ã†â€™ÃƒÂ¢Ã¢â€šÂ¬Ã…Â¡ÃƒÆ’Ã¢â‚¬Å¡Ãƒâ€šÃ‚Â¬ÃƒÆ’Ã†â€™Ãƒâ€ Ã¢â‚¬â„¢ÃƒÆ’Ã‚Â¢ÃƒÂ¢Ã¢â‚¬Å¡Ã‚Â¬Ãƒâ€šÃ‚Â¦ÃƒÆ’Ã†â€™ÃƒÂ¢Ã¢â€šÂ¬Ã…Â¡ÃƒÆ’Ã¢â‚¬Å¡Ãƒâ€šÃ‚Â¡ÃƒÆ’Ã†â€™Ãƒâ€ Ã¢â‚¬â„¢ÃƒÆ’Ã¢â‚¬Â ÃƒÂ¢Ã¢â€šÂ¬Ã¢â€žÂ¢ÃƒÆ’Ã†â€™Ãƒâ€šÃ‚Â¢ÃƒÆ’Ã‚Â¢ÃƒÂ¢Ã¢â€šÂ¬Ã…Â¡Ãƒâ€šÃ‚Â¬ÃƒÆ’Ã¢â‚¬Â¦Ãƒâ€šÃ‚Â¡ÃƒÆ’Ã†â€™Ãƒâ€ Ã¢â‚¬â„¢ÃƒÆ’Ã‚Â¢ÃƒÂ¢Ã¢â‚¬Å¡Ã‚Â¬Ãƒâ€¦Ã‚Â¡ÃƒÆ’Ã†â€™ÃƒÂ¢Ã¢â€šÂ¬Ã…Â¡ÃƒÆ’Ã¢â‚¬Å¡Ãƒâ€šÃ‚Â¬ÃƒÆ’Ã†â€™Ãƒâ€ Ã¢â‚¬â„¢ÃƒÆ’Ã¢â‚¬Â ÃƒÂ¢Ã¢â€šÂ¬Ã¢â€žÂ¢ÃƒÆ’Ã†â€™ÃƒÂ¢Ã¢â€šÂ¬Ã‚Â ÃƒÆ’Ã‚Â¢ÃƒÂ¢Ã¢â‚¬Å¡Ã‚Â¬ÃƒÂ¢Ã¢â‚¬Å¾Ã‚Â¢ÃƒÆ’Ã†â€™Ãƒâ€ Ã¢â‚¬â„¢ÃƒÆ’Ã‚Â¢ÃƒÂ¢Ã¢â‚¬Å¡Ã‚Â¬Ãƒâ€¦Ã‚Â¡ÃƒÆ’Ã†â€™ÃƒÂ¢Ã¢â€šÂ¬Ã…Â¡ÃƒÆ’Ã¢â‚¬Å¡Ãƒâ€šÃ‚Â¢ÃƒÆ’Ã†â€™Ãƒâ€ Ã¢â‚¬â„¢ÃƒÆ’Ã¢â‚¬Â ÃƒÂ¢Ã¢â€šÂ¬Ã¢â€žÂ¢ÃƒÆ’Ã†â€™ÃƒÂ¢Ã¢â€šÂ¬Ã…Â¡ÃƒÆ’Ã¢â‚¬Å¡Ãƒâ€šÃ‚Â¢ÃƒÆ’Ã†â€™Ãƒâ€ Ã¢â‚¬â„¢ÃƒÆ’Ã¢â‚¬Å¡Ãƒâ€šÃ‚Â¢ÃƒÆ’Ã†â€™Ãƒâ€šÃ‚Â¢ÃƒÆ’Ã‚Â¢ÃƒÂ¢Ã¢â‚¬Å¡Ã‚Â¬Ãƒâ€¦Ã‚Â¡ÃƒÆ’Ã¢â‚¬Å¡Ãƒâ€šÃ‚Â¬ÃƒÆ’Ã†â€™ÃƒÂ¢Ã¢â€šÂ¬Ã‚Â¦ÃƒÆ’Ã¢â‚¬Å¡Ãƒâ€šÃ‚Â¡ÃƒÆ’Ã†â€™Ãƒâ€ Ã¢â‚¬â„¢ÃƒÆ’Ã‚Â¢ÃƒÂ¢Ã¢â‚¬Å¡Ã‚Â¬Ãƒâ€¦Ã‚Â¡ÃƒÆ’Ã†â€™ÃƒÂ¢Ã¢â€šÂ¬Ã…Â¡ÃƒÆ’Ã¢â‚¬Å¡Ãƒâ€šÃ‚Â¬ÃƒÆ’Ã†â€™Ãƒâ€ Ã¢â‚¬â„¢ÃƒÆ’Ã¢â‚¬Â ÃƒÂ¢Ã¢â€šÂ¬Ã¢â€žÂ¢ÃƒÆ’Ã†â€™Ãƒâ€šÃ‚Â¢ÃƒÆ’Ã‚Â¢ÃƒÂ¢Ã¢â€šÂ¬Ã…Â¡Ãƒâ€šÃ‚Â¬ÃƒÆ’Ã¢â‚¬Â¦Ãƒâ€šÃ‚Â¡ÃƒÆ’Ã†â€™Ãƒâ€ Ã¢â‚¬â„¢ÃƒÆ’Ã‚Â¢ÃƒÂ¢Ã¢â‚¬Å¡Ã‚Â¬Ãƒâ€¦Ã‚Â¡ÃƒÆ’Ã†â€™ÃƒÂ¢Ã¢â€šÂ¬Ã…Â¡ÃƒÆ’Ã¢â‚¬Å¡Ãƒâ€šÃ‚Â post-generation Terraform verifier (used by `vector verify`).</w:t>
       </w:r>
     </w:p>
     <w:p>
@@ -1649,7 +1649,7 @@
           <w:szCs w:val="18"/>
           <w:color w:val="333333"/>
         </w:rPr>
-        <w:t xml:space="preserve">  SQS, SNS, Redshift, OpenSearch, SageMaker, ÃƒÆ’Ã†â€™Ãƒâ€ Ã¢â‚¬â„¢ÃƒÆ’Ã¢â‚¬Â ÃƒÂ¢Ã¢â€šÂ¬Ã¢â€žÂ¢ÃƒÆ’Ã†â€™ÃƒÂ¢Ã¢â€šÂ¬Ã‚Â ÃƒÆ’Ã‚Â¢ÃƒÂ¢Ã¢â‚¬Å¡Ã‚Â¬ÃƒÂ¢Ã¢â‚¬Å¾Ã‚Â¢ÃƒÆ’Ã†â€™Ãƒâ€ Ã¢â‚¬â„¢ÃƒÆ’Ã‚Â¢ÃƒÂ¢Ã¢â‚¬Å¡Ã‚Â¬Ãƒâ€¦Ã‚Â¡ÃƒÆ’Ã†â€™ÃƒÂ¢Ã¢â€šÂ¬Ã…Â¡ÃƒÆ’Ã¢â‚¬Å¡Ãƒâ€šÃ‚Â¢ÃƒÆ’Ã†â€™Ãƒâ€ Ã¢â‚¬â„¢ÃƒÆ’Ã¢â‚¬Â ÃƒÂ¢Ã¢â€šÂ¬Ã¢â€žÂ¢ÃƒÆ’Ã†â€™ÃƒÂ¢Ã¢â€šÂ¬Ã…Â¡ÃƒÆ’Ã¢â‚¬Å¡Ãƒâ€šÃ‚Â¢ÃƒÆ’Ã†â€™Ãƒâ€ Ã¢â‚¬â„¢ÃƒÆ’Ã¢â‚¬Å¡Ãƒâ€šÃ‚Â¢ÃƒÆ’Ã†â€™Ãƒâ€šÃ‚Â¢ÃƒÆ’Ã‚Â¢ÃƒÂ¢Ã¢â‚¬Å¡Ã‚Â¬Ãƒâ€¦Ã‚Â¡ÃƒÆ’Ã¢â‚¬Å¡Ãƒâ€šÃ‚Â¬ÃƒÆ’Ã†â€™ÃƒÂ¢Ã¢â€šÂ¬Ã‚Â¦ÃƒÆ’Ã¢â‚¬Å¡Ãƒâ€šÃ‚Â¡ÃƒÆ’Ã†â€™Ãƒâ€ Ã¢â‚¬â„¢ÃƒÆ’Ã‚Â¢ÃƒÂ¢Ã¢â‚¬Å¡Ã‚Â¬Ãƒâ€¦Ã‚Â¡ÃƒÆ’Ã†â€™ÃƒÂ¢Ã¢â€šÂ¬Ã…Â¡ÃƒÆ’Ã¢â‚¬Å¡Ãƒâ€šÃ‚Â¬ÃƒÆ’Ã†â€™Ãƒâ€ Ã¢â‚¬â„¢ÃƒÆ’Ã¢â‚¬Â ÃƒÂ¢Ã¢â€šÂ¬Ã¢â€žÂ¢ÃƒÆ’Ã†â€™Ãƒâ€šÃ‚Â¢ÃƒÆ’Ã‚Â¢ÃƒÂ¢Ã¢â€šÂ¬Ã…Â¡Ãƒâ€šÃ‚Â¬ÃƒÆ’Ã¢â‚¬Â¦Ãƒâ€šÃ‚Â¡ÃƒÆ’Ã†â€™Ãƒâ€ Ã¢â‚¬â„¢ÃƒÆ’Ã‚Â¢ÃƒÂ¢Ã¢â‚¬Å¡Ã‚Â¬Ãƒâ€¦Ã‚Â¡ÃƒÆ’Ã†â€™ÃƒÂ¢Ã¢â€šÂ¬Ã…Â¡ÃƒÆ’Ã¢â‚¬Å¡Ãƒâ€šÃ‚Â¦</w:t>
+        <w:t xml:space="preserve">  SQS, SNS, Redshift, OpenSearch, SageMaker, ÃƒÆ’Ã†â€™Ãƒâ€ Ã¢â‚¬â„¢ÃƒÆ’Ã¢â‚¬Â ÃƒÂ¢Ã¢â€šÂ¬Ã¢â€žÂ¢ÃƒÆ’Ã†â€™ÃƒÂ¢Ã¢â€šÂ¬Ã‚Â ÃƒÆ’Ã‚Â¢ÃƒÂ¢Ã¢â‚¬Å¡Ã‚Â¬ÃƒÂ¢Ã¢â‚¬Å¾Ã‚Â¢ÃƒÆ’Ã†â€™Ãƒâ€ Ã¢â‚¬â„¢ÃƒÆ’Ã‚Â¢ÃƒÂ¢Ã¢â‚¬Å¡Ã‚Â¬Ãƒâ€šÃ‚Â ÃƒÆ’Ã†â€™Ãƒâ€šÃ‚Â¢ÃƒÆ’Ã‚Â¢ÃƒÂ¢Ã¢â€šÂ¬Ã…Â¡Ãƒâ€šÃ‚Â¬ÃƒÆ’Ã‚Â¢ÃƒÂ¢Ã¢â€šÂ¬Ã…Â¾Ãƒâ€šÃ‚Â¢ÃƒÆ’Ã†â€™Ãƒâ€ Ã¢â‚¬â„¢ÃƒÆ’Ã¢â‚¬Â ÃƒÂ¢Ã¢â€šÂ¬Ã¢â€žÂ¢ÃƒÆ’Ã†â€™Ãƒâ€šÃ‚Â¢ÃƒÆ’Ã‚Â¢ÃƒÂ¢Ã¢â€šÂ¬Ã…Â¡Ãƒâ€šÃ‚Â¬ÃƒÆ’Ã¢â‚¬Â¦Ãƒâ€šÃ‚Â¡ÃƒÆ’Ã†â€™Ãƒâ€ Ã¢â‚¬â„¢ÃƒÆ’Ã‚Â¢ÃƒÂ¢Ã¢â‚¬Å¡Ã‚Â¬Ãƒâ€¦Ã‚Â¡ÃƒÆ’Ã†â€™ÃƒÂ¢Ã¢â€šÂ¬Ã…Â¡ÃƒÆ’Ã¢â‚¬Å¡Ãƒâ€šÃ‚Â¢ÃƒÆ’Ã†â€™Ãƒâ€ Ã¢â‚¬â„¢ÃƒÆ’Ã¢â‚¬Â ÃƒÂ¢Ã¢â€šÂ¬Ã¢â€žÂ¢ÃƒÆ’Ã†â€™ÃƒÂ¢Ã¢â€šÂ¬Ã‚Â ÃƒÆ’Ã‚Â¢ÃƒÂ¢Ã¢â‚¬Å¡Ã‚Â¬ÃƒÂ¢Ã¢â‚¬Å¾Ã‚Â¢ÃƒÆ’Ã†â€™Ãƒâ€ Ã¢â‚¬â„¢ÃƒÆ’Ã‚Â¢ÃƒÂ¢Ã¢â‚¬Å¡Ã‚Â¬Ãƒâ€¦Ã‚Â¡ÃƒÆ’Ã†â€™ÃƒÂ¢Ã¢â€šÂ¬Ã…Â¡ÃƒÆ’Ã¢â‚¬Å¡Ãƒâ€šÃ‚Â¢ÃƒÆ’Ã†â€™Ãƒâ€ Ã¢â‚¬â„¢ÃƒÆ’Ã¢â‚¬Â ÃƒÂ¢Ã¢â€šÂ¬Ã¢â€žÂ¢ÃƒÆ’Ã†â€™ÃƒÂ¢Ã¢â€šÂ¬Ã…Â¡ÃƒÆ’Ã¢â‚¬Å¡Ãƒâ€šÃ‚Â¢ÃƒÆ’Ã†â€™Ãƒâ€ Ã¢â‚¬â„¢ÃƒÆ’Ã¢â‚¬Å¡Ãƒâ€šÃ‚Â¢ÃƒÆ’Ã†â€™Ãƒâ€šÃ‚Â¢ÃƒÆ’Ã‚Â¢ÃƒÂ¢Ã¢â€šÂ¬Ã…Â¡Ãƒâ€šÃ‚Â¬ÃƒÆ’Ã¢â‚¬Â¦Ãƒâ€šÃ‚Â¡ÃƒÆ’Ã†â€™ÃƒÂ¢Ã¢â€šÂ¬Ã…Â¡ÃƒÆ’Ã¢â‚¬Å¡Ãƒâ€šÃ‚Â¬ÃƒÆ’Ã†â€™Ãƒâ€ Ã¢â‚¬â„¢ÃƒÆ’Ã‚Â¢ÃƒÂ¢Ã¢â‚¬Å¡Ã‚Â¬Ãƒâ€šÃ‚Â¦ÃƒÆ’Ã†â€™ÃƒÂ¢Ã¢â€šÂ¬Ã…Â¡ÃƒÆ’Ã¢â‚¬Å¡Ãƒâ€šÃ‚Â¡ÃƒÆ’Ã†â€™Ãƒâ€ Ã¢â‚¬â„¢ÃƒÆ’Ã¢â‚¬Â ÃƒÂ¢Ã¢â€šÂ¬Ã¢â€žÂ¢ÃƒÆ’Ã†â€™Ãƒâ€šÃ‚Â¢ÃƒÆ’Ã‚Â¢ÃƒÂ¢Ã¢â€šÂ¬Ã…Â¡Ãƒâ€šÃ‚Â¬ÃƒÆ’Ã¢â‚¬Â¦Ãƒâ€šÃ‚Â¡ÃƒÆ’Ã†â€™Ãƒâ€ Ã¢â‚¬â„¢ÃƒÆ’Ã‚Â¢ÃƒÂ¢Ã¢â‚¬Å¡Ã‚Â¬Ãƒâ€¦Ã‚Â¡ÃƒÆ’Ã†â€™ÃƒÂ¢Ã¢â€šÂ¬Ã…Â¡ÃƒÆ’Ã¢â‚¬Å¡Ãƒâ€šÃ‚Â¬ÃƒÆ’Ã†â€™Ãƒâ€ Ã¢â‚¬â„¢ÃƒÆ’Ã¢â‚¬Â ÃƒÂ¢Ã¢â€šÂ¬Ã¢â€žÂ¢ÃƒÆ’Ã†â€™ÃƒÂ¢Ã¢â€šÂ¬Ã‚Â ÃƒÆ’Ã‚Â¢ÃƒÂ¢Ã¢â‚¬Å¡Ã‚Â¬ÃƒÂ¢Ã¢â‚¬Å¾Ã‚Â¢ÃƒÆ’Ã†â€™Ãƒâ€ Ã¢â‚¬â„¢ÃƒÆ’Ã¢â‚¬Å¡Ãƒâ€šÃ‚Â¢ÃƒÆ’Ã†â€™Ãƒâ€šÃ‚Â¢ÃƒÆ’Ã‚Â¢ÃƒÂ¢Ã¢â‚¬Å¡Ã‚Â¬Ãƒâ€¦Ã‚Â¡ÃƒÆ’Ã¢â‚¬Å¡Ãƒâ€šÃ‚Â¬ÃƒÆ’Ã†â€™ÃƒÂ¢Ã¢â€šÂ¬Ã‚Â¦ÃƒÆ’Ã¢â‚¬Å¡Ãƒâ€šÃ‚Â¡ÃƒÆ’Ã†â€™Ãƒâ€ Ã¢â‚¬â„¢ÃƒÆ’Ã¢â‚¬Â ÃƒÂ¢Ã¢â€šÂ¬Ã¢â€žÂ¢ÃƒÆ’Ã†â€™Ãƒâ€šÃ‚Â¢ÃƒÆ’Ã‚Â¢ÃƒÂ¢Ã¢â€šÂ¬Ã…Â¡Ãƒâ€šÃ‚Â¬ÃƒÆ’Ã¢â‚¬Â¦Ãƒâ€šÃ‚Â¡ÃƒÆ’Ã†â€™Ãƒâ€ Ã¢â‚¬â„¢ÃƒÆ’Ã‚Â¢ÃƒÂ¢Ã¢â‚¬Å¡Ã‚Â¬Ãƒâ€¦Ã‚Â¡ÃƒÆ’Ã†â€™ÃƒÂ¢Ã¢â€šÂ¬Ã…Â¡ÃƒÆ’Ã¢â‚¬Å¡Ãƒâ€šÃ‚Â¦</w:t>
       </w:r>
     </w:p>
     <w:p>
@@ -2011,7 +2011,7 @@
           <w:szCs w:val="18"/>
           <w:color w:val="333333"/>
         </w:rPr>
-        <w:t xml:space="preserve">## 5. Part B ÃƒÆ’Ã†â€™Ãƒâ€ Ã¢â‚¬â„¢ÃƒÆ’Ã¢â‚¬Â ÃƒÂ¢Ã¢â€šÂ¬Ã¢â€žÂ¢ÃƒÆ’Ã†â€™ÃƒÂ¢Ã¢â€šÂ¬Ã‚Â ÃƒÆ’Ã‚Â¢ÃƒÂ¢Ã¢â‚¬Å¡Ã‚Â¬ÃƒÂ¢Ã¢â‚¬Å¾Ã‚Â¢ÃƒÆ’Ã†â€™Ãƒâ€ Ã¢â‚¬â„¢ÃƒÆ’Ã‚Â¢ÃƒÂ¢Ã¢â‚¬Å¡Ã‚Â¬Ãƒâ€¦Ã‚Â¡ÃƒÆ’Ã†â€™ÃƒÂ¢Ã¢â€šÂ¬Ã…Â¡ÃƒÆ’Ã¢â‚¬Å¡Ãƒâ€šÃ‚Â¢ÃƒÆ’Ã†â€™Ãƒâ€ Ã¢â‚¬â„¢ÃƒÆ’Ã¢â‚¬Â ÃƒÂ¢Ã¢â€šÂ¬Ã¢â€žÂ¢ÃƒÆ’Ã†â€™ÃƒÂ¢Ã¢â€šÂ¬Ã…Â¡ÃƒÆ’Ã¢â‚¬Å¡Ãƒâ€šÃ‚Â¢ÃƒÆ’Ã†â€™Ãƒâ€ Ã¢â‚¬â„¢ÃƒÆ’Ã¢â‚¬Å¡Ãƒâ€šÃ‚Â¢ÃƒÆ’Ã†â€™Ãƒâ€šÃ‚Â¢ÃƒÆ’Ã‚Â¢ÃƒÂ¢Ã¢â‚¬Å¡Ã‚Â¬Ãƒâ€¦Ã‚Â¡ÃƒÆ’Ã¢â‚¬Å¡Ãƒâ€šÃ‚Â¬ÃƒÆ’Ã†â€™ÃƒÂ¢Ã¢â€šÂ¬Ã‚Â¦ÃƒÆ’Ã¢â‚¬Å¡Ãƒâ€šÃ‚Â¡ÃƒÆ’Ã†â€™Ãƒâ€ Ã¢â‚¬â„¢ÃƒÆ’Ã‚Â¢ÃƒÂ¢Ã¢â‚¬Å¡Ã‚Â¬Ãƒâ€¦Ã‚Â¡ÃƒÆ’Ã†â€™ÃƒÂ¢Ã¢â€šÂ¬Ã…Â¡ÃƒÆ’Ã¢â‚¬Å¡Ãƒâ€šÃ‚Â¬ÃƒÆ’Ã†â€™Ãƒâ€ Ã¢â‚¬â„¢ÃƒÆ’Ã¢â‚¬Â ÃƒÂ¢Ã¢â€šÂ¬Ã¢â€žÂ¢ÃƒÆ’Ã†â€™ÃƒÂ¢Ã¢â€šÂ¬Ã…Â¡ÃƒÆ’Ã¢â‚¬Å¡Ãƒâ€šÃ‚Â¢ÃƒÆ’Ã†â€™Ãƒâ€ Ã¢â‚¬â„¢ÃƒÆ’Ã¢â‚¬Å¡Ãƒâ€šÃ‚Â¢ÃƒÆ’Ã†â€™Ãƒâ€šÃ‚Â¢ÃƒÆ’Ã‚Â¢ÃƒÂ¢Ã¢â€šÂ¬Ã…Â¡Ãƒâ€šÃ‚Â¬ÃƒÆ’Ã¢â‚¬Â¦Ãƒâ€šÃ‚Â¡ÃƒÆ’Ã†â€™ÃƒÂ¢Ã¢â€šÂ¬Ã…Â¡ÃƒÆ’Ã¢â‚¬Å¡Ãƒâ€šÃ‚Â¬ÃƒÆ’Ã†â€™Ãƒâ€ Ã¢â‚¬â„¢ÃƒÆ’Ã‚Â¢ÃƒÂ¢Ã¢â‚¬Å¡Ã‚Â¬Ãƒâ€¦Ã‚Â¡ÃƒÆ’Ã†â€™ÃƒÂ¢Ã¢â€šÂ¬Ã…Â¡ÃƒÆ’Ã¢â‚¬Å¡Ãƒâ€šÃ‚Â CLI</w:t>
+        <w:t xml:space="preserve">## 5. Part B ÃƒÆ’Ã†â€™Ãƒâ€ Ã¢â‚¬â„¢ÃƒÆ’Ã¢â‚¬Â ÃƒÂ¢Ã¢â€šÂ¬Ã¢â€žÂ¢ÃƒÆ’Ã†â€™ÃƒÂ¢Ã¢â€šÂ¬Ã‚Â ÃƒÆ’Ã‚Â¢ÃƒÂ¢Ã¢â‚¬Å¡Ã‚Â¬ÃƒÂ¢Ã¢â‚¬Å¾Ã‚Â¢ÃƒÆ’Ã†â€™Ãƒâ€ Ã¢â‚¬â„¢ÃƒÆ’Ã‚Â¢ÃƒÂ¢Ã¢â‚¬Å¡Ã‚Â¬Ãƒâ€šÃ‚Â ÃƒÆ’Ã†â€™Ãƒâ€šÃ‚Â¢ÃƒÆ’Ã‚Â¢ÃƒÂ¢Ã¢â€šÂ¬Ã…Â¡Ãƒâ€šÃ‚Â¬ÃƒÆ’Ã‚Â¢ÃƒÂ¢Ã¢â€šÂ¬Ã…Â¾Ãƒâ€šÃ‚Â¢ÃƒÆ’Ã†â€™Ãƒâ€ Ã¢â‚¬â„¢ÃƒÆ’Ã¢â‚¬Â ÃƒÂ¢Ã¢â€šÂ¬Ã¢â€žÂ¢ÃƒÆ’Ã†â€™Ãƒâ€šÃ‚Â¢ÃƒÆ’Ã‚Â¢ÃƒÂ¢Ã¢â€šÂ¬Ã…Â¡Ãƒâ€šÃ‚Â¬ÃƒÆ’Ã¢â‚¬Â¦Ãƒâ€šÃ‚Â¡ÃƒÆ’Ã†â€™Ãƒâ€ Ã¢â‚¬â„¢ÃƒÆ’Ã‚Â¢ÃƒÂ¢Ã¢â‚¬Å¡Ã‚Â¬Ãƒâ€¦Ã‚Â¡ÃƒÆ’Ã†â€™ÃƒÂ¢Ã¢â€šÂ¬Ã…Â¡ÃƒÆ’Ã¢â‚¬Å¡Ãƒâ€šÃ‚Â¢ÃƒÆ’Ã†â€™Ãƒâ€ Ã¢â‚¬â„¢ÃƒÆ’Ã¢â‚¬Â ÃƒÂ¢Ã¢â€šÂ¬Ã¢â€žÂ¢ÃƒÆ’Ã†â€™ÃƒÂ¢Ã¢â€šÂ¬Ã‚Â ÃƒÆ’Ã‚Â¢ÃƒÂ¢Ã¢â‚¬Å¡Ã‚Â¬ÃƒÂ¢Ã¢â‚¬Å¾Ã‚Â¢ÃƒÆ’Ã†â€™Ãƒâ€ Ã¢â‚¬â„¢ÃƒÆ’Ã‚Â¢ÃƒÂ¢Ã¢â‚¬Å¡Ã‚Â¬Ãƒâ€¦Ã‚Â¡ÃƒÆ’Ã†â€™ÃƒÂ¢Ã¢â€šÂ¬Ã…Â¡ÃƒÆ’Ã¢â‚¬Å¡Ãƒâ€šÃ‚Â¢ÃƒÆ’Ã†â€™Ãƒâ€ Ã¢â‚¬â„¢ÃƒÆ’Ã¢â‚¬Â ÃƒÂ¢Ã¢â€šÂ¬Ã¢â€žÂ¢ÃƒÆ’Ã†â€™ÃƒÂ¢Ã¢â€šÂ¬Ã…Â¡ÃƒÆ’Ã¢â‚¬Å¡Ãƒâ€šÃ‚Â¢ÃƒÆ’Ã†â€™Ãƒâ€ Ã¢â‚¬â„¢ÃƒÆ’Ã¢â‚¬Å¡Ãƒâ€šÃ‚Â¢ÃƒÆ’Ã†â€™Ãƒâ€šÃ‚Â¢ÃƒÆ’Ã‚Â¢ÃƒÂ¢Ã¢â€šÂ¬Ã…Â¡Ãƒâ€šÃ‚Â¬ÃƒÆ’Ã¢â‚¬Â¦Ãƒâ€šÃ‚Â¡ÃƒÆ’Ã†â€™ÃƒÂ¢Ã¢â€šÂ¬Ã…Â¡ÃƒÆ’Ã¢â‚¬Å¡Ãƒâ€šÃ‚Â¬ÃƒÆ’Ã†â€™Ãƒâ€ Ã¢â‚¬â„¢ÃƒÆ’Ã‚Â¢ÃƒÂ¢Ã¢â‚¬Å¡Ã‚Â¬Ãƒâ€šÃ‚Â¦ÃƒÆ’Ã†â€™ÃƒÂ¢Ã¢â€šÂ¬Ã…Â¡ÃƒÆ’Ã¢â‚¬Å¡Ãƒâ€šÃ‚Â¡ÃƒÆ’Ã†â€™Ãƒâ€ Ã¢â‚¬â„¢ÃƒÆ’Ã¢â‚¬Â ÃƒÂ¢Ã¢â€šÂ¬Ã¢â€žÂ¢ÃƒÆ’Ã†â€™Ãƒâ€šÃ‚Â¢ÃƒÆ’Ã‚Â¢ÃƒÂ¢Ã¢â€šÂ¬Ã…Â¡Ãƒâ€šÃ‚Â¬ÃƒÆ’Ã¢â‚¬Â¦Ãƒâ€šÃ‚Â¡ÃƒÆ’Ã†â€™Ãƒâ€ Ã¢â‚¬â„¢ÃƒÆ’Ã‚Â¢ÃƒÂ¢Ã¢â‚¬Å¡Ã‚Â¬Ãƒâ€¦Ã‚Â¡ÃƒÆ’Ã†â€™ÃƒÂ¢Ã¢â€šÂ¬Ã…Â¡ÃƒÆ’Ã¢â‚¬Å¡Ãƒâ€šÃ‚Â¬ÃƒÆ’Ã†â€™Ãƒâ€ Ã¢â‚¬â„¢ÃƒÆ’Ã¢â‚¬Â ÃƒÂ¢Ã¢â€šÂ¬Ã¢â€žÂ¢ÃƒÆ’Ã†â€™ÃƒÂ¢Ã¢â€šÂ¬Ã‚Â ÃƒÆ’Ã‚Â¢ÃƒÂ¢Ã¢â‚¬Å¡Ã‚Â¬ÃƒÂ¢Ã¢â‚¬Å¾Ã‚Â¢ÃƒÆ’Ã†â€™Ãƒâ€ Ã¢â‚¬â„¢ÃƒÆ’Ã‚Â¢ÃƒÂ¢Ã¢â‚¬Å¡Ã‚Â¬Ãƒâ€¦Ã‚Â¡ÃƒÆ’Ã†â€™ÃƒÂ¢Ã¢â€šÂ¬Ã…Â¡ÃƒÆ’Ã¢â‚¬Å¡Ãƒâ€šÃ‚Â¢ÃƒÆ’Ã†â€™Ãƒâ€ Ã¢â‚¬â„¢ÃƒÆ’Ã¢â‚¬Â ÃƒÂ¢Ã¢â€šÂ¬Ã¢â€žÂ¢ÃƒÆ’Ã†â€™ÃƒÂ¢Ã¢â€šÂ¬Ã…Â¡ÃƒÆ’Ã¢â‚¬Å¡Ãƒâ€šÃ‚Â¢ÃƒÆ’Ã†â€™Ãƒâ€ Ã¢â‚¬â„¢ÃƒÆ’Ã¢â‚¬Å¡Ãƒâ€šÃ‚Â¢ÃƒÆ’Ã†â€™Ãƒâ€šÃ‚Â¢ÃƒÆ’Ã‚Â¢ÃƒÂ¢Ã¢â‚¬Å¡Ã‚Â¬Ãƒâ€¦Ã‚Â¡ÃƒÆ’Ã¢â‚¬Å¡Ãƒâ€šÃ‚Â¬ÃƒÆ’Ã†â€™ÃƒÂ¢Ã¢â€šÂ¬Ã‚Â¦ÃƒÆ’Ã¢â‚¬Å¡Ãƒâ€šÃ‚Â¡ÃƒÆ’Ã†â€™Ãƒâ€ Ã¢â‚¬â„¢ÃƒÆ’Ã‚Â¢ÃƒÂ¢Ã¢â‚¬Å¡Ã‚Â¬Ãƒâ€¦Ã‚Â¡ÃƒÆ’Ã†â€™ÃƒÂ¢Ã¢â€šÂ¬Ã…Â¡ÃƒÆ’Ã¢â‚¬Å¡Ãƒâ€šÃ‚Â¬ÃƒÆ’Ã†â€™Ãƒâ€ Ã¢â‚¬â„¢ÃƒÆ’Ã¢â‚¬Â ÃƒÂ¢Ã¢â€šÂ¬Ã¢â€žÂ¢ÃƒÆ’Ã†â€™Ãƒâ€šÃ‚Â¢ÃƒÆ’Ã‚Â¢ÃƒÂ¢Ã¢â€šÂ¬Ã…Â¡Ãƒâ€šÃ‚Â¬ÃƒÆ’Ã¢â‚¬Â¦Ãƒâ€šÃ‚Â¡ÃƒÆ’Ã†â€™Ãƒâ€ Ã¢â‚¬â„¢ÃƒÆ’Ã‚Â¢ÃƒÂ¢Ã¢â‚¬Å¡Ã‚Â¬Ãƒâ€¦Ã‚Â¡ÃƒÆ’Ã†â€™ÃƒÂ¢Ã¢â€šÂ¬Ã…Â¡ÃƒÆ’Ã¢â‚¬Å¡Ãƒâ€šÃ‚Â CLI</w:t>
       </w:r>
     </w:p>
     <w:p>
@@ -2209,7 +2209,7 @@
           <w:szCs w:val="18"/>
           <w:color w:val="333333"/>
         </w:rPr>
-        <w:t xml:space="preserve">## 6. Part C ÃƒÆ’Ã†â€™Ãƒâ€ Ã¢â‚¬â„¢ÃƒÆ’Ã¢â‚¬Â ÃƒÂ¢Ã¢â€šÂ¬Ã¢â€žÂ¢ÃƒÆ’Ã†â€™ÃƒÂ¢Ã¢â€šÂ¬Ã‚Â ÃƒÆ’Ã‚Â¢ÃƒÂ¢Ã¢â‚¬Å¡Ã‚Â¬ÃƒÂ¢Ã¢â‚¬Å¾Ã‚Â¢ÃƒÆ’Ã†â€™Ãƒâ€ Ã¢â‚¬â„¢ÃƒÆ’Ã‚Â¢ÃƒÂ¢Ã¢â‚¬Å¡Ã‚Â¬Ãƒâ€¦Ã‚Â¡ÃƒÆ’Ã†â€™ÃƒÂ¢Ã¢â€šÂ¬Ã…Â¡ÃƒÆ’Ã¢â‚¬Å¡Ãƒâ€šÃ‚Â¢ÃƒÆ’Ã†â€™Ãƒâ€ Ã¢â‚¬â„¢ÃƒÆ’Ã¢â‚¬Â ÃƒÂ¢Ã¢â€šÂ¬Ã¢â€žÂ¢ÃƒÆ’Ã†â€™ÃƒÂ¢Ã¢â€šÂ¬Ã…Â¡ÃƒÆ’Ã¢â‚¬Å¡Ãƒâ€šÃ‚Â¢ÃƒÆ’Ã†â€™Ãƒâ€ Ã¢â‚¬â„¢ÃƒÆ’Ã¢â‚¬Å¡Ãƒâ€šÃ‚Â¢ÃƒÆ’Ã†â€™Ãƒâ€šÃ‚Â¢ÃƒÆ’Ã‚Â¢ÃƒÂ¢Ã¢â‚¬Å¡Ã‚Â¬Ãƒâ€¦Ã‚Â¡ÃƒÆ’Ã¢â‚¬Å¡Ãƒâ€šÃ‚Â¬ÃƒÆ’Ã†â€™ÃƒÂ¢Ã¢â€šÂ¬Ã‚Â¦ÃƒÆ’Ã¢â‚¬Å¡Ãƒâ€šÃ‚Â¡ÃƒÆ’Ã†â€™Ãƒâ€ Ã¢â‚¬â„¢ÃƒÆ’Ã‚Â¢ÃƒÂ¢Ã¢â‚¬Å¡Ã‚Â¬Ãƒâ€¦Ã‚Â¡ÃƒÆ’Ã†â€™ÃƒÂ¢Ã¢â€šÂ¬Ã…Â¡ÃƒÆ’Ã¢â‚¬Å¡Ãƒâ€šÃ‚Â¬ÃƒÆ’Ã†â€™Ãƒâ€ Ã¢â‚¬â„¢ÃƒÆ’Ã¢â‚¬Â ÃƒÂ¢Ã¢â€šÂ¬Ã¢â€žÂ¢ÃƒÆ’Ã†â€™ÃƒÂ¢Ã¢â€šÂ¬Ã…Â¡ÃƒÆ’Ã¢â‚¬Å¡Ãƒâ€šÃ‚Â¢ÃƒÆ’Ã†â€™Ãƒâ€ Ã¢â‚¬â„¢ÃƒÆ’Ã¢â‚¬Å¡Ãƒâ€šÃ‚Â¢ÃƒÆ’Ã†â€™Ãƒâ€šÃ‚Â¢ÃƒÆ’Ã‚Â¢ÃƒÂ¢Ã¢â€šÂ¬Ã…Â¡Ãƒâ€šÃ‚Â¬ÃƒÆ’Ã¢â‚¬Â¦Ãƒâ€šÃ‚Â¡ÃƒÆ’Ã†â€™ÃƒÂ¢Ã¢â€šÂ¬Ã…Â¡ÃƒÆ’Ã¢â‚¬Å¡Ãƒâ€šÃ‚Â¬ÃƒÆ’Ã†â€™Ãƒâ€ Ã¢â‚¬â„¢ÃƒÆ’Ã‚Â¢ÃƒÂ¢Ã¢â‚¬Å¡Ã‚Â¬Ãƒâ€¦Ã‚Â¡ÃƒÆ’Ã†â€™ÃƒÂ¢Ã¢â€šÂ¬Ã…Â¡ÃƒÆ’Ã¢â‚¬Å¡Ãƒâ€šÃ‚Â The browser extension</w:t>
+        <w:t xml:space="preserve">## 6. Part C ÃƒÆ’Ã†â€™Ãƒâ€ Ã¢â‚¬â„¢ÃƒÆ’Ã¢â‚¬Â ÃƒÂ¢Ã¢â€šÂ¬Ã¢â€žÂ¢ÃƒÆ’Ã†â€™ÃƒÂ¢Ã¢â€šÂ¬Ã‚Â ÃƒÆ’Ã‚Â¢ÃƒÂ¢Ã¢â‚¬Å¡Ã‚Â¬ÃƒÂ¢Ã¢â‚¬Å¾Ã‚Â¢ÃƒÆ’Ã†â€™Ãƒâ€ Ã¢â‚¬â„¢ÃƒÆ’Ã‚Â¢ÃƒÂ¢Ã¢â‚¬Å¡Ã‚Â¬Ãƒâ€šÃ‚Â ÃƒÆ’Ã†â€™Ãƒâ€šÃ‚Â¢ÃƒÆ’Ã‚Â¢ÃƒÂ¢Ã¢â€šÂ¬Ã…Â¡Ãƒâ€šÃ‚Â¬ÃƒÆ’Ã‚Â¢ÃƒÂ¢Ã¢â€šÂ¬Ã…Â¾Ãƒâ€šÃ‚Â¢ÃƒÆ’Ã†â€™Ãƒâ€ Ã¢â‚¬â„¢ÃƒÆ’Ã¢â‚¬Â ÃƒÂ¢Ã¢â€šÂ¬Ã¢â€žÂ¢ÃƒÆ’Ã†â€™Ãƒâ€šÃ‚Â¢ÃƒÆ’Ã‚Â¢ÃƒÂ¢Ã¢â€šÂ¬Ã…Â¡Ãƒâ€šÃ‚Â¬ÃƒÆ’Ã¢â‚¬Â¦Ãƒâ€šÃ‚Â¡ÃƒÆ’Ã†â€™Ãƒâ€ Ã¢â‚¬â„¢ÃƒÆ’Ã‚Â¢ÃƒÂ¢Ã¢â‚¬Å¡Ã‚Â¬Ãƒâ€¦Ã‚Â¡ÃƒÆ’Ã†â€™ÃƒÂ¢Ã¢â€šÂ¬Ã…Â¡ÃƒÆ’Ã¢â‚¬Å¡Ãƒâ€šÃ‚Â¢ÃƒÆ’Ã†â€™Ãƒâ€ Ã¢â‚¬â„¢ÃƒÆ’Ã¢â‚¬Â ÃƒÂ¢Ã¢â€šÂ¬Ã¢â€žÂ¢ÃƒÆ’Ã†â€™ÃƒÂ¢Ã¢â€šÂ¬Ã‚Â ÃƒÆ’Ã‚Â¢ÃƒÂ¢Ã¢â‚¬Å¡Ã‚Â¬ÃƒÂ¢Ã¢â‚¬Å¾Ã‚Â¢ÃƒÆ’Ã†â€™Ãƒâ€ Ã¢â‚¬â„¢ÃƒÆ’Ã‚Â¢ÃƒÂ¢Ã¢â‚¬Å¡Ã‚Â¬Ãƒâ€¦Ã‚Â¡ÃƒÆ’Ã†â€™ÃƒÂ¢Ã¢â€šÂ¬Ã…Â¡ÃƒÆ’Ã¢â‚¬Å¡Ãƒâ€šÃ‚Â¢ÃƒÆ’Ã†â€™Ãƒâ€ Ã¢â‚¬â„¢ÃƒÆ’Ã¢â‚¬Â ÃƒÂ¢Ã¢â€šÂ¬Ã¢â€žÂ¢ÃƒÆ’Ã†â€™ÃƒÂ¢Ã¢â€šÂ¬Ã…Â¡ÃƒÆ’Ã¢â‚¬Å¡Ãƒâ€šÃ‚Â¢ÃƒÆ’Ã†â€™Ãƒâ€ Ã¢â‚¬â„¢ÃƒÆ’Ã¢â‚¬Å¡Ãƒâ€šÃ‚Â¢ÃƒÆ’Ã†â€™Ãƒâ€šÃ‚Â¢ÃƒÆ’Ã‚Â¢ÃƒÂ¢Ã¢â€šÂ¬Ã…Â¡Ãƒâ€šÃ‚Â¬ÃƒÆ’Ã¢â‚¬Â¦Ãƒâ€šÃ‚Â¡ÃƒÆ’Ã†â€™ÃƒÂ¢Ã¢â€šÂ¬Ã…Â¡ÃƒÆ’Ã¢â‚¬Å¡Ãƒâ€šÃ‚Â¬ÃƒÆ’Ã†â€™Ãƒâ€ Ã¢â‚¬â„¢ÃƒÆ’Ã‚Â¢ÃƒÂ¢Ã¢â‚¬Å¡Ã‚Â¬Ãƒâ€šÃ‚Â¦ÃƒÆ’Ã†â€™ÃƒÂ¢Ã¢â€šÂ¬Ã…Â¡ÃƒÆ’Ã¢â‚¬Å¡Ãƒâ€šÃ‚Â¡ÃƒÆ’Ã†â€™Ãƒâ€ Ã¢â‚¬â„¢ÃƒÆ’Ã¢â‚¬Â ÃƒÂ¢Ã¢â€šÂ¬Ã¢â€žÂ¢ÃƒÆ’Ã†â€™Ãƒâ€šÃ‚Â¢ÃƒÆ’Ã‚Â¢ÃƒÂ¢Ã¢â€šÂ¬Ã…Â¡Ãƒâ€šÃ‚Â¬ÃƒÆ’Ã¢â‚¬Â¦Ãƒâ€šÃ‚Â¡ÃƒÆ’Ã†â€™Ãƒâ€ Ã¢â‚¬â„¢ÃƒÆ’Ã‚Â¢ÃƒÂ¢Ã¢â‚¬Å¡Ã‚Â¬Ãƒâ€¦Ã‚Â¡ÃƒÆ’Ã†â€™ÃƒÂ¢Ã¢â€šÂ¬Ã…Â¡ÃƒÆ’Ã¢â‚¬Å¡Ãƒâ€šÃ‚Â¬ÃƒÆ’Ã†â€™Ãƒâ€ Ã¢â‚¬â„¢ÃƒÆ’Ã¢â‚¬Â ÃƒÂ¢Ã¢â€šÂ¬Ã¢â€žÂ¢ÃƒÆ’Ã†â€™ÃƒÂ¢Ã¢â€šÂ¬Ã‚Â ÃƒÆ’Ã‚Â¢ÃƒÂ¢Ã¢â‚¬Å¡Ã‚Â¬ÃƒÂ¢Ã¢â‚¬Å¾Ã‚Â¢ÃƒÆ’Ã†â€™Ãƒâ€ Ã¢â‚¬â„¢ÃƒÆ’Ã‚Â¢ÃƒÂ¢Ã¢â‚¬Å¡Ã‚Â¬Ãƒâ€¦Ã‚Â¡ÃƒÆ’Ã†â€™ÃƒÂ¢Ã¢â€šÂ¬Ã…Â¡ÃƒÆ’Ã¢â‚¬Å¡Ãƒâ€šÃ‚Â¢ÃƒÆ’Ã†â€™Ãƒâ€ Ã¢â‚¬â„¢ÃƒÆ’Ã¢â‚¬Â ÃƒÂ¢Ã¢â€šÂ¬Ã¢â€žÂ¢ÃƒÆ’Ã†â€™ÃƒÂ¢Ã¢â€šÂ¬Ã…Â¡ÃƒÆ’Ã¢â‚¬Å¡Ãƒâ€šÃ‚Â¢ÃƒÆ’Ã†â€™Ãƒâ€ Ã¢â‚¬â„¢ÃƒÆ’Ã¢â‚¬Å¡Ãƒâ€šÃ‚Â¢ÃƒÆ’Ã†â€™Ãƒâ€šÃ‚Â¢ÃƒÆ’Ã‚Â¢ÃƒÂ¢Ã¢â‚¬Å¡Ã‚Â¬Ãƒâ€¦Ã‚Â¡ÃƒÆ’Ã¢â‚¬Å¡Ãƒâ€šÃ‚Â¬ÃƒÆ’Ã†â€™ÃƒÂ¢Ã¢â€šÂ¬Ã‚Â¦ÃƒÆ’Ã¢â‚¬Å¡Ãƒâ€šÃ‚Â¡ÃƒÆ’Ã†â€™Ãƒâ€ Ã¢â‚¬â„¢ÃƒÆ’Ã‚Â¢ÃƒÂ¢Ã¢â‚¬Å¡Ã‚Â¬Ãƒâ€¦Ã‚Â¡ÃƒÆ’Ã†â€™ÃƒÂ¢Ã¢â€šÂ¬Ã…Â¡ÃƒÆ’Ã¢â‚¬Å¡Ãƒâ€šÃ‚Â¬ÃƒÆ’Ã†â€™Ãƒâ€ Ã¢â‚¬â„¢ÃƒÆ’Ã¢â‚¬Â ÃƒÂ¢Ã¢â€šÂ¬Ã¢â€žÂ¢ÃƒÆ’Ã†â€™Ãƒâ€šÃ‚Â¢ÃƒÆ’Ã‚Â¢ÃƒÂ¢Ã¢â€šÂ¬Ã…Â¡Ãƒâ€šÃ‚Â¬ÃƒÆ’Ã¢â‚¬Â¦Ãƒâ€šÃ‚Â¡ÃƒÆ’Ã†â€™Ãƒâ€ Ã¢â‚¬â„¢ÃƒÆ’Ã‚Â¢ÃƒÂ¢Ã¢â‚¬Å¡Ã‚Â¬Ãƒâ€¦Ã‚Â¡ÃƒÆ’Ã†â€™ÃƒÂ¢Ã¢â€šÂ¬Ã…Â¡ÃƒÆ’Ã¢â‚¬Å¡Ãƒâ€šÃ‚Â The browser extension</w:t>
       </w:r>
     </w:p>
     <w:p>
@@ -2279,7 +2279,7 @@
           <w:szCs w:val="18"/>
           <w:color w:val="333333"/>
         </w:rPr>
-        <w:t xml:space="preserve">3. **Load unpacked** ÃƒÆ’Ã†â€™Ãƒâ€ Ã¢â‚¬â„¢ÃƒÆ’Ã¢â‚¬Â ÃƒÂ¢Ã¢â€šÂ¬Ã¢â€žÂ¢ÃƒÆ’Ã†â€™ÃƒÂ¢Ã¢â€šÂ¬Ã‚Â ÃƒÆ’Ã‚Â¢ÃƒÂ¢Ã¢â‚¬Å¡Ã‚Â¬ÃƒÂ¢Ã¢â‚¬Å¾Ã‚Â¢ÃƒÆ’Ã†â€™Ãƒâ€ Ã¢â‚¬â„¢ÃƒÆ’Ã‚Â¢ÃƒÂ¢Ã¢â‚¬Å¡Ã‚Â¬Ãƒâ€¦Ã‚Â¡ÃƒÆ’Ã†â€™ÃƒÂ¢Ã¢â€šÂ¬Ã…Â¡ÃƒÆ’Ã¢â‚¬Å¡Ãƒâ€šÃ‚Â¢ÃƒÆ’Ã†â€™Ãƒâ€ Ã¢â‚¬â„¢ÃƒÆ’Ã¢â‚¬Â ÃƒÂ¢Ã¢â€šÂ¬Ã¢â€žÂ¢ÃƒÆ’Ã†â€™ÃƒÂ¢Ã¢â€šÂ¬Ã…Â¡ÃƒÆ’Ã¢â‚¬Å¡Ãƒâ€šÃ‚Â¢ÃƒÆ’Ã†â€™Ãƒâ€ Ã¢â‚¬â„¢ÃƒÆ’Ã¢â‚¬Å¡Ãƒâ€šÃ‚Â¢ÃƒÆ’Ã†â€™Ãƒâ€šÃ‚Â¢ÃƒÆ’Ã‚Â¢ÃƒÂ¢Ã¢â€šÂ¬Ã…Â¡Ãƒâ€šÃ‚Â¬ÃƒÆ’Ã¢â‚¬Â¦Ãƒâ€šÃ‚Â¡ÃƒÆ’Ã†â€™ÃƒÂ¢Ã¢â€šÂ¬Ã…Â¡ÃƒÆ’Ã¢â‚¬Å¡Ãƒâ€šÃ‚Â¬ÃƒÆ’Ã†â€™Ãƒâ€ Ã¢â‚¬â„¢ÃƒÆ’Ã‚Â¢ÃƒÂ¢Ã¢â‚¬Å¡Ã‚Â¬Ãƒâ€¦Ã‚Â¡ÃƒÆ’Ã†â€™ÃƒÂ¢Ã¢â€šÂ¬Ã…Â¡ÃƒÆ’Ã¢â‚¬Å¡Ãƒâ€šÃ‚Â ÃƒÆ’Ã†â€™Ãƒâ€ Ã¢â‚¬â„¢ÃƒÆ’Ã¢â‚¬Â ÃƒÂ¢Ã¢â€šÂ¬Ã¢â€žÂ¢ÃƒÆ’Ã†â€™ÃƒÂ¢Ã¢â€šÂ¬Ã…Â¡ÃƒÆ’Ã¢â‚¬Å¡Ãƒâ€šÃ‚Â¢ÃƒÆ’Ã†â€™Ãƒâ€ Ã¢â‚¬â„¢ÃƒÆ’Ã¢â‚¬Å¡Ãƒâ€šÃ‚Â¢ÃƒÆ’Ã†â€™Ãƒâ€šÃ‚Â¢ÃƒÆ’Ã‚Â¢ÃƒÂ¢Ã¢â€šÂ¬Ã…Â¡Ãƒâ€šÃ‚Â¬ÃƒÆ’Ã¢â‚¬Â¦Ãƒâ€šÃ‚Â¡ÃƒÆ’Ã†â€™ÃƒÂ¢Ã¢â€šÂ¬Ã…Â¡ÃƒÆ’Ã¢â‚¬Å¡Ãƒâ€šÃ‚Â¬ÃƒÆ’Ã†â€™Ãƒâ€ Ã¢â‚¬â„¢ÃƒÆ’Ã¢â‚¬Å¡Ãƒâ€šÃ‚Â¢ÃƒÆ’Ã†â€™Ãƒâ€šÃ‚Â¢ÃƒÆ’Ã‚Â¢ÃƒÂ¢Ã¢â€šÂ¬Ã…Â¡Ãƒâ€šÃ‚Â¬ÃƒÆ’Ã¢â‚¬Â¦Ãƒâ€šÃ‚Â¾ÃƒÆ’Ã†â€™ÃƒÂ¢Ã¢â€šÂ¬Ã…Â¡ÃƒÆ’Ã¢â‚¬Å¡Ãƒâ€šÃ‚Â¢ select the project folder.</w:t>
+        <w:t xml:space="preserve">3. **Load unpacked** ÃƒÆ’Ã†â€™Ãƒâ€ Ã¢â‚¬â„¢ÃƒÆ’Ã¢â‚¬Â ÃƒÂ¢Ã¢â€šÂ¬Ã¢â€žÂ¢ÃƒÆ’Ã†â€™ÃƒÂ¢Ã¢â€šÂ¬Ã‚Â ÃƒÆ’Ã‚Â¢ÃƒÂ¢Ã¢â‚¬Å¡Ã‚Â¬ÃƒÂ¢Ã¢â‚¬Å¾Ã‚Â¢ÃƒÆ’Ã†â€™Ãƒâ€ Ã¢â‚¬â„¢ÃƒÆ’Ã‚Â¢ÃƒÂ¢Ã¢â‚¬Å¡Ã‚Â¬Ãƒâ€šÃ‚Â ÃƒÆ’Ã†â€™Ãƒâ€šÃ‚Â¢ÃƒÆ’Ã‚Â¢ÃƒÂ¢Ã¢â€šÂ¬Ã…Â¡Ãƒâ€šÃ‚Â¬ÃƒÆ’Ã‚Â¢ÃƒÂ¢Ã¢â€šÂ¬Ã…Â¾Ãƒâ€šÃ‚Â¢ÃƒÆ’Ã†â€™Ãƒâ€ Ã¢â‚¬â„¢ÃƒÆ’Ã¢â‚¬Â ÃƒÂ¢Ã¢â€šÂ¬Ã¢â€žÂ¢ÃƒÆ’Ã†â€™Ãƒâ€šÃ‚Â¢ÃƒÆ’Ã‚Â¢ÃƒÂ¢Ã¢â€šÂ¬Ã…Â¡Ãƒâ€šÃ‚Â¬ÃƒÆ’Ã¢â‚¬Â¦Ãƒâ€šÃ‚Â¡ÃƒÆ’Ã†â€™Ãƒâ€ Ã¢â‚¬â„¢ÃƒÆ’Ã‚Â¢ÃƒÂ¢Ã¢â‚¬Å¡Ã‚Â¬Ãƒâ€¦Ã‚Â¡ÃƒÆ’Ã†â€™ÃƒÂ¢Ã¢â€šÂ¬Ã…Â¡ÃƒÆ’Ã¢â‚¬Å¡Ãƒâ€šÃ‚Â¢ÃƒÆ’Ã†â€™Ãƒâ€ Ã¢â‚¬â„¢ÃƒÆ’Ã¢â‚¬Â ÃƒÂ¢Ã¢â€šÂ¬Ã¢â€žÂ¢ÃƒÆ’Ã†â€™ÃƒÂ¢Ã¢â€šÂ¬Ã‚Â ÃƒÆ’Ã‚Â¢ÃƒÂ¢Ã¢â‚¬Å¡Ã‚Â¬ÃƒÂ¢Ã¢â‚¬Å¾Ã‚Â¢ÃƒÆ’Ã†â€™Ãƒâ€ Ã¢â‚¬â„¢ÃƒÆ’Ã‚Â¢ÃƒÂ¢Ã¢â‚¬Å¡Ã‚Â¬Ãƒâ€¦Ã‚Â¡ÃƒÆ’Ã†â€™ÃƒÂ¢Ã¢â€šÂ¬Ã…Â¡ÃƒÆ’Ã¢â‚¬Å¡Ãƒâ€šÃ‚Â¢ÃƒÆ’Ã†â€™Ãƒâ€ Ã¢â‚¬â„¢ÃƒÆ’Ã¢â‚¬Â ÃƒÂ¢Ã¢â€šÂ¬Ã¢â€žÂ¢ÃƒÆ’Ã†â€™ÃƒÂ¢Ã¢â€šÂ¬Ã…Â¡ÃƒÆ’Ã¢â‚¬Å¡Ãƒâ€šÃ‚Â¢ÃƒÆ’Ã†â€™Ãƒâ€ Ã¢â‚¬â„¢ÃƒÆ’Ã¢â‚¬Å¡Ãƒâ€šÃ‚Â¢ÃƒÆ’Ã†â€™Ãƒâ€šÃ‚Â¢ÃƒÆ’Ã‚Â¢ÃƒÂ¢Ã¢â‚¬Å¡Ã‚Â¬Ãƒâ€¦Ã‚Â¡ÃƒÆ’Ã¢â‚¬Å¡Ãƒâ€šÃ‚Â¬ÃƒÆ’Ã†â€™ÃƒÂ¢Ã¢â€šÂ¬Ã‚Â¦ÃƒÆ’Ã¢â‚¬Å¡Ãƒâ€šÃ‚Â¡ÃƒÆ’Ã†â€™Ãƒâ€ Ã¢â‚¬â„¢ÃƒÆ’Ã‚Â¢ÃƒÂ¢Ã¢â‚¬Å¡Ã‚Â¬Ãƒâ€¦Ã‚Â¡ÃƒÆ’Ã†â€™ÃƒÂ¢Ã¢â€šÂ¬Ã…Â¡ÃƒÆ’Ã¢â‚¬Å¡Ãƒâ€šÃ‚Â¬ÃƒÆ’Ã†â€™Ãƒâ€ Ã¢â‚¬â„¢ÃƒÆ’Ã¢â‚¬Â ÃƒÂ¢Ã¢â€šÂ¬Ã¢â€žÂ¢ÃƒÆ’Ã†â€™Ãƒâ€šÃ‚Â¢ÃƒÆ’Ã‚Â¢ÃƒÂ¢Ã¢â€šÂ¬Ã…Â¡Ãƒâ€šÃ‚Â¬ÃƒÆ’Ã¢â‚¬Â¦Ãƒâ€šÃ‚Â¡ÃƒÆ’Ã†â€™Ãƒâ€ Ã¢â‚¬â„¢ÃƒÆ’Ã‚Â¢ÃƒÂ¢Ã¢â‚¬Å¡Ã‚Â¬Ãƒâ€¦Ã‚Â¡ÃƒÆ’Ã†â€™ÃƒÂ¢Ã¢â€šÂ¬Ã…Â¡ÃƒÆ’Ã¢â‚¬Å¡Ãƒâ€šÃ‚Â ÃƒÆ’Ã†â€™Ãƒâ€ Ã¢â‚¬â„¢ÃƒÆ’Ã¢â‚¬Â ÃƒÂ¢Ã¢â€šÂ¬Ã¢â€žÂ¢ÃƒÆ’Ã†â€™ÃƒÂ¢Ã¢â€šÂ¬Ã‚Â ÃƒÆ’Ã‚Â¢ÃƒÂ¢Ã¢â‚¬Å¡Ã‚Â¬ÃƒÂ¢Ã¢â‚¬Å¾Ã‚Â¢ÃƒÆ’Ã†â€™Ãƒâ€ Ã¢â‚¬â„¢ÃƒÆ’Ã‚Â¢ÃƒÂ¢Ã¢â‚¬Å¡Ã‚Â¬Ãƒâ€¦Ã‚Â¡ÃƒÆ’Ã†â€™ÃƒÂ¢Ã¢â€šÂ¬Ã…Â¡ÃƒÆ’Ã¢â‚¬Å¡Ãƒâ€šÃ‚Â¢ÃƒÆ’Ã†â€™Ãƒâ€ Ã¢â‚¬â„¢ÃƒÆ’Ã¢â‚¬Â ÃƒÂ¢Ã¢â€šÂ¬Ã¢â€žÂ¢ÃƒÆ’Ã†â€™ÃƒÂ¢Ã¢â€šÂ¬Ã…Â¡ÃƒÆ’Ã¢â‚¬Å¡Ãƒâ€šÃ‚Â¢ÃƒÆ’Ã†â€™Ãƒâ€ Ã¢â‚¬â„¢ÃƒÆ’Ã¢â‚¬Å¡Ãƒâ€šÃ‚Â¢ÃƒÆ’Ã†â€™Ãƒâ€šÃ‚Â¢ÃƒÆ’Ã‚Â¢ÃƒÂ¢Ã¢â‚¬Å¡Ã‚Â¬Ãƒâ€¦Ã‚Â¡ÃƒÆ’Ã¢â‚¬Å¡Ãƒâ€šÃ‚Â¬ÃƒÆ’Ã†â€™ÃƒÂ¢Ã¢â€šÂ¬Ã‚Â¦ÃƒÆ’Ã¢â‚¬Å¡Ãƒâ€šÃ‚Â¡ÃƒÆ’Ã†â€™Ãƒâ€ Ã¢â‚¬â„¢ÃƒÆ’Ã‚Â¢ÃƒÂ¢Ã¢â‚¬Å¡Ã‚Â¬Ãƒâ€¦Ã‚Â¡ÃƒÆ’Ã†â€™ÃƒÂ¢Ã¢â€šÂ¬Ã…Â¡ÃƒÆ’Ã¢â‚¬Å¡Ãƒâ€šÃ‚Â¬ÃƒÆ’Ã†â€™Ãƒâ€ Ã¢â‚¬â„¢ÃƒÆ’Ã¢â‚¬Â ÃƒÂ¢Ã¢â€šÂ¬Ã¢â€žÂ¢ÃƒÆ’Ã†â€™ÃƒÂ¢Ã¢â€šÂ¬Ã…Â¡ÃƒÆ’Ã¢â‚¬Å¡Ãƒâ€šÃ‚Â¢ÃƒÆ’Ã†â€™Ãƒâ€ Ã¢â‚¬â„¢ÃƒÆ’Ã¢â‚¬Å¡Ãƒâ€šÃ‚Â¢ÃƒÆ’Ã†â€™Ãƒâ€šÃ‚Â¢ÃƒÆ’Ã‚Â¢ÃƒÂ¢Ã¢â‚¬Å¡Ã‚Â¬Ãƒâ€¦Ã‚Â¡ÃƒÆ’Ã¢â‚¬Å¡Ãƒâ€šÃ‚Â¬ÃƒÆ’Ã†â€™ÃƒÂ¢Ã¢â€šÂ¬Ã‚Â¦ÃƒÆ’Ã¢â‚¬Å¡Ãƒâ€šÃ‚Â¾ÃƒÆ’Ã†â€™Ãƒâ€ Ã¢â‚¬â„¢ÃƒÆ’Ã‚Â¢ÃƒÂ¢Ã¢â‚¬Å¡Ã‚Â¬Ãƒâ€¦Ã‚Â¡ÃƒÆ’Ã†â€™ÃƒÂ¢Ã¢â€šÂ¬Ã…Â¡ÃƒÆ’Ã¢â‚¬Å¡Ãƒâ€šÃ‚Â¢ select the project folder.</w:t>
       </w:r>
     </w:p>
     <w:p>
@@ -2321,7 +2321,7 @@
           <w:szCs w:val="18"/>
           <w:color w:val="333333"/>
         </w:rPr>
-        <w:t xml:space="preserve">- Toolbar icon ÃƒÆ’Ã†â€™Ãƒâ€ Ã¢â‚¬â„¢ÃƒÆ’Ã¢â‚¬Â ÃƒÂ¢Ã¢â€šÂ¬Ã¢â€žÂ¢ÃƒÆ’Ã†â€™ÃƒÂ¢Ã¢â€šÂ¬Ã‚Â ÃƒÆ’Ã‚Â¢ÃƒÂ¢Ã¢â‚¬Å¡Ã‚Â¬ÃƒÂ¢Ã¢â‚¬Å¾Ã‚Â¢ÃƒÆ’Ã†â€™Ãƒâ€ Ã¢â‚¬â„¢ÃƒÆ’Ã‚Â¢ÃƒÂ¢Ã¢â‚¬Å¡Ã‚Â¬Ãƒâ€¦Ã‚Â¡ÃƒÆ’Ã†â€™ÃƒÂ¢Ã¢â€šÂ¬Ã…Â¡ÃƒÆ’Ã¢â‚¬Å¡Ãƒâ€šÃ‚Â¢ÃƒÆ’Ã†â€™Ãƒâ€ Ã¢â‚¬â„¢ÃƒÆ’Ã¢â‚¬Â ÃƒÂ¢Ã¢â€šÂ¬Ã¢â€žÂ¢ÃƒÆ’Ã†â€™ÃƒÂ¢Ã¢â€šÂ¬Ã…Â¡ÃƒÆ’Ã¢â‚¬Å¡Ãƒâ€šÃ‚Â¢ÃƒÆ’Ã†â€™Ãƒâ€ Ã¢â‚¬â„¢ÃƒÆ’Ã¢â‚¬Å¡Ãƒâ€šÃ‚Â¢ÃƒÆ’Ã†â€™Ãƒâ€šÃ‚Â¢ÃƒÆ’Ã‚Â¢ÃƒÂ¢Ã¢â€šÂ¬Ã…Â¡Ãƒâ€šÃ‚Â¬ÃƒÆ’Ã¢â‚¬Â¦Ãƒâ€šÃ‚Â¡ÃƒÆ’Ã†â€™ÃƒÂ¢Ã¢â€šÂ¬Ã…Â¡ÃƒÆ’Ã¢â‚¬Å¡Ãƒâ€šÃ‚Â¬ÃƒÆ’Ã†â€™Ãƒâ€ Ã¢â‚¬â„¢ÃƒÆ’Ã‚Â¢ÃƒÂ¢Ã¢â‚¬Å¡Ã‚Â¬Ãƒâ€¦Ã‚Â¡ÃƒÆ’Ã†â€™ÃƒÂ¢Ã¢â€šÂ¬Ã…Â¡ÃƒÆ’Ã¢â‚¬Å¡Ãƒâ€šÃ‚Â ÃƒÆ’Ã†â€™Ãƒâ€ Ã¢â‚¬â„¢ÃƒÆ’Ã¢â‚¬Â ÃƒÂ¢Ã¢â€šÂ¬Ã¢â€žÂ¢ÃƒÆ’Ã†â€™ÃƒÂ¢Ã¢â€šÂ¬Ã…Â¡ÃƒÆ’Ã¢â‚¬Å¡Ãƒâ€šÃ‚Â¢ÃƒÆ’Ã†â€™Ãƒâ€ Ã¢â‚¬â„¢ÃƒÆ’Ã¢â‚¬Å¡Ãƒâ€šÃ‚Â¢ÃƒÆ’Ã†â€™Ãƒâ€šÃ‚Â¢ÃƒÆ’Ã‚Â¢ÃƒÂ¢Ã¢â€šÂ¬Ã…Â¡Ãƒâ€šÃ‚Â¬ÃƒÆ’Ã¢â‚¬Â¦Ãƒâ€šÃ‚Â¡ÃƒÆ’Ã†â€™ÃƒÂ¢Ã¢â€šÂ¬Ã…Â¡ÃƒÆ’Ã¢â‚¬Å¡Ãƒâ€šÃ‚Â¬ÃƒÆ’Ã†â€™Ãƒâ€ Ã¢â‚¬â„¢ÃƒÆ’Ã¢â‚¬Å¡Ãƒâ€šÃ‚Â¢ÃƒÆ’Ã†â€™Ãƒâ€šÃ‚Â¢ÃƒÆ’Ã‚Â¢ÃƒÂ¢Ã¢â€šÂ¬Ã…Â¡Ãƒâ€šÃ‚Â¬ÃƒÆ’Ã¢â‚¬Â¦Ãƒâ€šÃ‚Â¾ÃƒÆ’Ã†â€™ÃƒÂ¢Ã¢â€šÂ¬Ã…Â¡ÃƒÆ’Ã¢â‚¬Å¡Ãƒâ€šÃ‚Â¢ paste a prompt ÃƒÆ’Ã†â€™Ãƒâ€ Ã¢â‚¬â„¢ÃƒÆ’Ã¢â‚¬Â ÃƒÂ¢Ã¢â€šÂ¬Ã¢â€žÂ¢ÃƒÆ’Ã†â€™ÃƒÂ¢Ã¢â€šÂ¬Ã‚Â ÃƒÆ’Ã‚Â¢ÃƒÂ¢Ã¢â‚¬Å¡Ã‚Â¬ÃƒÂ¢Ã¢â‚¬Å¾Ã‚Â¢ÃƒÆ’Ã†â€™Ãƒâ€ Ã¢â‚¬â„¢ÃƒÆ’Ã‚Â¢ÃƒÂ¢Ã¢â‚¬Å¡Ã‚Â¬Ãƒâ€¦Ã‚Â¡ÃƒÆ’Ã†â€™ÃƒÂ¢Ã¢â€šÂ¬Ã…Â¡ÃƒÆ’Ã¢â‚¬Å¡Ãƒâ€šÃ‚Â¢ÃƒÆ’Ã†â€™Ãƒâ€ Ã¢â‚¬â„¢ÃƒÆ’Ã¢â‚¬Â ÃƒÂ¢Ã¢â€šÂ¬Ã¢â€žÂ¢ÃƒÆ’Ã†â€™ÃƒÂ¢Ã¢â€šÂ¬Ã…Â¡ÃƒÆ’Ã¢â‚¬Å¡Ãƒâ€šÃ‚Â¢ÃƒÆ’Ã†â€™Ãƒâ€ Ã¢â‚¬â„¢ÃƒÆ’Ã¢â‚¬Å¡Ãƒâ€šÃ‚Â¢ÃƒÆ’Ã†â€™Ãƒâ€šÃ‚Â¢ÃƒÆ’Ã‚Â¢ÃƒÂ¢Ã¢â€šÂ¬Ã…Â¡Ãƒâ€šÃ‚Â¬ÃƒÆ’Ã¢â‚¬Â¦Ãƒâ€šÃ‚Â¡ÃƒÆ’Ã†â€™ÃƒÂ¢Ã¢â€šÂ¬Ã…Â¡ÃƒÆ’Ã¢â‚¬Å¡Ãƒâ€šÃ‚Â¬ÃƒÆ’Ã†â€™Ãƒâ€ Ã¢â‚¬â„¢ÃƒÆ’Ã‚Â¢ÃƒÂ¢Ã¢â‚¬Å¡Ã‚Â¬Ãƒâ€¦Ã‚Â¡ÃƒÆ’Ã†â€™ÃƒÂ¢Ã¢â€šÂ¬Ã…Â¡ÃƒÆ’Ã¢â‚¬Å¡Ãƒâ€šÃ‚Â ÃƒÆ’Ã†â€™Ãƒâ€ Ã¢â‚¬â„¢ÃƒÆ’Ã¢â‚¬Â ÃƒÂ¢Ã¢â€šÂ¬Ã¢â€žÂ¢ÃƒÆ’Ã†â€™ÃƒÂ¢Ã¢â€šÂ¬Ã…Â¡ÃƒÆ’Ã¢â‚¬Å¡Ãƒâ€šÃ‚Â¢ÃƒÆ’Ã†â€™Ãƒâ€ Ã¢â‚¬â„¢ÃƒÆ’Ã¢â‚¬Å¡Ãƒâ€šÃ‚Â¢ÃƒÆ’Ã†â€™Ãƒâ€šÃ‚Â¢ÃƒÆ’Ã‚Â¢ÃƒÂ¢Ã¢â€šÂ¬Ã…Â¡Ãƒâ€šÃ‚Â¬ÃƒÆ’Ã¢â‚¬Â¦Ãƒâ€šÃ‚Â¡ÃƒÆ’Ã†â€™ÃƒÂ¢Ã¢â€šÂ¬Ã…Â¡ÃƒÆ’Ã¢â‚¬Å¡Ãƒâ€šÃ‚Â¬ÃƒÆ’Ã†â€™Ãƒâ€ Ã¢â‚¬â„¢ÃƒÆ’Ã¢â‚¬Å¡Ãƒâ€šÃ‚Â¢ÃƒÆ’Ã†â€™Ãƒâ€šÃ‚Â¢ÃƒÆ’Ã‚Â¢ÃƒÂ¢Ã¢â€šÂ¬Ã…Â¡Ãƒâ€šÃ‚Â¬ÃƒÆ’Ã¢â‚¬Â¦Ãƒâ€šÃ‚Â¾ÃƒÆ’Ã†â€™ÃƒÂ¢Ã¢â€šÂ¬Ã…Â¡ÃƒÆ’Ã¢â‚¬Å¡Ãƒâ€šÃ‚Â¢ **Analyze**.</w:t>
+        <w:t xml:space="preserve">- Toolbar icon ÃƒÆ’Ã†â€™Ãƒâ€ Ã¢â‚¬â„¢ÃƒÆ’Ã¢â‚¬Â ÃƒÂ¢Ã¢â€šÂ¬Ã¢â€žÂ¢ÃƒÆ’Ã†â€™ÃƒÂ¢Ã¢â€šÂ¬Ã‚Â ÃƒÆ’Ã‚Â¢ÃƒÂ¢Ã¢â‚¬Å¡Ã‚Â¬ÃƒÂ¢Ã¢â‚¬Å¾Ã‚Â¢ÃƒÆ’Ã†â€™Ãƒâ€ Ã¢â‚¬â„¢ÃƒÆ’Ã‚Â¢ÃƒÂ¢Ã¢â‚¬Å¡Ã‚Â¬Ãƒâ€šÃ‚Â ÃƒÆ’Ã†â€™Ãƒâ€šÃ‚Â¢ÃƒÆ’Ã‚Â¢ÃƒÂ¢Ã¢â€šÂ¬Ã…Â¡Ãƒâ€šÃ‚Â¬ÃƒÆ’Ã‚Â¢ÃƒÂ¢Ã¢â€šÂ¬Ã…Â¾Ãƒâ€šÃ‚Â¢ÃƒÆ’Ã†â€™Ãƒâ€ Ã¢â‚¬â„¢ÃƒÆ’Ã¢â‚¬Â ÃƒÂ¢Ã¢â€šÂ¬Ã¢â€žÂ¢ÃƒÆ’Ã†â€™Ãƒâ€šÃ‚Â¢ÃƒÆ’Ã‚Â¢ÃƒÂ¢Ã¢â€šÂ¬Ã…Â¡Ãƒâ€šÃ‚Â¬ÃƒÆ’Ã¢â‚¬Â¦Ãƒâ€šÃ‚Â¡ÃƒÆ’Ã†â€™Ãƒâ€ Ã¢â‚¬â„¢ÃƒÆ’Ã‚Â¢ÃƒÂ¢Ã¢â‚¬Å¡Ã‚Â¬Ãƒâ€¦Ã‚Â¡ÃƒÆ’Ã†â€™ÃƒÂ¢Ã¢â€šÂ¬Ã…Â¡ÃƒÆ’Ã¢â‚¬Å¡Ãƒâ€šÃ‚Â¢ÃƒÆ’Ã†â€™Ãƒâ€ Ã¢â‚¬â„¢ÃƒÆ’Ã¢â‚¬Â ÃƒÂ¢Ã¢â€šÂ¬Ã¢â€žÂ¢ÃƒÆ’Ã†â€™ÃƒÂ¢Ã¢â€šÂ¬Ã‚Â ÃƒÆ’Ã‚Â¢ÃƒÂ¢Ã¢â‚¬Å¡Ã‚Â¬ÃƒÂ¢Ã¢â‚¬Å¾Ã‚Â¢ÃƒÆ’Ã†â€™Ãƒâ€ Ã¢â‚¬â„¢ÃƒÆ’Ã‚Â¢ÃƒÂ¢Ã¢â‚¬Å¡Ã‚Â¬Ãƒâ€¦Ã‚Â¡ÃƒÆ’Ã†â€™ÃƒÂ¢Ã¢â€šÂ¬Ã…Â¡ÃƒÆ’Ã¢â‚¬Å¡Ãƒâ€šÃ‚Â¢ÃƒÆ’Ã†â€™Ãƒâ€ Ã¢â‚¬â„¢ÃƒÆ’Ã¢â‚¬Â ÃƒÂ¢Ã¢â€šÂ¬Ã¢â€žÂ¢ÃƒÆ’Ã†â€™ÃƒÂ¢Ã¢â€šÂ¬Ã…Â¡ÃƒÆ’Ã¢â‚¬Å¡Ãƒâ€šÃ‚Â¢ÃƒÆ’Ã†â€™Ãƒâ€ Ã¢â‚¬â„¢ÃƒÆ’Ã¢â‚¬Å¡Ãƒâ€šÃ‚Â¢ÃƒÆ’Ã†â€™Ãƒâ€šÃ‚Â¢ÃƒÆ’Ã‚Â¢ÃƒÂ¢Ã¢â‚¬Å¡Ã‚Â¬Ãƒâ€¦Ã‚Â¡ÃƒÆ’Ã¢â‚¬Å¡Ãƒâ€šÃ‚Â¬ÃƒÆ’Ã†â€™ÃƒÂ¢Ã¢â€šÂ¬Ã‚Â¦ÃƒÆ’Ã¢â‚¬Å¡Ãƒâ€šÃ‚Â¡ÃƒÆ’Ã†â€™Ãƒâ€ Ã¢â‚¬â„¢ÃƒÆ’Ã‚Â¢ÃƒÂ¢Ã¢â‚¬Å¡Ã‚Â¬Ãƒâ€¦Ã‚Â¡ÃƒÆ’Ã†â€™ÃƒÂ¢Ã¢â€šÂ¬Ã…Â¡ÃƒÆ’Ã¢â‚¬Å¡Ãƒâ€šÃ‚Â¬ÃƒÆ’Ã†â€™Ãƒâ€ Ã¢â‚¬â„¢ÃƒÆ’Ã¢â‚¬Â ÃƒÂ¢Ã¢â€šÂ¬Ã¢â€žÂ¢ÃƒÆ’Ã†â€™Ãƒâ€šÃ‚Â¢ÃƒÆ’Ã‚Â¢ÃƒÂ¢Ã¢â€šÂ¬Ã…Â¡Ãƒâ€šÃ‚Â¬ÃƒÆ’Ã¢â‚¬Â¦Ãƒâ€šÃ‚Â¡ÃƒÆ’Ã†â€™Ãƒâ€ Ã¢â‚¬â„¢ÃƒÆ’Ã‚Â¢ÃƒÂ¢Ã¢â‚¬Å¡Ã‚Â¬Ãƒâ€¦Ã‚Â¡ÃƒÆ’Ã†â€™ÃƒÂ¢Ã¢â€šÂ¬Ã…Â¡ÃƒÆ’Ã¢â‚¬Å¡Ãƒâ€šÃ‚Â ÃƒÆ’Ã†â€™Ãƒâ€ Ã¢â‚¬â„¢ÃƒÆ’Ã¢â‚¬Â ÃƒÂ¢Ã¢â€šÂ¬Ã¢â€žÂ¢ÃƒÆ’Ã†â€™ÃƒÂ¢Ã¢â€šÂ¬Ã‚Â ÃƒÆ’Ã‚Â¢ÃƒÂ¢Ã¢â‚¬Å¡Ã‚Â¬ÃƒÂ¢Ã¢â‚¬Å¾Ã‚Â¢ÃƒÆ’Ã†â€™Ãƒâ€ Ã¢â‚¬â„¢ÃƒÆ’Ã‚Â¢ÃƒÂ¢Ã¢â‚¬Å¡Ã‚Â¬Ãƒâ€¦Ã‚Â¡ÃƒÆ’Ã†â€™ÃƒÂ¢Ã¢â€šÂ¬Ã…Â¡ÃƒÆ’Ã¢â‚¬Å¡Ãƒâ€šÃ‚Â¢ÃƒÆ’Ã†â€™Ãƒâ€ Ã¢â‚¬â„¢ÃƒÆ’Ã¢â‚¬Â ÃƒÂ¢Ã¢â€šÂ¬Ã¢â€žÂ¢ÃƒÆ’Ã†â€™ÃƒÂ¢Ã¢â€šÂ¬Ã…Â¡ÃƒÆ’Ã¢â‚¬Å¡Ãƒâ€šÃ‚Â¢ÃƒÆ’Ã†â€™Ãƒâ€ Ã¢â‚¬â„¢ÃƒÆ’Ã¢â‚¬Å¡Ãƒâ€šÃ‚Â¢ÃƒÆ’Ã†â€™Ãƒâ€šÃ‚Â¢ÃƒÆ’Ã‚Â¢ÃƒÂ¢Ã¢â‚¬Å¡Ã‚Â¬Ãƒâ€¦Ã‚Â¡ÃƒÆ’Ã¢â‚¬Å¡Ãƒâ€šÃ‚Â¬ÃƒÆ’Ã†â€™ÃƒÂ¢Ã¢â€šÂ¬Ã‚Â¦ÃƒÆ’Ã¢â‚¬Å¡Ãƒâ€šÃ‚Â¡ÃƒÆ’Ã†â€™Ãƒâ€ Ã¢â‚¬â„¢ÃƒÆ’Ã‚Â¢ÃƒÂ¢Ã¢â‚¬Å¡Ã‚Â¬Ãƒâ€¦Ã‚Â¡ÃƒÆ’Ã†â€™ÃƒÂ¢Ã¢â€šÂ¬Ã…Â¡ÃƒÆ’Ã¢â‚¬Å¡Ãƒâ€šÃ‚Â¬ÃƒÆ’Ã†â€™Ãƒâ€ Ã¢â‚¬â„¢ÃƒÆ’Ã¢â‚¬Â ÃƒÂ¢Ã¢â€šÂ¬Ã¢â€žÂ¢ÃƒÆ’Ã†â€™ÃƒÂ¢Ã¢â€šÂ¬Ã…Â¡ÃƒÆ’Ã¢â‚¬Å¡Ãƒâ€šÃ‚Â¢ÃƒÆ’Ã†â€™Ãƒâ€ Ã¢â‚¬â„¢ÃƒÆ’Ã¢â‚¬Å¡Ãƒâ€šÃ‚Â¢ÃƒÆ’Ã†â€™Ãƒâ€šÃ‚Â¢ÃƒÆ’Ã‚Â¢ÃƒÂ¢Ã¢â‚¬Å¡Ã‚Â¬Ãƒâ€¦Ã‚Â¡ÃƒÆ’Ã¢â‚¬Å¡Ãƒâ€šÃ‚Â¬ÃƒÆ’Ã†â€™ÃƒÂ¢Ã¢â€šÂ¬Ã‚Â¦ÃƒÆ’Ã¢â‚¬Å¡Ãƒâ€šÃ‚Â¾ÃƒÆ’Ã†â€™Ãƒâ€ Ã¢â‚¬â„¢ÃƒÆ’Ã‚Â¢ÃƒÂ¢Ã¢â‚¬Å¡Ã‚Â¬Ãƒâ€¦Ã‚Â¡ÃƒÆ’Ã†â€™ÃƒÂ¢Ã¢â€šÂ¬Ã…Â¡ÃƒÆ’Ã¢â‚¬Å¡Ãƒâ€šÃ‚Â¢ paste a prompt ÃƒÆ’Ã†â€™Ãƒâ€ Ã¢â‚¬â„¢ÃƒÆ’Ã¢â‚¬Â ÃƒÂ¢Ã¢â€šÂ¬Ã¢â€žÂ¢ÃƒÆ’Ã†â€™ÃƒÂ¢Ã¢â€šÂ¬Ã‚Â ÃƒÆ’Ã‚Â¢ÃƒÂ¢Ã¢â‚¬Å¡Ã‚Â¬ÃƒÂ¢Ã¢â‚¬Å¾Ã‚Â¢ÃƒÆ’Ã†â€™Ãƒâ€ Ã¢â‚¬â„¢ÃƒÆ’Ã‚Â¢ÃƒÂ¢Ã¢â‚¬Å¡Ã‚Â¬Ãƒâ€šÃ‚Â ÃƒÆ’Ã†â€™Ãƒâ€šÃ‚Â¢ÃƒÆ’Ã‚Â¢ÃƒÂ¢Ã¢â€šÂ¬Ã…Â¡Ãƒâ€šÃ‚Â¬ÃƒÆ’Ã‚Â¢ÃƒÂ¢Ã¢â€šÂ¬Ã…Â¾Ãƒâ€šÃ‚Â¢ÃƒÆ’Ã†â€™Ãƒâ€ Ã¢â‚¬â„¢ÃƒÆ’Ã¢â‚¬Â ÃƒÂ¢Ã¢â€šÂ¬Ã¢â€žÂ¢ÃƒÆ’Ã†â€™Ãƒâ€šÃ‚Â¢ÃƒÆ’Ã‚Â¢ÃƒÂ¢Ã¢â€šÂ¬Ã…Â¡Ãƒâ€šÃ‚Â¬ÃƒÆ’Ã¢â‚¬Â¦Ãƒâ€šÃ‚Â¡ÃƒÆ’Ã†â€™Ãƒâ€ Ã¢â‚¬â„¢ÃƒÆ’Ã‚Â¢ÃƒÂ¢Ã¢â‚¬Å¡Ã‚Â¬Ãƒâ€¦Ã‚Â¡ÃƒÆ’Ã†â€™ÃƒÂ¢Ã¢â€šÂ¬Ã…Â¡ÃƒÆ’Ã¢â‚¬Å¡Ãƒâ€šÃ‚Â¢ÃƒÆ’Ã†â€™Ãƒâ€ Ã¢â‚¬â„¢ÃƒÆ’Ã¢â‚¬Â ÃƒÂ¢Ã¢â€šÂ¬Ã¢â€žÂ¢ÃƒÆ’Ã†â€™ÃƒÂ¢Ã¢â€šÂ¬Ã‚Â ÃƒÆ’Ã‚Â¢ÃƒÂ¢Ã¢â‚¬Å¡Ã‚Â¬ÃƒÂ¢Ã¢â‚¬Å¾Ã‚Â¢ÃƒÆ’Ã†â€™Ãƒâ€ Ã¢â‚¬â„¢ÃƒÆ’Ã‚Â¢ÃƒÂ¢Ã¢â‚¬Å¡Ã‚Â¬Ãƒâ€¦Ã‚Â¡ÃƒÆ’Ã†â€™ÃƒÂ¢Ã¢â€šÂ¬Ã…Â¡ÃƒÆ’Ã¢â‚¬Å¡Ãƒâ€šÃ‚Â¢ÃƒÆ’Ã†â€™Ãƒâ€ Ã¢â‚¬â„¢ÃƒÆ’Ã¢â‚¬Â ÃƒÂ¢Ã¢â€šÂ¬Ã¢â€žÂ¢ÃƒÆ’Ã†â€™ÃƒÂ¢Ã¢â€šÂ¬Ã…Â¡ÃƒÆ’Ã¢â‚¬Å¡Ãƒâ€šÃ‚Â¢ÃƒÆ’Ã†â€™Ãƒâ€ Ã¢â‚¬â„¢ÃƒÆ’Ã¢â‚¬Å¡Ãƒâ€šÃ‚Â¢ÃƒÆ’Ã†â€™Ãƒâ€šÃ‚Â¢ÃƒÆ’Ã‚Â¢ÃƒÂ¢Ã¢â‚¬Å¡Ã‚Â¬Ãƒâ€¦Ã‚Â¡ÃƒÆ’Ã¢â‚¬Å¡Ãƒâ€šÃ‚Â¬ÃƒÆ’Ã†â€™ÃƒÂ¢Ã¢â€šÂ¬Ã‚Â¦ÃƒÆ’Ã¢â‚¬Å¡Ãƒâ€šÃ‚Â¡ÃƒÆ’Ã†â€™Ãƒâ€ Ã¢â‚¬â„¢ÃƒÆ’Ã‚Â¢ÃƒÂ¢Ã¢â‚¬Å¡Ã‚Â¬Ãƒâ€¦Ã‚Â¡ÃƒÆ’Ã†â€™ÃƒÂ¢Ã¢â€šÂ¬Ã…Â¡ÃƒÆ’Ã¢â‚¬Å¡Ãƒâ€šÃ‚Â¬ÃƒÆ’Ã†â€™Ãƒâ€ Ã¢â‚¬â„¢ÃƒÆ’Ã¢â‚¬Â ÃƒÂ¢Ã¢â€šÂ¬Ã¢â€žÂ¢ÃƒÆ’Ã†â€™Ãƒâ€šÃ‚Â¢ÃƒÆ’Ã‚Â¢ÃƒÂ¢Ã¢â€šÂ¬Ã…Â¡Ãƒâ€šÃ‚Â¬ÃƒÆ’Ã¢â‚¬Â¦Ãƒâ€šÃ‚Â¡ÃƒÆ’Ã†â€™Ãƒâ€ Ã¢â‚¬â„¢ÃƒÆ’Ã‚Â¢ÃƒÂ¢Ã¢â‚¬Å¡Ã‚Â¬Ãƒâ€¦Ã‚Â¡ÃƒÆ’Ã†â€™ÃƒÂ¢Ã¢â€šÂ¬Ã…Â¡ÃƒÆ’Ã¢â‚¬Å¡Ãƒâ€šÃ‚Â ÃƒÆ’Ã†â€™Ãƒâ€ Ã¢â‚¬â„¢ÃƒÆ’Ã¢â‚¬Â ÃƒÂ¢Ã¢â€šÂ¬Ã¢â€žÂ¢ÃƒÆ’Ã†â€™ÃƒÂ¢Ã¢â€šÂ¬Ã‚Â ÃƒÆ’Ã‚Â¢ÃƒÂ¢Ã¢â‚¬Å¡Ã‚Â¬ÃƒÂ¢Ã¢â‚¬Å¾Ã‚Â¢ÃƒÆ’Ã†â€™Ãƒâ€ Ã¢â‚¬â„¢ÃƒÆ’Ã‚Â¢ÃƒÂ¢Ã¢â‚¬Å¡Ã‚Â¬Ãƒâ€¦Ã‚Â¡ÃƒÆ’Ã†â€™ÃƒÂ¢Ã¢â€šÂ¬Ã…Â¡ÃƒÆ’Ã¢â‚¬Å¡Ãƒâ€šÃ‚Â¢ÃƒÆ’Ã†â€™Ãƒâ€ Ã¢â‚¬â„¢ÃƒÆ’Ã¢â‚¬Â ÃƒÂ¢Ã¢â€šÂ¬Ã¢â€žÂ¢ÃƒÆ’Ã†â€™ÃƒÂ¢Ã¢â€šÂ¬Ã…Â¡ÃƒÆ’Ã¢â‚¬Å¡Ãƒâ€šÃ‚Â¢ÃƒÆ’Ã†â€™Ãƒâ€ Ã¢â‚¬â„¢ÃƒÆ’Ã¢â‚¬Å¡Ãƒâ€šÃ‚Â¢ÃƒÆ’Ã†â€™Ãƒâ€šÃ‚Â¢ÃƒÆ’Ã‚Â¢ÃƒÂ¢Ã¢â‚¬Å¡Ã‚Â¬Ãƒâ€¦Ã‚Â¡ÃƒÆ’Ã¢â‚¬Å¡Ãƒâ€šÃ‚Â¬ÃƒÆ’Ã†â€™ÃƒÂ¢Ã¢â€šÂ¬Ã‚Â¦ÃƒÆ’Ã¢â‚¬Å¡Ãƒâ€šÃ‚Â¡ÃƒÆ’Ã†â€™Ãƒâ€ Ã¢â‚¬â„¢ÃƒÆ’Ã‚Â¢ÃƒÂ¢Ã¢â‚¬Å¡Ã‚Â¬Ãƒâ€¦Ã‚Â¡ÃƒÆ’Ã†â€™ÃƒÂ¢Ã¢â€šÂ¬Ã…Â¡ÃƒÆ’Ã¢â‚¬Å¡Ãƒâ€šÃ‚Â¬ÃƒÆ’Ã†â€™Ãƒâ€ Ã¢â‚¬â„¢ÃƒÆ’Ã¢â‚¬Â ÃƒÂ¢Ã¢â€šÂ¬Ã¢â€žÂ¢ÃƒÆ’Ã†â€™ÃƒÂ¢Ã¢â€šÂ¬Ã…Â¡ÃƒÆ’Ã¢â‚¬Å¡Ãƒâ€šÃ‚Â¢ÃƒÆ’Ã†â€™Ãƒâ€ Ã¢â‚¬â„¢ÃƒÆ’Ã¢â‚¬Å¡Ãƒâ€šÃ‚Â¢ÃƒÆ’Ã†â€™Ãƒâ€šÃ‚Â¢ÃƒÆ’Ã‚Â¢ÃƒÂ¢Ã¢â‚¬Å¡Ã‚Â¬Ãƒâ€¦Ã‚Â¡ÃƒÆ’Ã¢â‚¬Å¡Ãƒâ€šÃ‚Â¬ÃƒÆ’Ã†â€™ÃƒÂ¢Ã¢â€šÂ¬Ã‚Â¦ÃƒÆ’Ã¢â‚¬Å¡Ãƒâ€šÃ‚Â¾ÃƒÆ’Ã†â€™Ãƒâ€ Ã¢â‚¬â„¢ÃƒÆ’Ã‚Â¢ÃƒÂ¢Ã¢â‚¬Å¡Ã‚Â¬Ãƒâ€¦Ã‚Â¡ÃƒÆ’Ã†â€™ÃƒÂ¢Ã¢â€šÂ¬Ã…Â¡ÃƒÆ’Ã¢â‚¬Å¡Ãƒâ€šÃ‚Â¢ **Analyze**.</w:t>
       </w:r>
     </w:p>
     <w:p>
@@ -2445,7 +2445,7 @@
           <w:szCs w:val="18"/>
           <w:color w:val="333333"/>
         </w:rPr>
-        <w:t xml:space="preserve">The version comes from `manifest.json` ÃƒÆ’Ã†â€™Ãƒâ€ Ã¢â‚¬â„¢ÃƒÆ’Ã¢â‚¬Â ÃƒÂ¢Ã¢â€šÂ¬Ã¢â€žÂ¢ÃƒÆ’Ã†â€™ÃƒÂ¢Ã¢â€šÂ¬Ã‚Â ÃƒÆ’Ã‚Â¢ÃƒÂ¢Ã¢â‚¬Å¡Ã‚Â¬ÃƒÂ¢Ã¢â‚¬Å¾Ã‚Â¢ÃƒÆ’Ã†â€™Ãƒâ€ Ã¢â‚¬â„¢ÃƒÆ’Ã‚Â¢ÃƒÂ¢Ã¢â‚¬Å¡Ã‚Â¬Ãƒâ€¦Ã‚Â¡ÃƒÆ’Ã†â€™ÃƒÂ¢Ã¢â€šÂ¬Ã…Â¡ÃƒÆ’Ã¢â‚¬Å¡Ãƒâ€šÃ‚Â¢ÃƒÆ’Ã†â€™Ãƒâ€ Ã¢â‚¬â„¢ÃƒÆ’Ã¢â‚¬Â ÃƒÂ¢Ã¢â€šÂ¬Ã¢â€žÂ¢ÃƒÆ’Ã†â€™ÃƒÂ¢Ã¢â€šÂ¬Ã…Â¡ÃƒÆ’Ã¢â‚¬Å¡Ãƒâ€šÃ‚Â¢ÃƒÆ’Ã†â€™Ãƒâ€ Ã¢â‚¬â„¢ÃƒÆ’Ã¢â‚¬Å¡Ãƒâ€šÃ‚Â¢ÃƒÆ’Ã†â€™Ãƒâ€šÃ‚Â¢ÃƒÆ’Ã‚Â¢ÃƒÂ¢Ã¢â‚¬Å¡Ã‚Â¬Ãƒâ€¦Ã‚Â¡ÃƒÆ’Ã¢â‚¬Å¡Ãƒâ€šÃ‚Â¬ÃƒÆ’Ã†â€™ÃƒÂ¢Ã¢â€šÂ¬Ã‚Â¦ÃƒÆ’Ã¢â‚¬Å¡Ãƒâ€šÃ‚Â¡ÃƒÆ’Ã†â€™Ãƒâ€ Ã¢â‚¬â„¢ÃƒÆ’Ã‚Â¢ÃƒÂ¢Ã¢â‚¬Å¡Ã‚Â¬Ãƒâ€¦Ã‚Â¡ÃƒÆ’Ã†â€™ÃƒÂ¢Ã¢â€šÂ¬Ã…Â¡ÃƒÆ’Ã¢â‚¬Å¡Ãƒâ€šÃ‚Â¬ÃƒÆ’Ã†â€™Ãƒâ€ Ã¢â‚¬â„¢ÃƒÆ’Ã¢â‚¬Â ÃƒÂ¢Ã¢â€šÂ¬Ã¢â€žÂ¢ÃƒÆ’Ã†â€™ÃƒÂ¢Ã¢â€šÂ¬Ã…Â¡ÃƒÆ’Ã¢â‚¬Å¡Ãƒâ€šÃ‚Â¢ÃƒÆ’Ã†â€™Ãƒâ€ Ã¢â‚¬â„¢ÃƒÆ’Ã¢â‚¬Å¡Ãƒâ€šÃ‚Â¢ÃƒÆ’Ã†â€™Ãƒâ€šÃ‚Â¢ÃƒÆ’Ã‚Â¢ÃƒÂ¢Ã¢â€šÂ¬Ã…Â¡Ãƒâ€šÃ‚Â¬ÃƒÆ’Ã¢â‚¬Â¦Ãƒâ€šÃ‚Â¡ÃƒÆ’Ã†â€™ÃƒÂ¢Ã¢â€šÂ¬Ã…Â¡ÃƒÆ’Ã¢â‚¬Å¡Ãƒâ€šÃ‚Â¬ÃƒÆ’Ã†â€™Ãƒâ€ Ã¢â‚¬â„¢ÃƒÆ’Ã‚Â¢ÃƒÂ¢Ã¢â‚¬Å¡Ã‚Â¬Ãƒâ€¦Ã‚Â¡ÃƒÆ’Ã†â€™ÃƒÂ¢Ã¢â€šÂ¬Ã…Â¡ÃƒÆ’Ã¢â‚¬Å¡Ãƒâ€šÃ‚Â **bump it before every upload** (Edge</w:t>
+        <w:t xml:space="preserve">The version comes from `manifest.json` ÃƒÆ’Ã†â€™Ãƒâ€ Ã¢â‚¬â„¢ÃƒÆ’Ã¢â‚¬Â ÃƒÂ¢Ã¢â€šÂ¬Ã¢â€žÂ¢ÃƒÆ’Ã†â€™ÃƒÂ¢Ã¢â€šÂ¬Ã‚Â ÃƒÆ’Ã‚Â¢ÃƒÂ¢Ã¢â‚¬Å¡Ã‚Â¬ÃƒÂ¢Ã¢â‚¬Å¾Ã‚Â¢ÃƒÆ’Ã†â€™Ãƒâ€ Ã¢â‚¬â„¢ÃƒÆ’Ã‚Â¢ÃƒÂ¢Ã¢â‚¬Å¡Ã‚Â¬Ãƒâ€šÃ‚Â ÃƒÆ’Ã†â€™Ãƒâ€šÃ‚Â¢ÃƒÆ’Ã‚Â¢ÃƒÂ¢Ã¢â€šÂ¬Ã…Â¡Ãƒâ€šÃ‚Â¬ÃƒÆ’Ã‚Â¢ÃƒÂ¢Ã¢â€šÂ¬Ã…Â¾Ãƒâ€šÃ‚Â¢ÃƒÆ’Ã†â€™Ãƒâ€ Ã¢â‚¬â„¢ÃƒÆ’Ã¢â‚¬Â ÃƒÂ¢Ã¢â€šÂ¬Ã¢â€žÂ¢ÃƒÆ’Ã†â€™Ãƒâ€šÃ‚Â¢ÃƒÆ’Ã‚Â¢ÃƒÂ¢Ã¢â€šÂ¬Ã…Â¡Ãƒâ€šÃ‚Â¬ÃƒÆ’Ã¢â‚¬Â¦Ãƒâ€šÃ‚Â¡ÃƒÆ’Ã†â€™Ãƒâ€ Ã¢â‚¬â„¢ÃƒÆ’Ã‚Â¢ÃƒÂ¢Ã¢â‚¬Å¡Ã‚Â¬Ãƒâ€¦Ã‚Â¡ÃƒÆ’Ã†â€™ÃƒÂ¢Ã¢â€šÂ¬Ã…Â¡ÃƒÆ’Ã¢â‚¬Å¡Ãƒâ€šÃ‚Â¢ÃƒÆ’Ã†â€™Ãƒâ€ Ã¢â‚¬â„¢ÃƒÆ’Ã¢â‚¬Â ÃƒÂ¢Ã¢â€šÂ¬Ã¢â€žÂ¢ÃƒÆ’Ã†â€™ÃƒÂ¢Ã¢â€šÂ¬Ã‚Â ÃƒÆ’Ã‚Â¢ÃƒÂ¢Ã¢â‚¬Å¡Ã‚Â¬ÃƒÂ¢Ã¢â‚¬Å¾Ã‚Â¢ÃƒÆ’Ã†â€™Ãƒâ€ Ã¢â‚¬â„¢ÃƒÆ’Ã‚Â¢ÃƒÂ¢Ã¢â‚¬Å¡Ã‚Â¬Ãƒâ€¦Ã‚Â¡ÃƒÆ’Ã†â€™ÃƒÂ¢Ã¢â€šÂ¬Ã…Â¡ÃƒÆ’Ã¢â‚¬Å¡Ãƒâ€šÃ‚Â¢ÃƒÆ’Ã†â€™Ãƒâ€ Ã¢â‚¬â„¢ÃƒÆ’Ã¢â‚¬Â ÃƒÂ¢Ã¢â€šÂ¬Ã¢â€žÂ¢ÃƒÆ’Ã†â€™ÃƒÂ¢Ã¢â€šÂ¬Ã…Â¡ÃƒÆ’Ã¢â‚¬Å¡Ãƒâ€šÃ‚Â¢ÃƒÆ’Ã†â€™Ãƒâ€ Ã¢â‚¬â„¢ÃƒÆ’Ã¢â‚¬Å¡Ãƒâ€šÃ‚Â¢ÃƒÆ’Ã†â€™Ãƒâ€šÃ‚Â¢ÃƒÆ’Ã‚Â¢ÃƒÂ¢Ã¢â€šÂ¬Ã…Â¡Ãƒâ€šÃ‚Â¬ÃƒÆ’Ã¢â‚¬Â¦Ãƒâ€šÃ‚Â¡ÃƒÆ’Ã†â€™ÃƒÂ¢Ã¢â€šÂ¬Ã…Â¡ÃƒÆ’Ã¢â‚¬Å¡Ãƒâ€šÃ‚Â¬ÃƒÆ’Ã†â€™Ãƒâ€ Ã¢â‚¬â„¢ÃƒÆ’Ã‚Â¢ÃƒÂ¢Ã¢â‚¬Å¡Ã‚Â¬Ãƒâ€šÃ‚Â¦ÃƒÆ’Ã†â€™ÃƒÂ¢Ã¢â€šÂ¬Ã…Â¡ÃƒÆ’Ã¢â‚¬Å¡Ãƒâ€šÃ‚Â¡ÃƒÆ’Ã†â€™Ãƒâ€ Ã¢â‚¬â„¢ÃƒÆ’Ã¢â‚¬Â ÃƒÂ¢Ã¢â€šÂ¬Ã¢â€žÂ¢ÃƒÆ’Ã†â€™Ãƒâ€šÃ‚Â¢ÃƒÆ’Ã‚Â¢ÃƒÂ¢Ã¢â€šÂ¬Ã…Â¡Ãƒâ€šÃ‚Â¬ÃƒÆ’Ã¢â‚¬Â¦Ãƒâ€šÃ‚Â¡ÃƒÆ’Ã†â€™Ãƒâ€ Ã¢â‚¬â„¢ÃƒÆ’Ã‚Â¢ÃƒÂ¢Ã¢â‚¬Å¡Ã‚Â¬Ãƒâ€¦Ã‚Â¡ÃƒÆ’Ã†â€™ÃƒÂ¢Ã¢â€šÂ¬Ã…Â¡ÃƒÆ’Ã¢â‚¬Å¡Ãƒâ€šÃ‚Â¬ÃƒÆ’Ã†â€™Ãƒâ€ Ã¢â‚¬â„¢ÃƒÆ’Ã¢â‚¬Â ÃƒÂ¢Ã¢â€šÂ¬Ã¢â€žÂ¢ÃƒÆ’Ã†â€™ÃƒÂ¢Ã¢â€šÂ¬Ã‚Â ÃƒÆ’Ã‚Â¢ÃƒÂ¢Ã¢â‚¬Å¡Ã‚Â¬ÃƒÂ¢Ã¢â‚¬Å¾Ã‚Â¢ÃƒÆ’Ã†â€™Ãƒâ€ Ã¢â‚¬â„¢ÃƒÆ’Ã‚Â¢ÃƒÂ¢Ã¢â‚¬Å¡Ã‚Â¬Ãƒâ€¦Ã‚Â¡ÃƒÆ’Ã†â€™ÃƒÂ¢Ã¢â€šÂ¬Ã…Â¡ÃƒÆ’Ã¢â‚¬Å¡Ãƒâ€šÃ‚Â¢ÃƒÆ’Ã†â€™Ãƒâ€ Ã¢â‚¬â„¢ÃƒÆ’Ã¢â‚¬Â ÃƒÂ¢Ã¢â€šÂ¬Ã¢â€žÂ¢ÃƒÆ’Ã†â€™ÃƒÂ¢Ã¢â€šÂ¬Ã…Â¡ÃƒÆ’Ã¢â‚¬Å¡Ãƒâ€šÃ‚Â¢ÃƒÆ’Ã†â€™Ãƒâ€ Ã¢â‚¬â„¢ÃƒÆ’Ã¢â‚¬Å¡Ãƒâ€šÃ‚Â¢ÃƒÆ’Ã†â€™Ãƒâ€šÃ‚Â¢ÃƒÆ’Ã‚Â¢ÃƒÂ¢Ã¢â‚¬Å¡Ã‚Â¬Ãƒâ€¦Ã‚Â¡ÃƒÆ’Ã¢â‚¬Å¡Ãƒâ€šÃ‚Â¬ÃƒÆ’Ã†â€™ÃƒÂ¢Ã¢â€šÂ¬Ã‚Â¦ÃƒÆ’Ã¢â‚¬Å¡Ãƒâ€šÃ‚Â¡ÃƒÆ’Ã†â€™Ãƒâ€ Ã¢â‚¬â„¢ÃƒÆ’Ã‚Â¢ÃƒÂ¢Ã¢â‚¬Å¡Ã‚Â¬Ãƒâ€¦Ã‚Â¡ÃƒÆ’Ã†â€™ÃƒÂ¢Ã¢â€šÂ¬Ã…Â¡ÃƒÆ’Ã¢â‚¬Å¡Ãƒâ€šÃ‚Â¬ÃƒÆ’Ã†â€™Ãƒâ€ Ã¢â‚¬â„¢ÃƒÆ’Ã¢â‚¬Â ÃƒÂ¢Ã¢â€šÂ¬Ã¢â€žÂ¢ÃƒÆ’Ã†â€™Ãƒâ€šÃ‚Â¢ÃƒÆ’Ã‚Â¢ÃƒÂ¢Ã¢â€šÂ¬Ã…Â¡Ãƒâ€šÃ‚Â¬ÃƒÆ’Ã¢â‚¬Â¦Ãƒâ€šÃ‚Â¡ÃƒÆ’Ã†â€™Ãƒâ€ Ã¢â‚¬â„¢ÃƒÆ’Ã‚Â¢ÃƒÂ¢Ã¢â‚¬Å¡Ã‚Â¬Ãƒâ€¦Ã‚Â¡ÃƒÆ’Ã†â€™ÃƒÂ¢Ã¢â€šÂ¬Ã…Â¡ÃƒÆ’Ã¢â‚¬Å¡Ãƒâ€šÃ‚Â **bump it before every upload** (Edge</w:t>
       </w:r>
     </w:p>
     <w:p>
@@ -2515,7 +2515,7 @@
           <w:szCs w:val="18"/>
           <w:color w:val="333333"/>
         </w:rPr>
-        <w:t xml:space="preserve">## 7. Part D ÃƒÆ’Ã†â€™Ãƒâ€ Ã¢â‚¬â„¢ÃƒÆ’Ã¢â‚¬Â ÃƒÂ¢Ã¢â€šÂ¬Ã¢â€žÂ¢ÃƒÆ’Ã†â€™ÃƒÂ¢Ã¢â€šÂ¬Ã‚Â ÃƒÆ’Ã‚Â¢ÃƒÂ¢Ã¢â‚¬Å¡Ã‚Â¬ÃƒÂ¢Ã¢â‚¬Å¾Ã‚Â¢ÃƒÆ’Ã†â€™Ãƒâ€ Ã¢â‚¬â„¢ÃƒÆ’Ã‚Â¢ÃƒÂ¢Ã¢â‚¬Å¡Ã‚Â¬Ãƒâ€¦Ã‚Â¡ÃƒÆ’Ã†â€™ÃƒÂ¢Ã¢â€šÂ¬Ã…Â¡ÃƒÆ’Ã¢â‚¬Å¡Ãƒâ€šÃ‚Â¢ÃƒÆ’Ã†â€™Ãƒâ€ Ã¢â‚¬â„¢ÃƒÆ’Ã¢â‚¬Â ÃƒÂ¢Ã¢â€šÂ¬Ã¢â€žÂ¢ÃƒÆ’Ã†â€™ÃƒÂ¢Ã¢â€šÂ¬Ã…Â¡ÃƒÆ’Ã¢â‚¬Å¡Ãƒâ€šÃ‚Â¢ÃƒÆ’Ã†â€™Ãƒâ€ Ã¢â‚¬â„¢ÃƒÆ’Ã¢â‚¬Å¡Ãƒâ€šÃ‚Â¢ÃƒÆ’Ã†â€™Ãƒâ€šÃ‚Â¢ÃƒÆ’Ã‚Â¢ÃƒÂ¢Ã¢â‚¬Å¡Ã‚Â¬Ãƒâ€¦Ã‚Â¡ÃƒÆ’Ã¢â‚¬Å¡Ãƒâ€šÃ‚Â¬ÃƒÆ’Ã†â€™ÃƒÂ¢Ã¢â€šÂ¬Ã‚Â¦ÃƒÆ’Ã¢â‚¬Å¡Ãƒâ€šÃ‚Â¡ÃƒÆ’Ã†â€™Ãƒâ€ Ã¢â‚¬â„¢ÃƒÆ’Ã‚Â¢ÃƒÂ¢Ã¢â‚¬Å¡Ã‚Â¬Ãƒâ€¦Ã‚Â¡ÃƒÆ’Ã†â€™ÃƒÂ¢Ã¢â€šÂ¬Ã…Â¡ÃƒÆ’Ã¢â‚¬Å¡Ãƒâ€šÃ‚Â¬ÃƒÆ’Ã†â€™Ãƒâ€ Ã¢â‚¬â„¢ÃƒÆ’Ã¢â‚¬Â ÃƒÂ¢Ã¢â€šÂ¬Ã¢â€žÂ¢ÃƒÆ’Ã†â€™ÃƒÂ¢Ã¢â€šÂ¬Ã…Â¡ÃƒÆ’Ã¢â‚¬Å¡Ãƒâ€šÃ‚Â¢ÃƒÆ’Ã†â€™Ãƒâ€ Ã¢â‚¬â„¢ÃƒÆ’Ã¢â‚¬Å¡Ãƒâ€šÃ‚Â¢ÃƒÆ’Ã†â€™Ãƒâ€šÃ‚Â¢ÃƒÆ’Ã‚Â¢ÃƒÂ¢Ã¢â€šÂ¬Ã…Â¡Ãƒâ€šÃ‚Â¬ÃƒÆ’Ã¢â‚¬Â¦Ãƒâ€šÃ‚Â¡ÃƒÆ’Ã†â€™ÃƒÂ¢Ã¢â€šÂ¬Ã…Â¡ÃƒÆ’Ã¢â‚¬Å¡Ãƒâ€šÃ‚Â¬ÃƒÆ’Ã†â€™Ãƒâ€ Ã¢â‚¬â„¢ÃƒÆ’Ã‚Â¢ÃƒÂ¢Ã¢â‚¬Å¡Ã‚Â¬Ãƒâ€¦Ã‚Â¡ÃƒÆ’Ã†â€™ÃƒÂ¢Ã¢â€šÂ¬Ã…Â¡ÃƒÆ’Ã¢â‚¬Å¡Ãƒâ€šÃ‚Â Publishing to Microsoft Edge Add-ons</w:t>
+        <w:t xml:space="preserve">## 7. Part D ÃƒÆ’Ã†â€™Ãƒâ€ Ã¢â‚¬â„¢ÃƒÆ’Ã¢â‚¬Â ÃƒÂ¢Ã¢â€šÂ¬Ã¢â€žÂ¢ÃƒÆ’Ã†â€™ÃƒÂ¢Ã¢â€šÂ¬Ã‚Â ÃƒÆ’Ã‚Â¢ÃƒÂ¢Ã¢â‚¬Å¡Ã‚Â¬ÃƒÂ¢Ã¢â‚¬Å¾Ã‚Â¢ÃƒÆ’Ã†â€™Ãƒâ€ Ã¢â‚¬â„¢ÃƒÆ’Ã‚Â¢ÃƒÂ¢Ã¢â‚¬Å¡Ã‚Â¬Ãƒâ€šÃ‚Â ÃƒÆ’Ã†â€™Ãƒâ€šÃ‚Â¢ÃƒÆ’Ã‚Â¢ÃƒÂ¢Ã¢â€šÂ¬Ã…Â¡Ãƒâ€šÃ‚Â¬ÃƒÆ’Ã‚Â¢ÃƒÂ¢Ã¢â€šÂ¬Ã…Â¾Ãƒâ€šÃ‚Â¢ÃƒÆ’Ã†â€™Ãƒâ€ Ã¢â‚¬â„¢ÃƒÆ’Ã¢â‚¬Â ÃƒÂ¢Ã¢â€šÂ¬Ã¢â€žÂ¢ÃƒÆ’Ã†â€™Ãƒâ€šÃ‚Â¢ÃƒÆ’Ã‚Â¢ÃƒÂ¢Ã¢â€šÂ¬Ã…Â¡Ãƒâ€šÃ‚Â¬ÃƒÆ’Ã¢â‚¬Â¦Ãƒâ€šÃ‚Â¡ÃƒÆ’Ã†â€™Ãƒâ€ Ã¢â‚¬â„¢ÃƒÆ’Ã‚Â¢ÃƒÂ¢Ã¢â‚¬Å¡Ã‚Â¬Ãƒâ€¦Ã‚Â¡ÃƒÆ’Ã†â€™ÃƒÂ¢Ã¢â€šÂ¬Ã…Â¡ÃƒÆ’Ã¢â‚¬Å¡Ãƒâ€šÃ‚Â¢ÃƒÆ’Ã†â€™Ãƒâ€ Ã¢â‚¬â„¢ÃƒÆ’Ã¢â‚¬Â ÃƒÂ¢Ã¢â€šÂ¬Ã¢â€žÂ¢ÃƒÆ’Ã†â€™ÃƒÂ¢Ã¢â€šÂ¬Ã‚Â ÃƒÆ’Ã‚Â¢ÃƒÂ¢Ã¢â‚¬Å¡Ã‚Â¬ÃƒÂ¢Ã¢â‚¬Å¾Ã‚Â¢ÃƒÆ’Ã†â€™Ãƒâ€ Ã¢â‚¬â„¢ÃƒÆ’Ã‚Â¢ÃƒÂ¢Ã¢â‚¬Å¡Ã‚Â¬Ãƒâ€¦Ã‚Â¡ÃƒÆ’Ã†â€™ÃƒÂ¢Ã¢â€šÂ¬Ã…Â¡ÃƒÆ’Ã¢â‚¬Å¡Ãƒâ€šÃ‚Â¢ÃƒÆ’Ã†â€™Ãƒâ€ Ã¢â‚¬â„¢ÃƒÆ’Ã¢â‚¬Â ÃƒÂ¢Ã¢â€šÂ¬Ã¢â€žÂ¢ÃƒÆ’Ã†â€™ÃƒÂ¢Ã¢â€šÂ¬Ã…Â¡ÃƒÆ’Ã¢â‚¬Å¡Ãƒâ€šÃ‚Â¢ÃƒÆ’Ã†â€™Ãƒâ€ Ã¢â‚¬â„¢ÃƒÆ’Ã¢â‚¬Å¡Ãƒâ€šÃ‚Â¢ÃƒÆ’Ã†â€™Ãƒâ€šÃ‚Â¢ÃƒÆ’Ã‚Â¢ÃƒÂ¢Ã¢â€šÂ¬Ã…Â¡Ãƒâ€šÃ‚Â¬ÃƒÆ’Ã¢â‚¬Â¦Ãƒâ€šÃ‚Â¡ÃƒÆ’Ã†â€™ÃƒÂ¢Ã¢â€šÂ¬Ã…Â¡ÃƒÆ’Ã¢â‚¬Å¡Ãƒâ€šÃ‚Â¬ÃƒÆ’Ã†â€™Ãƒâ€ Ã¢â‚¬â„¢ÃƒÆ’Ã‚Â¢ÃƒÂ¢Ã¢â‚¬Å¡Ã‚Â¬Ãƒâ€šÃ‚Â¦ÃƒÆ’Ã†â€™ÃƒÂ¢Ã¢â€šÂ¬Ã…Â¡ÃƒÆ’Ã¢â‚¬Å¡Ãƒâ€šÃ‚Â¡ÃƒÆ’Ã†â€™Ãƒâ€ Ã¢â‚¬â„¢ÃƒÆ’Ã¢â‚¬Â ÃƒÂ¢Ã¢â€šÂ¬Ã¢â€žÂ¢ÃƒÆ’Ã†â€™Ãƒâ€šÃ‚Â¢ÃƒÆ’Ã‚Â¢ÃƒÂ¢Ã¢â€šÂ¬Ã…Â¡Ãƒâ€šÃ‚Â¬ÃƒÆ’Ã¢â‚¬Â¦Ãƒâ€šÃ‚Â¡ÃƒÆ’Ã†â€™Ãƒâ€ Ã¢â‚¬â„¢ÃƒÆ’Ã‚Â¢ÃƒÂ¢Ã¢â‚¬Å¡Ã‚Â¬Ãƒâ€¦Ã‚Â¡ÃƒÆ’Ã†â€™ÃƒÂ¢Ã¢â€šÂ¬Ã…Â¡ÃƒÆ’Ã¢â‚¬Å¡Ãƒâ€šÃ‚Â¬ÃƒÆ’Ã†â€™Ãƒâ€ Ã¢â‚¬â„¢ÃƒÆ’Ã¢â‚¬Â ÃƒÂ¢Ã¢â€šÂ¬Ã¢â€žÂ¢ÃƒÆ’Ã†â€™ÃƒÂ¢Ã¢â€šÂ¬Ã‚Â ÃƒÆ’Ã‚Â¢ÃƒÂ¢Ã¢â‚¬Å¡Ã‚Â¬ÃƒÂ¢Ã¢â‚¬Å¾Ã‚Â¢ÃƒÆ’Ã†â€™Ãƒâ€ Ã¢â‚¬â„¢ÃƒÆ’Ã‚Â¢ÃƒÂ¢Ã¢â‚¬Å¡Ã‚Â¬Ãƒâ€¦Ã‚Â¡ÃƒÆ’Ã†â€™ÃƒÂ¢Ã¢â€šÂ¬Ã…Â¡ÃƒÆ’Ã¢â‚¬Å¡Ãƒâ€šÃ‚Â¢ÃƒÆ’Ã†â€™Ãƒâ€ Ã¢â‚¬â„¢ÃƒÆ’Ã¢â‚¬Â ÃƒÂ¢Ã¢â€šÂ¬Ã¢â€žÂ¢ÃƒÆ’Ã†â€™ÃƒÂ¢Ã¢â€šÂ¬Ã…Â¡ÃƒÆ’Ã¢â‚¬Å¡Ãƒâ€šÃ‚Â¢ÃƒÆ’Ã†â€™Ãƒâ€ Ã¢â‚¬â„¢ÃƒÆ’Ã¢â‚¬Å¡Ãƒâ€šÃ‚Â¢ÃƒÆ’Ã†â€™Ãƒâ€šÃ‚Â¢ÃƒÆ’Ã‚Â¢ÃƒÂ¢Ã¢â‚¬Å¡Ã‚Â¬Ãƒâ€¦Ã‚Â¡ÃƒÆ’Ã¢â‚¬Å¡Ãƒâ€šÃ‚Â¬ÃƒÆ’Ã†â€™ÃƒÂ¢Ã¢â€šÂ¬Ã‚Â¦ÃƒÆ’Ã¢â‚¬Å¡Ãƒâ€šÃ‚Â¡ÃƒÆ’Ã†â€™Ãƒâ€ Ã¢â‚¬â„¢ÃƒÆ’Ã‚Â¢ÃƒÂ¢Ã¢â‚¬Å¡Ã‚Â¬Ãƒâ€¦Ã‚Â¡ÃƒÆ’Ã†â€™ÃƒÂ¢Ã¢â€šÂ¬Ã…Â¡ÃƒÆ’Ã¢â‚¬Å¡Ãƒâ€šÃ‚Â¬ÃƒÆ’Ã†â€™Ãƒâ€ Ã¢â‚¬â„¢ÃƒÆ’Ã¢â‚¬Â ÃƒÂ¢Ã¢â€šÂ¬Ã¢â€žÂ¢ÃƒÆ’Ã†â€™Ãƒâ€šÃ‚Â¢ÃƒÆ’Ã‚Â¢ÃƒÂ¢Ã¢â€šÂ¬Ã…Â¡Ãƒâ€šÃ‚Â¬ÃƒÆ’Ã¢â‚¬Â¦Ãƒâ€šÃ‚Â¡ÃƒÆ’Ã†â€™Ãƒâ€ Ã¢â‚¬â„¢ÃƒÆ’Ã‚Â¢ÃƒÂ¢Ã¢â‚¬Å¡Ã‚Â¬Ãƒâ€¦Ã‚Â¡ÃƒÆ’Ã†â€™ÃƒÂ¢Ã¢â€šÂ¬Ã…Â¡ÃƒÆ’Ã¢â‚¬Å¡Ãƒâ€šÃ‚Â Publishing to Microsoft Edge Add-ons</w:t>
       </w:r>
     </w:p>
     <w:p>
@@ -2613,35 +2613,35 @@
           <w:szCs w:val="18"/>
           <w:color w:val="333333"/>
         </w:rPr>
-        <w:t xml:space="preserve">2. Create extension ÃƒÆ’Ã†â€™Ãƒâ€ Ã¢â‚¬â„¢ÃƒÆ’Ã¢â‚¬Â ÃƒÂ¢Ã¢â€šÂ¬Ã¢â€žÂ¢ÃƒÆ’Ã†â€™ÃƒÂ¢Ã¢â€šÂ¬Ã‚Â ÃƒÆ’Ã‚Â¢ÃƒÂ¢Ã¢â‚¬Å¡Ã‚Â¬ÃƒÂ¢Ã¢â‚¬Å¾Ã‚Â¢ÃƒÆ’Ã†â€™Ãƒâ€ Ã¢â‚¬â„¢ÃƒÆ’Ã‚Â¢ÃƒÂ¢Ã¢â‚¬Å¡Ã‚Â¬Ãƒâ€¦Ã‚Â¡ÃƒÆ’Ã†â€™ÃƒÂ¢Ã¢â€šÂ¬Ã…Â¡ÃƒÆ’Ã¢â‚¬Å¡Ãƒâ€šÃ‚Â¢ÃƒÆ’Ã†â€™Ãƒâ€ Ã¢â‚¬â„¢ÃƒÆ’Ã¢â‚¬Â ÃƒÂ¢Ã¢â€šÂ¬Ã¢â€žÂ¢ÃƒÆ’Ã†â€™ÃƒÂ¢Ã¢â€šÂ¬Ã…Â¡ÃƒÆ’Ã¢â‚¬Å¡Ãƒâ€šÃ‚Â¢ÃƒÆ’Ã†â€™Ãƒâ€ Ã¢â‚¬â„¢ÃƒÆ’Ã¢â‚¬Å¡Ãƒâ€šÃ‚Â¢ÃƒÆ’Ã†â€™Ãƒâ€šÃ‚Â¢ÃƒÆ’Ã‚Â¢ÃƒÂ¢Ã¢â€šÂ¬Ã…Â¡Ãƒâ€šÃ‚Â¬ÃƒÆ’Ã¢â‚¬Â¦Ãƒâ€šÃ‚Â¡ÃƒÆ’Ã†â€™ÃƒÂ¢Ã¢â€šÂ¬Ã…Â¡ÃƒÆ’Ã¢â‚¬Å¡Ãƒâ€šÃ‚Â¬ÃƒÆ’Ã†â€™Ãƒâ€ Ã¢â‚¬â„¢ÃƒÆ’Ã‚Â¢ÃƒÂ¢Ã¢â‚¬Å¡Ã‚Â¬Ãƒâ€¦Ã‚Â¡ÃƒÆ’Ã†â€™ÃƒÂ¢Ã¢â€šÂ¬Ã…Â¡ÃƒÆ’Ã¢â‚¬Å¡Ãƒâ€šÃ‚Â ÃƒÆ’Ã†â€™Ãƒâ€ Ã¢â‚¬â„¢ÃƒÆ’Ã¢â‚¬Â ÃƒÂ¢Ã¢â€šÂ¬Ã¢â€žÂ¢ÃƒÆ’Ã†â€™ÃƒÂ¢Ã¢â€šÂ¬Ã…Â¡ÃƒÆ’Ã¢â‚¬Å¡Ãƒâ€šÃ‚Â¢ÃƒÆ’Ã†â€™Ãƒâ€ Ã¢â‚¬â„¢ÃƒÆ’Ã¢â‚¬Å¡Ãƒâ€šÃ‚Â¢ÃƒÆ’Ã†â€™Ãƒâ€šÃ‚Â¢ÃƒÆ’Ã‚Â¢ÃƒÂ¢Ã¢â€šÂ¬Ã…Â¡Ãƒâ€šÃ‚Â¬ÃƒÆ’Ã¢â‚¬Â¦Ãƒâ€šÃ‚Â¡ÃƒÆ’Ã†â€™ÃƒÂ¢Ã¢â€šÂ¬Ã…Â¡ÃƒÆ’Ã¢â‚¬Å¡Ãƒâ€šÃ‚Â¬ÃƒÆ’Ã†â€™Ãƒâ€ Ã¢â‚¬â„¢ÃƒÆ’Ã¢â‚¬Å¡Ãƒâ€šÃ‚Â¢ÃƒÆ’Ã†â€™Ãƒâ€šÃ‚Â¢ÃƒÆ’Ã‚Â¢ÃƒÂ¢Ã¢â€šÂ¬Ã…Â¡Ãƒâ€šÃ‚Â¬ÃƒÆ’Ã¢â‚¬Â¦Ãƒâ€šÃ‚Â¾ÃƒÆ’Ã†â€™ÃƒÂ¢Ã¢â€šÂ¬Ã…Â¡ÃƒÆ’Ã¢â‚¬Å¡Ãƒâ€šÃ‚Â¢ upload `dist/vector-extension.zip`.</w:t>
-      </w:r>
-    </w:p>
-    <w:p>
-      <w:pPr>
-        <w:spacing w:before="0" w:after="0"/>
-      </w:pPr>
-      <w:r>
-        <w:rPr>
-          <w:rFonts w:ascii="Consolas" w:hAnsi="Consolas"/>
-          <w:sz w:val="18"/>
-          <w:szCs w:val="18"/>
-          <w:color w:val="333333"/>
-        </w:rPr>
-        <w:t xml:space="preserve">3. Availability ÃƒÆ’Ã†â€™Ãƒâ€ Ã¢â‚¬â„¢ÃƒÆ’Ã¢â‚¬Â ÃƒÂ¢Ã¢â€šÂ¬Ã¢â€žÂ¢ÃƒÆ’Ã†â€™ÃƒÂ¢Ã¢â€šÂ¬Ã‚Â ÃƒÆ’Ã‚Â¢ÃƒÂ¢Ã¢â‚¬Å¡Ã‚Â¬ÃƒÂ¢Ã¢â‚¬Å¾Ã‚Â¢ÃƒÆ’Ã†â€™Ãƒâ€ Ã¢â‚¬â„¢ÃƒÆ’Ã‚Â¢ÃƒÂ¢Ã¢â‚¬Å¡Ã‚Â¬Ãƒâ€¦Ã‚Â¡ÃƒÆ’Ã†â€™ÃƒÂ¢Ã¢â€šÂ¬Ã…Â¡ÃƒÆ’Ã¢â‚¬Å¡Ãƒâ€šÃ‚Â¢ÃƒÆ’Ã†â€™Ãƒâ€ Ã¢â‚¬â„¢ÃƒÆ’Ã¢â‚¬Â ÃƒÂ¢Ã¢â€šÂ¬Ã¢â€žÂ¢ÃƒÆ’Ã†â€™ÃƒÂ¢Ã¢â€šÂ¬Ã…Â¡ÃƒÆ’Ã¢â‚¬Å¡Ãƒâ€šÃ‚Â¢ÃƒÆ’Ã†â€™Ãƒâ€ Ã¢â‚¬â„¢ÃƒÆ’Ã¢â‚¬Å¡Ãƒâ€šÃ‚Â¢ÃƒÆ’Ã†â€™Ãƒâ€šÃ‚Â¢ÃƒÆ’Ã‚Â¢ÃƒÂ¢Ã¢â€šÂ¬Ã…Â¡Ãƒâ€šÃ‚Â¬ÃƒÆ’Ã¢â‚¬Â¦Ãƒâ€šÃ‚Â¡ÃƒÆ’Ã†â€™ÃƒÂ¢Ã¢â€šÂ¬Ã…Â¡ÃƒÆ’Ã¢â‚¬Å¡Ãƒâ€šÃ‚Â¬ÃƒÆ’Ã†â€™Ãƒâ€ Ã¢â‚¬â„¢ÃƒÆ’Ã‚Â¢ÃƒÂ¢Ã¢â‚¬Å¡Ã‚Â¬Ãƒâ€¦Ã‚Â¡ÃƒÆ’Ã†â€™ÃƒÂ¢Ã¢â€šÂ¬Ã…Â¡ÃƒÆ’Ã¢â‚¬Å¡Ãƒâ€šÃ‚Â ÃƒÆ’Ã†â€™Ãƒâ€ Ã¢â‚¬â„¢ÃƒÆ’Ã¢â‚¬Â ÃƒÂ¢Ã¢â€šÂ¬Ã¢â€žÂ¢ÃƒÆ’Ã†â€™ÃƒÂ¢Ã¢â€šÂ¬Ã…Â¡ÃƒÆ’Ã¢â‚¬Å¡Ãƒâ€šÃ‚Â¢ÃƒÆ’Ã†â€™Ãƒâ€ Ã¢â‚¬â„¢ÃƒÆ’Ã¢â‚¬Å¡Ãƒâ€šÃ‚Â¢ÃƒÆ’Ã†â€™Ãƒâ€šÃ‚Â¢ÃƒÆ’Ã‚Â¢ÃƒÂ¢Ã¢â€šÂ¬Ã…Â¡Ãƒâ€šÃ‚Â¬ÃƒÆ’Ã¢â‚¬Â¦Ãƒâ€šÃ‚Â¡ÃƒÆ’Ã†â€™ÃƒÂ¢Ã¢â€šÂ¬Ã…Â¡ÃƒÆ’Ã¢â‚¬Å¡Ãƒâ€šÃ‚Â¬ÃƒÆ’Ã†â€™Ãƒâ€ Ã¢â‚¬â„¢ÃƒÆ’Ã¢â‚¬Å¡Ãƒâ€šÃ‚Â¢ÃƒÆ’Ã†â€™Ãƒâ€šÃ‚Â¢ÃƒÆ’Ã‚Â¢ÃƒÂ¢Ã¢â€šÂ¬Ã…Â¡Ãƒâ€šÃ‚Â¬ÃƒÆ’Ã¢â‚¬Â¦Ãƒâ€šÃ‚Â¾ÃƒÆ’Ã†â€™ÃƒÂ¢Ã¢â€šÂ¬Ã…Â¡ÃƒÆ’Ã¢â‚¬Å¡Ãƒâ€šÃ‚Â¢ Public. Properties ÃƒÆ’Ã†â€™Ãƒâ€ Ã¢â‚¬â„¢ÃƒÆ’Ã¢â‚¬Â ÃƒÂ¢Ã¢â€šÂ¬Ã¢â€žÂ¢ÃƒÆ’Ã†â€™ÃƒÂ¢Ã¢â€šÂ¬Ã‚Â ÃƒÆ’Ã‚Â¢ÃƒÂ¢Ã¢â‚¬Å¡Ã‚Â¬ÃƒÂ¢Ã¢â‚¬Å¾Ã‚Â¢ÃƒÆ’Ã†â€™Ãƒâ€ Ã¢â‚¬â„¢ÃƒÆ’Ã‚Â¢ÃƒÂ¢Ã¢â‚¬Å¡Ã‚Â¬Ãƒâ€¦Ã‚Â¡ÃƒÆ’Ã†â€™ÃƒÂ¢Ã¢â€šÂ¬Ã…Â¡ÃƒÆ’Ã¢â‚¬Å¡Ãƒâ€šÃ‚Â¢ÃƒÆ’Ã†â€™Ãƒâ€ Ã¢â‚¬â„¢ÃƒÆ’Ã¢â‚¬Â ÃƒÂ¢Ã¢â€šÂ¬Ã¢â€žÂ¢ÃƒÆ’Ã†â€™ÃƒÂ¢Ã¢â€šÂ¬Ã…Â¡ÃƒÆ’Ã¢â‚¬Å¡Ãƒâ€šÃ‚Â¢ÃƒÆ’Ã†â€™Ãƒâ€ Ã¢â‚¬â„¢ÃƒÆ’Ã¢â‚¬Å¡Ãƒâ€šÃ‚Â¢ÃƒÆ’Ã†â€™Ãƒâ€šÃ‚Â¢ÃƒÆ’Ã‚Â¢ÃƒÂ¢Ã¢â€šÂ¬Ã…Â¡Ãƒâ€šÃ‚Â¬ÃƒÆ’Ã¢â‚¬Â¦Ãƒâ€šÃ‚Â¡ÃƒÆ’Ã†â€™ÃƒÂ¢Ã¢â€šÂ¬Ã…Â¡ÃƒÆ’Ã¢â‚¬Å¡Ãƒâ€šÃ‚Â¬ÃƒÆ’Ã†â€™Ãƒâ€ Ã¢â‚¬â„¢ÃƒÆ’Ã‚Â¢ÃƒÂ¢Ã¢â‚¬Å¡Ã‚Â¬Ãƒâ€¦Ã‚Â¡ÃƒÆ’Ã†â€™ÃƒÂ¢Ã¢â€šÂ¬Ã…Â¡ÃƒÆ’Ã¢â‚¬Å¡Ãƒâ€šÃ‚Â ÃƒÆ’Ã†â€™Ãƒâ€ Ã¢â‚¬â„¢ÃƒÆ’Ã¢â‚¬Â ÃƒÂ¢Ã¢â€šÂ¬Ã¢â€žÂ¢ÃƒÆ’Ã†â€™ÃƒÂ¢Ã¢â€šÂ¬Ã…Â¡ÃƒÆ’Ã¢â‚¬Å¡Ãƒâ€šÃ‚Â¢ÃƒÆ’Ã†â€™Ãƒâ€ Ã¢â‚¬â„¢ÃƒÆ’Ã¢â‚¬Å¡Ãƒâ€šÃ‚Â¢ÃƒÆ’Ã†â€™Ãƒâ€šÃ‚Â¢ÃƒÆ’Ã‚Â¢ÃƒÂ¢Ã¢â€šÂ¬Ã…Â¡Ãƒâ€šÃ‚Â¬ÃƒÆ’Ã¢â‚¬Â¦Ãƒâ€šÃ‚Â¡ÃƒÆ’Ã†â€™ÃƒÂ¢Ã¢â€šÂ¬Ã…Â¡ÃƒÆ’Ã¢â‚¬Å¡Ãƒâ€šÃ‚Â¬ÃƒÆ’Ã†â€™Ãƒâ€ Ã¢â‚¬â„¢ÃƒÆ’Ã¢â‚¬Å¡Ãƒâ€šÃ‚Â¢ÃƒÆ’Ã†â€™Ãƒâ€šÃ‚Â¢ÃƒÆ’Ã‚Â¢ÃƒÂ¢Ã¢â€šÂ¬Ã…Â¡Ãƒâ€šÃ‚Â¬ÃƒÆ’Ã¢â‚¬Â¦Ãƒâ€šÃ‚Â¾ÃƒÆ’Ã†â€™ÃƒÂ¢Ã¢â€šÂ¬Ã…Â¡ÃƒÆ’Ã¢â‚¬Å¡Ãƒâ€šÃ‚Â¢ Category **Developer tools**.</w:t>
-      </w:r>
-    </w:p>
-    <w:p>
-      <w:pPr>
-        <w:spacing w:before="0" w:after="0"/>
-      </w:pPr>
-      <w:r>
-        <w:rPr>
-          <w:rFonts w:ascii="Consolas" w:hAnsi="Consolas"/>
-          <w:sz w:val="18"/>
-          <w:szCs w:val="18"/>
-          <w:color w:val="333333"/>
-        </w:rPr>
-        <w:t xml:space="preserve">4. Privacy tab ÃƒÆ’Ã†â€™Ãƒâ€ Ã¢â‚¬â„¢ÃƒÆ’Ã¢â‚¬Â ÃƒÂ¢Ã¢â€šÂ¬Ã¢â€žÂ¢ÃƒÆ’Ã†â€™ÃƒÂ¢Ã¢â€šÂ¬Ã‚Â ÃƒÆ’Ã‚Â¢ÃƒÂ¢Ã¢â‚¬Å¡Ã‚Â¬ÃƒÂ¢Ã¢â‚¬Å¾Ã‚Â¢ÃƒÆ’Ã†â€™Ãƒâ€ Ã¢â‚¬â„¢ÃƒÆ’Ã‚Â¢ÃƒÂ¢Ã¢â‚¬Å¡Ã‚Â¬Ãƒâ€¦Ã‚Â¡ÃƒÆ’Ã†â€™ÃƒÂ¢Ã¢â€šÂ¬Ã…Â¡ÃƒÆ’Ã¢â‚¬Å¡Ãƒâ€šÃ‚Â¢ÃƒÆ’Ã†â€™Ãƒâ€ Ã¢â‚¬â„¢ÃƒÆ’Ã¢â‚¬Â ÃƒÂ¢Ã¢â€šÂ¬Ã¢â€žÂ¢ÃƒÆ’Ã†â€™ÃƒÂ¢Ã¢â€šÂ¬Ã…Â¡ÃƒÆ’Ã¢â‚¬Å¡Ãƒâ€šÃ‚Â¢ÃƒÆ’Ã†â€™Ãƒâ€ Ã¢â‚¬â„¢ÃƒÆ’Ã¢â‚¬Å¡Ãƒâ€šÃ‚Â¢ÃƒÆ’Ã†â€™Ãƒâ€šÃ‚Â¢ÃƒÆ’Ã‚Â¢ÃƒÂ¢Ã¢â€šÂ¬Ã…Â¡Ãƒâ€šÃ‚Â¬ÃƒÆ’Ã¢â‚¬Â¦Ãƒâ€šÃ‚Â¡ÃƒÆ’Ã†â€™ÃƒÂ¢Ã¢â€šÂ¬Ã…Â¡ÃƒÆ’Ã¢â‚¬Å¡Ãƒâ€šÃ‚Â¬ÃƒÆ’Ã†â€™Ãƒâ€ Ã¢â‚¬â„¢ÃƒÆ’Ã‚Â¢ÃƒÂ¢Ã¢â‚¬Å¡Ã‚Â¬Ãƒâ€¦Ã‚Â¡ÃƒÆ’Ã†â€™ÃƒÂ¢Ã¢â€šÂ¬Ã…Â¡ÃƒÆ’Ã¢â‚¬Å¡Ãƒâ€šÃ‚Â ÃƒÆ’Ã†â€™Ãƒâ€ Ã¢â‚¬â„¢ÃƒÆ’Ã¢â‚¬Â ÃƒÂ¢Ã¢â€šÂ¬Ã¢â€žÂ¢ÃƒÆ’Ã†â€™ÃƒÂ¢Ã¢â€šÂ¬Ã…Â¡ÃƒÆ’Ã¢â‚¬Å¡Ãƒâ€šÃ‚Â¢ÃƒÆ’Ã†â€™Ãƒâ€ Ã¢â‚¬â„¢ÃƒÆ’Ã¢â‚¬Å¡Ãƒâ€šÃ‚Â¢ÃƒÆ’Ã†â€™Ãƒâ€šÃ‚Â¢ÃƒÆ’Ã‚Â¢ÃƒÂ¢Ã¢â€šÂ¬Ã…Â¡Ãƒâ€šÃ‚Â¬ÃƒÆ’Ã¢â‚¬Â¦Ãƒâ€šÃ‚Â¡ÃƒÆ’Ã†â€™ÃƒÂ¢Ã¢â€šÂ¬Ã…Â¡ÃƒÆ’Ã¢â‚¬Å¡Ãƒâ€šÃ‚Â¬ÃƒÆ’Ã†â€™Ãƒâ€ Ã¢â‚¬â„¢ÃƒÆ’Ã¢â‚¬Å¡Ãƒâ€šÃ‚Â¢ÃƒÆ’Ã†â€™Ãƒâ€šÃ‚Â¢ÃƒÆ’Ã‚Â¢ÃƒÂ¢Ã¢â€šÂ¬Ã…Â¡Ãƒâ€šÃ‚Â¬ÃƒÆ’Ã¢â‚¬Â¦Ãƒâ€šÃ‚Â¾ÃƒÆ’Ã†â€™ÃƒÂ¢Ã¢â€šÂ¬Ã…Â¡ÃƒÆ’Ã¢â‚¬Å¡Ãƒâ€šÃ‚Â¢ paste from `ui/store/permissions-and-privacy.md`:</w:t>
+        <w:t xml:space="preserve">2. Create extension ÃƒÆ’Ã†â€™Ãƒâ€ Ã¢â‚¬â„¢ÃƒÆ’Ã¢â‚¬Â ÃƒÂ¢Ã¢â€šÂ¬Ã¢â€žÂ¢ÃƒÆ’Ã†â€™ÃƒÂ¢Ã¢â€šÂ¬Ã‚Â ÃƒÆ’Ã‚Â¢ÃƒÂ¢Ã¢â‚¬Å¡Ã‚Â¬ÃƒÂ¢Ã¢â‚¬Å¾Ã‚Â¢ÃƒÆ’Ã†â€™Ãƒâ€ Ã¢â‚¬â„¢ÃƒÆ’Ã‚Â¢ÃƒÂ¢Ã¢â‚¬Å¡Ã‚Â¬Ãƒâ€šÃ‚Â ÃƒÆ’Ã†â€™Ãƒâ€šÃ‚Â¢ÃƒÆ’Ã‚Â¢ÃƒÂ¢Ã¢â€šÂ¬Ã…Â¡Ãƒâ€šÃ‚Â¬ÃƒÆ’Ã‚Â¢ÃƒÂ¢Ã¢â€šÂ¬Ã…Â¾Ãƒâ€šÃ‚Â¢ÃƒÆ’Ã†â€™Ãƒâ€ Ã¢â‚¬â„¢ÃƒÆ’Ã¢â‚¬Â ÃƒÂ¢Ã¢â€šÂ¬Ã¢â€žÂ¢ÃƒÆ’Ã†â€™Ãƒâ€šÃ‚Â¢ÃƒÆ’Ã‚Â¢ÃƒÂ¢Ã¢â€šÂ¬Ã…Â¡Ãƒâ€šÃ‚Â¬ÃƒÆ’Ã¢â‚¬Â¦Ãƒâ€šÃ‚Â¡ÃƒÆ’Ã†â€™Ãƒâ€ Ã¢â‚¬â„¢ÃƒÆ’Ã‚Â¢ÃƒÂ¢Ã¢â‚¬Å¡Ã‚Â¬Ãƒâ€¦Ã‚Â¡ÃƒÆ’Ã†â€™ÃƒÂ¢Ã¢â€šÂ¬Ã…Â¡ÃƒÆ’Ã¢â‚¬Å¡Ãƒâ€šÃ‚Â¢ÃƒÆ’Ã†â€™Ãƒâ€ Ã¢â‚¬â„¢ÃƒÆ’Ã¢â‚¬Â ÃƒÂ¢Ã¢â€šÂ¬Ã¢â€žÂ¢ÃƒÆ’Ã†â€™ÃƒÂ¢Ã¢â€šÂ¬Ã‚Â ÃƒÆ’Ã‚Â¢ÃƒÂ¢Ã¢â‚¬Å¡Ã‚Â¬ÃƒÂ¢Ã¢â‚¬Å¾Ã‚Â¢ÃƒÆ’Ã†â€™Ãƒâ€ Ã¢â‚¬â„¢ÃƒÆ’Ã‚Â¢ÃƒÂ¢Ã¢â‚¬Å¡Ã‚Â¬Ãƒâ€¦Ã‚Â¡ÃƒÆ’Ã†â€™ÃƒÂ¢Ã¢â€šÂ¬Ã…Â¡ÃƒÆ’Ã¢â‚¬Å¡Ãƒâ€šÃ‚Â¢ÃƒÆ’Ã†â€™Ãƒâ€ Ã¢â‚¬â„¢ÃƒÆ’Ã¢â‚¬Â ÃƒÂ¢Ã¢â€šÂ¬Ã¢â€žÂ¢ÃƒÆ’Ã†â€™ÃƒÂ¢Ã¢â€šÂ¬Ã…Â¡ÃƒÆ’Ã¢â‚¬Å¡Ãƒâ€šÃ‚Â¢ÃƒÆ’Ã†â€™Ãƒâ€ Ã¢â‚¬â„¢ÃƒÆ’Ã¢â‚¬Å¡Ãƒâ€šÃ‚Â¢ÃƒÆ’Ã†â€™Ãƒâ€šÃ‚Â¢ÃƒÆ’Ã‚Â¢ÃƒÂ¢Ã¢â‚¬Å¡Ã‚Â¬Ãƒâ€¦Ã‚Â¡ÃƒÆ’Ã¢â‚¬Å¡Ãƒâ€šÃ‚Â¬ÃƒÆ’Ã†â€™ÃƒÂ¢Ã¢â€šÂ¬Ã‚Â¦ÃƒÆ’Ã¢â‚¬Å¡Ãƒâ€šÃ‚Â¡ÃƒÆ’Ã†â€™Ãƒâ€ Ã¢â‚¬â„¢ÃƒÆ’Ã‚Â¢ÃƒÂ¢Ã¢â‚¬Å¡Ã‚Â¬Ãƒâ€¦Ã‚Â¡ÃƒÆ’Ã†â€™ÃƒÂ¢Ã¢â€šÂ¬Ã…Â¡ÃƒÆ’Ã¢â‚¬Å¡Ãƒâ€šÃ‚Â¬ÃƒÆ’Ã†â€™Ãƒâ€ Ã¢â‚¬â„¢ÃƒÆ’Ã¢â‚¬Â ÃƒÂ¢Ã¢â€šÂ¬Ã¢â€žÂ¢ÃƒÆ’Ã†â€™Ãƒâ€šÃ‚Â¢ÃƒÆ’Ã‚Â¢ÃƒÂ¢Ã¢â€šÂ¬Ã…Â¡Ãƒâ€šÃ‚Â¬ÃƒÆ’Ã¢â‚¬Â¦Ãƒâ€šÃ‚Â¡ÃƒÆ’Ã†â€™Ãƒâ€ Ã¢â‚¬â„¢ÃƒÆ’Ã‚Â¢ÃƒÂ¢Ã¢â‚¬Å¡Ã‚Â¬Ãƒâ€¦Ã‚Â¡ÃƒÆ’Ã†â€™ÃƒÂ¢Ã¢â€šÂ¬Ã…Â¡ÃƒÆ’Ã¢â‚¬Å¡Ãƒâ€šÃ‚Â ÃƒÆ’Ã†â€™Ãƒâ€ Ã¢â‚¬â„¢ÃƒÆ’Ã¢â‚¬Â ÃƒÂ¢Ã¢â€šÂ¬Ã¢â€žÂ¢ÃƒÆ’Ã†â€™ÃƒÂ¢Ã¢â€šÂ¬Ã‚Â ÃƒÆ’Ã‚Â¢ÃƒÂ¢Ã¢â‚¬Å¡Ã‚Â¬ÃƒÂ¢Ã¢â‚¬Å¾Ã‚Â¢ÃƒÆ’Ã†â€™Ãƒâ€ Ã¢â‚¬â„¢ÃƒÆ’Ã‚Â¢ÃƒÂ¢Ã¢â‚¬Å¡Ã‚Â¬Ãƒâ€¦Ã‚Â¡ÃƒÆ’Ã†â€™ÃƒÂ¢Ã¢â€šÂ¬Ã…Â¡ÃƒÆ’Ã¢â‚¬Å¡Ãƒâ€šÃ‚Â¢ÃƒÆ’Ã†â€™Ãƒâ€ Ã¢â‚¬â„¢ÃƒÆ’Ã¢â‚¬Â ÃƒÂ¢Ã¢â€šÂ¬Ã¢â€žÂ¢ÃƒÆ’Ã†â€™ÃƒÂ¢Ã¢â€šÂ¬Ã…Â¡ÃƒÆ’Ã¢â‚¬Å¡Ãƒâ€šÃ‚Â¢ÃƒÆ’Ã†â€™Ãƒâ€ Ã¢â‚¬â„¢ÃƒÆ’Ã¢â‚¬Å¡Ãƒâ€šÃ‚Â¢ÃƒÆ’Ã†â€™Ãƒâ€šÃ‚Â¢ÃƒÆ’Ã‚Â¢ÃƒÂ¢Ã¢â‚¬Å¡Ã‚Â¬Ãƒâ€¦Ã‚Â¡ÃƒÆ’Ã¢â‚¬Å¡Ãƒâ€šÃ‚Â¬ÃƒÆ’Ã†â€™ÃƒÂ¢Ã¢â€šÂ¬Ã‚Â¦ÃƒÆ’Ã¢â‚¬Å¡Ãƒâ€šÃ‚Â¡ÃƒÆ’Ã†â€™Ãƒâ€ Ã¢â‚¬â„¢ÃƒÆ’Ã‚Â¢ÃƒÂ¢Ã¢â‚¬Å¡Ã‚Â¬Ãƒâ€¦Ã‚Â¡ÃƒÆ’Ã†â€™ÃƒÂ¢Ã¢â€šÂ¬Ã…Â¡ÃƒÆ’Ã¢â‚¬Å¡Ãƒâ€šÃ‚Â¬ÃƒÆ’Ã†â€™Ãƒâ€ Ã¢â‚¬â„¢ÃƒÆ’Ã¢â‚¬Â ÃƒÂ¢Ã¢â€šÂ¬Ã¢â€žÂ¢ÃƒÆ’Ã†â€™ÃƒÂ¢Ã¢â€šÂ¬Ã…Â¡ÃƒÆ’Ã¢â‚¬Å¡Ãƒâ€šÃ‚Â¢ÃƒÆ’Ã†â€™Ãƒâ€ Ã¢â‚¬â„¢ÃƒÆ’Ã¢â‚¬Å¡Ãƒâ€šÃ‚Â¢ÃƒÆ’Ã†â€™Ãƒâ€šÃ‚Â¢ÃƒÆ’Ã‚Â¢ÃƒÂ¢Ã¢â‚¬Å¡Ã‚Â¬Ãƒâ€¦Ã‚Â¡ÃƒÆ’Ã¢â‚¬Å¡Ãƒâ€šÃ‚Â¬ÃƒÆ’Ã†â€™ÃƒÂ¢Ã¢â€šÂ¬Ã‚Â¦ÃƒÆ’Ã¢â‚¬Å¡Ãƒâ€šÃ‚Â¾ÃƒÆ’Ã†â€™Ãƒâ€ Ã¢â‚¬â„¢ÃƒÆ’Ã‚Â¢ÃƒÂ¢Ã¢â‚¬Å¡Ã‚Â¬Ãƒâ€¦Ã‚Â¡ÃƒÆ’Ã†â€™ÃƒÂ¢Ã¢â€šÂ¬Ã…Â¡ÃƒÆ’Ã¢â‚¬Å¡Ãƒâ€šÃ‚Â¢ upload `dist/vector-extension.zip`.</w:t>
+      </w:r>
+    </w:p>
+    <w:p>
+      <w:pPr>
+        <w:spacing w:before="0" w:after="0"/>
+      </w:pPr>
+      <w:r>
+        <w:rPr>
+          <w:rFonts w:ascii="Consolas" w:hAnsi="Consolas"/>
+          <w:sz w:val="18"/>
+          <w:szCs w:val="18"/>
+          <w:color w:val="333333"/>
+        </w:rPr>
+        <w:t xml:space="preserve">3. Availability ÃƒÆ’Ã†â€™Ãƒâ€ Ã¢â‚¬â„¢ÃƒÆ’Ã¢â‚¬Â ÃƒÂ¢Ã¢â€šÂ¬Ã¢â€žÂ¢ÃƒÆ’Ã†â€™ÃƒÂ¢Ã¢â€šÂ¬Ã‚Â ÃƒÆ’Ã‚Â¢ÃƒÂ¢Ã¢â‚¬Å¡Ã‚Â¬ÃƒÂ¢Ã¢â‚¬Å¾Ã‚Â¢ÃƒÆ’Ã†â€™Ãƒâ€ Ã¢â‚¬â„¢ÃƒÆ’Ã‚Â¢ÃƒÂ¢Ã¢â‚¬Å¡Ã‚Â¬Ãƒâ€šÃ‚Â ÃƒÆ’Ã†â€™Ãƒâ€šÃ‚Â¢ÃƒÆ’Ã‚Â¢ÃƒÂ¢Ã¢â€šÂ¬Ã…Â¡Ãƒâ€šÃ‚Â¬ÃƒÆ’Ã‚Â¢ÃƒÂ¢Ã¢â€šÂ¬Ã…Â¾Ãƒâ€šÃ‚Â¢ÃƒÆ’Ã†â€™Ãƒâ€ Ã¢â‚¬â„¢ÃƒÆ’Ã¢â‚¬Â ÃƒÂ¢Ã¢â€šÂ¬Ã¢â€žÂ¢ÃƒÆ’Ã†â€™Ãƒâ€šÃ‚Â¢ÃƒÆ’Ã‚Â¢ÃƒÂ¢Ã¢â€šÂ¬Ã…Â¡Ãƒâ€šÃ‚Â¬ÃƒÆ’Ã¢â‚¬Â¦Ãƒâ€šÃ‚Â¡ÃƒÆ’Ã†â€™Ãƒâ€ Ã¢â‚¬â„¢ÃƒÆ’Ã‚Â¢ÃƒÂ¢Ã¢â‚¬Å¡Ã‚Â¬Ãƒâ€¦Ã‚Â¡ÃƒÆ’Ã†â€™ÃƒÂ¢Ã¢â€šÂ¬Ã…Â¡ÃƒÆ’Ã¢â‚¬Å¡Ãƒâ€šÃ‚Â¢ÃƒÆ’Ã†â€™Ãƒâ€ Ã¢â‚¬â„¢ÃƒÆ’Ã¢â‚¬Â ÃƒÂ¢Ã¢â€šÂ¬Ã¢â€žÂ¢ÃƒÆ’Ã†â€™ÃƒÂ¢Ã¢â€šÂ¬Ã‚Â ÃƒÆ’Ã‚Â¢ÃƒÂ¢Ã¢â‚¬Å¡Ã‚Â¬ÃƒÂ¢Ã¢â‚¬Å¾Ã‚Â¢ÃƒÆ’Ã†â€™Ãƒâ€ Ã¢â‚¬â„¢ÃƒÆ’Ã‚Â¢ÃƒÂ¢Ã¢â‚¬Å¡Ã‚Â¬Ãƒâ€¦Ã‚Â¡ÃƒÆ’Ã†â€™ÃƒÂ¢Ã¢â€šÂ¬Ã…Â¡ÃƒÆ’Ã¢â‚¬Å¡Ãƒâ€šÃ‚Â¢ÃƒÆ’Ã†â€™Ãƒâ€ Ã¢â‚¬â„¢ÃƒÆ’Ã¢â‚¬Â ÃƒÂ¢Ã¢â€šÂ¬Ã¢â€žÂ¢ÃƒÆ’Ã†â€™ÃƒÂ¢Ã¢â€šÂ¬Ã…Â¡ÃƒÆ’Ã¢â‚¬Å¡Ãƒâ€šÃ‚Â¢ÃƒÆ’Ã†â€™Ãƒâ€ Ã¢â‚¬â„¢ÃƒÆ’Ã¢â‚¬Å¡Ãƒâ€šÃ‚Â¢ÃƒÆ’Ã†â€™Ãƒâ€šÃ‚Â¢ÃƒÆ’Ã‚Â¢ÃƒÂ¢Ã¢â‚¬Å¡Ã‚Â¬Ãƒâ€¦Ã‚Â¡ÃƒÆ’Ã¢â‚¬Å¡Ãƒâ€šÃ‚Â¬ÃƒÆ’Ã†â€™ÃƒÂ¢Ã¢â€šÂ¬Ã‚Â¦ÃƒÆ’Ã¢â‚¬Å¡Ãƒâ€šÃ‚Â¡ÃƒÆ’Ã†â€™Ãƒâ€ Ã¢â‚¬â„¢ÃƒÆ’Ã‚Â¢ÃƒÂ¢Ã¢â‚¬Å¡Ã‚Â¬Ãƒâ€¦Ã‚Â¡ÃƒÆ’Ã†â€™ÃƒÂ¢Ã¢â€šÂ¬Ã…Â¡ÃƒÆ’Ã¢â‚¬Å¡Ãƒâ€šÃ‚Â¬ÃƒÆ’Ã†â€™Ãƒâ€ Ã¢â‚¬â„¢ÃƒÆ’Ã¢â‚¬Â ÃƒÂ¢Ã¢â€šÂ¬Ã¢â€žÂ¢ÃƒÆ’Ã†â€™Ãƒâ€šÃ‚Â¢ÃƒÆ’Ã‚Â¢ÃƒÂ¢Ã¢â€šÂ¬Ã…Â¡Ãƒâ€šÃ‚Â¬ÃƒÆ’Ã¢â‚¬Â¦Ãƒâ€šÃ‚Â¡ÃƒÆ’Ã†â€™Ãƒâ€ Ã¢â‚¬â„¢ÃƒÆ’Ã‚Â¢ÃƒÂ¢Ã¢â‚¬Å¡Ã‚Â¬Ãƒâ€¦Ã‚Â¡ÃƒÆ’Ã†â€™ÃƒÂ¢Ã¢â€šÂ¬Ã…Â¡ÃƒÆ’Ã¢â‚¬Å¡Ãƒâ€šÃ‚Â ÃƒÆ’Ã†â€™Ãƒâ€ Ã¢â‚¬â„¢ÃƒÆ’Ã¢â‚¬Â ÃƒÂ¢Ã¢â€šÂ¬Ã¢â€žÂ¢ÃƒÆ’Ã†â€™ÃƒÂ¢Ã¢â€šÂ¬Ã‚Â ÃƒÆ’Ã‚Â¢ÃƒÂ¢Ã¢â‚¬Å¡Ã‚Â¬ÃƒÂ¢Ã¢â‚¬Å¾Ã‚Â¢ÃƒÆ’Ã†â€™Ãƒâ€ Ã¢â‚¬â„¢ÃƒÆ’Ã‚Â¢ÃƒÂ¢Ã¢â‚¬Å¡Ã‚Â¬Ãƒâ€¦Ã‚Â¡ÃƒÆ’Ã†â€™ÃƒÂ¢Ã¢â€šÂ¬Ã…Â¡ÃƒÆ’Ã¢â‚¬Å¡Ãƒâ€šÃ‚Â¢ÃƒÆ’Ã†â€™Ãƒâ€ Ã¢â‚¬â„¢ÃƒÆ’Ã¢â‚¬Â ÃƒÂ¢Ã¢â€šÂ¬Ã¢â€žÂ¢ÃƒÆ’Ã†â€™ÃƒÂ¢Ã¢â€šÂ¬Ã…Â¡ÃƒÆ’Ã¢â‚¬Å¡Ãƒâ€šÃ‚Â¢ÃƒÆ’Ã†â€™Ãƒâ€ Ã¢â‚¬â„¢ÃƒÆ’Ã¢â‚¬Å¡Ãƒâ€šÃ‚Â¢ÃƒÆ’Ã†â€™Ãƒâ€šÃ‚Â¢ÃƒÆ’Ã‚Â¢ÃƒÂ¢Ã¢â‚¬Å¡Ã‚Â¬Ãƒâ€¦Ã‚Â¡ÃƒÆ’Ã¢â‚¬Å¡Ãƒâ€šÃ‚Â¬ÃƒÆ’Ã†â€™ÃƒÂ¢Ã¢â€šÂ¬Ã‚Â¦ÃƒÆ’Ã¢â‚¬Å¡Ãƒâ€šÃ‚Â¡ÃƒÆ’Ã†â€™Ãƒâ€ Ã¢â‚¬â„¢ÃƒÆ’Ã‚Â¢ÃƒÂ¢Ã¢â‚¬Å¡Ã‚Â¬Ãƒâ€¦Ã‚Â¡ÃƒÆ’Ã†â€™ÃƒÂ¢Ã¢â€šÂ¬Ã…Â¡ÃƒÆ’Ã¢â‚¬Å¡Ãƒâ€šÃ‚Â¬ÃƒÆ’Ã†â€™Ãƒâ€ Ã¢â‚¬â„¢ÃƒÆ’Ã¢â‚¬Â ÃƒÂ¢Ã¢â€šÂ¬Ã¢â€žÂ¢ÃƒÆ’Ã†â€™ÃƒÂ¢Ã¢â€šÂ¬Ã…Â¡ÃƒÆ’Ã¢â‚¬Å¡Ãƒâ€šÃ‚Â¢ÃƒÆ’Ã†â€™Ãƒâ€ Ã¢â‚¬â„¢ÃƒÆ’Ã¢â‚¬Å¡Ãƒâ€šÃ‚Â¢ÃƒÆ’Ã†â€™Ãƒâ€šÃ‚Â¢ÃƒÆ’Ã‚Â¢ÃƒÂ¢Ã¢â‚¬Å¡Ã‚Â¬Ãƒâ€¦Ã‚Â¡ÃƒÆ’Ã¢â‚¬Å¡Ãƒâ€šÃ‚Â¬ÃƒÆ’Ã†â€™ÃƒÂ¢Ã¢â€šÂ¬Ã‚Â¦ÃƒÆ’Ã¢â‚¬Å¡Ãƒâ€šÃ‚Â¾ÃƒÆ’Ã†â€™Ãƒâ€ Ã¢â‚¬â„¢ÃƒÆ’Ã‚Â¢ÃƒÂ¢Ã¢â‚¬Å¡Ã‚Â¬Ãƒâ€¦Ã‚Â¡ÃƒÆ’Ã†â€™ÃƒÂ¢Ã¢â€šÂ¬Ã…Â¡ÃƒÆ’Ã¢â‚¬Å¡Ãƒâ€šÃ‚Â¢ Public. Properties ÃƒÆ’Ã†â€™Ãƒâ€ Ã¢â‚¬â„¢ÃƒÆ’Ã¢â‚¬Â ÃƒÂ¢Ã¢â€šÂ¬Ã¢â€žÂ¢ÃƒÆ’Ã†â€™ÃƒÂ¢Ã¢â€šÂ¬Ã‚Â ÃƒÆ’Ã‚Â¢ÃƒÂ¢Ã¢â‚¬Å¡Ã‚Â¬ÃƒÂ¢Ã¢â‚¬Å¾Ã‚Â¢ÃƒÆ’Ã†â€™Ãƒâ€ Ã¢â‚¬â„¢ÃƒÆ’Ã‚Â¢ÃƒÂ¢Ã¢â‚¬Å¡Ã‚Â¬Ãƒâ€šÃ‚Â ÃƒÆ’Ã†â€™Ãƒâ€šÃ‚Â¢ÃƒÆ’Ã‚Â¢ÃƒÂ¢Ã¢â€šÂ¬Ã…Â¡Ãƒâ€šÃ‚Â¬ÃƒÆ’Ã‚Â¢ÃƒÂ¢Ã¢â€šÂ¬Ã…Â¾Ãƒâ€šÃ‚Â¢ÃƒÆ’Ã†â€™Ãƒâ€ Ã¢â‚¬â„¢ÃƒÆ’Ã¢â‚¬Â ÃƒÂ¢Ã¢â€šÂ¬Ã¢â€žÂ¢ÃƒÆ’Ã†â€™Ãƒâ€šÃ‚Â¢ÃƒÆ’Ã‚Â¢ÃƒÂ¢Ã¢â€šÂ¬Ã…Â¡Ãƒâ€šÃ‚Â¬ÃƒÆ’Ã¢â‚¬Â¦Ãƒâ€šÃ‚Â¡ÃƒÆ’Ã†â€™Ãƒâ€ Ã¢â‚¬â„¢ÃƒÆ’Ã‚Â¢ÃƒÂ¢Ã¢â‚¬Å¡Ã‚Â¬Ãƒâ€¦Ã‚Â¡ÃƒÆ’Ã†â€™ÃƒÂ¢Ã¢â€šÂ¬Ã…Â¡ÃƒÆ’Ã¢â‚¬Å¡Ãƒâ€šÃ‚Â¢ÃƒÆ’Ã†â€™Ãƒâ€ Ã¢â‚¬â„¢ÃƒÆ’Ã¢â‚¬Â ÃƒÂ¢Ã¢â€šÂ¬Ã¢â€žÂ¢ÃƒÆ’Ã†â€™ÃƒÂ¢Ã¢â€šÂ¬Ã‚Â ÃƒÆ’Ã‚Â¢ÃƒÂ¢Ã¢â‚¬Å¡Ã‚Â¬ÃƒÂ¢Ã¢â‚¬Å¾Ã‚Â¢ÃƒÆ’Ã†â€™Ãƒâ€ Ã¢â‚¬â„¢ÃƒÆ’Ã‚Â¢ÃƒÂ¢Ã¢â‚¬Å¡Ã‚Â¬Ãƒâ€¦Ã‚Â¡ÃƒÆ’Ã†â€™ÃƒÂ¢Ã¢â€šÂ¬Ã…Â¡ÃƒÆ’Ã¢â‚¬Å¡Ãƒâ€šÃ‚Â¢ÃƒÆ’Ã†â€™Ãƒâ€ Ã¢â‚¬â„¢ÃƒÆ’Ã¢â‚¬Â ÃƒÂ¢Ã¢â€šÂ¬Ã¢â€žÂ¢ÃƒÆ’Ã†â€™ÃƒÂ¢Ã¢â€šÂ¬Ã…Â¡ÃƒÆ’Ã¢â‚¬Å¡Ãƒâ€šÃ‚Â¢ÃƒÆ’Ã†â€™Ãƒâ€ Ã¢â‚¬â„¢ÃƒÆ’Ã¢â‚¬Å¡Ãƒâ€šÃ‚Â¢ÃƒÆ’Ã†â€™Ãƒâ€šÃ‚Â¢ÃƒÆ’Ã‚Â¢ÃƒÂ¢Ã¢â‚¬Å¡Ã‚Â¬Ãƒâ€¦Ã‚Â¡ÃƒÆ’Ã¢â‚¬Å¡Ãƒâ€šÃ‚Â¬ÃƒÆ’Ã†â€™ÃƒÂ¢Ã¢â€šÂ¬Ã‚Â¦ÃƒÆ’Ã¢â‚¬Å¡Ãƒâ€šÃ‚Â¡ÃƒÆ’Ã†â€™Ãƒâ€ Ã¢â‚¬â„¢ÃƒÆ’Ã‚Â¢ÃƒÂ¢Ã¢â‚¬Å¡Ã‚Â¬Ãƒâ€¦Ã‚Â¡ÃƒÆ’Ã†â€™ÃƒÂ¢Ã¢â€šÂ¬Ã…Â¡ÃƒÆ’Ã¢â‚¬Å¡Ãƒâ€šÃ‚Â¬ÃƒÆ’Ã†â€™Ãƒâ€ Ã¢â‚¬â„¢ÃƒÆ’Ã¢â‚¬Â ÃƒÂ¢Ã¢â€šÂ¬Ã¢â€žÂ¢ÃƒÆ’Ã†â€™Ãƒâ€šÃ‚Â¢ÃƒÆ’Ã‚Â¢ÃƒÂ¢Ã¢â€šÂ¬Ã…Â¡Ãƒâ€šÃ‚Â¬ÃƒÆ’Ã¢â‚¬Â¦Ãƒâ€šÃ‚Â¡ÃƒÆ’Ã†â€™Ãƒâ€ Ã¢â‚¬â„¢ÃƒÆ’Ã‚Â¢ÃƒÂ¢Ã¢â‚¬Å¡Ã‚Â¬Ãƒâ€¦Ã‚Â¡ÃƒÆ’Ã†â€™ÃƒÂ¢Ã¢â€šÂ¬Ã…Â¡ÃƒÆ’Ã¢â‚¬Å¡Ãƒâ€šÃ‚Â ÃƒÆ’Ã†â€™Ãƒâ€ Ã¢â‚¬â„¢ÃƒÆ’Ã¢â‚¬Â ÃƒÂ¢Ã¢â€šÂ¬Ã¢â€žÂ¢ÃƒÆ’Ã†â€™ÃƒÂ¢Ã¢â€šÂ¬Ã‚Â ÃƒÆ’Ã‚Â¢ÃƒÂ¢Ã¢â‚¬Å¡Ã‚Â¬ÃƒÂ¢Ã¢â‚¬Å¾Ã‚Â¢ÃƒÆ’Ã†â€™Ãƒâ€ Ã¢â‚¬â„¢ÃƒÆ’Ã‚Â¢ÃƒÂ¢Ã¢â‚¬Å¡Ã‚Â¬Ãƒâ€¦Ã‚Â¡ÃƒÆ’Ã†â€™ÃƒÂ¢Ã¢â€šÂ¬Ã…Â¡ÃƒÆ’Ã¢â‚¬Å¡Ãƒâ€šÃ‚Â¢ÃƒÆ’Ã†â€™Ãƒâ€ Ã¢â‚¬â„¢ÃƒÆ’Ã¢â‚¬Â ÃƒÂ¢Ã¢â€šÂ¬Ã¢â€žÂ¢ÃƒÆ’Ã†â€™ÃƒÂ¢Ã¢â€šÂ¬Ã…Â¡ÃƒÆ’Ã¢â‚¬Å¡Ãƒâ€šÃ‚Â¢ÃƒÆ’Ã†â€™Ãƒâ€ Ã¢â‚¬â„¢ÃƒÆ’Ã¢â‚¬Å¡Ãƒâ€šÃ‚Â¢ÃƒÆ’Ã†â€™Ãƒâ€šÃ‚Â¢ÃƒÆ’Ã‚Â¢ÃƒÂ¢Ã¢â‚¬Å¡Ã‚Â¬Ãƒâ€¦Ã‚Â¡ÃƒÆ’Ã¢â‚¬Å¡Ãƒâ€šÃ‚Â¬ÃƒÆ’Ã†â€™ÃƒÂ¢Ã¢â€šÂ¬Ã‚Â¦ÃƒÆ’Ã¢â‚¬Å¡Ãƒâ€šÃ‚Â¡ÃƒÆ’Ã†â€™Ãƒâ€ Ã¢â‚¬â„¢ÃƒÆ’Ã‚Â¢ÃƒÂ¢Ã¢â‚¬Å¡Ã‚Â¬Ãƒâ€¦Ã‚Â¡ÃƒÆ’Ã†â€™ÃƒÂ¢Ã¢â€šÂ¬Ã…Â¡ÃƒÆ’Ã¢â‚¬Å¡Ãƒâ€šÃ‚Â¬ÃƒÆ’Ã†â€™Ãƒâ€ Ã¢â‚¬â„¢ÃƒÆ’Ã¢â‚¬Â ÃƒÂ¢Ã¢â€šÂ¬Ã¢â€žÂ¢ÃƒÆ’Ã†â€™ÃƒÂ¢Ã¢â€šÂ¬Ã…Â¡ÃƒÆ’Ã¢â‚¬Å¡Ãƒâ€šÃ‚Â¢ÃƒÆ’Ã†â€™Ãƒâ€ Ã¢â‚¬â„¢ÃƒÆ’Ã¢â‚¬Å¡Ãƒâ€šÃ‚Â¢ÃƒÆ’Ã†â€™Ãƒâ€šÃ‚Â¢ÃƒÆ’Ã‚Â¢ÃƒÂ¢Ã¢â‚¬Å¡Ã‚Â¬Ãƒâ€¦Ã‚Â¡ÃƒÆ’Ã¢â‚¬Å¡Ãƒâ€šÃ‚Â¬ÃƒÆ’Ã†â€™ÃƒÂ¢Ã¢â€šÂ¬Ã‚Â¦ÃƒÆ’Ã¢â‚¬Å¡Ãƒâ€šÃ‚Â¾ÃƒÆ’Ã†â€™Ãƒâ€ Ã¢â‚¬â„¢ÃƒÆ’Ã‚Â¢ÃƒÂ¢Ã¢â‚¬Å¡Ã‚Â¬Ãƒâ€¦Ã‚Â¡ÃƒÆ’Ã†â€™ÃƒÂ¢Ã¢â€šÂ¬Ã…Â¡ÃƒÆ’Ã¢â‚¬Å¡Ãƒâ€šÃ‚Â¢ Category **Developer tools**.</w:t>
+      </w:r>
+    </w:p>
+    <w:p>
+      <w:pPr>
+        <w:spacing w:before="0" w:after="0"/>
+      </w:pPr>
+      <w:r>
+        <w:rPr>
+          <w:rFonts w:ascii="Consolas" w:hAnsi="Consolas"/>
+          <w:sz w:val="18"/>
+          <w:szCs w:val="18"/>
+          <w:color w:val="333333"/>
+        </w:rPr>
+        <w:t xml:space="preserve">4. Privacy tab ÃƒÆ’Ã†â€™Ãƒâ€ Ã¢â‚¬â„¢ÃƒÆ’Ã¢â‚¬Â ÃƒÂ¢Ã¢â€šÂ¬Ã¢â€žÂ¢ÃƒÆ’Ã†â€™ÃƒÂ¢Ã¢â€šÂ¬Ã‚Â ÃƒÆ’Ã‚Â¢ÃƒÂ¢Ã¢â‚¬Å¡Ã‚Â¬ÃƒÂ¢Ã¢â‚¬Å¾Ã‚Â¢ÃƒÆ’Ã†â€™Ãƒâ€ Ã¢â‚¬â„¢ÃƒÆ’Ã‚Â¢ÃƒÂ¢Ã¢â‚¬Å¡Ã‚Â¬Ãƒâ€šÃ‚Â ÃƒÆ’Ã†â€™Ãƒâ€šÃ‚Â¢ÃƒÆ’Ã‚Â¢ÃƒÂ¢Ã¢â€šÂ¬Ã…Â¡Ãƒâ€šÃ‚Â¬ÃƒÆ’Ã‚Â¢ÃƒÂ¢Ã¢â€šÂ¬Ã…Â¾Ãƒâ€šÃ‚Â¢ÃƒÆ’Ã†â€™Ãƒâ€ Ã¢â‚¬â„¢ÃƒÆ’Ã¢â‚¬Â ÃƒÂ¢Ã¢â€šÂ¬Ã¢â€žÂ¢ÃƒÆ’Ã†â€™Ãƒâ€šÃ‚Â¢ÃƒÆ’Ã‚Â¢ÃƒÂ¢Ã¢â€šÂ¬Ã…Â¡Ãƒâ€šÃ‚Â¬ÃƒÆ’Ã¢â‚¬Â¦Ãƒâ€šÃ‚Â¡ÃƒÆ’Ã†â€™Ãƒâ€ Ã¢â‚¬â„¢ÃƒÆ’Ã‚Â¢ÃƒÂ¢Ã¢â‚¬Å¡Ã‚Â¬Ãƒâ€¦Ã‚Â¡ÃƒÆ’Ã†â€™ÃƒÂ¢Ã¢â€šÂ¬Ã…Â¡ÃƒÆ’Ã¢â‚¬Å¡Ãƒâ€šÃ‚Â¢ÃƒÆ’Ã†â€™Ãƒâ€ Ã¢â‚¬â„¢ÃƒÆ’Ã¢â‚¬Â ÃƒÂ¢Ã¢â€šÂ¬Ã¢â€žÂ¢ÃƒÆ’Ã†â€™ÃƒÂ¢Ã¢â€šÂ¬Ã‚Â ÃƒÆ’Ã‚Â¢ÃƒÂ¢Ã¢â‚¬Å¡Ã‚Â¬ÃƒÂ¢Ã¢â‚¬Å¾Ã‚Â¢ÃƒÆ’Ã†â€™Ãƒâ€ Ã¢â‚¬â„¢ÃƒÆ’Ã‚Â¢ÃƒÂ¢Ã¢â‚¬Å¡Ã‚Â¬Ãƒâ€¦Ã‚Â¡ÃƒÆ’Ã†â€™ÃƒÂ¢Ã¢â€šÂ¬Ã…Â¡ÃƒÆ’Ã¢â‚¬Å¡Ãƒâ€šÃ‚Â¢ÃƒÆ’Ã†â€™Ãƒâ€ Ã¢â‚¬â„¢ÃƒÆ’Ã¢â‚¬Â ÃƒÂ¢Ã¢â€šÂ¬Ã¢â€žÂ¢ÃƒÆ’Ã†â€™ÃƒÂ¢Ã¢â€šÂ¬Ã…Â¡ÃƒÆ’Ã¢â‚¬Å¡Ãƒâ€šÃ‚Â¢ÃƒÆ’Ã†â€™Ãƒâ€ Ã¢â‚¬â„¢ÃƒÆ’Ã¢â‚¬Å¡Ãƒâ€šÃ‚Â¢ÃƒÆ’Ã†â€™Ãƒâ€šÃ‚Â¢ÃƒÆ’Ã‚Â¢ÃƒÂ¢Ã¢â‚¬Å¡Ã‚Â¬Ãƒâ€¦Ã‚Â¡ÃƒÆ’Ã¢â‚¬Å¡Ãƒâ€šÃ‚Â¬ÃƒÆ’Ã†â€™ÃƒÂ¢Ã¢â€šÂ¬Ã‚Â¦ÃƒÆ’Ã¢â‚¬Å¡Ãƒâ€šÃ‚Â¡ÃƒÆ’Ã†â€™Ãƒâ€ Ã¢â‚¬â„¢ÃƒÆ’Ã‚Â¢ÃƒÂ¢Ã¢â‚¬Å¡Ã‚Â¬Ãƒâ€¦Ã‚Â¡ÃƒÆ’Ã†â€™ÃƒÂ¢Ã¢â€šÂ¬Ã…Â¡ÃƒÆ’Ã¢â‚¬Å¡Ãƒâ€šÃ‚Â¬ÃƒÆ’Ã†â€™Ãƒâ€ Ã¢â‚¬â„¢ÃƒÆ’Ã¢â‚¬Â ÃƒÂ¢Ã¢â€šÂ¬Ã¢â€žÂ¢ÃƒÆ’Ã†â€™Ãƒâ€šÃ‚Â¢ÃƒÆ’Ã‚Â¢ÃƒÂ¢Ã¢â€šÂ¬Ã…Â¡Ãƒâ€šÃ‚Â¬ÃƒÆ’Ã¢â‚¬Â¦Ãƒâ€šÃ‚Â¡ÃƒÆ’Ã†â€™Ãƒâ€ Ã¢â‚¬â„¢ÃƒÆ’Ã‚Â¢ÃƒÂ¢Ã¢â‚¬Å¡Ã‚Â¬Ãƒâ€¦Ã‚Â¡ÃƒÆ’Ã†â€™ÃƒÂ¢Ã¢â€šÂ¬Ã…Â¡ÃƒÆ’Ã¢â‚¬Å¡Ãƒâ€šÃ‚Â ÃƒÆ’Ã†â€™Ãƒâ€ Ã¢â‚¬â„¢ÃƒÆ’Ã¢â‚¬Â ÃƒÂ¢Ã¢â€šÂ¬Ã¢â€žÂ¢ÃƒÆ’Ã†â€™ÃƒÂ¢Ã¢â€šÂ¬Ã‚Â ÃƒÆ’Ã‚Â¢ÃƒÂ¢Ã¢â‚¬Å¡Ã‚Â¬ÃƒÂ¢Ã¢â‚¬Å¾Ã‚Â¢ÃƒÆ’Ã†â€™Ãƒâ€ Ã¢â‚¬â„¢ÃƒÆ’Ã‚Â¢ÃƒÂ¢Ã¢â‚¬Å¡Ã‚Â¬Ãƒâ€¦Ã‚Â¡ÃƒÆ’Ã†â€™ÃƒÂ¢Ã¢â€šÂ¬Ã…Â¡ÃƒÆ’Ã¢â‚¬Å¡Ãƒâ€šÃ‚Â¢ÃƒÆ’Ã†â€™Ãƒâ€ Ã¢â‚¬â„¢ÃƒÆ’Ã¢â‚¬Â ÃƒÂ¢Ã¢â€šÂ¬Ã¢â€žÂ¢ÃƒÆ’Ã†â€™ÃƒÂ¢Ã¢â€šÂ¬Ã…Â¡ÃƒÆ’Ã¢â‚¬Å¡Ãƒâ€šÃ‚Â¢ÃƒÆ’Ã†â€™Ãƒâ€ Ã¢â‚¬â„¢ÃƒÆ’Ã¢â‚¬Å¡Ãƒâ€šÃ‚Â¢ÃƒÆ’Ã†â€™Ãƒâ€šÃ‚Â¢ÃƒÆ’Ã‚Â¢ÃƒÂ¢Ã¢â‚¬Å¡Ã‚Â¬Ãƒâ€¦Ã‚Â¡ÃƒÆ’Ã¢â‚¬Å¡Ãƒâ€šÃ‚Â¬ÃƒÆ’Ã†â€™ÃƒÂ¢Ã¢â€šÂ¬Ã‚Â¦ÃƒÆ’Ã¢â‚¬Å¡Ãƒâ€šÃ‚Â¡ÃƒÆ’Ã†â€™Ãƒâ€ Ã¢â‚¬â„¢ÃƒÆ’Ã‚Â¢ÃƒÂ¢Ã¢â‚¬Å¡Ã‚Â¬Ãƒâ€¦Ã‚Â¡ÃƒÆ’Ã†â€™ÃƒÂ¢Ã¢â€šÂ¬Ã…Â¡ÃƒÆ’Ã¢â‚¬Å¡Ãƒâ€šÃ‚Â¬ÃƒÆ’Ã†â€™Ãƒâ€ Ã¢â‚¬â„¢ÃƒÆ’Ã¢â‚¬Â ÃƒÂ¢Ã¢â€šÂ¬Ã¢â€žÂ¢ÃƒÆ’Ã†â€™ÃƒÂ¢Ã¢â€šÂ¬Ã…Â¡ÃƒÆ’Ã¢â‚¬Å¡Ãƒâ€šÃ‚Â¢ÃƒÆ’Ã†â€™Ãƒâ€ Ã¢â‚¬â„¢ÃƒÆ’Ã¢â‚¬Å¡Ãƒâ€šÃ‚Â¢ÃƒÆ’Ã†â€™Ãƒâ€šÃ‚Â¢ÃƒÆ’Ã‚Â¢ÃƒÂ¢Ã¢â‚¬Å¡Ã‚Â¬Ãƒâ€¦Ã‚Â¡ÃƒÆ’Ã¢â‚¬Å¡Ãƒâ€šÃ‚Â¬ÃƒÆ’Ã†â€™ÃƒÂ¢Ã¢â€šÂ¬Ã‚Â¦ÃƒÆ’Ã¢â‚¬Å¡Ãƒâ€šÃ‚Â¾ÃƒÆ’Ã†â€™Ãƒâ€ Ã¢â‚¬â„¢ÃƒÆ’Ã‚Â¢ÃƒÂ¢Ã¢â‚¬Å¡Ã‚Â¬Ãƒâ€¦Ã‚Â¡ÃƒÆ’Ã†â€™ÃƒÂ¢Ã¢â€šÂ¬Ã…Â¡ÃƒÆ’Ã¢â‚¬Å¡Ãƒâ€šÃ‚Â¢ paste from `ui/store/permissions-and-privacy.md`:</w:t>
       </w:r>
     </w:p>
     <w:p>
@@ -2683,7 +2683,7 @@
           <w:szCs w:val="18"/>
           <w:color w:val="333333"/>
         </w:rPr>
-        <w:t xml:space="preserve">5. Store listing ÃƒÆ’Ã†â€™Ãƒâ€ Ã¢â‚¬â„¢ÃƒÆ’Ã¢â‚¬Â ÃƒÂ¢Ã¢â€šÂ¬Ã¢â€žÂ¢ÃƒÆ’Ã†â€™ÃƒÂ¢Ã¢â€šÂ¬Ã‚Â ÃƒÆ’Ã‚Â¢ÃƒÂ¢Ã¢â‚¬Å¡Ã‚Â¬ÃƒÂ¢Ã¢â‚¬Å¾Ã‚Â¢ÃƒÆ’Ã†â€™Ãƒâ€ Ã¢â‚¬â„¢ÃƒÆ’Ã‚Â¢ÃƒÂ¢Ã¢â‚¬Å¡Ã‚Â¬Ãƒâ€¦Ã‚Â¡ÃƒÆ’Ã†â€™ÃƒÂ¢Ã¢â€šÂ¬Ã…Â¡ÃƒÆ’Ã¢â‚¬Å¡Ãƒâ€šÃ‚Â¢ÃƒÆ’Ã†â€™Ãƒâ€ Ã¢â‚¬â„¢ÃƒÆ’Ã¢â‚¬Â ÃƒÂ¢Ã¢â€šÂ¬Ã¢â€žÂ¢ÃƒÆ’Ã†â€™ÃƒÂ¢Ã¢â€šÂ¬Ã…Â¡ÃƒÆ’Ã¢â‚¬Å¡Ãƒâ€šÃ‚Â¢ÃƒÆ’Ã†â€™Ãƒâ€ Ã¢â‚¬â„¢ÃƒÆ’Ã¢â‚¬Å¡Ãƒâ€šÃ‚Â¢ÃƒÆ’Ã†â€™Ãƒâ€šÃ‚Â¢ÃƒÆ’Ã‚Â¢ÃƒÂ¢Ã¢â€šÂ¬Ã…Â¡Ãƒâ€šÃ‚Â¬ÃƒÆ’Ã¢â‚¬Â¦Ãƒâ€šÃ‚Â¡ÃƒÆ’Ã†â€™ÃƒÂ¢Ã¢â€šÂ¬Ã…Â¡ÃƒÆ’Ã¢â‚¬Å¡Ãƒâ€šÃ‚Â¬ÃƒÆ’Ã†â€™Ãƒâ€ Ã¢â‚¬â„¢ÃƒÆ’Ã‚Â¢ÃƒÂ¢Ã¢â‚¬Å¡Ã‚Â¬Ãƒâ€¦Ã‚Â¡ÃƒÆ’Ã†â€™ÃƒÂ¢Ã¢â€šÂ¬Ã…Â¡ÃƒÆ’Ã¢â‚¬Å¡Ãƒâ€šÃ‚Â ÃƒÆ’Ã†â€™Ãƒâ€ Ã¢â‚¬â„¢ÃƒÆ’Ã¢â‚¬Â ÃƒÂ¢Ã¢â€šÂ¬Ã¢â€žÂ¢ÃƒÆ’Ã†â€™ÃƒÂ¢Ã¢â€šÂ¬Ã…Â¡ÃƒÆ’Ã¢â‚¬Å¡Ãƒâ€šÃ‚Â¢ÃƒÆ’Ã†â€™Ãƒâ€ Ã¢â‚¬â„¢ÃƒÆ’Ã¢â‚¬Å¡Ãƒâ€šÃ‚Â¢ÃƒÆ’Ã†â€™Ãƒâ€šÃ‚Â¢ÃƒÆ’Ã‚Â¢ÃƒÂ¢Ã¢â€šÂ¬Ã…Â¡Ãƒâ€šÃ‚Â¬ÃƒÆ’Ã¢â‚¬Â¦Ãƒâ€šÃ‚Â¡ÃƒÆ’Ã†â€™ÃƒÂ¢Ã¢â€šÂ¬Ã…Â¡ÃƒÆ’Ã¢â‚¬Å¡Ãƒâ€šÃ‚Â¬ÃƒÆ’Ã†â€™Ãƒâ€ Ã¢â‚¬â„¢ÃƒÆ’Ã¢â‚¬Å¡Ãƒâ€šÃ‚Â¢ÃƒÆ’Ã†â€™Ãƒâ€šÃ‚Â¢ÃƒÆ’Ã‚Â¢ÃƒÂ¢Ã¢â€šÂ¬Ã…Â¡Ãƒâ€šÃ‚Â¬ÃƒÆ’Ã¢â‚¬Â¦Ãƒâ€šÃ‚Â¾ÃƒÆ’Ã†â€™ÃƒÂ¢Ã¢â€šÂ¬Ã…Â¡ÃƒÆ’Ã¢â‚¬Å¡Ãƒâ€šÃ‚Â¢ description from `ui/store/listing.md`, logo</w:t>
+        <w:t xml:space="preserve">5. Store listing ÃƒÆ’Ã†â€™Ãƒâ€ Ã¢â‚¬â„¢ÃƒÆ’Ã¢â‚¬Â ÃƒÂ¢Ã¢â€šÂ¬Ã¢â€žÂ¢ÃƒÆ’Ã†â€™ÃƒÂ¢Ã¢â€šÂ¬Ã‚Â ÃƒÆ’Ã‚Â¢ÃƒÂ¢Ã¢â‚¬Å¡Ã‚Â¬ÃƒÂ¢Ã¢â‚¬Å¾Ã‚Â¢ÃƒÆ’Ã†â€™Ãƒâ€ Ã¢â‚¬â„¢ÃƒÆ’Ã‚Â¢ÃƒÂ¢Ã¢â‚¬Å¡Ã‚Â¬Ãƒâ€šÃ‚Â ÃƒÆ’Ã†â€™Ãƒâ€šÃ‚Â¢ÃƒÆ’Ã‚Â¢ÃƒÂ¢Ã¢â€šÂ¬Ã…Â¡Ãƒâ€šÃ‚Â¬ÃƒÆ’Ã‚Â¢ÃƒÂ¢Ã¢â€šÂ¬Ã…Â¾Ãƒâ€šÃ‚Â¢ÃƒÆ’Ã†â€™Ãƒâ€ Ã¢â‚¬â„¢ÃƒÆ’Ã¢â‚¬Â ÃƒÂ¢Ã¢â€šÂ¬Ã¢â€žÂ¢ÃƒÆ’Ã†â€™Ãƒâ€šÃ‚Â¢ÃƒÆ’Ã‚Â¢ÃƒÂ¢Ã¢â€šÂ¬Ã…Â¡Ãƒâ€šÃ‚Â¬ÃƒÆ’Ã¢â‚¬Â¦Ãƒâ€šÃ‚Â¡ÃƒÆ’Ã†â€™Ãƒâ€ Ã¢â‚¬â„¢ÃƒÆ’Ã‚Â¢ÃƒÂ¢Ã¢â‚¬Å¡Ã‚Â¬Ãƒâ€¦Ã‚Â¡ÃƒÆ’Ã†â€™ÃƒÂ¢Ã¢â€šÂ¬Ã…Â¡ÃƒÆ’Ã¢â‚¬Å¡Ãƒâ€šÃ‚Â¢ÃƒÆ’Ã†â€™Ãƒâ€ Ã¢â‚¬â„¢ÃƒÆ’Ã¢â‚¬Â ÃƒÂ¢Ã¢â€šÂ¬Ã¢â€žÂ¢ÃƒÆ’Ã†â€™ÃƒÂ¢Ã¢â€šÂ¬Ã‚Â ÃƒÆ’Ã‚Â¢ÃƒÂ¢Ã¢â‚¬Å¡Ã‚Â¬ÃƒÂ¢Ã¢â‚¬Å¾Ã‚Â¢ÃƒÆ’Ã†â€™Ãƒâ€ Ã¢â‚¬â„¢ÃƒÆ’Ã‚Â¢ÃƒÂ¢Ã¢â‚¬Å¡Ã‚Â¬Ãƒâ€¦Ã‚Â¡ÃƒÆ’Ã†â€™ÃƒÂ¢Ã¢â€šÂ¬Ã…Â¡ÃƒÆ’Ã¢â‚¬Å¡Ãƒâ€šÃ‚Â¢ÃƒÆ’Ã†â€™Ãƒâ€ Ã¢â‚¬â„¢ÃƒÆ’Ã¢â‚¬Â ÃƒÂ¢Ã¢â€šÂ¬Ã¢â€žÂ¢ÃƒÆ’Ã†â€™ÃƒÂ¢Ã¢â€šÂ¬Ã…Â¡ÃƒÆ’Ã¢â‚¬Å¡Ãƒâ€šÃ‚Â¢ÃƒÆ’Ã†â€™Ãƒâ€ Ã¢â‚¬â„¢ÃƒÆ’Ã¢â‚¬Å¡Ãƒâ€šÃ‚Â¢ÃƒÆ’Ã†â€™Ãƒâ€šÃ‚Â¢ÃƒÆ’Ã‚Â¢ÃƒÂ¢Ã¢â‚¬Å¡Ã‚Â¬Ãƒâ€¦Ã‚Â¡ÃƒÆ’Ã¢â‚¬Å¡Ãƒâ€šÃ‚Â¬ÃƒÆ’Ã†â€™ÃƒÂ¢Ã¢â€šÂ¬Ã‚Â¦ÃƒÆ’Ã¢â‚¬Å¡Ãƒâ€šÃ‚Â¡ÃƒÆ’Ã†â€™Ãƒâ€ Ã¢â‚¬â„¢ÃƒÆ’Ã‚Â¢ÃƒÂ¢Ã¢â‚¬Å¡Ã‚Â¬Ãƒâ€¦Ã‚Â¡ÃƒÆ’Ã†â€™ÃƒÂ¢Ã¢â€šÂ¬Ã…Â¡ÃƒÆ’Ã¢â‚¬Å¡Ãƒâ€šÃ‚Â¬ÃƒÆ’Ã†â€™Ãƒâ€ Ã¢â‚¬â„¢ÃƒÆ’Ã¢â‚¬Â ÃƒÂ¢Ã¢â€šÂ¬Ã¢â€žÂ¢ÃƒÆ’Ã†â€™Ãƒâ€šÃ‚Â¢ÃƒÆ’Ã‚Â¢ÃƒÂ¢Ã¢â€šÂ¬Ã…Â¡Ãƒâ€šÃ‚Â¬ÃƒÆ’Ã¢â‚¬Â¦Ãƒâ€šÃ‚Â¡ÃƒÆ’Ã†â€™Ãƒâ€ Ã¢â‚¬â„¢ÃƒÆ’Ã‚Â¢ÃƒÂ¢Ã¢â‚¬Å¡Ã‚Â¬Ãƒâ€¦Ã‚Â¡ÃƒÆ’Ã†â€™ÃƒÂ¢Ã¢â€šÂ¬Ã…Â¡ÃƒÆ’Ã¢â‚¬Å¡Ãƒâ€šÃ‚Â ÃƒÆ’Ã†â€™Ãƒâ€ Ã¢â‚¬â„¢ÃƒÆ’Ã¢â‚¬Â ÃƒÂ¢Ã¢â€šÂ¬Ã¢â€žÂ¢ÃƒÆ’Ã†â€™ÃƒÂ¢Ã¢â€šÂ¬Ã‚Â ÃƒÆ’Ã‚Â¢ÃƒÂ¢Ã¢â‚¬Å¡Ã‚Â¬ÃƒÂ¢Ã¢â‚¬Å¾Ã‚Â¢ÃƒÆ’Ã†â€™Ãƒâ€ Ã¢â‚¬â„¢ÃƒÆ’Ã‚Â¢ÃƒÂ¢Ã¢â‚¬Å¡Ã‚Â¬Ãƒâ€¦Ã‚Â¡ÃƒÆ’Ã†â€™ÃƒÂ¢Ã¢â€šÂ¬Ã…Â¡ÃƒÆ’Ã¢â‚¬Å¡Ãƒâ€šÃ‚Â¢ÃƒÆ’Ã†â€™Ãƒâ€ Ã¢â‚¬â„¢ÃƒÆ’Ã¢â‚¬Â ÃƒÂ¢Ã¢â€šÂ¬Ã¢â€žÂ¢ÃƒÆ’Ã†â€™ÃƒÂ¢Ã¢â€šÂ¬Ã…Â¡ÃƒÆ’Ã¢â‚¬Å¡Ãƒâ€šÃ‚Â¢ÃƒÆ’Ã†â€™Ãƒâ€ Ã¢â‚¬â„¢ÃƒÆ’Ã¢â‚¬Å¡Ãƒâ€šÃ‚Â¢ÃƒÆ’Ã†â€™Ãƒâ€šÃ‚Â¢ÃƒÆ’Ã‚Â¢ÃƒÂ¢Ã¢â‚¬Å¡Ã‚Â¬Ãƒâ€¦Ã‚Â¡ÃƒÆ’Ã¢â‚¬Å¡Ãƒâ€šÃ‚Â¬ÃƒÆ’Ã†â€™ÃƒÂ¢Ã¢â€šÂ¬Ã‚Â¦ÃƒÆ’Ã¢â‚¬Å¡Ãƒâ€šÃ‚Â¡ÃƒÆ’Ã†â€™Ãƒâ€ Ã¢â‚¬â„¢ÃƒÆ’Ã‚Â¢ÃƒÂ¢Ã¢â‚¬Å¡Ã‚Â¬Ãƒâ€¦Ã‚Â¡ÃƒÆ’Ã†â€™ÃƒÂ¢Ã¢â€šÂ¬Ã…Â¡ÃƒÆ’Ã¢â‚¬Å¡Ãƒâ€šÃ‚Â¬ÃƒÆ’Ã†â€™Ãƒâ€ Ã¢â‚¬â„¢ÃƒÆ’Ã¢â‚¬Â ÃƒÂ¢Ã¢â€šÂ¬Ã¢â€žÂ¢ÃƒÆ’Ã†â€™ÃƒÂ¢Ã¢â€šÂ¬Ã…Â¡ÃƒÆ’Ã¢â‚¬Å¡Ãƒâ€šÃ‚Â¢ÃƒÆ’Ã†â€™Ãƒâ€ Ã¢â‚¬â„¢ÃƒÆ’Ã¢â‚¬Å¡Ãƒâ€šÃ‚Â¢ÃƒÆ’Ã†â€™Ãƒâ€šÃ‚Â¢ÃƒÆ’Ã‚Â¢ÃƒÂ¢Ã¢â‚¬Å¡Ã‚Â¬Ãƒâ€¦Ã‚Â¡ÃƒÆ’Ã¢â‚¬Å¡Ãƒâ€šÃ‚Â¬ÃƒÆ’Ã†â€™ÃƒÂ¢Ã¢â€šÂ¬Ã‚Â¦ÃƒÆ’Ã¢â‚¬Å¡Ãƒâ€šÃ‚Â¾ÃƒÆ’Ã†â€™Ãƒâ€ Ã¢â‚¬â„¢ÃƒÆ’Ã‚Â¢ÃƒÂ¢Ã¢â‚¬Å¡Ã‚Â¬Ãƒâ€¦Ã‚Â¡ÃƒÆ’Ã†â€™ÃƒÂ¢Ã¢â€šÂ¬Ã…Â¡ÃƒÆ’Ã¢â‚¬Å¡Ãƒâ€šÃ‚Â¢ description from `ui/store/listing.md`, logo</w:t>
       </w:r>
     </w:p>
     <w:p>
@@ -2711,7 +2711,7 @@
           <w:szCs w:val="18"/>
           <w:color w:val="333333"/>
         </w:rPr>
-        <w:t xml:space="preserve">6. Notes for certification ÃƒÆ’Ã†â€™Ãƒâ€ Ã¢â‚¬â„¢ÃƒÆ’Ã¢â‚¬Â ÃƒÂ¢Ã¢â€šÂ¬Ã¢â€žÂ¢ÃƒÆ’Ã†â€™ÃƒÂ¢Ã¢â€šÂ¬Ã‚Â ÃƒÆ’Ã‚Â¢ÃƒÂ¢Ã¢â‚¬Å¡Ã‚Â¬ÃƒÂ¢Ã¢â‚¬Å¾Ã‚Â¢ÃƒÆ’Ã†â€™Ãƒâ€ Ã¢â‚¬â„¢ÃƒÆ’Ã‚Â¢ÃƒÂ¢Ã¢â‚¬Å¡Ã‚Â¬Ãƒâ€¦Ã‚Â¡ÃƒÆ’Ã†â€™ÃƒÂ¢Ã¢â€šÂ¬Ã…Â¡ÃƒÆ’Ã¢â‚¬Å¡Ãƒâ€šÃ‚Â¢ÃƒÆ’Ã†â€™Ãƒâ€ Ã¢â‚¬â„¢ÃƒÆ’Ã¢â‚¬Â ÃƒÂ¢Ã¢â€šÂ¬Ã¢â€žÂ¢ÃƒÆ’Ã†â€™ÃƒÂ¢Ã¢â€šÂ¬Ã…Â¡ÃƒÆ’Ã¢â‚¬Å¡Ãƒâ€šÃ‚Â¢ÃƒÆ’Ã†â€™Ãƒâ€ Ã¢â‚¬â„¢ÃƒÆ’Ã¢â‚¬Å¡Ãƒâ€šÃ‚Â¢ÃƒÆ’Ã†â€™Ãƒâ€šÃ‚Â¢ÃƒÆ’Ã‚Â¢ÃƒÂ¢Ã¢â€šÂ¬Ã…Â¡Ãƒâ€šÃ‚Â¬ÃƒÆ’Ã¢â‚¬Â¦Ãƒâ€šÃ‚Â¡ÃƒÆ’Ã†â€™ÃƒÂ¢Ã¢â€šÂ¬Ã…Â¡ÃƒÆ’Ã¢â‚¬Å¡Ãƒâ€šÃ‚Â¬ÃƒÆ’Ã†â€™Ãƒâ€ Ã¢â‚¬â„¢ÃƒÆ’Ã‚Â¢ÃƒÂ¢Ã¢â‚¬Å¡Ã‚Â¬Ãƒâ€¦Ã‚Â¡ÃƒÆ’Ã†â€™ÃƒÂ¢Ã¢â€šÂ¬Ã…Â¡ÃƒÆ’Ã¢â‚¬Å¡Ãƒâ€šÃ‚Â ÃƒÆ’Ã†â€™Ãƒâ€ Ã¢â‚¬â„¢ÃƒÆ’Ã¢â‚¬Â ÃƒÂ¢Ã¢â€šÂ¬Ã¢â€žÂ¢ÃƒÆ’Ã†â€™ÃƒÂ¢Ã¢â€šÂ¬Ã…Â¡ÃƒÆ’Ã¢â‚¬Å¡Ãƒâ€šÃ‚Â¢ÃƒÆ’Ã†â€™Ãƒâ€ Ã¢â‚¬â„¢ÃƒÆ’Ã¢â‚¬Å¡Ãƒâ€šÃ‚Â¢ÃƒÆ’Ã†â€™Ãƒâ€šÃ‚Â¢ÃƒÆ’Ã‚Â¢ÃƒÂ¢Ã¢â€šÂ¬Ã…Â¡Ãƒâ€šÃ‚Â¬ÃƒÆ’Ã¢â‚¬Â¦Ãƒâ€šÃ‚Â¡ÃƒÆ’Ã†â€™ÃƒÂ¢Ã¢â€šÂ¬Ã…Â¡ÃƒÆ’Ã¢â‚¬Å¡Ãƒâ€šÃ‚Â¬ÃƒÆ’Ã†â€™Ãƒâ€ Ã¢â‚¬â„¢ÃƒÆ’Ã¢â‚¬Å¡Ãƒâ€šÃ‚Â¢ÃƒÆ’Ã†â€™Ãƒâ€šÃ‚Â¢ÃƒÆ’Ã‚Â¢ÃƒÂ¢Ã¢â€šÂ¬Ã…Â¡Ãƒâ€šÃ‚Â¬ÃƒÆ’Ã¢â‚¬Â¦Ãƒâ€šÃ‚Â¾ÃƒÆ’Ã†â€™ÃƒÂ¢Ã¢â€šÂ¬Ã…Â¡ÃƒÆ’Ã¢â‚¬Å¡Ãƒâ€šÃ‚Â¢ see the prepared text in</w:t>
+        <w:t xml:space="preserve">6. Notes for certification ÃƒÆ’Ã†â€™Ãƒâ€ Ã¢â‚¬â„¢ÃƒÆ’Ã¢â‚¬Â ÃƒÂ¢Ã¢â€šÂ¬Ã¢â€žÂ¢ÃƒÆ’Ã†â€™ÃƒÂ¢Ã¢â€šÂ¬Ã‚Â ÃƒÆ’Ã‚Â¢ÃƒÂ¢Ã¢â‚¬Å¡Ã‚Â¬ÃƒÂ¢Ã¢â‚¬Å¾Ã‚Â¢ÃƒÆ’Ã†â€™Ãƒâ€ Ã¢â‚¬â„¢ÃƒÆ’Ã‚Â¢ÃƒÂ¢Ã¢â‚¬Å¡Ã‚Â¬Ãƒâ€šÃ‚Â ÃƒÆ’Ã†â€™Ãƒâ€šÃ‚Â¢ÃƒÆ’Ã‚Â¢ÃƒÂ¢Ã¢â€šÂ¬Ã…Â¡Ãƒâ€šÃ‚Â¬ÃƒÆ’Ã‚Â¢ÃƒÂ¢Ã¢â€šÂ¬Ã…Â¾Ãƒâ€šÃ‚Â¢ÃƒÆ’Ã†â€™Ãƒâ€ Ã¢â‚¬â„¢ÃƒÆ’Ã¢â‚¬Â ÃƒÂ¢Ã¢â€šÂ¬Ã¢â€žÂ¢ÃƒÆ’Ã†â€™Ãƒâ€šÃ‚Â¢ÃƒÆ’Ã‚Â¢ÃƒÂ¢Ã¢â€šÂ¬Ã…Â¡Ãƒâ€šÃ‚Â¬ÃƒÆ’Ã¢â‚¬Â¦Ãƒâ€šÃ‚Â¡ÃƒÆ’Ã†â€™Ãƒâ€ Ã¢â‚¬â„¢ÃƒÆ’Ã‚Â¢ÃƒÂ¢Ã¢â‚¬Å¡Ã‚Â¬Ãƒâ€¦Ã‚Â¡ÃƒÆ’Ã†â€™ÃƒÂ¢Ã¢â€šÂ¬Ã…Â¡ÃƒÆ’Ã¢â‚¬Å¡Ãƒâ€šÃ‚Â¢ÃƒÆ’Ã†â€™Ãƒâ€ Ã¢â‚¬â„¢ÃƒÆ’Ã¢â‚¬Â ÃƒÂ¢Ã¢â€šÂ¬Ã¢â€žÂ¢ÃƒÆ’Ã†â€™ÃƒÂ¢Ã¢â€šÂ¬Ã‚Â ÃƒÆ’Ã‚Â¢ÃƒÂ¢Ã¢â‚¬Å¡Ã‚Â¬ÃƒÂ¢Ã¢â‚¬Å¾Ã‚Â¢ÃƒÆ’Ã†â€™Ãƒâ€ Ã¢â‚¬â„¢ÃƒÆ’Ã‚Â¢ÃƒÂ¢Ã¢â‚¬Å¡Ã‚Â¬Ãƒâ€¦Ã‚Â¡ÃƒÆ’Ã†â€™ÃƒÂ¢Ã¢â€šÂ¬Ã…Â¡ÃƒÆ’Ã¢â‚¬Å¡Ãƒâ€šÃ‚Â¢ÃƒÆ’Ã†â€™Ãƒâ€ Ã¢â‚¬â„¢ÃƒÆ’Ã¢â‚¬Â ÃƒÂ¢Ã¢â€šÂ¬Ã¢â€žÂ¢ÃƒÆ’Ã†â€™ÃƒÂ¢Ã¢â€šÂ¬Ã…Â¡ÃƒÆ’Ã¢â‚¬Å¡Ãƒâ€šÃ‚Â¢ÃƒÆ’Ã†â€™Ãƒâ€ Ã¢â‚¬â„¢ÃƒÆ’Ã¢â‚¬Å¡Ãƒâ€šÃ‚Â¢ÃƒÆ’Ã†â€™Ãƒâ€šÃ‚Â¢ÃƒÆ’Ã‚Â¢ÃƒÂ¢Ã¢â‚¬Å¡Ã‚Â¬Ãƒâ€¦Ã‚Â¡ÃƒÆ’Ã¢â‚¬Å¡Ãƒâ€šÃ‚Â¬ÃƒÆ’Ã†â€™ÃƒÂ¢Ã¢â€šÂ¬Ã‚Â¦ÃƒÆ’Ã¢â‚¬Å¡Ãƒâ€šÃ‚Â¡ÃƒÆ’Ã†â€™Ãƒâ€ Ã¢â‚¬â„¢ÃƒÆ’Ã‚Â¢ÃƒÂ¢Ã¢â‚¬Å¡Ã‚Â¬Ãƒâ€¦Ã‚Â¡ÃƒÆ’Ã†â€™ÃƒÂ¢Ã¢â€šÂ¬Ã…Â¡ÃƒÆ’Ã¢â‚¬Å¡Ãƒâ€šÃ‚Â¬ÃƒÆ’Ã†â€™Ãƒâ€ Ã¢â‚¬â„¢ÃƒÆ’Ã¢â‚¬Â ÃƒÂ¢Ã¢â€šÂ¬Ã¢â€žÂ¢ÃƒÆ’Ã†â€™Ãƒâ€šÃ‚Â¢ÃƒÆ’Ã‚Â¢ÃƒÂ¢Ã¢â€šÂ¬Ã…Â¡Ãƒâ€šÃ‚Â¬ÃƒÆ’Ã¢â‚¬Â¦Ãƒâ€šÃ‚Â¡ÃƒÆ’Ã†â€™Ãƒâ€ Ã¢â‚¬â„¢ÃƒÆ’Ã‚Â¢ÃƒÂ¢Ã¢â‚¬Å¡Ã‚Â¬Ãƒâ€¦Ã‚Â¡ÃƒÆ’Ã†â€™ÃƒÂ¢Ã¢â€šÂ¬Ã…Â¡ÃƒÆ’Ã¢â‚¬Å¡Ãƒâ€šÃ‚Â ÃƒÆ’Ã†â€™Ãƒâ€ Ã¢â‚¬â„¢ÃƒÆ’Ã¢â‚¬Â ÃƒÂ¢Ã¢â€šÂ¬Ã¢â€žÂ¢ÃƒÆ’Ã†â€™ÃƒÂ¢Ã¢â€šÂ¬Ã‚Â ÃƒÆ’Ã‚Â¢ÃƒÂ¢Ã¢â‚¬Å¡Ã‚Â¬ÃƒÂ¢Ã¢â‚¬Å¾Ã‚Â¢ÃƒÆ’Ã†â€™Ãƒâ€ Ã¢â‚¬â„¢ÃƒÆ’Ã‚Â¢ÃƒÂ¢Ã¢â‚¬Å¡Ã‚Â¬Ãƒâ€¦Ã‚Â¡ÃƒÆ’Ã†â€™ÃƒÂ¢Ã¢â€šÂ¬Ã…Â¡ÃƒÆ’Ã¢â‚¬Å¡Ãƒâ€šÃ‚Â¢ÃƒÆ’Ã†â€™Ãƒâ€ Ã¢â‚¬â„¢ÃƒÆ’Ã¢â‚¬Â ÃƒÂ¢Ã¢â€šÂ¬Ã¢â€žÂ¢ÃƒÆ’Ã†â€™ÃƒÂ¢Ã¢â€šÂ¬Ã…Â¡ÃƒÆ’Ã¢â‚¬Å¡Ãƒâ€šÃ‚Â¢ÃƒÆ’Ã†â€™Ãƒâ€ Ã¢â‚¬â„¢ÃƒÆ’Ã¢â‚¬Å¡Ãƒâ€šÃ‚Â¢ÃƒÆ’Ã†â€™Ãƒâ€šÃ‚Â¢ÃƒÆ’Ã‚Â¢ÃƒÂ¢Ã¢â‚¬Å¡Ã‚Â¬Ãƒâ€¦Ã‚Â¡ÃƒÆ’Ã¢â‚¬Å¡Ãƒâ€šÃ‚Â¬ÃƒÆ’Ã†â€™ÃƒÂ¢Ã¢â€šÂ¬Ã‚Â¦ÃƒÆ’Ã¢â‚¬Å¡Ãƒâ€šÃ‚Â¡ÃƒÆ’Ã†â€™Ãƒâ€ Ã¢â‚¬â„¢ÃƒÆ’Ã‚Â¢ÃƒÂ¢Ã¢â‚¬Å¡Ã‚Â¬Ãƒâ€¦Ã‚Â¡ÃƒÆ’Ã†â€™ÃƒÂ¢Ã¢â€šÂ¬Ã…Â¡ÃƒÆ’Ã¢â‚¬Å¡Ãƒâ€šÃ‚Â¬ÃƒÆ’Ã†â€™Ãƒâ€ Ã¢â‚¬â„¢ÃƒÆ’Ã¢â‚¬Â ÃƒÂ¢Ã¢â€šÂ¬Ã¢â€žÂ¢ÃƒÆ’Ã†â€™ÃƒÂ¢Ã¢â€šÂ¬Ã…Â¡ÃƒÆ’Ã¢â‚¬Å¡Ãƒâ€šÃ‚Â¢ÃƒÆ’Ã†â€™Ãƒâ€ Ã¢â‚¬â„¢ÃƒÆ’Ã¢â‚¬Å¡Ãƒâ€šÃ‚Â¢ÃƒÆ’Ã†â€™Ãƒâ€šÃ‚Â¢ÃƒÆ’Ã‚Â¢ÃƒÂ¢Ã¢â‚¬Å¡Ã‚Â¬Ãƒâ€¦Ã‚Â¡ÃƒÆ’Ã¢â‚¬Å¡Ãƒâ€šÃ‚Â¬ÃƒÆ’Ã†â€™ÃƒÂ¢Ã¢â€šÂ¬Ã‚Â¦ÃƒÆ’Ã¢â‚¬Å¡Ãƒâ€šÃ‚Â¾ÃƒÆ’Ã†â€™Ãƒâ€ Ã¢â‚¬â„¢ÃƒÆ’Ã‚Â¢ÃƒÂ¢Ã¢â‚¬Å¡Ã‚Â¬Ãƒâ€¦Ã‚Â¡ÃƒÆ’Ã†â€™ÃƒÂ¢Ã¢â€šÂ¬Ã…Â¡ÃƒÆ’Ã¢â‚¬Å¡Ãƒâ€šÃ‚Â¢ see the prepared text in</w:t>
       </w:r>
     </w:p>
     <w:p>
@@ -2739,7 +2739,7 @@
           <w:szCs w:val="18"/>
           <w:color w:val="333333"/>
         </w:rPr>
-        <w:t xml:space="preserve">7. Publish ÃƒÆ’Ã†â€™Ãƒâ€ Ã¢â‚¬â„¢ÃƒÆ’Ã¢â‚¬Â ÃƒÂ¢Ã¢â€šÂ¬Ã¢â€žÂ¢ÃƒÆ’Ã†â€™ÃƒÂ¢Ã¢â€šÂ¬Ã‚Â ÃƒÆ’Ã‚Â¢ÃƒÂ¢Ã¢â‚¬Å¡Ã‚Â¬ÃƒÂ¢Ã¢â‚¬Å¾Ã‚Â¢ÃƒÆ’Ã†â€™Ãƒâ€ Ã¢â‚¬â„¢ÃƒÆ’Ã‚Â¢ÃƒÂ¢Ã¢â‚¬Å¡Ã‚Â¬Ãƒâ€¦Ã‚Â¡ÃƒÆ’Ã†â€™ÃƒÂ¢Ã¢â€šÂ¬Ã…Â¡ÃƒÆ’Ã¢â‚¬Å¡Ãƒâ€šÃ‚Â¢ÃƒÆ’Ã†â€™Ãƒâ€ Ã¢â‚¬â„¢ÃƒÆ’Ã¢â‚¬Â ÃƒÂ¢Ã¢â€šÂ¬Ã¢â€žÂ¢ÃƒÆ’Ã†â€™ÃƒÂ¢Ã¢â€šÂ¬Ã…Â¡ÃƒÆ’Ã¢â‚¬Å¡Ãƒâ€šÃ‚Â¢ÃƒÆ’Ã†â€™Ãƒâ€ Ã¢â‚¬â„¢ÃƒÆ’Ã¢â‚¬Å¡Ãƒâ€šÃ‚Â¢ÃƒÆ’Ã†â€™Ãƒâ€šÃ‚Â¢ÃƒÆ’Ã‚Â¢ÃƒÂ¢Ã¢â€šÂ¬Ã…Â¡Ãƒâ€šÃ‚Â¬ÃƒÆ’Ã¢â‚¬Â¦Ãƒâ€šÃ‚Â¡ÃƒÆ’Ã†â€™ÃƒÂ¢Ã¢â€šÂ¬Ã…Â¡ÃƒÆ’Ã¢â‚¬Å¡Ãƒâ€šÃ‚Â¬ÃƒÆ’Ã†â€™Ãƒâ€ Ã¢â‚¬â„¢ÃƒÆ’Ã‚Â¢ÃƒÂ¢Ã¢â‚¬Å¡Ã‚Â¬Ãƒâ€¦Ã‚Â¡ÃƒÆ’Ã†â€™ÃƒÂ¢Ã¢â€šÂ¬Ã…Â¡ÃƒÆ’Ã¢â‚¬Å¡Ãƒâ€šÃ‚Â ÃƒÆ’Ã†â€™Ãƒâ€ Ã¢â‚¬â„¢ÃƒÆ’Ã¢â‚¬Â ÃƒÂ¢Ã¢â€šÂ¬Ã¢â€žÂ¢ÃƒÆ’Ã†â€™ÃƒÂ¢Ã¢â€šÂ¬Ã…Â¡ÃƒÆ’Ã¢â‚¬Å¡Ãƒâ€šÃ‚Â¢ÃƒÆ’Ã†â€™Ãƒâ€ Ã¢â‚¬â„¢ÃƒÆ’Ã¢â‚¬Å¡Ãƒâ€šÃ‚Â¢ÃƒÆ’Ã†â€™Ãƒâ€šÃ‚Â¢ÃƒÆ’Ã‚Â¢ÃƒÂ¢Ã¢â€šÂ¬Ã…Â¡Ãƒâ€šÃ‚Â¬ÃƒÆ’Ã¢â‚¬Â¦Ãƒâ€šÃ‚Â¡ÃƒÆ’Ã†â€™ÃƒÂ¢Ã¢â€šÂ¬Ã…Â¡ÃƒÆ’Ã¢â‚¬Å¡Ãƒâ€šÃ‚Â¬ÃƒÆ’Ã†â€™Ãƒâ€ Ã¢â‚¬â„¢ÃƒÆ’Ã¢â‚¬Å¡Ãƒâ€šÃ‚Â¢ÃƒÆ’Ã†â€™Ãƒâ€šÃ‚Â¢ÃƒÆ’Ã‚Â¢ÃƒÂ¢Ã¢â€šÂ¬Ã…Â¡Ãƒâ€šÃ‚Â¬ÃƒÆ’Ã¢â‚¬Â¦Ãƒâ€šÃ‚Â¾ÃƒÆ’Ã†â€™ÃƒÂ¢Ã¢â€šÂ¬Ã…Â¡ÃƒÆ’Ã¢â‚¬Å¡Ãƒâ€šÃ‚Â¢ review (up to ~7 business days).</w:t>
+        <w:t xml:space="preserve">7. Publish ÃƒÆ’Ã†â€™Ãƒâ€ Ã¢â‚¬â„¢ÃƒÆ’Ã¢â‚¬Â ÃƒÂ¢Ã¢â€šÂ¬Ã¢â€žÂ¢ÃƒÆ’Ã†â€™ÃƒÂ¢Ã¢â€šÂ¬Ã‚Â ÃƒÆ’Ã‚Â¢ÃƒÂ¢Ã¢â‚¬Å¡Ã‚Â¬ÃƒÂ¢Ã¢â‚¬Å¾Ã‚Â¢ÃƒÆ’Ã†â€™Ãƒâ€ Ã¢â‚¬â„¢ÃƒÆ’Ã‚Â¢ÃƒÂ¢Ã¢â‚¬Å¡Ã‚Â¬Ãƒâ€šÃ‚Â ÃƒÆ’Ã†â€™Ãƒâ€šÃ‚Â¢ÃƒÆ’Ã‚Â¢ÃƒÂ¢Ã¢â€šÂ¬Ã…Â¡Ãƒâ€šÃ‚Â¬ÃƒÆ’Ã‚Â¢ÃƒÂ¢Ã¢â€šÂ¬Ã…Â¾Ãƒâ€šÃ‚Â¢ÃƒÆ’Ã†â€™Ãƒâ€ Ã¢â‚¬â„¢ÃƒÆ’Ã¢â‚¬Â ÃƒÂ¢Ã¢â€šÂ¬Ã¢â€žÂ¢ÃƒÆ’Ã†â€™Ãƒâ€šÃ‚Â¢ÃƒÆ’Ã‚Â¢ÃƒÂ¢Ã¢â€šÂ¬Ã…Â¡Ãƒâ€šÃ‚Â¬ÃƒÆ’Ã¢â‚¬Â¦Ãƒâ€šÃ‚Â¡ÃƒÆ’Ã†â€™Ãƒâ€ Ã¢â‚¬â„¢ÃƒÆ’Ã‚Â¢ÃƒÂ¢Ã¢â‚¬Å¡Ã‚Â¬Ãƒâ€¦Ã‚Â¡ÃƒÆ’Ã†â€™ÃƒÂ¢Ã¢â€šÂ¬Ã…Â¡ÃƒÆ’Ã¢â‚¬Å¡Ãƒâ€šÃ‚Â¢ÃƒÆ’Ã†â€™Ãƒâ€ Ã¢â‚¬â„¢ÃƒÆ’Ã¢â‚¬Â ÃƒÂ¢Ã¢â€šÂ¬Ã¢â€žÂ¢ÃƒÆ’Ã†â€™ÃƒÂ¢Ã¢â€šÂ¬Ã‚Â ÃƒÆ’Ã‚Â¢ÃƒÂ¢Ã¢â‚¬Å¡Ã‚Â¬ÃƒÂ¢Ã¢â‚¬Å¾Ã‚Â¢ÃƒÆ’Ã†â€™Ãƒâ€ Ã¢â‚¬â„¢ÃƒÆ’Ã‚Â¢ÃƒÂ¢Ã¢â‚¬Å¡Ã‚Â¬Ãƒâ€¦Ã‚Â¡ÃƒÆ’Ã†â€™ÃƒÂ¢Ã¢â€šÂ¬Ã…Â¡ÃƒÆ’Ã¢â‚¬Å¡Ãƒâ€šÃ‚Â¢ÃƒÆ’Ã†â€™Ãƒâ€ Ã¢â‚¬â„¢ÃƒÆ’Ã¢â‚¬Â ÃƒÂ¢Ã¢â€šÂ¬Ã¢â€žÂ¢ÃƒÆ’Ã†â€™ÃƒÂ¢Ã¢â€šÂ¬Ã…Â¡ÃƒÆ’Ã¢â‚¬Å¡Ãƒâ€šÃ‚Â¢ÃƒÆ’Ã†â€™Ãƒâ€ Ã¢â‚¬â„¢ÃƒÆ’Ã¢â‚¬Å¡Ãƒâ€šÃ‚Â¢ÃƒÆ’Ã†â€™Ãƒâ€šÃ‚Â¢ÃƒÆ’Ã‚Â¢ÃƒÂ¢Ã¢â‚¬Å¡Ã‚Â¬Ãƒâ€¦Ã‚Â¡ÃƒÆ’Ã¢â‚¬Å¡Ãƒâ€šÃ‚Â¬ÃƒÆ’Ã†â€™ÃƒÂ¢Ã¢â€šÂ¬Ã‚Â¦ÃƒÆ’Ã¢â‚¬Å¡Ãƒâ€šÃ‚Â¡ÃƒÆ’Ã†â€™Ãƒâ€ Ã¢â‚¬â„¢ÃƒÆ’Ã‚Â¢ÃƒÂ¢Ã¢â‚¬Å¡Ã‚Â¬Ãƒâ€¦Ã‚Â¡ÃƒÆ’Ã†â€™ÃƒÂ¢Ã¢â€šÂ¬Ã…Â¡ÃƒÆ’Ã¢â‚¬Å¡Ãƒâ€šÃ‚Â¬ÃƒÆ’Ã†â€™Ãƒâ€ Ã¢â‚¬â„¢ÃƒÆ’Ã¢â‚¬Â ÃƒÂ¢Ã¢â€šÂ¬Ã¢â€žÂ¢ÃƒÆ’Ã†â€™Ãƒâ€šÃ‚Â¢ÃƒÆ’Ã‚Â¢ÃƒÂ¢Ã¢â€šÂ¬Ã…Â¡Ãƒâ€šÃ‚Â¬ÃƒÆ’Ã¢â‚¬Â¦Ãƒâ€šÃ‚Â¡ÃƒÆ’Ã†â€™Ãƒâ€ Ã¢â‚¬â„¢ÃƒÆ’Ã‚Â¢ÃƒÂ¢Ã¢â‚¬Å¡Ã‚Â¬Ãƒâ€¦Ã‚Â¡ÃƒÆ’Ã†â€™ÃƒÂ¢Ã¢â€šÂ¬Ã…Â¡ÃƒÆ’Ã¢â‚¬Å¡Ãƒâ€šÃ‚Â ÃƒÆ’Ã†â€™Ãƒâ€ Ã¢â‚¬â„¢ÃƒÆ’Ã¢â‚¬Â ÃƒÂ¢Ã¢â€šÂ¬Ã¢â€žÂ¢ÃƒÆ’Ã†â€™ÃƒÂ¢Ã¢â€šÂ¬Ã‚Â ÃƒÆ’Ã‚Â¢ÃƒÂ¢Ã¢â‚¬Å¡Ã‚Â¬ÃƒÂ¢Ã¢â‚¬Å¾Ã‚Â¢ÃƒÆ’Ã†â€™Ãƒâ€ Ã¢â‚¬â„¢ÃƒÆ’Ã‚Â¢ÃƒÂ¢Ã¢â‚¬Å¡Ã‚Â¬Ãƒâ€¦Ã‚Â¡ÃƒÆ’Ã†â€™ÃƒÂ¢Ã¢â€šÂ¬Ã…Â¡ÃƒÆ’Ã¢â‚¬Å¡Ãƒâ€šÃ‚Â¢ÃƒÆ’Ã†â€™Ãƒâ€ Ã¢â‚¬â„¢ÃƒÆ’Ã¢â‚¬Â ÃƒÂ¢Ã¢â€šÂ¬Ã¢â€žÂ¢ÃƒÆ’Ã†â€™ÃƒÂ¢Ã¢â€šÂ¬Ã…Â¡ÃƒÆ’Ã¢â‚¬Å¡Ãƒâ€šÃ‚Â¢ÃƒÆ’Ã†â€™Ãƒâ€ Ã¢â‚¬â„¢ÃƒÆ’Ã¢â‚¬Å¡Ãƒâ€šÃ‚Â¢ÃƒÆ’Ã†â€™Ãƒâ€šÃ‚Â¢ÃƒÆ’Ã‚Â¢ÃƒÂ¢Ã¢â‚¬Å¡Ã‚Â¬Ãƒâ€¦Ã‚Â¡ÃƒÆ’Ã¢â‚¬Å¡Ãƒâ€šÃ‚Â¬ÃƒÆ’Ã†â€™ÃƒÂ¢Ã¢â€šÂ¬Ã‚Â¦ÃƒÆ’Ã¢â‚¬Å¡Ãƒâ€šÃ‚Â¡ÃƒÆ’Ã†â€™Ãƒâ€ Ã¢â‚¬â„¢ÃƒÆ’Ã‚Â¢ÃƒÂ¢Ã¢â‚¬Å¡Ã‚Â¬Ãƒâ€¦Ã‚Â¡ÃƒÆ’Ã†â€™ÃƒÂ¢Ã¢â€šÂ¬Ã…Â¡ÃƒÆ’Ã¢â‚¬Å¡Ãƒâ€šÃ‚Â¬ÃƒÆ’Ã†â€™Ãƒâ€ Ã¢â‚¬â„¢ÃƒÆ’Ã¢â‚¬Â ÃƒÂ¢Ã¢â€šÂ¬Ã¢â€žÂ¢ÃƒÆ’Ã†â€™ÃƒÂ¢Ã¢â€šÂ¬Ã…Â¡ÃƒÆ’Ã¢â‚¬Å¡Ãƒâ€šÃ‚Â¢ÃƒÆ’Ã†â€™Ãƒâ€ Ã¢â‚¬â„¢ÃƒÆ’Ã¢â‚¬Å¡Ãƒâ€šÃ‚Â¢ÃƒÆ’Ã†â€™Ãƒâ€šÃ‚Â¢ÃƒÆ’Ã‚Â¢ÃƒÂ¢Ã¢â‚¬Å¡Ã‚Â¬Ãƒâ€¦Ã‚Â¡ÃƒÆ’Ã¢â‚¬Å¡Ãƒâ€šÃ‚Â¬ÃƒÆ’Ã†â€™ÃƒÂ¢Ã¢â€šÂ¬Ã‚Â¦ÃƒÆ’Ã¢â‚¬Å¡Ãƒâ€šÃ‚Â¾ÃƒÆ’Ã†â€™Ãƒâ€ Ã¢â‚¬â„¢ÃƒÆ’Ã‚Â¢ÃƒÂ¢Ã¢â‚¬Å¡Ã‚Â¬Ãƒâ€¦Ã‚Â¡ÃƒÆ’Ã†â€™ÃƒÂ¢Ã¢â€šÂ¬Ã…Â¡ÃƒÆ’Ã¢â‚¬Å¡Ãƒâ€šÃ‚Â¢ review (up to ~7 business days).</w:t>
       </w:r>
     </w:p>
     <w:p>
@@ -2893,7 +2893,7 @@
           <w:szCs w:val="18"/>
           <w:color w:val="333333"/>
         </w:rPr>
-        <w:t xml:space="preserve">## 8. Part E ÃƒÆ’Ã†â€™Ãƒâ€ Ã¢â‚¬â„¢ÃƒÆ’Ã¢â‚¬Â ÃƒÂ¢Ã¢â€šÂ¬Ã¢â€žÂ¢ÃƒÆ’Ã†â€™ÃƒÂ¢Ã¢â€šÂ¬Ã‚Â ÃƒÆ’Ã‚Â¢ÃƒÂ¢Ã¢â‚¬Å¡Ã‚Â¬ÃƒÂ¢Ã¢â‚¬Å¾Ã‚Â¢ÃƒÆ’Ã†â€™Ãƒâ€ Ã¢â‚¬â„¢ÃƒÆ’Ã‚Â¢ÃƒÂ¢Ã¢â‚¬Å¡Ã‚Â¬Ãƒâ€¦Ã‚Â¡ÃƒÆ’Ã†â€™ÃƒÂ¢Ã¢â€šÂ¬Ã…Â¡ÃƒÆ’Ã¢â‚¬Å¡Ãƒâ€šÃ‚Â¢ÃƒÆ’Ã†â€™Ãƒâ€ Ã¢â‚¬â„¢ÃƒÆ’Ã¢â‚¬Â ÃƒÂ¢Ã¢â€šÂ¬Ã¢â€žÂ¢ÃƒÆ’Ã†â€™ÃƒÂ¢Ã¢â€šÂ¬Ã…Â¡ÃƒÆ’Ã¢â‚¬Å¡Ãƒâ€šÃ‚Â¢ÃƒÆ’Ã†â€™Ãƒâ€ Ã¢â‚¬â„¢ÃƒÆ’Ã¢â‚¬Å¡Ãƒâ€šÃ‚Â¢ÃƒÆ’Ã†â€™Ãƒâ€šÃ‚Â¢ÃƒÆ’Ã‚Â¢ÃƒÂ¢Ã¢â‚¬Å¡Ã‚Â¬Ãƒâ€¦Ã‚Â¡ÃƒÆ’Ã¢â‚¬Å¡Ãƒâ€šÃ‚Â¬ÃƒÆ’Ã†â€™ÃƒÂ¢Ã¢â€šÂ¬Ã‚Â¦ÃƒÆ’Ã¢â‚¬Å¡Ãƒâ€šÃ‚Â¡ÃƒÆ’Ã†â€™Ãƒâ€ Ã¢â‚¬â„¢ÃƒÆ’Ã‚Â¢ÃƒÂ¢Ã¢â‚¬Å¡Ã‚Â¬Ãƒâ€¦Ã‚Â¡ÃƒÆ’Ã†â€™ÃƒÂ¢Ã¢â€šÂ¬Ã…Â¡ÃƒÆ’Ã¢â‚¬Å¡Ãƒâ€šÃ‚Â¬ÃƒÆ’Ã†â€™Ãƒâ€ Ã¢â‚¬â„¢ÃƒÆ’Ã¢â‚¬Â ÃƒÂ¢Ã¢â€šÂ¬Ã¢â€žÂ¢ÃƒÆ’Ã†â€™ÃƒÂ¢Ã¢â€šÂ¬Ã…Â¡ÃƒÆ’Ã¢â‚¬Å¡Ãƒâ€šÃ‚Â¢ÃƒÆ’Ã†â€™Ãƒâ€ Ã¢â‚¬â„¢ÃƒÆ’Ã¢â‚¬Å¡Ãƒâ€šÃ‚Â¢ÃƒÆ’Ã†â€™Ãƒâ€šÃ‚Â¢ÃƒÆ’Ã‚Â¢ÃƒÂ¢Ã¢â€šÂ¬Ã…Â¡Ãƒâ€šÃ‚Â¬ÃƒÆ’Ã¢â‚¬Â¦Ãƒâ€šÃ‚Â¡ÃƒÆ’Ã†â€™ÃƒÂ¢Ã¢â€šÂ¬Ã…Â¡ÃƒÆ’Ã¢â‚¬Å¡Ãƒâ€šÃ‚Â¬ÃƒÆ’Ã†â€™Ãƒâ€ Ã¢â‚¬â„¢ÃƒÆ’Ã‚Â¢ÃƒÂ¢Ã¢â‚¬Å¡Ã‚Â¬Ãƒâ€¦Ã‚Â¡ÃƒÆ’Ã†â€™ÃƒÂ¢Ã¢â€šÂ¬Ã…Â¡ÃƒÆ’Ã¢â‚¬Å¡Ãƒâ€šÃ‚Â Mobile app (Capacitor) ÃƒÆ’Ã†â€™Ãƒâ€ Ã¢â‚¬â„¢ÃƒÆ’Ã¢â‚¬Â ÃƒÂ¢Ã¢â€šÂ¬Ã¢â€žÂ¢ÃƒÆ’Ã†â€™ÃƒÂ¢Ã¢â€šÂ¬Ã‚Â ÃƒÆ’Ã‚Â¢ÃƒÂ¢Ã¢â‚¬Å¡Ã‚Â¬ÃƒÂ¢Ã¢â‚¬Å¾Ã‚Â¢ÃƒÆ’Ã†â€™Ãƒâ€ Ã¢â‚¬â„¢ÃƒÆ’Ã‚Â¢ÃƒÂ¢Ã¢â‚¬Å¡Ã‚Â¬Ãƒâ€¦Ã‚Â¡ÃƒÆ’Ã†â€™ÃƒÂ¢Ã¢â€šÂ¬Ã…Â¡ÃƒÆ’Ã¢â‚¬Å¡Ãƒâ€šÃ‚Â¢ÃƒÆ’Ã†â€™Ãƒâ€ Ã¢â‚¬â„¢ÃƒÆ’Ã¢â‚¬Â ÃƒÂ¢Ã¢â€šÂ¬Ã¢â€žÂ¢ÃƒÆ’Ã†â€™ÃƒÂ¢Ã¢â€šÂ¬Ã…Â¡ÃƒÆ’Ã¢â‚¬Å¡Ãƒâ€šÃ‚Â¢ÃƒÆ’Ã†â€™Ãƒâ€ Ã¢â‚¬â„¢ÃƒÆ’Ã¢â‚¬Å¡Ãƒâ€šÃ‚Â¢ÃƒÆ’Ã†â€™Ãƒâ€šÃ‚Â¢ÃƒÆ’Ã‚Â¢ÃƒÂ¢Ã¢â‚¬Å¡Ã‚Â¬Ãƒâ€¦Ã‚Â¡ÃƒÆ’Ã¢â‚¬Å¡Ãƒâ€šÃ‚Â¬ÃƒÆ’Ã†â€™ÃƒÂ¢Ã¢â€šÂ¬Ã‚Â¦ÃƒÆ’Ã¢â‚¬Å¡Ãƒâ€šÃ‚Â¡ÃƒÆ’Ã†â€™Ãƒâ€ Ã¢â‚¬â„¢ÃƒÆ’Ã‚Â¢ÃƒÂ¢Ã¢â‚¬Å¡Ã‚Â¬Ãƒâ€¦Ã‚Â¡ÃƒÆ’Ã†â€™ÃƒÂ¢Ã¢â€šÂ¬Ã…Â¡ÃƒÆ’Ã¢â‚¬Å¡Ãƒâ€šÃ‚Â¬ÃƒÆ’Ã†â€™Ãƒâ€ Ã¢â‚¬â„¢ÃƒÆ’Ã¢â‚¬Â ÃƒÂ¢Ã¢â€šÂ¬Ã¢â€žÂ¢ÃƒÆ’Ã†â€™ÃƒÂ¢Ã¢â€šÂ¬Ã…Â¡ÃƒÆ’Ã¢â‚¬Å¡Ãƒâ€šÃ‚Â¢ÃƒÆ’Ã†â€™Ãƒâ€ Ã¢â‚¬â„¢ÃƒÆ’Ã¢â‚¬Å¡Ãƒâ€šÃ‚Â¢ÃƒÆ’Ã†â€™Ãƒâ€šÃ‚Â¢ÃƒÆ’Ã‚Â¢ÃƒÂ¢Ã¢â€šÂ¬Ã…Â¡Ãƒâ€šÃ‚Â¬ÃƒÆ’Ã¢â‚¬Â¦Ãƒâ€šÃ‚Â¡ÃƒÆ’Ã†â€™ÃƒÂ¢Ã¢â€šÂ¬Ã…Â¡ÃƒÆ’Ã¢â‚¬Å¡Ãƒâ€šÃ‚Â¬ÃƒÆ’Ã†â€™Ãƒâ€ Ã¢â‚¬â„¢ÃƒÆ’Ã‚Â¢ÃƒÂ¢Ã¢â‚¬Å¡Ã‚Â¬Ãƒâ€¦Ã‚Â¡ÃƒÆ’Ã†â€™ÃƒÂ¢Ã¢â€šÂ¬Ã…Â¡ÃƒÆ’Ã¢â‚¬Å¡Ãƒâ€šÃ‚Â Android verified</w:t>
+        <w:t xml:space="preserve">## 8. Part E ÃƒÆ’Ã†â€™Ãƒâ€ Ã¢â‚¬â„¢ÃƒÆ’Ã¢â‚¬Â ÃƒÂ¢Ã¢â€šÂ¬Ã¢â€žÂ¢ÃƒÆ’Ã†â€™ÃƒÂ¢Ã¢â€šÂ¬Ã‚Â ÃƒÆ’Ã‚Â¢ÃƒÂ¢Ã¢â‚¬Å¡Ã‚Â¬ÃƒÂ¢Ã¢â‚¬Å¾Ã‚Â¢ÃƒÆ’Ã†â€™Ãƒâ€ Ã¢â‚¬â„¢ÃƒÆ’Ã‚Â¢ÃƒÂ¢Ã¢â‚¬Å¡Ã‚Â¬Ãƒâ€šÃ‚Â ÃƒÆ’Ã†â€™Ãƒâ€šÃ‚Â¢ÃƒÆ’Ã‚Â¢ÃƒÂ¢Ã¢â€šÂ¬Ã…Â¡Ãƒâ€šÃ‚Â¬ÃƒÆ’Ã‚Â¢ÃƒÂ¢Ã¢â€šÂ¬Ã…Â¾Ãƒâ€šÃ‚Â¢ÃƒÆ’Ã†â€™Ãƒâ€ Ã¢â‚¬â„¢ÃƒÆ’Ã¢â‚¬Â ÃƒÂ¢Ã¢â€šÂ¬Ã¢â€žÂ¢ÃƒÆ’Ã†â€™Ãƒâ€šÃ‚Â¢ÃƒÆ’Ã‚Â¢ÃƒÂ¢Ã¢â€šÂ¬Ã…Â¡Ãƒâ€šÃ‚Â¬ÃƒÆ’Ã¢â‚¬Â¦Ãƒâ€šÃ‚Â¡ÃƒÆ’Ã†â€™Ãƒâ€ Ã¢â‚¬â„¢ÃƒÆ’Ã‚Â¢ÃƒÂ¢Ã¢â‚¬Å¡Ã‚Â¬Ãƒâ€¦Ã‚Â¡ÃƒÆ’Ã†â€™ÃƒÂ¢Ã¢â€šÂ¬Ã…Â¡ÃƒÆ’Ã¢â‚¬Å¡Ãƒâ€šÃ‚Â¢ÃƒÆ’Ã†â€™Ãƒâ€ Ã¢â‚¬â„¢ÃƒÆ’Ã¢â‚¬Â ÃƒÂ¢Ã¢â€šÂ¬Ã¢â€žÂ¢ÃƒÆ’Ã†â€™ÃƒÂ¢Ã¢â€šÂ¬Ã‚Â ÃƒÆ’Ã‚Â¢ÃƒÂ¢Ã¢â‚¬Å¡Ã‚Â¬ÃƒÂ¢Ã¢â‚¬Å¾Ã‚Â¢ÃƒÆ’Ã†â€™Ãƒâ€ Ã¢â‚¬â„¢ÃƒÆ’Ã‚Â¢ÃƒÂ¢Ã¢â‚¬Å¡Ã‚Â¬Ãƒâ€¦Ã‚Â¡ÃƒÆ’Ã†â€™ÃƒÂ¢Ã¢â€šÂ¬Ã…Â¡ÃƒÆ’Ã¢â‚¬Å¡Ãƒâ€šÃ‚Â¢ÃƒÆ’Ã†â€™Ãƒâ€ Ã¢â‚¬â„¢ÃƒÆ’Ã¢â‚¬Â ÃƒÂ¢Ã¢â€šÂ¬Ã¢â€žÂ¢ÃƒÆ’Ã†â€™ÃƒÂ¢Ã¢â€šÂ¬Ã…Â¡ÃƒÆ’Ã¢â‚¬Å¡Ãƒâ€šÃ‚Â¢ÃƒÆ’Ã†â€™Ãƒâ€ Ã¢â‚¬â„¢ÃƒÆ’Ã¢â‚¬Å¡Ãƒâ€šÃ‚Â¢ÃƒÆ’Ã†â€™Ãƒâ€šÃ‚Â¢ÃƒÆ’Ã‚Â¢ÃƒÂ¢Ã¢â€šÂ¬Ã…Â¡Ãƒâ€šÃ‚Â¬ÃƒÆ’Ã¢â‚¬Â¦Ãƒâ€šÃ‚Â¡ÃƒÆ’Ã†â€™ÃƒÂ¢Ã¢â€šÂ¬Ã…Â¡ÃƒÆ’Ã¢â‚¬Å¡Ãƒâ€šÃ‚Â¬ÃƒÆ’Ã†â€™Ãƒâ€ Ã¢â‚¬â„¢ÃƒÆ’Ã‚Â¢ÃƒÂ¢Ã¢â‚¬Å¡Ã‚Â¬Ãƒâ€šÃ‚Â¦ÃƒÆ’Ã†â€™ÃƒÂ¢Ã¢â€šÂ¬Ã…Â¡ÃƒÆ’Ã¢â‚¬Å¡Ãƒâ€šÃ‚Â¡ÃƒÆ’Ã†â€™Ãƒâ€ Ã¢â‚¬â„¢ÃƒÆ’Ã¢â‚¬Â ÃƒÂ¢Ã¢â€šÂ¬Ã¢â€žÂ¢ÃƒÆ’Ã†â€™Ãƒâ€šÃ‚Â¢ÃƒÆ’Ã‚Â¢ÃƒÂ¢Ã¢â€šÂ¬Ã…Â¡Ãƒâ€šÃ‚Â¬ÃƒÆ’Ã¢â‚¬Â¦Ãƒâ€šÃ‚Â¡ÃƒÆ’Ã†â€™Ãƒâ€ Ã¢â‚¬â„¢ÃƒÆ’Ã‚Â¢ÃƒÂ¢Ã¢â‚¬Å¡Ã‚Â¬Ãƒâ€¦Ã‚Â¡ÃƒÆ’Ã†â€™ÃƒÂ¢Ã¢â€šÂ¬Ã…Â¡ÃƒÆ’Ã¢â‚¬Å¡Ãƒâ€šÃ‚Â¬ÃƒÆ’Ã†â€™Ãƒâ€ Ã¢â‚¬â„¢ÃƒÆ’Ã¢â‚¬Â ÃƒÂ¢Ã¢â€šÂ¬Ã¢â€žÂ¢ÃƒÆ’Ã†â€™ÃƒÂ¢Ã¢â€šÂ¬Ã‚Â ÃƒÆ’Ã‚Â¢ÃƒÂ¢Ã¢â‚¬Å¡Ã‚Â¬ÃƒÂ¢Ã¢â‚¬Å¾Ã‚Â¢ÃƒÆ’Ã†â€™Ãƒâ€ Ã¢â‚¬â„¢ÃƒÆ’Ã‚Â¢ÃƒÂ¢Ã¢â‚¬Å¡Ã‚Â¬Ãƒâ€¦Ã‚Â¡ÃƒÆ’Ã†â€™ÃƒÂ¢Ã¢â€šÂ¬Ã…Â¡ÃƒÆ’Ã¢â‚¬Å¡Ãƒâ€šÃ‚Â¢ÃƒÆ’Ã†â€™Ãƒâ€ Ã¢â‚¬â„¢ÃƒÆ’Ã¢â‚¬Â ÃƒÂ¢Ã¢â€šÂ¬Ã¢â€žÂ¢ÃƒÆ’Ã†â€™ÃƒÂ¢Ã¢â€šÂ¬Ã…Â¡ÃƒÆ’Ã¢â‚¬Å¡Ãƒâ€šÃ‚Â¢ÃƒÆ’Ã†â€™Ãƒâ€ Ã¢â‚¬â„¢ÃƒÆ’Ã¢â‚¬Å¡Ãƒâ€šÃ‚Â¢ÃƒÆ’Ã†â€™Ãƒâ€šÃ‚Â¢ÃƒÆ’Ã‚Â¢ÃƒÂ¢Ã¢â‚¬Å¡Ã‚Â¬Ãƒâ€¦Ã‚Â¡ÃƒÆ’Ã¢â‚¬Å¡Ãƒâ€šÃ‚Â¬ÃƒÆ’Ã†â€™ÃƒÂ¢Ã¢â€šÂ¬Ã‚Â¦ÃƒÆ’Ã¢â‚¬Å¡Ãƒâ€šÃ‚Â¡ÃƒÆ’Ã†â€™Ãƒâ€ Ã¢â‚¬â„¢ÃƒÆ’Ã‚Â¢ÃƒÂ¢Ã¢â‚¬Å¡Ã‚Â¬Ãƒâ€¦Ã‚Â¡ÃƒÆ’Ã†â€™ÃƒÂ¢Ã¢â€šÂ¬Ã…Â¡ÃƒÆ’Ã¢â‚¬Å¡Ãƒâ€šÃ‚Â¬ÃƒÆ’Ã†â€™Ãƒâ€ Ã¢â‚¬â„¢ÃƒÆ’Ã¢â‚¬Â ÃƒÂ¢Ã¢â€šÂ¬Ã¢â€žÂ¢ÃƒÆ’Ã†â€™Ãƒâ€šÃ‚Â¢ÃƒÆ’Ã‚Â¢ÃƒÂ¢Ã¢â€šÂ¬Ã…Â¡Ãƒâ€šÃ‚Â¬ÃƒÆ’Ã¢â‚¬Â¦Ãƒâ€šÃ‚Â¡ÃƒÆ’Ã†â€™Ãƒâ€ Ã¢â‚¬â„¢ÃƒÆ’Ã‚Â¢ÃƒÂ¢Ã¢â‚¬Å¡Ã‚Â¬Ãƒâ€¦Ã‚Â¡ÃƒÆ’Ã†â€™ÃƒÂ¢Ã¢â€šÂ¬Ã…Â¡ÃƒÆ’Ã¢â‚¬Å¡Ãƒâ€šÃ‚Â Mobile app (Capacitor) ÃƒÆ’Ã†â€™Ãƒâ€ Ã¢â‚¬â„¢ÃƒÆ’Ã¢â‚¬Â ÃƒÂ¢Ã¢â€šÂ¬Ã¢â€žÂ¢ÃƒÆ’Ã†â€™ÃƒÂ¢Ã¢â€šÂ¬Ã‚Â ÃƒÆ’Ã‚Â¢ÃƒÂ¢Ã¢â‚¬Å¡Ã‚Â¬ÃƒÂ¢Ã¢â‚¬Å¾Ã‚Â¢ÃƒÆ’Ã†â€™Ãƒâ€ Ã¢â‚¬â„¢ÃƒÆ’Ã‚Â¢ÃƒÂ¢Ã¢â‚¬Å¡Ã‚Â¬Ãƒâ€šÃ‚Â ÃƒÆ’Ã†â€™Ãƒâ€šÃ‚Â¢ÃƒÆ’Ã‚Â¢ÃƒÂ¢Ã¢â€šÂ¬Ã…Â¡Ãƒâ€šÃ‚Â¬ÃƒÆ’Ã‚Â¢ÃƒÂ¢Ã¢â€šÂ¬Ã…Â¾Ãƒâ€šÃ‚Â¢ÃƒÆ’Ã†â€™Ãƒâ€ Ã¢â‚¬â„¢ÃƒÆ’Ã¢â‚¬Â ÃƒÂ¢Ã¢â€šÂ¬Ã¢â€žÂ¢ÃƒÆ’Ã†â€™Ãƒâ€šÃ‚Â¢ÃƒÆ’Ã‚Â¢ÃƒÂ¢Ã¢â€šÂ¬Ã…Â¡Ãƒâ€šÃ‚Â¬ÃƒÆ’Ã¢â‚¬Â¦Ãƒâ€šÃ‚Â¡ÃƒÆ’Ã†â€™Ãƒâ€ Ã¢â‚¬â„¢ÃƒÆ’Ã‚Â¢ÃƒÂ¢Ã¢â‚¬Å¡Ã‚Â¬Ãƒâ€¦Ã‚Â¡ÃƒÆ’Ã†â€™ÃƒÂ¢Ã¢â€šÂ¬Ã…Â¡ÃƒÆ’Ã¢â‚¬Å¡Ãƒâ€šÃ‚Â¢ÃƒÆ’Ã†â€™Ãƒâ€ Ã¢â‚¬â„¢ÃƒÆ’Ã¢â‚¬Â ÃƒÂ¢Ã¢â€šÂ¬Ã¢â€žÂ¢ÃƒÆ’Ã†â€™ÃƒÂ¢Ã¢â€šÂ¬Ã‚Â ÃƒÆ’Ã‚Â¢ÃƒÂ¢Ã¢â‚¬Å¡Ã‚Â¬ÃƒÂ¢Ã¢â‚¬Å¾Ã‚Â¢ÃƒÆ’Ã†â€™Ãƒâ€ Ã¢â‚¬â„¢ÃƒÆ’Ã‚Â¢ÃƒÂ¢Ã¢â‚¬Å¡Ã‚Â¬Ãƒâ€¦Ã‚Â¡ÃƒÆ’Ã†â€™ÃƒÂ¢Ã¢â€šÂ¬Ã…Â¡ÃƒÆ’Ã¢â‚¬Å¡Ãƒâ€šÃ‚Â¢ÃƒÆ’Ã†â€™Ãƒâ€ Ã¢â‚¬â„¢ÃƒÆ’Ã¢â‚¬Â ÃƒÂ¢Ã¢â€šÂ¬Ã¢â€žÂ¢ÃƒÆ’Ã†â€™ÃƒÂ¢Ã¢â€šÂ¬Ã…Â¡ÃƒÆ’Ã¢â‚¬Å¡Ãƒâ€šÃ‚Â¢ÃƒÆ’Ã†â€™Ãƒâ€ Ã¢â‚¬â„¢ÃƒÆ’Ã¢â‚¬Å¡Ãƒâ€šÃ‚Â¢ÃƒÆ’Ã†â€™Ãƒâ€šÃ‚Â¢ÃƒÆ’Ã‚Â¢ÃƒÂ¢Ã¢â€šÂ¬Ã…Â¡Ãƒâ€šÃ‚Â¬ÃƒÆ’Ã¢â‚¬Â¦Ãƒâ€šÃ‚Â¡ÃƒÆ’Ã†â€™ÃƒÂ¢Ã¢â€šÂ¬Ã…Â¡ÃƒÆ’Ã¢â‚¬Å¡Ãƒâ€šÃ‚Â¬ÃƒÆ’Ã†â€™Ãƒâ€ Ã¢â‚¬â„¢ÃƒÆ’Ã‚Â¢ÃƒÂ¢Ã¢â‚¬Å¡Ã‚Â¬Ãƒâ€šÃ‚Â¦ÃƒÆ’Ã†â€™ÃƒÂ¢Ã¢â€šÂ¬Ã…Â¡ÃƒÆ’Ã¢â‚¬Å¡Ãƒâ€šÃ‚Â¡ÃƒÆ’Ã†â€™Ãƒâ€ Ã¢â‚¬â„¢ÃƒÆ’Ã¢â‚¬Â ÃƒÂ¢Ã¢â€šÂ¬Ã¢â€žÂ¢ÃƒÆ’Ã†â€™Ãƒâ€šÃ‚Â¢ÃƒÆ’Ã‚Â¢ÃƒÂ¢Ã¢â€šÂ¬Ã…Â¡Ãƒâ€šÃ‚Â¬ÃƒÆ’Ã¢â‚¬Â¦Ãƒâ€šÃ‚Â¡ÃƒÆ’Ã†â€™Ãƒâ€ Ã¢â‚¬â„¢ÃƒÆ’Ã‚Â¢ÃƒÂ¢Ã¢â‚¬Å¡Ã‚Â¬Ãƒâ€¦Ã‚Â¡ÃƒÆ’Ã†â€™ÃƒÂ¢Ã¢â€šÂ¬Ã…Â¡ÃƒÆ’Ã¢â‚¬Å¡Ãƒâ€šÃ‚Â¬ÃƒÆ’Ã†â€™Ãƒâ€ Ã¢â‚¬â„¢ÃƒÆ’Ã¢â‚¬Â ÃƒÂ¢Ã¢â€šÂ¬Ã¢â€žÂ¢ÃƒÆ’Ã†â€™ÃƒÂ¢Ã¢â€šÂ¬Ã‚Â ÃƒÆ’Ã‚Â¢ÃƒÂ¢Ã¢â‚¬Å¡Ã‚Â¬ÃƒÂ¢Ã¢â‚¬Å¾Ã‚Â¢ÃƒÆ’Ã†â€™Ãƒâ€ Ã¢â‚¬â„¢ÃƒÆ’Ã‚Â¢ÃƒÂ¢Ã¢â‚¬Å¡Ã‚Â¬Ãƒâ€¦Ã‚Â¡ÃƒÆ’Ã†â€™ÃƒÂ¢Ã¢â€šÂ¬Ã…Â¡ÃƒÆ’Ã¢â‚¬Å¡Ãƒâ€šÃ‚Â¢ÃƒÆ’Ã†â€™Ãƒâ€ Ã¢â‚¬â„¢ÃƒÆ’Ã¢â‚¬Â ÃƒÂ¢Ã¢â€šÂ¬Ã¢â€žÂ¢ÃƒÆ’Ã†â€™ÃƒÂ¢Ã¢â€šÂ¬Ã…Â¡ÃƒÆ’Ã¢â‚¬Å¡Ãƒâ€šÃ‚Â¢ÃƒÆ’Ã†â€™Ãƒâ€ Ã¢â‚¬â„¢ÃƒÆ’Ã¢â‚¬Å¡Ãƒâ€šÃ‚Â¢ÃƒÆ’Ã†â€™Ãƒâ€šÃ‚Â¢ÃƒÆ’Ã‚Â¢ÃƒÂ¢Ã¢â‚¬Å¡Ã‚Â¬Ãƒâ€¦Ã‚Â¡ÃƒÆ’Ã¢â‚¬Å¡Ãƒâ€šÃ‚Â¬ÃƒÆ’Ã†â€™ÃƒÂ¢Ã¢â€šÂ¬Ã‚Â¦ÃƒÆ’Ã¢â‚¬Å¡Ãƒâ€šÃ‚Â¡ÃƒÆ’Ã†â€™Ãƒâ€ Ã¢â‚¬â„¢ÃƒÆ’Ã‚Â¢ÃƒÂ¢Ã¢â‚¬Å¡Ã‚Â¬Ãƒâ€¦Ã‚Â¡ÃƒÆ’Ã†â€™ÃƒÂ¢Ã¢â€šÂ¬Ã…Â¡ÃƒÆ’Ã¢â‚¬Å¡Ãƒâ€šÃ‚Â¬ÃƒÆ’Ã†â€™Ãƒâ€ Ã¢â‚¬â„¢ÃƒÆ’Ã¢â‚¬Â ÃƒÂ¢Ã¢â€šÂ¬Ã¢â€žÂ¢ÃƒÆ’Ã†â€™Ãƒâ€šÃ‚Â¢ÃƒÆ’Ã‚Â¢ÃƒÂ¢Ã¢â€šÂ¬Ã…Â¡Ãƒâ€šÃ‚Â¬ÃƒÆ’Ã¢â‚¬Â¦Ãƒâ€šÃ‚Â¡ÃƒÆ’Ã†â€™Ãƒâ€ Ã¢â‚¬â„¢ÃƒÆ’Ã‚Â¢ÃƒÂ¢Ã¢â‚¬Å¡Ã‚Â¬Ãƒâ€¦Ã‚Â¡ÃƒÆ’Ã†â€™ÃƒÂ¢Ã¢â€šÂ¬Ã…Â¡ÃƒÆ’Ã¢â‚¬Å¡Ãƒâ€šÃ‚Â Android verified</w:t>
       </w:r>
     </w:p>
     <w:p>
@@ -3186,7 +3186,7 @@
           <w:szCs w:val="18"/>
           <w:color w:val="333333"/>
         </w:rPr>
-        <w:t xml:space="preserve">## 9. Part F ÃƒÆ’Ã†â€™Ãƒâ€ Ã¢â‚¬â„¢ÃƒÆ’Ã¢â‚¬Â ÃƒÂ¢Ã¢â€šÂ¬Ã¢â€žÂ¢ÃƒÆ’Ã†â€™ÃƒÂ¢Ã¢â€šÂ¬Ã‚Â ÃƒÆ’Ã‚Â¢ÃƒÂ¢Ã¢â‚¬Å¡Ã‚Â¬ÃƒÂ¢Ã¢â‚¬Å¾Ã‚Â¢ÃƒÆ’Ã†â€™Ãƒâ€ Ã¢â‚¬â„¢ÃƒÆ’Ã‚Â¢ÃƒÂ¢Ã¢â‚¬Å¡Ã‚Â¬Ãƒâ€¦Ã‚Â¡ÃƒÆ’Ã†â€™ÃƒÂ¢Ã¢â€šÂ¬Ã…Â¡ÃƒÆ’Ã¢â‚¬Å¡Ãƒâ€šÃ‚Â¢ÃƒÆ’Ã†â€™Ãƒâ€ Ã¢â‚¬â„¢ÃƒÆ’Ã¢â‚¬Â ÃƒÂ¢Ã¢â€šÂ¬Ã¢â€žÂ¢ÃƒÆ’Ã†â€™ÃƒÂ¢Ã¢â€šÂ¬Ã…Â¡ÃƒÆ’Ã¢â‚¬Å¡Ãƒâ€šÃ‚Â¢ÃƒÆ’Ã†â€™Ãƒâ€ Ã¢â‚¬â„¢ÃƒÆ’Ã¢â‚¬Å¡Ãƒâ€šÃ‚Â¢ÃƒÆ’Ã†â€™Ãƒâ€šÃ‚Â¢ÃƒÆ’Ã‚Â¢ÃƒÂ¢Ã¢â‚¬Å¡Ã‚Â¬Ãƒâ€¦Ã‚Â¡ÃƒÆ’Ã¢â‚¬Å¡Ãƒâ€šÃ‚Â¬ÃƒÆ’Ã†â€™ÃƒÂ¢Ã¢â€šÂ¬Ã‚Â¦ÃƒÆ’Ã¢â‚¬Å¡Ãƒâ€šÃ‚Â¡ÃƒÆ’Ã†â€™Ãƒâ€ Ã¢â‚¬â„¢ÃƒÆ’Ã‚Â¢ÃƒÂ¢Ã¢â‚¬Å¡Ã‚Â¬Ãƒâ€¦Ã‚Â¡ÃƒÆ’Ã†â€™ÃƒÂ¢Ã¢â€šÂ¬Ã…Â¡ÃƒÆ’Ã¢â‚¬Å¡Ãƒâ€šÃ‚Â¬ÃƒÆ’Ã†â€™Ãƒâ€ Ã¢â‚¬â„¢ÃƒÆ’Ã¢â‚¬Â ÃƒÂ¢Ã¢â€šÂ¬Ã¢â€žÂ¢ÃƒÆ’Ã†â€™ÃƒÂ¢Ã¢â€šÂ¬Ã…Â¡ÃƒÆ’Ã¢â‚¬Å¡Ãƒâ€šÃ‚Â¢ÃƒÆ’Ã†â€™Ãƒâ€ Ã¢â‚¬â„¢ÃƒÆ’Ã¢â‚¬Å¡Ãƒâ€šÃ‚Â¢ÃƒÆ’Ã†â€™Ãƒâ€šÃ‚Â¢ÃƒÆ’Ã‚Â¢ÃƒÂ¢Ã¢â€šÂ¬Ã…Â¡Ãƒâ€šÃ‚Â¬ÃƒÆ’Ã¢â‚¬Â¦Ãƒâ€šÃ‚Â¡ÃƒÆ’Ã†â€™ÃƒÂ¢Ã¢â€šÂ¬Ã…Â¡ÃƒÆ’Ã¢â‚¬Å¡Ãƒâ€šÃ‚Â¬ÃƒÆ’Ã†â€™Ãƒâ€ Ã¢â‚¬â„¢ÃƒÆ’Ã‚Â¢ÃƒÂ¢Ã¢â‚¬Å¡Ã‚Â¬Ãƒâ€¦Ã‚Â¡ÃƒÆ’Ã†â€™ÃƒÂ¢Ã¢â€šÂ¬Ã…Â¡ÃƒÆ’Ã¢â‚¬Å¡Ãƒâ€šÃ‚Â Mobile app (React Native / Expo) ÃƒÆ’Ã†â€™Ãƒâ€ Ã¢â‚¬â„¢ÃƒÆ’Ã¢â‚¬Â ÃƒÂ¢Ã¢â€šÂ¬Ã¢â€žÂ¢ÃƒÆ’Ã†â€™ÃƒÂ¢Ã¢â€šÂ¬Ã‚Â ÃƒÆ’Ã‚Â¢ÃƒÂ¢Ã¢â‚¬Å¡Ã‚Â¬ÃƒÂ¢Ã¢â‚¬Å¾Ã‚Â¢ÃƒÆ’Ã†â€™Ãƒâ€ Ã¢â‚¬â„¢ÃƒÆ’Ã‚Â¢ÃƒÂ¢Ã¢â‚¬Å¡Ã‚Â¬Ãƒâ€¦Ã‚Â¡ÃƒÆ’Ã†â€™ÃƒÂ¢Ã¢â€šÂ¬Ã…Â¡ÃƒÆ’Ã¢â‚¬Å¡Ãƒâ€šÃ‚Â¢ÃƒÆ’Ã†â€™Ãƒâ€ Ã¢â‚¬â„¢ÃƒÆ’Ã¢â‚¬Â ÃƒÂ¢Ã¢â€šÂ¬Ã¢â€žÂ¢ÃƒÆ’Ã†â€™ÃƒÂ¢Ã¢â€šÂ¬Ã…Â¡ÃƒÆ’Ã¢â‚¬Å¡Ãƒâ€šÃ‚Â¢ÃƒÆ’Ã†â€™Ãƒâ€ Ã¢â‚¬â„¢ÃƒÆ’Ã¢â‚¬Å¡Ãƒâ€šÃ‚Â¢ÃƒÆ’Ã†â€™Ãƒâ€šÃ‚Â¢ÃƒÆ’Ã‚Â¢ÃƒÂ¢Ã¢â‚¬Å¡Ã‚Â¬Ãƒâ€¦Ã‚Â¡ÃƒÆ’Ã¢â‚¬Å¡Ãƒâ€šÃ‚Â¬ÃƒÆ’Ã†â€™ÃƒÂ¢Ã¢â€šÂ¬Ã‚Â¦ÃƒÆ’Ã¢â‚¬Å¡Ãƒâ€šÃ‚Â¡ÃƒÆ’Ã†â€™Ãƒâ€ Ã¢â‚¬â„¢ÃƒÆ’Ã‚Â¢ÃƒÂ¢Ã¢â‚¬Å¡Ã‚Â¬Ãƒâ€¦Ã‚Â¡ÃƒÆ’Ã†â€™ÃƒÂ¢Ã¢â€šÂ¬Ã…Â¡ÃƒÆ’Ã¢â‚¬Å¡Ãƒâ€šÃ‚Â¬ÃƒÆ’Ã†â€™Ãƒâ€ Ã¢â‚¬â„¢ÃƒÆ’Ã¢â‚¬Â ÃƒÂ¢Ã¢â€šÂ¬Ã¢â€žÂ¢ÃƒÆ’Ã†â€™ÃƒÂ¢Ã¢â€šÂ¬Ã…Â¡ÃƒÆ’Ã¢â‚¬Å¡Ãƒâ€šÃ‚Â¢ÃƒÆ’Ã†â€™Ãƒâ€ Ã¢â‚¬â„¢ÃƒÆ’Ã¢â‚¬Å¡Ãƒâ€šÃ‚Â¢ÃƒÆ’Ã†â€™Ãƒâ€šÃ‚Â¢ÃƒÆ’Ã‚Â¢ÃƒÂ¢Ã¢â€šÂ¬Ã…Â¡Ãƒâ€šÃ‚Â¬ÃƒÆ’Ã¢â‚¬Â¦Ãƒâ€šÃ‚Â¡ÃƒÆ’Ã†â€™ÃƒÂ¢Ã¢â€šÂ¬Ã…Â¡ÃƒÆ’Ã¢â‚¬Å¡Ãƒâ€šÃ‚Â¬ÃƒÆ’Ã†â€™Ãƒâ€ Ã¢â‚¬â„¢ÃƒÆ’Ã‚Â¢ÃƒÂ¢Ã¢â‚¬Å¡Ã‚Â¬Ãƒâ€¦Ã‚Â¡ÃƒÆ’Ã†â€™ÃƒÂ¢Ã¢â€šÂ¬Ã…Â¡ÃƒÆ’Ã¢â‚¬Å¡Ãƒâ€šÃ‚Â iOS + Android bundles verified</w:t>
+        <w:t xml:space="preserve">## 9. Part F ÃƒÆ’Ã†â€™Ãƒâ€ Ã¢â‚¬â„¢ÃƒÆ’Ã¢â‚¬Â ÃƒÂ¢Ã¢â€šÂ¬Ã¢â€žÂ¢ÃƒÆ’Ã†â€™ÃƒÂ¢Ã¢â€šÂ¬Ã‚Â ÃƒÆ’Ã‚Â¢ÃƒÂ¢Ã¢â‚¬Å¡Ã‚Â¬ÃƒÂ¢Ã¢â‚¬Å¾Ã‚Â¢ÃƒÆ’Ã†â€™Ãƒâ€ Ã¢â‚¬â„¢ÃƒÆ’Ã‚Â¢ÃƒÂ¢Ã¢â‚¬Å¡Ã‚Â¬Ãƒâ€šÃ‚Â ÃƒÆ’Ã†â€™Ãƒâ€šÃ‚Â¢ÃƒÆ’Ã‚Â¢ÃƒÂ¢Ã¢â€šÂ¬Ã…Â¡Ãƒâ€šÃ‚Â¬ÃƒÆ’Ã‚Â¢ÃƒÂ¢Ã¢â€šÂ¬Ã…Â¾Ãƒâ€šÃ‚Â¢ÃƒÆ’Ã†â€™Ãƒâ€ Ã¢â‚¬â„¢ÃƒÆ’Ã¢â‚¬Â ÃƒÂ¢Ã¢â€šÂ¬Ã¢â€žÂ¢ÃƒÆ’Ã†â€™Ãƒâ€šÃ‚Â¢ÃƒÆ’Ã‚Â¢ÃƒÂ¢Ã¢â€šÂ¬Ã…Â¡Ãƒâ€šÃ‚Â¬ÃƒÆ’Ã¢â‚¬Â¦Ãƒâ€šÃ‚Â¡ÃƒÆ’Ã†â€™Ãƒâ€ Ã¢â‚¬â„¢ÃƒÆ’Ã‚Â¢ÃƒÂ¢Ã¢â‚¬Å¡Ã‚Â¬Ãƒâ€¦Ã‚Â¡ÃƒÆ’Ã†â€™ÃƒÂ¢Ã¢â€šÂ¬Ã…Â¡ÃƒÆ’Ã¢â‚¬Å¡Ãƒâ€šÃ‚Â¢ÃƒÆ’Ã†â€™Ãƒâ€ Ã¢â‚¬â„¢ÃƒÆ’Ã¢â‚¬Â ÃƒÂ¢Ã¢â€šÂ¬Ã¢â€žÂ¢ÃƒÆ’Ã†â€™ÃƒÂ¢Ã¢â€šÂ¬Ã‚Â ÃƒÆ’Ã‚Â¢ÃƒÂ¢Ã¢â‚¬Å¡Ã‚Â¬ÃƒÂ¢Ã¢â‚¬Å¾Ã‚Â¢ÃƒÆ’Ã†â€™Ãƒâ€ Ã¢â‚¬â„¢ÃƒÆ’Ã‚Â¢ÃƒÂ¢Ã¢â‚¬Å¡Ã‚Â¬Ãƒâ€¦Ã‚Â¡ÃƒÆ’Ã†â€™ÃƒÂ¢Ã¢â€šÂ¬Ã…Â¡ÃƒÆ’Ã¢â‚¬Å¡Ãƒâ€šÃ‚Â¢ÃƒÆ’Ã†â€™Ãƒâ€ Ã¢â‚¬â„¢ÃƒÆ’Ã¢â‚¬Â ÃƒÂ¢Ã¢â€šÂ¬Ã¢â€žÂ¢ÃƒÆ’Ã†â€™ÃƒÂ¢Ã¢â€šÂ¬Ã…Â¡ÃƒÆ’Ã¢â‚¬Å¡Ãƒâ€šÃ‚Â¢ÃƒÆ’Ã†â€™Ãƒâ€ Ã¢â‚¬â„¢ÃƒÆ’Ã¢â‚¬Å¡Ãƒâ€šÃ‚Â¢ÃƒÆ’Ã†â€™Ãƒâ€šÃ‚Â¢ÃƒÆ’Ã‚Â¢ÃƒÂ¢Ã¢â€šÂ¬Ã…Â¡Ãƒâ€šÃ‚Â¬ÃƒÆ’Ã¢â‚¬Â¦Ãƒâ€šÃ‚Â¡ÃƒÆ’Ã†â€™ÃƒÂ¢Ã¢â€šÂ¬Ã…Â¡ÃƒÆ’Ã¢â‚¬Å¡Ãƒâ€šÃ‚Â¬ÃƒÆ’Ã†â€™Ãƒâ€ Ã¢â‚¬â„¢ÃƒÆ’Ã‚Â¢ÃƒÂ¢Ã¢â‚¬Å¡Ã‚Â¬Ãƒâ€šÃ‚Â¦ÃƒÆ’Ã†â€™ÃƒÂ¢Ã¢â€šÂ¬Ã…Â¡ÃƒÆ’Ã¢â‚¬Å¡Ãƒâ€šÃ‚Â¡ÃƒÆ’Ã†â€™Ãƒâ€ Ã¢â‚¬â„¢ÃƒÆ’Ã¢â‚¬Â ÃƒÂ¢Ã¢â€šÂ¬Ã¢â€žÂ¢ÃƒÆ’Ã†â€™Ãƒâ€šÃ‚Â¢ÃƒÆ’Ã‚Â¢ÃƒÂ¢Ã¢â€šÂ¬Ã…Â¡Ãƒâ€šÃ‚Â¬ÃƒÆ’Ã¢â‚¬Â¦Ãƒâ€šÃ‚Â¡ÃƒÆ’Ã†â€™Ãƒâ€ Ã¢â‚¬â„¢ÃƒÆ’Ã‚Â¢ÃƒÂ¢Ã¢â‚¬Å¡Ã‚Â¬Ãƒâ€¦Ã‚Â¡ÃƒÆ’Ã†â€™ÃƒÂ¢Ã¢â€šÂ¬Ã…Â¡ÃƒÆ’Ã¢â‚¬Å¡Ãƒâ€šÃ‚Â¬ÃƒÆ’Ã†â€™Ãƒâ€ Ã¢â‚¬â„¢ÃƒÆ’Ã¢â‚¬Â ÃƒÂ¢Ã¢â€šÂ¬Ã¢â€žÂ¢ÃƒÆ’Ã†â€™ÃƒÂ¢Ã¢â€šÂ¬Ã‚Â ÃƒÆ’Ã‚Â¢ÃƒÂ¢Ã¢â‚¬Å¡Ã‚Â¬ÃƒÂ¢Ã¢â‚¬Å¾Ã‚Â¢ÃƒÆ’Ã†â€™Ãƒâ€ Ã¢â‚¬â„¢ÃƒÆ’Ã‚Â¢ÃƒÂ¢Ã¢â‚¬Å¡Ã‚Â¬Ãƒâ€¦Ã‚Â¡ÃƒÆ’Ã†â€™ÃƒÂ¢Ã¢â€šÂ¬Ã…Â¡ÃƒÆ’Ã¢â‚¬Å¡Ãƒâ€šÃ‚Â¢ÃƒÆ’Ã†â€™Ãƒâ€ Ã¢â‚¬â„¢ÃƒÆ’Ã¢â‚¬Â ÃƒÂ¢Ã¢â€šÂ¬Ã¢â€žÂ¢ÃƒÆ’Ã†â€™ÃƒÂ¢Ã¢â€šÂ¬Ã…Â¡ÃƒÆ’Ã¢â‚¬Å¡Ãƒâ€šÃ‚Â¢ÃƒÆ’Ã†â€™Ãƒâ€ Ã¢â‚¬â„¢ÃƒÆ’Ã¢â‚¬Å¡Ãƒâ€šÃ‚Â¢ÃƒÆ’Ã†â€™Ãƒâ€šÃ‚Â¢ÃƒÆ’Ã‚Â¢ÃƒÂ¢Ã¢â‚¬Å¡Ã‚Â¬Ãƒâ€¦Ã‚Â¡ÃƒÆ’Ã¢â‚¬Å¡Ãƒâ€šÃ‚Â¬ÃƒÆ’Ã†â€™ÃƒÂ¢Ã¢â€šÂ¬Ã‚Â¦ÃƒÆ’Ã¢â‚¬Å¡Ãƒâ€šÃ‚Â¡ÃƒÆ’Ã†â€™Ãƒâ€ Ã¢â‚¬â„¢ÃƒÆ’Ã‚Â¢ÃƒÂ¢Ã¢â‚¬Å¡Ã‚Â¬Ãƒâ€¦Ã‚Â¡ÃƒÆ’Ã†â€™ÃƒÂ¢Ã¢â€šÂ¬Ã…Â¡ÃƒÆ’Ã¢â‚¬Å¡Ãƒâ€šÃ‚Â¬ÃƒÆ’Ã†â€™Ãƒâ€ Ã¢â‚¬â„¢ÃƒÆ’Ã¢â‚¬Â ÃƒÂ¢Ã¢â€šÂ¬Ã¢â€žÂ¢ÃƒÆ’Ã†â€™Ãƒâ€šÃ‚Â¢ÃƒÆ’Ã‚Â¢ÃƒÂ¢Ã¢â€šÂ¬Ã…Â¡Ãƒâ€šÃ‚Â¬ÃƒÆ’Ã¢â‚¬Â¦Ãƒâ€šÃ‚Â¡ÃƒÆ’Ã†â€™Ãƒâ€ Ã¢â‚¬â„¢ÃƒÆ’Ã‚Â¢ÃƒÂ¢Ã¢â‚¬Å¡Ã‚Â¬Ãƒâ€¦Ã‚Â¡ÃƒÆ’Ã†â€™ÃƒÂ¢Ã¢â€šÂ¬Ã…Â¡ÃƒÆ’Ã¢â‚¬Å¡Ãƒâ€šÃ‚Â Mobile app (React Native / Expo) ÃƒÆ’Ã†â€™Ãƒâ€ Ã¢â‚¬â„¢ÃƒÆ’Ã¢â‚¬Â ÃƒÂ¢Ã¢â€šÂ¬Ã¢â€žÂ¢ÃƒÆ’Ã†â€™ÃƒÂ¢Ã¢â€šÂ¬Ã‚Â ÃƒÆ’Ã‚Â¢ÃƒÂ¢Ã¢â‚¬Å¡Ã‚Â¬ÃƒÂ¢Ã¢â‚¬Å¾Ã‚Â¢ÃƒÆ’Ã†â€™Ãƒâ€ Ã¢â‚¬â„¢ÃƒÆ’Ã‚Â¢ÃƒÂ¢Ã¢â‚¬Å¡Ã‚Â¬Ãƒâ€šÃ‚Â ÃƒÆ’Ã†â€™Ãƒâ€šÃ‚Â¢ÃƒÆ’Ã‚Â¢ÃƒÂ¢Ã¢â€šÂ¬Ã…Â¡Ãƒâ€šÃ‚Â¬ÃƒÆ’Ã‚Â¢ÃƒÂ¢Ã¢â€šÂ¬Ã…Â¾Ãƒâ€šÃ‚Â¢ÃƒÆ’Ã†â€™Ãƒâ€ Ã¢â‚¬â„¢ÃƒÆ’Ã¢â‚¬Â ÃƒÂ¢Ã¢â€šÂ¬Ã¢â€žÂ¢ÃƒÆ’Ã†â€™Ãƒâ€šÃ‚Â¢ÃƒÆ’Ã‚Â¢ÃƒÂ¢Ã¢â€šÂ¬Ã…Â¡Ãƒâ€šÃ‚Â¬ÃƒÆ’Ã¢â‚¬Â¦Ãƒâ€šÃ‚Â¡ÃƒÆ’Ã†â€™Ãƒâ€ Ã¢â‚¬â„¢ÃƒÆ’Ã‚Â¢ÃƒÂ¢Ã¢â‚¬Å¡Ã‚Â¬Ãƒâ€¦Ã‚Â¡ÃƒÆ’Ã†â€™ÃƒÂ¢Ã¢â€šÂ¬Ã…Â¡ÃƒÆ’Ã¢â‚¬Å¡Ãƒâ€šÃ‚Â¢ÃƒÆ’Ã†â€™Ãƒâ€ Ã¢â‚¬â„¢ÃƒÆ’Ã¢â‚¬Â ÃƒÂ¢Ã¢â€šÂ¬Ã¢â€žÂ¢ÃƒÆ’Ã†â€™ÃƒÂ¢Ã¢â€šÂ¬Ã‚Â ÃƒÆ’Ã‚Â¢ÃƒÂ¢Ã¢â‚¬Å¡Ã‚Â¬ÃƒÂ¢Ã¢â‚¬Å¾Ã‚Â¢ÃƒÆ’Ã†â€™Ãƒâ€ Ã¢â‚¬â„¢ÃƒÆ’Ã‚Â¢ÃƒÂ¢Ã¢â‚¬Å¡Ã‚Â¬Ãƒâ€¦Ã‚Â¡ÃƒÆ’Ã†â€™ÃƒÂ¢Ã¢â€šÂ¬Ã…Â¡ÃƒÆ’Ã¢â‚¬Å¡Ãƒâ€šÃ‚Â¢ÃƒÆ’Ã†â€™Ãƒâ€ Ã¢â‚¬â„¢ÃƒÆ’Ã¢â‚¬Â ÃƒÂ¢Ã¢â€šÂ¬Ã¢â€žÂ¢ÃƒÆ’Ã†â€™ÃƒÂ¢Ã¢â€šÂ¬Ã…Â¡ÃƒÆ’Ã¢â‚¬Å¡Ãƒâ€šÃ‚Â¢ÃƒÆ’Ã†â€™Ãƒâ€ Ã¢â‚¬â„¢ÃƒÆ’Ã¢â‚¬Å¡Ãƒâ€šÃ‚Â¢ÃƒÆ’Ã†â€™Ãƒâ€šÃ‚Â¢ÃƒÆ’Ã‚Â¢ÃƒÂ¢Ã¢â€šÂ¬Ã…Â¡Ãƒâ€šÃ‚Â¬ÃƒÆ’Ã¢â‚¬Â¦Ãƒâ€šÃ‚Â¡ÃƒÆ’Ã†â€™ÃƒÂ¢Ã¢â€šÂ¬Ã…Â¡ÃƒÆ’Ã¢â‚¬Å¡Ãƒâ€šÃ‚Â¬ÃƒÆ’Ã†â€™Ãƒâ€ Ã¢â‚¬â„¢ÃƒÆ’Ã‚Â¢ÃƒÂ¢Ã¢â‚¬Å¡Ã‚Â¬Ãƒâ€šÃ‚Â¦ÃƒÆ’Ã†â€™ÃƒÂ¢Ã¢â€šÂ¬Ã…Â¡ÃƒÆ’Ã¢â‚¬Å¡Ãƒâ€šÃ‚Â¡ÃƒÆ’Ã†â€™Ãƒâ€ Ã¢â‚¬â„¢ÃƒÆ’Ã¢â‚¬Â ÃƒÂ¢Ã¢â€šÂ¬Ã¢â€žÂ¢ÃƒÆ’Ã†â€™Ãƒâ€šÃ‚Â¢ÃƒÆ’Ã‚Â¢ÃƒÂ¢Ã¢â€šÂ¬Ã…Â¡Ãƒâ€šÃ‚Â¬ÃƒÆ’Ã¢â‚¬Â¦Ãƒâ€šÃ‚Â¡ÃƒÆ’Ã†â€™Ãƒâ€ Ã¢â‚¬â„¢ÃƒÆ’Ã‚Â¢ÃƒÂ¢Ã¢â‚¬Å¡Ã‚Â¬Ãƒâ€¦Ã‚Â¡ÃƒÆ’Ã†â€™ÃƒÂ¢Ã¢â€šÂ¬Ã…Â¡ÃƒÆ’Ã¢â‚¬Å¡Ãƒâ€šÃ‚Â¬ÃƒÆ’Ã†â€™Ãƒâ€ Ã¢â‚¬â„¢ÃƒÆ’Ã¢â‚¬Â ÃƒÂ¢Ã¢â€šÂ¬Ã¢â€žÂ¢ÃƒÆ’Ã†â€™ÃƒÂ¢Ã¢â€šÂ¬Ã‚Â ÃƒÆ’Ã‚Â¢ÃƒÂ¢Ã¢â‚¬Å¡Ã‚Â¬ÃƒÂ¢Ã¢â‚¬Å¾Ã‚Â¢ÃƒÆ’Ã†â€™Ãƒâ€ Ã¢â‚¬â„¢ÃƒÆ’Ã‚Â¢ÃƒÂ¢Ã¢â‚¬Å¡Ã‚Â¬Ãƒâ€¦Ã‚Â¡ÃƒÆ’Ã†â€™ÃƒÂ¢Ã¢â€šÂ¬Ã…Â¡ÃƒÆ’Ã¢â‚¬Å¡Ãƒâ€šÃ‚Â¢ÃƒÆ’Ã†â€™Ãƒâ€ Ã¢â‚¬â„¢ÃƒÆ’Ã¢â‚¬Â ÃƒÂ¢Ã¢â€šÂ¬Ã¢â€žÂ¢ÃƒÆ’Ã†â€™ÃƒÂ¢Ã¢â€šÂ¬Ã…Â¡ÃƒÆ’Ã¢â‚¬Å¡Ãƒâ€šÃ‚Â¢ÃƒÆ’Ã†â€™Ãƒâ€ Ã¢â‚¬â„¢ÃƒÆ’Ã¢â‚¬Å¡Ãƒâ€šÃ‚Â¢ÃƒÆ’Ã†â€™Ãƒâ€šÃ‚Â¢ÃƒÆ’Ã‚Â¢ÃƒÂ¢Ã¢â‚¬Å¡Ã‚Â¬Ãƒâ€¦Ã‚Â¡ÃƒÆ’Ã¢â‚¬Å¡Ãƒâ€šÃ‚Â¬ÃƒÆ’Ã†â€™ÃƒÂ¢Ã¢â€šÂ¬Ã‚Â¦ÃƒÆ’Ã¢â‚¬Å¡Ãƒâ€šÃ‚Â¡ÃƒÆ’Ã†â€™Ãƒâ€ Ã¢â‚¬â„¢ÃƒÆ’Ã‚Â¢ÃƒÂ¢Ã¢â‚¬Å¡Ã‚Â¬Ãƒâ€¦Ã‚Â¡ÃƒÆ’Ã†â€™ÃƒÂ¢Ã¢â€šÂ¬Ã…Â¡ÃƒÆ’Ã¢â‚¬Å¡Ãƒâ€šÃ‚Â¬ÃƒÆ’Ã†â€™Ãƒâ€ Ã¢â‚¬â„¢ÃƒÆ’Ã¢â‚¬Â ÃƒÂ¢Ã¢â€šÂ¬Ã¢â€žÂ¢ÃƒÆ’Ã†â€™Ãƒâ€šÃ‚Â¢ÃƒÆ’Ã‚Â¢ÃƒÂ¢Ã¢â€šÂ¬Ã…Â¡Ãƒâ€šÃ‚Â¬ÃƒÆ’Ã¢â‚¬Â¦Ãƒâ€šÃ‚Â¡ÃƒÆ’Ã†â€™Ãƒâ€ Ã¢â‚¬â„¢ÃƒÆ’Ã‚Â¢ÃƒÂ¢Ã¢â‚¬Å¡Ã‚Â¬Ãƒâ€¦Ã‚Â¡ÃƒÆ’Ã†â€™ÃƒÂ¢Ã¢â€šÂ¬Ã…Â¡ÃƒÆ’Ã¢â‚¬Å¡Ãƒâ€šÃ‚Â iOS + Android bundles verified</w:t>
       </w:r>
     </w:p>
     <w:p>
@@ -3640,7 +3640,7 @@
           <w:szCs w:val="18"/>
           <w:color w:val="333333"/>
         </w:rPr>
-        <w:t xml:space="preserve">&gt; Build plus the $99/year Apple Developer Program ÃƒÆ’Ã†â€™Ãƒâ€ Ã¢â‚¬â„¢ÃƒÆ’Ã¢â‚¬Â ÃƒÂ¢Ã¢â€šÂ¬Ã¢â€žÂ¢ÃƒÆ’Ã†â€™ÃƒÂ¢Ã¢â€šÂ¬Ã‚Â ÃƒÆ’Ã‚Â¢ÃƒÂ¢Ã¢â‚¬Å¡Ã‚Â¬ÃƒÂ¢Ã¢â‚¬Å¾Ã‚Â¢ÃƒÆ’Ã†â€™Ãƒâ€ Ã¢â‚¬â„¢ÃƒÆ’Ã‚Â¢ÃƒÂ¢Ã¢â‚¬Å¡Ã‚Â¬Ãƒâ€¦Ã‚Â¡ÃƒÆ’Ã†â€™ÃƒÂ¢Ã¢â€šÂ¬Ã…Â¡ÃƒÆ’Ã¢â‚¬Å¡Ãƒâ€šÃ‚Â¢ÃƒÆ’Ã†â€™Ãƒâ€ Ã¢â‚¬â„¢ÃƒÆ’Ã¢â‚¬Â ÃƒÂ¢Ã¢â€šÂ¬Ã¢â€žÂ¢ÃƒÆ’Ã†â€™ÃƒÂ¢Ã¢â€šÂ¬Ã…Â¡ÃƒÆ’Ã¢â‚¬Å¡Ãƒâ€šÃ‚Â¢ÃƒÆ’Ã†â€™Ãƒâ€ Ã¢â‚¬â„¢ÃƒÆ’Ã¢â‚¬Å¡Ãƒâ€šÃ‚Â¢ÃƒÆ’Ã†â€™Ãƒâ€šÃ‚Â¢ÃƒÆ’Ã‚Â¢ÃƒÂ¢Ã¢â‚¬Å¡Ã‚Â¬Ãƒâ€¦Ã‚Â¡ÃƒÆ’Ã¢â‚¬Å¡Ãƒâ€šÃ‚Â¬ÃƒÆ’Ã†â€™ÃƒÂ¢Ã¢â€šÂ¬Ã‚Â¦ÃƒÆ’Ã¢â‚¬Å¡Ãƒâ€šÃ‚Â¡ÃƒÆ’Ã†â€™Ãƒâ€ Ã¢â‚¬â„¢ÃƒÆ’Ã‚Â¢ÃƒÂ¢Ã¢â‚¬Å¡Ã‚Â¬Ãƒâ€¦Ã‚Â¡ÃƒÆ’Ã†â€™ÃƒÂ¢Ã¢â€šÂ¬Ã…Â¡ÃƒÆ’Ã¢â‚¬Å¡Ãƒâ€šÃ‚Â¬ÃƒÆ’Ã†â€™Ãƒâ€ Ã¢â‚¬â„¢ÃƒÆ’Ã¢â‚¬Â ÃƒÂ¢Ã¢â€šÂ¬Ã¢â€žÂ¢ÃƒÆ’Ã†â€™ÃƒÂ¢Ã¢â€šÂ¬Ã…Â¡ÃƒÆ’Ã¢â‚¬Å¡Ãƒâ€šÃ‚Â¢ÃƒÆ’Ã†â€™Ãƒâ€ Ã¢â‚¬â„¢ÃƒÆ’Ã¢â‚¬Å¡Ãƒâ€šÃ‚Â¢ÃƒÆ’Ã†â€™Ãƒâ€šÃ‚Â¢ÃƒÆ’Ã‚Â¢ÃƒÂ¢Ã¢â€šÂ¬Ã…Â¡Ãƒâ€šÃ‚Â¬ÃƒÆ’Ã¢â‚¬Â¦Ãƒâ€šÃ‚Â¡ÃƒÆ’Ã†â€™ÃƒÂ¢Ã¢â€šÂ¬Ã…Â¡ÃƒÆ’Ã¢â‚¬Å¡Ãƒâ€šÃ‚Â¬ÃƒÆ’Ã†â€™Ãƒâ€ Ã¢â‚¬â„¢ÃƒÆ’Ã‚Â¢ÃƒÂ¢Ã¢â‚¬Å¡Ã‚Â¬Ãƒâ€¦Ã‚Â¡ÃƒÆ’Ã†â€™ÃƒÂ¢Ã¢â€šÂ¬Ã…Â¡ÃƒÆ’Ã¢â‚¬Å¡Ãƒâ€šÃ‚Â see below.</w:t>
+        <w:t xml:space="preserve">&gt; Build plus the $99/year Apple Developer Program ÃƒÆ’Ã†â€™Ãƒâ€ Ã¢â‚¬â„¢ÃƒÆ’Ã¢â‚¬Â ÃƒÂ¢Ã¢â€šÂ¬Ã¢â€žÂ¢ÃƒÆ’Ã†â€™ÃƒÂ¢Ã¢â€šÂ¬Ã‚Â ÃƒÆ’Ã‚Â¢ÃƒÂ¢Ã¢â‚¬Å¡Ã‚Â¬ÃƒÂ¢Ã¢â‚¬Å¾Ã‚Â¢ÃƒÆ’Ã†â€™Ãƒâ€ Ã¢â‚¬â„¢ÃƒÆ’Ã‚Â¢ÃƒÂ¢Ã¢â‚¬Å¡Ã‚Â¬Ãƒâ€šÃ‚Â ÃƒÆ’Ã†â€™Ãƒâ€šÃ‚Â¢ÃƒÆ’Ã‚Â¢ÃƒÂ¢Ã¢â€šÂ¬Ã…Â¡Ãƒâ€šÃ‚Â¬ÃƒÆ’Ã‚Â¢ÃƒÂ¢Ã¢â€šÂ¬Ã…Â¾Ãƒâ€šÃ‚Â¢ÃƒÆ’Ã†â€™Ãƒâ€ Ã¢â‚¬â„¢ÃƒÆ’Ã¢â‚¬Â ÃƒÂ¢Ã¢â€šÂ¬Ã¢â€žÂ¢ÃƒÆ’Ã†â€™Ãƒâ€šÃ‚Â¢ÃƒÆ’Ã‚Â¢ÃƒÂ¢Ã¢â€šÂ¬Ã…Â¡Ãƒâ€šÃ‚Â¬ÃƒÆ’Ã¢â‚¬Â¦Ãƒâ€šÃ‚Â¡ÃƒÆ’Ã†â€™Ãƒâ€ Ã¢â‚¬â„¢ÃƒÆ’Ã‚Â¢ÃƒÂ¢Ã¢â‚¬Å¡Ã‚Â¬Ãƒâ€¦Ã‚Â¡ÃƒÆ’Ã†â€™ÃƒÂ¢Ã¢â€šÂ¬Ã…Â¡ÃƒÆ’Ã¢â‚¬Å¡Ãƒâ€šÃ‚Â¢ÃƒÆ’Ã†â€™Ãƒâ€ Ã¢â‚¬â„¢ÃƒÆ’Ã¢â‚¬Â ÃƒÂ¢Ã¢â€šÂ¬Ã¢â€žÂ¢ÃƒÆ’Ã†â€™ÃƒÂ¢Ã¢â€šÂ¬Ã‚Â ÃƒÆ’Ã‚Â¢ÃƒÂ¢Ã¢â‚¬Å¡Ã‚Â¬ÃƒÂ¢Ã¢â‚¬Å¾Ã‚Â¢ÃƒÆ’Ã†â€™Ãƒâ€ Ã¢â‚¬â„¢ÃƒÆ’Ã‚Â¢ÃƒÂ¢Ã¢â‚¬Å¡Ã‚Â¬Ãƒâ€¦Ã‚Â¡ÃƒÆ’Ã†â€™ÃƒÂ¢Ã¢â€šÂ¬Ã…Â¡ÃƒÆ’Ã¢â‚¬Å¡Ãƒâ€šÃ‚Â¢ÃƒÆ’Ã†â€™Ãƒâ€ Ã¢â‚¬â„¢ÃƒÆ’Ã¢â‚¬Â ÃƒÂ¢Ã¢â€šÂ¬Ã¢â€žÂ¢ÃƒÆ’Ã†â€™ÃƒÂ¢Ã¢â€šÂ¬Ã…Â¡ÃƒÆ’Ã¢â‚¬Å¡Ãƒâ€šÃ‚Â¢ÃƒÆ’Ã†â€™Ãƒâ€ Ã¢â‚¬â„¢ÃƒÆ’Ã¢â‚¬Å¡Ãƒâ€šÃ‚Â¢ÃƒÆ’Ã†â€™Ãƒâ€šÃ‚Â¢ÃƒÆ’Ã‚Â¢ÃƒÂ¢Ã¢â€šÂ¬Ã…Â¡Ãƒâ€šÃ‚Â¬ÃƒÆ’Ã¢â‚¬Â¦Ãƒâ€šÃ‚Â¡ÃƒÆ’Ã†â€™ÃƒÂ¢Ã¢â€šÂ¬Ã…Â¡ÃƒÆ’Ã¢â‚¬Å¡Ãƒâ€šÃ‚Â¬ÃƒÆ’Ã†â€™Ãƒâ€ Ã¢â‚¬â„¢ÃƒÆ’Ã‚Â¢ÃƒÂ¢Ã¢â‚¬Å¡Ã‚Â¬Ãƒâ€šÃ‚Â¦ÃƒÆ’Ã†â€™ÃƒÂ¢Ã¢â€šÂ¬Ã…Â¡ÃƒÆ’Ã¢â‚¬Å¡Ãƒâ€šÃ‚Â¡ÃƒÆ’Ã†â€™Ãƒâ€ Ã¢â‚¬â„¢ÃƒÆ’Ã¢â‚¬Â ÃƒÂ¢Ã¢â€šÂ¬Ã¢â€žÂ¢ÃƒÆ’Ã†â€™Ãƒâ€šÃ‚Â¢ÃƒÆ’Ã‚Â¢ÃƒÂ¢Ã¢â€šÂ¬Ã…Â¡Ãƒâ€šÃ‚Â¬ÃƒÆ’Ã¢â‚¬Â¦Ãƒâ€šÃ‚Â¡ÃƒÆ’Ã†â€™Ãƒâ€ Ã¢â‚¬â„¢ÃƒÆ’Ã‚Â¢ÃƒÂ¢Ã¢â‚¬Å¡Ã‚Â¬Ãƒâ€¦Ã‚Â¡ÃƒÆ’Ã†â€™ÃƒÂ¢Ã¢â€šÂ¬Ã…Â¡ÃƒÆ’Ã¢â‚¬Å¡Ãƒâ€šÃ‚Â¬ÃƒÆ’Ã†â€™Ãƒâ€ Ã¢â‚¬â„¢ÃƒÆ’Ã¢â‚¬Â ÃƒÂ¢Ã¢â€šÂ¬Ã¢â€žÂ¢ÃƒÆ’Ã†â€™ÃƒÂ¢Ã¢â€šÂ¬Ã‚Â ÃƒÆ’Ã‚Â¢ÃƒÂ¢Ã¢â‚¬Å¡Ã‚Â¬ÃƒÂ¢Ã¢â‚¬Å¾Ã‚Â¢ÃƒÆ’Ã†â€™Ãƒâ€ Ã¢â‚¬â„¢ÃƒÆ’Ã‚Â¢ÃƒÂ¢Ã¢â‚¬Å¡Ã‚Â¬Ãƒâ€¦Ã‚Â¡ÃƒÆ’Ã†â€™ÃƒÂ¢Ã¢â€šÂ¬Ã…Â¡ÃƒÆ’Ã¢â‚¬Å¡Ãƒâ€šÃ‚Â¢ÃƒÆ’Ã†â€™Ãƒâ€ Ã¢â‚¬â„¢ÃƒÆ’Ã¢â‚¬Â ÃƒÂ¢Ã¢â€šÂ¬Ã¢â€žÂ¢ÃƒÆ’Ã†â€™ÃƒÂ¢Ã¢â€šÂ¬Ã…Â¡ÃƒÆ’Ã¢â‚¬Å¡Ãƒâ€šÃ‚Â¢ÃƒÆ’Ã†â€™Ãƒâ€ Ã¢â‚¬â„¢ÃƒÆ’Ã¢â‚¬Å¡Ãƒâ€šÃ‚Â¢ÃƒÆ’Ã†â€™Ãƒâ€šÃ‚Â¢ÃƒÆ’Ã‚Â¢ÃƒÂ¢Ã¢â‚¬Å¡Ã‚Â¬Ãƒâ€¦Ã‚Â¡ÃƒÆ’Ã¢â‚¬Å¡Ãƒâ€šÃ‚Â¬ÃƒÆ’Ã†â€™ÃƒÂ¢Ã¢â€šÂ¬Ã‚Â¦ÃƒÆ’Ã¢â‚¬Å¡Ãƒâ€šÃ‚Â¡ÃƒÆ’Ã†â€™Ãƒâ€ Ã¢â‚¬â„¢ÃƒÆ’Ã‚Â¢ÃƒÂ¢Ã¢â‚¬Å¡Ã‚Â¬Ãƒâ€¦Ã‚Â¡ÃƒÆ’Ã†â€™ÃƒÂ¢Ã¢â€šÂ¬Ã…Â¡ÃƒÆ’Ã¢â‚¬Å¡Ãƒâ€šÃ‚Â¬ÃƒÆ’Ã†â€™Ãƒâ€ Ã¢â‚¬â„¢ÃƒÆ’Ã¢â‚¬Â ÃƒÂ¢Ã¢â€šÂ¬Ã¢â€žÂ¢ÃƒÆ’Ã†â€™Ãƒâ€šÃ‚Â¢ÃƒÆ’Ã‚Â¢ÃƒÂ¢Ã¢â€šÂ¬Ã…Â¡Ãƒâ€šÃ‚Â¬ÃƒÆ’Ã¢â‚¬Â¦Ãƒâ€šÃ‚Â¡ÃƒÆ’Ã†â€™Ãƒâ€ Ã¢â‚¬â„¢ÃƒÆ’Ã‚Â¢ÃƒÂ¢Ã¢â‚¬Å¡Ã‚Â¬Ãƒâ€¦Ã‚Â¡ÃƒÆ’Ã†â€™ÃƒÂ¢Ã¢â€šÂ¬Ã…Â¡ÃƒÆ’Ã¢â‚¬Å¡Ãƒâ€šÃ‚Â see below.</w:t>
       </w:r>
     </w:p>
     <w:p>
@@ -3876,7 +3876,7 @@
           <w:szCs w:val="18"/>
           <w:color w:val="333333"/>
         </w:rPr>
-        <w:t xml:space="preserve">## 10. Part G ÃƒÆ’Ã†â€™Ãƒâ€ Ã¢â‚¬â„¢ÃƒÆ’Ã¢â‚¬Â ÃƒÂ¢Ã¢â€šÂ¬Ã¢â€žÂ¢ÃƒÆ’Ã†â€™ÃƒÂ¢Ã¢â€šÂ¬Ã‚Â ÃƒÆ’Ã‚Â¢ÃƒÂ¢Ã¢â‚¬Å¡Ã‚Â¬ÃƒÂ¢Ã¢â‚¬Å¾Ã‚Â¢ÃƒÆ’Ã†â€™Ãƒâ€ Ã¢â‚¬â„¢ÃƒÆ’Ã‚Â¢ÃƒÂ¢Ã¢â‚¬Å¡Ã‚Â¬Ãƒâ€¦Ã‚Â¡ÃƒÆ’Ã†â€™ÃƒÂ¢Ã¢â€šÂ¬Ã…Â¡ÃƒÆ’Ã¢â‚¬Å¡Ãƒâ€šÃ‚Â¢ÃƒÆ’Ã†â€™Ãƒâ€ Ã¢â‚¬â„¢ÃƒÆ’Ã¢â‚¬Â ÃƒÂ¢Ã¢â€šÂ¬Ã¢â€žÂ¢ÃƒÆ’Ã†â€™ÃƒÂ¢Ã¢â€šÂ¬Ã…Â¡ÃƒÆ’Ã¢â‚¬Å¡Ãƒâ€šÃ‚Â¢ÃƒÆ’Ã†â€™Ãƒâ€ Ã¢â‚¬â„¢ÃƒÆ’Ã¢â‚¬Å¡Ãƒâ€šÃ‚Â¢ÃƒÆ’Ã†â€™Ãƒâ€šÃ‚Â¢ÃƒÆ’Ã‚Â¢ÃƒÂ¢Ã¢â‚¬Å¡Ã‚Â¬Ãƒâ€¦Ã‚Â¡ÃƒÆ’Ã¢â‚¬Å¡Ãƒâ€šÃ‚Â¬ÃƒÆ’Ã†â€™ÃƒÂ¢Ã¢â€šÂ¬Ã‚Â¦ÃƒÆ’Ã¢â‚¬Å¡Ãƒâ€šÃ‚Â¡ÃƒÆ’Ã†â€™Ãƒâ€ Ã¢â‚¬â„¢ÃƒÆ’Ã‚Â¢ÃƒÂ¢Ã¢â‚¬Å¡Ã‚Â¬Ãƒâ€¦Ã‚Â¡ÃƒÆ’Ã†â€™ÃƒÂ¢Ã¢â€šÂ¬Ã…Â¡ÃƒÆ’Ã¢â‚¬Å¡Ãƒâ€šÃ‚Â¬ÃƒÆ’Ã†â€™Ãƒâ€ Ã¢â‚¬â„¢ÃƒÆ’Ã¢â‚¬Â ÃƒÂ¢Ã¢â€šÂ¬Ã¢â€žÂ¢ÃƒÆ’Ã†â€™ÃƒÂ¢Ã¢â€šÂ¬Ã…Â¡ÃƒÆ’Ã¢â‚¬Å¡Ãƒâ€šÃ‚Â¢ÃƒÆ’Ã†â€™Ãƒâ€ Ã¢â‚¬â„¢ÃƒÆ’Ã¢â‚¬Å¡Ãƒâ€šÃ‚Â¢ÃƒÆ’Ã†â€™Ãƒâ€šÃ‚Â¢ÃƒÆ’Ã‚Â¢ÃƒÂ¢Ã¢â€šÂ¬Ã…Â¡Ãƒâ€šÃ‚Â¬ÃƒÆ’Ã¢â‚¬Â¦Ãƒâ€šÃ‚Â¡ÃƒÆ’Ã†â€™ÃƒÂ¢Ã¢â€šÂ¬Ã…Â¡ÃƒÆ’Ã¢â‚¬Å¡Ãƒâ€šÃ‚Â¬ÃƒÆ’Ã†â€™Ãƒâ€ Ã¢â‚¬â„¢ÃƒÆ’Ã‚Â¢ÃƒÂ¢Ã¢â‚¬Å¡Ã‚Â¬Ãƒâ€¦Ã‚Â¡ÃƒÆ’Ã†â€™ÃƒÂ¢Ã¢â€šÂ¬Ã…Â¡ÃƒÆ’Ã¢â‚¬Å¡Ãƒâ€šÃ‚Â Evaluation and tools</w:t>
+        <w:t xml:space="preserve">## 10. Part G ÃƒÆ’Ã†â€™Ãƒâ€ Ã¢â‚¬â„¢ÃƒÆ’Ã¢â‚¬Â ÃƒÂ¢Ã¢â€šÂ¬Ã¢â€žÂ¢ÃƒÆ’Ã†â€™ÃƒÂ¢Ã¢â€šÂ¬Ã‚Â ÃƒÆ’Ã‚Â¢ÃƒÂ¢Ã¢â‚¬Å¡Ã‚Â¬ÃƒÂ¢Ã¢â‚¬Å¾Ã‚Â¢ÃƒÆ’Ã†â€™Ãƒâ€ Ã¢â‚¬â„¢ÃƒÆ’Ã‚Â¢ÃƒÂ¢Ã¢â‚¬Å¡Ã‚Â¬Ãƒâ€šÃ‚Â ÃƒÆ’Ã†â€™Ãƒâ€šÃ‚Â¢ÃƒÆ’Ã‚Â¢ÃƒÂ¢Ã¢â€šÂ¬Ã…Â¡Ãƒâ€šÃ‚Â¬ÃƒÆ’Ã‚Â¢ÃƒÂ¢Ã¢â€šÂ¬Ã…Â¾Ãƒâ€šÃ‚Â¢ÃƒÆ’Ã†â€™Ãƒâ€ Ã¢â‚¬â„¢ÃƒÆ’Ã¢â‚¬Â ÃƒÂ¢Ã¢â€šÂ¬Ã¢â€žÂ¢ÃƒÆ’Ã†â€™Ãƒâ€šÃ‚Â¢ÃƒÆ’Ã‚Â¢ÃƒÂ¢Ã¢â€šÂ¬Ã…Â¡Ãƒâ€šÃ‚Â¬ÃƒÆ’Ã¢â‚¬Â¦Ãƒâ€šÃ‚Â¡ÃƒÆ’Ã†â€™Ãƒâ€ Ã¢â‚¬â„¢ÃƒÆ’Ã‚Â¢ÃƒÂ¢Ã¢â‚¬Å¡Ã‚Â¬Ãƒâ€¦Ã‚Â¡ÃƒÆ’Ã†â€™ÃƒÂ¢Ã¢â€šÂ¬Ã…Â¡ÃƒÆ’Ã¢â‚¬Å¡Ãƒâ€šÃ‚Â¢ÃƒÆ’Ã†â€™Ãƒâ€ Ã¢â‚¬â„¢ÃƒÆ’Ã¢â‚¬Â ÃƒÂ¢Ã¢â€šÂ¬Ã¢â€žÂ¢ÃƒÆ’Ã†â€™ÃƒÂ¢Ã¢â€šÂ¬Ã‚Â ÃƒÆ’Ã‚Â¢ÃƒÂ¢Ã¢â‚¬Å¡Ã‚Â¬ÃƒÂ¢Ã¢â‚¬Å¾Ã‚Â¢ÃƒÆ’Ã†â€™Ãƒâ€ Ã¢â‚¬â„¢ÃƒÆ’Ã‚Â¢ÃƒÂ¢Ã¢â‚¬Å¡Ã‚Â¬Ãƒâ€¦Ã‚Â¡ÃƒÆ’Ã†â€™ÃƒÂ¢Ã¢â€šÂ¬Ã…Â¡ÃƒÆ’Ã¢â‚¬Å¡Ãƒâ€šÃ‚Â¢ÃƒÆ’Ã†â€™Ãƒâ€ Ã¢â‚¬â„¢ÃƒÆ’Ã¢â‚¬Â ÃƒÂ¢Ã¢â€šÂ¬Ã¢â€žÂ¢ÃƒÆ’Ã†â€™ÃƒÂ¢Ã¢â€šÂ¬Ã…Â¡ÃƒÆ’Ã¢â‚¬Å¡Ãƒâ€šÃ‚Â¢ÃƒÆ’Ã†â€™Ãƒâ€ Ã¢â‚¬â„¢ÃƒÆ’Ã¢â‚¬Å¡Ãƒâ€šÃ‚Â¢ÃƒÆ’Ã†â€™Ãƒâ€šÃ‚Â¢ÃƒÆ’Ã‚Â¢ÃƒÂ¢Ã¢â€šÂ¬Ã…Â¡Ãƒâ€šÃ‚Â¬ÃƒÆ’Ã¢â‚¬Â¦Ãƒâ€šÃ‚Â¡ÃƒÆ’Ã†â€™ÃƒÂ¢Ã¢â€šÂ¬Ã…Â¡ÃƒÆ’Ã¢â‚¬Å¡Ãƒâ€šÃ‚Â¬ÃƒÆ’Ã†â€™Ãƒâ€ Ã¢â‚¬â„¢ÃƒÆ’Ã‚Â¢ÃƒÂ¢Ã¢â‚¬Å¡Ã‚Â¬Ãƒâ€šÃ‚Â¦ÃƒÆ’Ã†â€™ÃƒÂ¢Ã¢â€šÂ¬Ã…Â¡ÃƒÆ’Ã¢â‚¬Å¡Ãƒâ€šÃ‚Â¡ÃƒÆ’Ã†â€™Ãƒâ€ Ã¢â‚¬â„¢ÃƒÆ’Ã¢â‚¬Â ÃƒÂ¢Ã¢â€šÂ¬Ã¢â€žÂ¢ÃƒÆ’Ã†â€™Ãƒâ€šÃ‚Â¢ÃƒÆ’Ã‚Â¢ÃƒÂ¢Ã¢â€šÂ¬Ã…Â¡Ãƒâ€šÃ‚Â¬ÃƒÆ’Ã¢â‚¬Â¦Ãƒâ€šÃ‚Â¡ÃƒÆ’Ã†â€™Ãƒâ€ Ã¢â‚¬â„¢ÃƒÆ’Ã‚Â¢ÃƒÂ¢Ã¢â‚¬Å¡Ã‚Â¬Ãƒâ€¦Ã‚Â¡ÃƒÆ’Ã†â€™ÃƒÂ¢Ã¢â€šÂ¬Ã…Â¡ÃƒÆ’Ã¢â‚¬Å¡Ãƒâ€šÃ‚Â¬ÃƒÆ’Ã†â€™Ãƒâ€ Ã¢â‚¬â„¢ÃƒÆ’Ã¢â‚¬Â ÃƒÂ¢Ã¢â€šÂ¬Ã¢â€žÂ¢ÃƒÆ’Ã†â€™ÃƒÂ¢Ã¢â€šÂ¬Ã‚Â ÃƒÆ’Ã‚Â¢ÃƒÂ¢Ã¢â‚¬Å¡Ã‚Â¬ÃƒÂ¢Ã¢â‚¬Å¾Ã‚Â¢ÃƒÆ’Ã†â€™Ãƒâ€ Ã¢â‚¬â„¢ÃƒÆ’Ã‚Â¢ÃƒÂ¢Ã¢â‚¬Å¡Ã‚Â¬Ãƒâ€¦Ã‚Â¡ÃƒÆ’Ã†â€™ÃƒÂ¢Ã¢â€šÂ¬Ã…Â¡ÃƒÆ’Ã¢â‚¬Å¡Ãƒâ€šÃ‚Â¢ÃƒÆ’Ã†â€™Ãƒâ€ Ã¢â‚¬â„¢ÃƒÆ’Ã¢â‚¬Â ÃƒÂ¢Ã¢â€šÂ¬Ã¢â€žÂ¢ÃƒÆ’Ã†â€™ÃƒÂ¢Ã¢â€šÂ¬Ã…Â¡ÃƒÆ’Ã¢â‚¬Å¡Ãƒâ€šÃ‚Â¢ÃƒÆ’Ã†â€™Ãƒâ€ Ã¢â‚¬â„¢ÃƒÆ’Ã¢â‚¬Å¡Ãƒâ€šÃ‚Â¢ÃƒÆ’Ã†â€™Ãƒâ€šÃ‚Â¢ÃƒÆ’Ã‚Â¢ÃƒÂ¢Ã¢â‚¬Å¡Ã‚Â¬Ãƒâ€¦Ã‚Â¡ÃƒÆ’Ã¢â‚¬Å¡Ãƒâ€šÃ‚Â¬ÃƒÆ’Ã†â€™ÃƒÂ¢Ã¢â€šÂ¬Ã‚Â¦ÃƒÆ’Ã¢â‚¬Å¡Ãƒâ€šÃ‚Â¡ÃƒÆ’Ã†â€™Ãƒâ€ Ã¢â‚¬â„¢ÃƒÆ’Ã‚Â¢ÃƒÂ¢Ã¢â‚¬Å¡Ã‚Â¬Ãƒâ€¦Ã‚Â¡ÃƒÆ’Ã†â€™ÃƒÂ¢Ã¢â€šÂ¬Ã…Â¡ÃƒÆ’Ã¢â‚¬Å¡Ãƒâ€šÃ‚Â¬ÃƒÆ’Ã†â€™Ãƒâ€ Ã¢â‚¬â„¢ÃƒÆ’Ã¢â‚¬Â ÃƒÂ¢Ã¢â€šÂ¬Ã¢â€žÂ¢ÃƒÆ’Ã†â€™Ãƒâ€šÃ‚Â¢ÃƒÆ’Ã‚Â¢ÃƒÂ¢Ã¢â€šÂ¬Ã…Â¡Ãƒâ€šÃ‚Â¬ÃƒÆ’Ã¢â‚¬Â¦Ãƒâ€šÃ‚Â¡ÃƒÆ’Ã†â€™Ãƒâ€ Ã¢â‚¬â„¢ÃƒÆ’Ã‚Â¢ÃƒÂ¢Ã¢â‚¬Å¡Ã‚Â¬Ãƒâ€¦Ã‚Â¡ÃƒÆ’Ã†â€™ÃƒÂ¢Ã¢â€šÂ¬Ã…Â¡ÃƒÆ’Ã¢â‚¬Å¡Ãƒâ€šÃ‚Â Evaluation and tools</w:t>
       </w:r>
     </w:p>
     <w:p>
